--- a/Trust  و چارچوب.docx
+++ b/Trust  و چارچوب.docx
@@ -1,65 +1,53 @@
 
 <file path=word/document.xml><?xml version="1.0" encoding="utf-8"?>
-<w:document xmlns:wpc="http://schemas.microsoft.com/office/word/2010/wordprocessingCanvas" xmlns:cx="http://schemas.microsoft.com/office/drawing/2014/chartex" xmlns:cx1="http://schemas.microsoft.com/office/drawing/2015/9/8/chartex" xmlns:cx2="http://schemas.microsoft.com/office/drawing/2015/10/21/chartex" xmlns:cx3="http://schemas.microsoft.com/office/drawing/2016/5/9/chartex" xmlns:cx4="http://schemas.microsoft.com/office/drawing/2016/5/10/chartex" xmlns:cx5="http://schemas.microsoft.com/office/drawing/2016/5/11/chartex" xmlns:cx6="http://schemas.microsoft.com/office/drawing/2016/5/12/chartex" xmlns:cx7="http://schemas.microsoft.com/office/drawing/2016/5/13/chartex" xmlns:cx8="http://schemas.microsoft.com/office/drawing/2016/5/14/chartex" xmlns:mc="http://schemas.openxmlformats.org/markup-compatibility/2006" xmlns:m="http://schemas.openxmlformats.org/officeDocument/2006/math" xmlns:aink="http://schemas.microsoft.com/office/drawing/2016/ink" xmlns:am3d="http://schemas.microsoft.com/office/drawing/2017/model3d" xmlns:oel="http://schemas.microsoft.com/office/2019/extlst" xmlns:r="http://schemas.openxmlformats.org/officeDocument/2006/relationships" xmlns:wp14="http://schemas.microsoft.com/office/word/2010/wordprocessingDrawing" xmlns:wp="http://schemas.openxmlformats.org/drawingml/2006/wordprocessingDrawing" xmlns:wpg="http://schemas.microsoft.com/office/word/2010/wordprocessingGroup" xmlns:wpi="http://schemas.microsoft.com/office/word/2010/wordprocessingInk" xmlns:wps="http://schemas.microsoft.com/office/word/2010/wordprocessingShape" xmlns:o="urn:schemas-microsoft-com:office:office" xmlns:v="urn:schemas-microsoft-com:vml" xmlns:w10="urn:schemas-microsoft-com:office:word" xmlns:w="http://schemas.openxmlformats.org/wordprocessingml/2006/main" xmlns:w14="http://schemas.microsoft.com/office/word/2010/wordml" xmlns:w15="http://schemas.microsoft.com/office/word/2012/wordml" xmlns:w16cex="http://schemas.microsoft.com/office/word/2018/wordml/cex" xmlns:w16cid="http://schemas.microsoft.com/office/word/2016/wordml/cid" xmlns:w16="http://schemas.microsoft.com/office/word/2018/wordml" xmlns:w16sdtdh="http://schemas.microsoft.com/office/word/2020/wordml/sdtdatahash" xmlns:w16sdtfl="http://schemas.microsoft.com/office/word/2024/wordml/sdtformatlock" xmlns:w16se="http://schemas.microsoft.com/office/word/2015/wordml/symex" xmlns:w16du="http://schemas.microsoft.com/office/word/2023/wordml/word16du" xmlns:wne="http://schemas.microsoft.com/office/word/2006/wordml" mc:Ignorable="w14 w15 w16se w16cid w16 w16cex w16sdtdh w16sdtfl w16du wp14">
+<w:document xmlns:wpc="http://schemas.microsoft.com/office/word/2010/wordprocessingCanvas" xmlns:cx="http://schemas.microsoft.com/office/drawing/2014/chartex" xmlns:cx1="http://schemas.microsoft.com/office/drawing/2015/9/8/chartex" xmlns:cx2="http://schemas.microsoft.com/office/drawing/2015/10/21/chartex" xmlns:cx3="http://schemas.microsoft.com/office/drawing/2016/5/9/chartex" xmlns:cx4="http://schemas.microsoft.com/office/drawing/2016/5/10/chartex" xmlns:cx5="http://schemas.microsoft.com/office/drawing/2016/5/11/chartex" xmlns:cx6="http://schemas.microsoft.com/office/drawing/2016/5/12/chartex" xmlns:cx7="http://schemas.microsoft.com/office/drawing/2016/5/13/chartex" xmlns:cx8="http://schemas.microsoft.com/office/drawing/2016/5/14/chartex" xmlns:mc="http://schemas.openxmlformats.org/markup-compatibility/2006" xmlns:aink="http://schemas.microsoft.com/office/drawing/2016/ink" xmlns:am3d="http://schemas.microsoft.com/office/drawing/2017/model3d" xmlns:o="urn:schemas-microsoft-com:office:office" xmlns:oel="http://schemas.microsoft.com/office/2019/extlst" xmlns:r="http://schemas.openxmlformats.org/officeDocument/2006/relationships" xmlns:m="http://schemas.openxmlformats.org/officeDocument/2006/math" xmlns:v="urn:schemas-microsoft-com:vml" xmlns:wp14="http://schemas.microsoft.com/office/word/2010/wordprocessingDrawing" xmlns:wp="http://schemas.openxmlformats.org/drawingml/2006/wordprocessingDrawing" xmlns:w10="urn:schemas-microsoft-com:office:word" xmlns:w="http://schemas.openxmlformats.org/wordprocessingml/2006/main" xmlns:w14="http://schemas.microsoft.com/office/word/2010/wordml" xmlns:w15="http://schemas.microsoft.com/office/word/2012/wordml" xmlns:w16cex="http://schemas.microsoft.com/office/word/2018/wordml/cex" xmlns:w16cid="http://schemas.microsoft.com/office/word/2016/wordml/cid" xmlns:w16="http://schemas.microsoft.com/office/word/2018/wordml" xmlns:w16du="http://schemas.microsoft.com/office/word/2023/wordml/word16du" xmlns:w16sdtdh="http://schemas.microsoft.com/office/word/2020/wordml/sdtdatahash" xmlns:w16sdtfl="http://schemas.microsoft.com/office/word/2024/wordml/sdtformatlock" xmlns:w16se="http://schemas.microsoft.com/office/word/2015/wordml/symex" xmlns:wpg="http://schemas.microsoft.com/office/word/2010/wordprocessingGroup" xmlns:wpi="http://schemas.microsoft.com/office/word/2010/wordprocessingInk" xmlns:wne="http://schemas.microsoft.com/office/word/2006/wordml" xmlns:wps="http://schemas.microsoft.com/office/word/2010/wordprocessingShape" mc:Ignorable="w14 w15 w16se w16cid w16 w16cex w16sdtdh w16sdtfl w16du wp14">
   <w:body>
     <w:p>
       <w:pPr>
         <w:bidi/>
         <w:ind w:left="360"/>
         <w:rPr>
+          <w:rFonts w:ascii="Vazirmatn" w:hAnsi="Vazirmatn" w:cs="Vazirmatn"/>
+          <w:sz w:val="22"/>
+          <w:szCs w:val="22"/>
+          <w:lang w:bidi="fa-IR"/>
+        </w:rPr>
+      </w:pPr>
+      <w:r>
+        <w:rPr>
           <w:rFonts w:ascii="Vazirmatn" w:hAnsi="Vazirmatn" w:cs="Vazirmatn" w:hint="cs"/>
           <w:sz w:val="22"/>
           <w:szCs w:val="22"/>
           <w:lang w:bidi="fa-IR"/>
         </w:rPr>
-      </w:pPr>
+        <w:t xml:space="preserve">Trust </w:t>
+      </w:r>
       <w:r>
         <w:rPr>
           <w:rFonts w:ascii="Vazirmatn" w:hAnsi="Vazirmatn" w:cs="Vazirmatn" w:hint="cs"/>
           <w:sz w:val="22"/>
           <w:szCs w:val="22"/>
+          <w:rtl/>
+        </w:rPr>
+        <w:t xml:space="preserve"> و چارچوب‌های نوین کنترل دسترسی در </w:t>
+      </w:r>
+      <w:r>
+        <w:rPr>
+          <w:rFonts w:ascii="Vazirmatn" w:hAnsi="Vazirmatn" w:cs="Vazirmatn" w:hint="cs"/>
+          <w:sz w:val="22"/>
+          <w:szCs w:val="22"/>
           <w:lang w:bidi="fa-IR"/>
         </w:rPr>
-        <w:t xml:space="preserve">Trust </w:t>
-      </w:r>
-      <w:r>
-        <w:rPr>
-          <w:rFonts w:ascii="Vazirmatn" w:hAnsi="Vazirmatn" w:cs="Vazirmatn" w:hint="cs"/>
-          <w:sz w:val="22"/>
-          <w:szCs w:val="22"/>
-          <w:rtl/>
-        </w:rPr>
-        <w:t xml:space="preserve"> و چارچوب‌های نوین کنترل دسترسی در </w:t>
-      </w:r>
-      <w:r>
-        <w:rPr>
-          <w:rFonts w:ascii="Vazirmatn" w:hAnsi="Vazirmatn" w:cs="Vazirmatn" w:hint="cs"/>
-          <w:sz w:val="22"/>
-          <w:szCs w:val="22"/>
-          <w:lang w:bidi="fa-IR"/>
-        </w:rPr>
         <w:t>IIoT</w:t>
       </w:r>
     </w:p>
     <w:p>
       <w:pPr>
         <w:bidi/>
-        <w:ind w:left="360"/>
-        <w:rPr>
-          <w:rFonts w:ascii="Vazirmatn" w:hAnsi="Vazirmatn" w:cs="Vazirmatn" w:hint="cs"/>
-          <w:sz w:val="22"/>
-          <w:szCs w:val="22"/>
-          <w:lang w:bidi="fa-IR"/>
-        </w:rPr>
-      </w:pPr>
-    </w:p>
-    <w:p>
-      <w:pPr>
-        <w:bidi/>
         <w:spacing w:before="100" w:beforeAutospacing="1" w:after="100" w:afterAutospacing="1" w:line="240" w:lineRule="auto"/>
         <w:outlineLvl w:val="1"/>
         <w:rPr>
-          <w:rFonts w:ascii="Vazirmatn" w:eastAsia="Times New Roman" w:hAnsi="Vazirmatn" w:cs="Vazirmatn" w:hint="cs"/>
+          <w:rFonts w:ascii="Vazirmatn" w:eastAsia="Times New Roman" w:hAnsi="Vazirmatn" w:cs="Vazirmatn"/>
           <w:b/>
           <w:bCs/>
           <w:kern w:val="0"/>
@@ -80,7 +68,7 @@
           <w:lang w:bidi="fa-IR"/>
           <w14:ligatures w14:val="none"/>
         </w:rPr>
-        <w:t>۴-۱</w:t>
+        <w:t>۴-۲</w:t>
       </w:r>
       <w:r>
         <w:rPr>
@@ -105,550 +93,9 @@
           <w:rtl/>
           <w14:ligatures w14:val="none"/>
         </w:rPr>
-        <w:t>مقدمه</w:t>
-      </w:r>
-    </w:p>
-    <w:p>
-      <w:pPr>
-        <w:bidi/>
-        <w:spacing w:before="100" w:beforeAutospacing="1" w:after="100" w:afterAutospacing="1" w:line="240" w:lineRule="auto"/>
-        <w:rPr>
-          <w:rFonts w:ascii="Vazirmatn" w:eastAsia="Times New Roman" w:hAnsi="Vazirmatn" w:cs="Vazirmatn" w:hint="cs"/>
-          <w:kern w:val="0"/>
-          <w:sz w:val="22"/>
-          <w:szCs w:val="22"/>
-          <w:lang w:bidi="fa-IR"/>
-          <w14:ligatures w14:val="none"/>
-        </w:rPr>
-      </w:pPr>
-      <w:r>
-        <w:rPr>
-          <w:rFonts w:ascii="Vazirmatn" w:eastAsia="Times New Roman" w:hAnsi="Vazirmatn" w:cs="Vazirmatn" w:hint="cs"/>
-          <w:kern w:val="0"/>
-          <w:sz w:val="22"/>
-          <w:szCs w:val="22"/>
-          <w:rtl/>
-          <w14:ligatures w14:val="none"/>
-        </w:rPr>
-        <w:t>همان‌گونه که در بخش‌های پیشین بیان شد، توسعه اینترنت اشیای صنعتی</w:t>
-      </w:r>
-      <w:r>
-        <w:rPr>
-          <w:rFonts w:ascii="Vazirmatn" w:eastAsia="Times New Roman" w:hAnsi="Vazirmatn" w:cs="Vazirmatn" w:hint="cs"/>
-          <w:kern w:val="0"/>
-          <w:sz w:val="22"/>
-          <w:szCs w:val="22"/>
-          <w14:ligatures w14:val="none"/>
-        </w:rPr>
-        <w:t xml:space="preserve"> (IIoT) </w:t>
-      </w:r>
-      <w:r>
-        <w:rPr>
-          <w:rFonts w:ascii="Vazirmatn" w:eastAsia="Times New Roman" w:hAnsi="Vazirmatn" w:cs="Vazirmatn" w:hint="cs"/>
-          <w:kern w:val="0"/>
-          <w:sz w:val="22"/>
-          <w:szCs w:val="22"/>
-          <w:rtl/>
-          <w14:ligatures w14:val="none"/>
-        </w:rPr>
-        <w:t xml:space="preserve">موجب شده است که معماری سامانه‌های صنعتی از شبکه‌هایی با تعداد محدودی تجهیزات و روابط ارتباطی نسبتاً ثابت، به اکوسیستم‌هایی گسترده، توزیع‌شده و ناهمگون تبدیل شوند. در این محیط‌ها، حسگرها، عملگرها، </w:t>
-      </w:r>
-      <w:r>
-        <w:rPr>
-          <w:rFonts w:ascii="Vazirmatn" w:eastAsia="Times New Roman" w:hAnsi="Vazirmatn" w:cs="Vazirmatn" w:hint="cs"/>
-          <w:kern w:val="0"/>
-          <w:sz w:val="22"/>
-          <w:szCs w:val="22"/>
-          <w14:ligatures w14:val="none"/>
-        </w:rPr>
-        <w:t>PLC</w:t>
-      </w:r>
-      <w:r>
-        <w:rPr>
-          <w:rFonts w:ascii="Vazirmatn" w:eastAsia="Times New Roman" w:hAnsi="Vazirmatn" w:cs="Vazirmatn" w:hint="cs"/>
-          <w:kern w:val="0"/>
-          <w:sz w:val="22"/>
-          <w:szCs w:val="22"/>
-          <w:rtl/>
-          <w14:ligatures w14:val="none"/>
-        </w:rPr>
-        <w:t xml:space="preserve">ها، </w:t>
-      </w:r>
-      <w:r>
-        <w:rPr>
-          <w:rFonts w:ascii="Vazirmatn" w:eastAsia="Times New Roman" w:hAnsi="Vazirmatn" w:cs="Vazirmatn" w:hint="cs"/>
-          <w:kern w:val="0"/>
-          <w:sz w:val="22"/>
-          <w:szCs w:val="22"/>
-          <w14:ligatures w14:val="none"/>
-        </w:rPr>
-        <w:t>RTU</w:t>
-      </w:r>
-      <w:r>
-        <w:rPr>
-          <w:rFonts w:ascii="Vazirmatn" w:eastAsia="Times New Roman" w:hAnsi="Vazirmatn" w:cs="Vazirmatn" w:hint="cs"/>
-          <w:kern w:val="0"/>
-          <w:sz w:val="22"/>
-          <w:szCs w:val="22"/>
-          <w:rtl/>
-          <w14:ligatures w14:val="none"/>
-        </w:rPr>
-        <w:t xml:space="preserve">ها، </w:t>
-      </w:r>
-      <w:r>
-        <w:rPr>
-          <w:rFonts w:ascii="Vazirmatn" w:eastAsia="Times New Roman" w:hAnsi="Vazirmatn" w:cs="Vazirmatn" w:hint="cs"/>
-          <w:kern w:val="0"/>
-          <w:sz w:val="22"/>
-          <w:szCs w:val="22"/>
-          <w14:ligatures w14:val="none"/>
-        </w:rPr>
-        <w:t>Gateway</w:t>
-      </w:r>
-      <w:r>
-        <w:rPr>
-          <w:rFonts w:ascii="Vazirmatn" w:eastAsia="Times New Roman" w:hAnsi="Vazirmatn" w:cs="Vazirmatn" w:hint="cs"/>
-          <w:kern w:val="0"/>
-          <w:sz w:val="22"/>
-          <w:szCs w:val="22"/>
-          <w:rtl/>
-          <w14:ligatures w14:val="none"/>
-        </w:rPr>
-        <w:t>ها، سرورهای</w:t>
-      </w:r>
-      <w:r>
-        <w:rPr>
-          <w:rFonts w:ascii="Vazirmatn" w:eastAsia="Times New Roman" w:hAnsi="Vazirmatn" w:cs="Vazirmatn" w:hint="cs"/>
-          <w:kern w:val="0"/>
-          <w:sz w:val="22"/>
-          <w:szCs w:val="22"/>
-          <w14:ligatures w14:val="none"/>
-        </w:rPr>
-        <w:t xml:space="preserve"> Edge</w:t>
-      </w:r>
-      <w:r>
-        <w:rPr>
-          <w:rFonts w:ascii="Vazirmatn" w:eastAsia="Times New Roman" w:hAnsi="Vazirmatn" w:cs="Vazirmatn" w:hint="cs"/>
-          <w:kern w:val="0"/>
-          <w:sz w:val="22"/>
-          <w:szCs w:val="22"/>
-          <w:rtl/>
-          <w14:ligatures w14:val="none"/>
-        </w:rPr>
-        <w:t>، سامانه‌های</w:t>
-      </w:r>
-      <w:r>
-        <w:rPr>
-          <w:rFonts w:ascii="Vazirmatn" w:eastAsia="Times New Roman" w:hAnsi="Vazirmatn" w:cs="Vazirmatn" w:hint="cs"/>
-          <w:kern w:val="0"/>
-          <w:sz w:val="22"/>
-          <w:szCs w:val="22"/>
-          <w14:ligatures w14:val="none"/>
-        </w:rPr>
-        <w:t xml:space="preserve"> SCADA </w:t>
-      </w:r>
-      <w:r>
-        <w:rPr>
-          <w:rFonts w:ascii="Vazirmatn" w:eastAsia="Times New Roman" w:hAnsi="Vazirmatn" w:cs="Vazirmatn" w:hint="cs"/>
-          <w:kern w:val="0"/>
-          <w:sz w:val="22"/>
-          <w:szCs w:val="22"/>
-          <w:rtl/>
-          <w14:ligatures w14:val="none"/>
-        </w:rPr>
-        <w:t>و</w:t>
-      </w:r>
-      <w:r>
-        <w:rPr>
-          <w:rFonts w:ascii="Vazirmatn" w:eastAsia="Times New Roman" w:hAnsi="Vazirmatn" w:cs="Vazirmatn" w:hint="cs"/>
-          <w:kern w:val="0"/>
-          <w:sz w:val="22"/>
-          <w:szCs w:val="22"/>
-          <w14:ligatures w14:val="none"/>
-        </w:rPr>
-        <w:t xml:space="preserve"> DCS</w:t>
-      </w:r>
-      <w:r>
-        <w:rPr>
-          <w:rFonts w:ascii="Vazirmatn" w:eastAsia="Times New Roman" w:hAnsi="Vazirmatn" w:cs="Vazirmatn" w:hint="cs"/>
-          <w:kern w:val="0"/>
-          <w:sz w:val="22"/>
-          <w:szCs w:val="22"/>
-          <w:rtl/>
-          <w14:ligatures w14:val="none"/>
-        </w:rPr>
-        <w:t xml:space="preserve">، سرویس‌های ابری، </w:t>
-      </w:r>
-      <w:r>
-        <w:rPr>
-          <w:rFonts w:ascii="Vazirmatn" w:eastAsia="Times New Roman" w:hAnsi="Vazirmatn" w:cs="Vazirmatn" w:hint="cs"/>
-          <w:kern w:val="0"/>
-          <w:sz w:val="22"/>
-          <w:szCs w:val="22"/>
-          <w14:ligatures w14:val="none"/>
-        </w:rPr>
-        <w:t>API</w:t>
-      </w:r>
-      <w:r>
-        <w:rPr>
-          <w:rFonts w:ascii="Vazirmatn" w:eastAsia="Times New Roman" w:hAnsi="Vazirmatn" w:cs="Vazirmatn" w:hint="cs"/>
-          <w:kern w:val="0"/>
-          <w:sz w:val="22"/>
-          <w:szCs w:val="22"/>
-          <w:rtl/>
-          <w14:ligatures w14:val="none"/>
-        </w:rPr>
-        <w:t xml:space="preserve">ها، </w:t>
-      </w:r>
-      <w:r>
-        <w:rPr>
-          <w:rFonts w:ascii="Vazirmatn" w:eastAsia="Times New Roman" w:hAnsi="Vazirmatn" w:cs="Vazirmatn" w:hint="cs"/>
-          <w:kern w:val="0"/>
-          <w:sz w:val="22"/>
-          <w:szCs w:val="22"/>
-          <w14:ligatures w14:val="none"/>
-        </w:rPr>
-        <w:t>Broker</w:t>
-      </w:r>
-      <w:r>
-        <w:rPr>
-          <w:rFonts w:ascii="Vazirmatn" w:eastAsia="Times New Roman" w:hAnsi="Vazirmatn" w:cs="Vazirmatn" w:hint="cs"/>
-          <w:kern w:val="0"/>
-          <w:sz w:val="22"/>
-          <w:szCs w:val="22"/>
-          <w:rtl/>
-          <w14:ligatures w14:val="none"/>
-        </w:rPr>
-        <w:t>های پیام و اپلیکیشن‌های مدیریتی می‌توانند به‌صورت هم‌زمان با یکدیگر تعامل داشته باشند. بنابراین، مسئله امنیت دیگر صرفاً به این پرسش محدود نمی‌شود که «آیا این موجودیت احراز هویت شده است؟»، بلکه باید مشخص شود که یک موجودیت احراز هویت‌شده، در چه شرایطی، برای چه منبعی، در چه زمانی و برای انجام چه عملیاتی قابل اعتماد و مجاز است. این تغییر دیدگاه، مفهوم</w:t>
-      </w:r>
-      <w:r>
-        <w:rPr>
-          <w:rFonts w:ascii="Vazirmatn" w:eastAsia="Times New Roman" w:hAnsi="Vazirmatn" w:cs="Vazirmatn" w:hint="cs"/>
-          <w:kern w:val="0"/>
-          <w:sz w:val="22"/>
-          <w:szCs w:val="22"/>
-          <w14:ligatures w14:val="none"/>
-        </w:rPr>
-        <w:t xml:space="preserve"> Trust </w:t>
-      </w:r>
-      <w:r>
-        <w:rPr>
-          <w:rFonts w:ascii="Vazirmatn" w:eastAsia="Times New Roman" w:hAnsi="Vazirmatn" w:cs="Vazirmatn" w:hint="cs"/>
-          <w:kern w:val="0"/>
-          <w:sz w:val="22"/>
-          <w:szCs w:val="22"/>
-          <w:rtl/>
-          <w14:ligatures w14:val="none"/>
-        </w:rPr>
-        <w:t>را به یکی از مؤلفه‌های مهم معماری کنترل دسترسی در</w:t>
-      </w:r>
-      <w:r>
-        <w:rPr>
-          <w:rFonts w:ascii="Vazirmatn" w:eastAsia="Times New Roman" w:hAnsi="Vazirmatn" w:cs="Vazirmatn" w:hint="cs"/>
-          <w:kern w:val="0"/>
-          <w:sz w:val="22"/>
-          <w:szCs w:val="22"/>
-          <w14:ligatures w14:val="none"/>
-        </w:rPr>
-        <w:t xml:space="preserve"> IIoT </w:t>
-      </w:r>
-      <w:r>
-        <w:rPr>
-          <w:rFonts w:ascii="Vazirmatn" w:eastAsia="Times New Roman" w:hAnsi="Vazirmatn" w:cs="Vazirmatn" w:hint="cs"/>
-          <w:kern w:val="0"/>
-          <w:sz w:val="22"/>
-          <w:szCs w:val="22"/>
-          <w:rtl/>
-          <w14:ligatures w14:val="none"/>
-        </w:rPr>
-        <w:t>تبدیل می‌کند</w:t>
-      </w:r>
-      <w:r>
-        <w:rPr>
-          <w:rFonts w:ascii="Vazirmatn" w:eastAsia="Times New Roman" w:hAnsi="Vazirmatn" w:cs="Vazirmatn" w:hint="cs"/>
-          <w:kern w:val="0"/>
-          <w:sz w:val="22"/>
-          <w:szCs w:val="22"/>
-          <w14:ligatures w14:val="none"/>
-        </w:rPr>
-        <w:t>.</w:t>
-      </w:r>
-    </w:p>
-    <w:p>
-      <w:pPr>
-        <w:bidi/>
-        <w:spacing w:before="100" w:beforeAutospacing="1" w:after="100" w:afterAutospacing="1" w:line="240" w:lineRule="auto"/>
-        <w:rPr>
-          <w:rFonts w:ascii="Vazirmatn" w:eastAsia="Times New Roman" w:hAnsi="Vazirmatn" w:cs="Vazirmatn" w:hint="cs"/>
-          <w:kern w:val="0"/>
-          <w:sz w:val="22"/>
-          <w:szCs w:val="22"/>
-          <w14:ligatures w14:val="none"/>
-        </w:rPr>
-      </w:pPr>
-      <w:r>
-        <w:rPr>
-          <w:rFonts w:ascii="Vazirmatn" w:eastAsia="Times New Roman" w:hAnsi="Vazirmatn" w:cs="Vazirmatn" w:hint="cs"/>
-          <w:kern w:val="0"/>
-          <w:sz w:val="22"/>
-          <w:szCs w:val="22"/>
-          <w:rtl/>
-          <w14:ligatures w14:val="none"/>
-        </w:rPr>
-        <w:t>در یک محیط صنعتی، احراز هویت و اعتماد دو مفهوم یکسان نیستند. احراز هویت مشخص می‌کند که یک کاربر، دستگاه یا سرویس ادعا می‌کند چه کسی است و آیا این ادعا قابل تأیید است یا خیر؛ اما</w:t>
-      </w:r>
-      <w:r>
-        <w:rPr>
-          <w:rFonts w:ascii="Vazirmatn" w:eastAsia="Times New Roman" w:hAnsi="Vazirmatn" w:cs="Vazirmatn" w:hint="cs"/>
-          <w:kern w:val="0"/>
-          <w:sz w:val="22"/>
-          <w:szCs w:val="22"/>
-          <w14:ligatures w14:val="none"/>
-        </w:rPr>
-        <w:t xml:space="preserve"> Trust </w:t>
-      </w:r>
-      <w:r>
-        <w:rPr>
-          <w:rFonts w:ascii="Vazirmatn" w:eastAsia="Times New Roman" w:hAnsi="Vazirmatn" w:cs="Vazirmatn" w:hint="cs"/>
-          <w:kern w:val="0"/>
-          <w:sz w:val="22"/>
-          <w:szCs w:val="22"/>
-          <w:rtl/>
-          <w14:ligatures w14:val="none"/>
-        </w:rPr>
-        <w:t>به این مسئله مربوط می‌شود که تا چه اندازه می‌توان به رفتار، وضعیت و تعامل آن موجودیت برای یک تصمیم مشخص اتکا کرد. برای مثال، ممکن است یک</w:t>
-      </w:r>
-      <w:r>
-        <w:rPr>
-          <w:rFonts w:ascii="Vazirmatn" w:eastAsia="Times New Roman" w:hAnsi="Vazirmatn" w:cs="Vazirmatn" w:hint="cs"/>
-          <w:kern w:val="0"/>
-          <w:sz w:val="22"/>
-          <w:szCs w:val="22"/>
-          <w14:ligatures w14:val="none"/>
-        </w:rPr>
-        <w:t xml:space="preserve"> PLC </w:t>
-      </w:r>
-      <w:r>
-        <w:rPr>
-          <w:rFonts w:ascii="Vazirmatn" w:eastAsia="Times New Roman" w:hAnsi="Vazirmatn" w:cs="Vazirmatn" w:hint="cs"/>
-          <w:kern w:val="0"/>
-          <w:sz w:val="22"/>
-          <w:szCs w:val="22"/>
-          <w:rtl/>
-          <w14:ligatures w14:val="none"/>
-        </w:rPr>
-        <w:t>کاملاً معتبر و دارای گواهی دیجیتال باشد، اما اگر رفتار آن در یک بازه زمانی به‌طور محسوسی از الگوی معمول خود فاصله بگیرد، معماری امنیتی نباید الزاماً همان سطح دسترسی قبلی را بدون بررسی مجدد برای آن حفظ کند</w:t>
-      </w:r>
-      <w:r>
-        <w:rPr>
-          <w:rFonts w:ascii="Vazirmatn" w:eastAsia="Times New Roman" w:hAnsi="Vazirmatn" w:cs="Vazirmatn" w:hint="cs"/>
-          <w:kern w:val="0"/>
-          <w:sz w:val="22"/>
-          <w:szCs w:val="22"/>
-          <w14:ligatures w14:val="none"/>
-        </w:rPr>
-        <w:t>.</w:t>
-      </w:r>
-    </w:p>
-    <w:p>
-      <w:pPr>
-        <w:bidi/>
-        <w:spacing w:before="100" w:beforeAutospacing="1" w:after="100" w:afterAutospacing="1" w:line="240" w:lineRule="auto"/>
-        <w:rPr>
-          <w:rFonts w:ascii="Vazirmatn" w:eastAsia="Times New Roman" w:hAnsi="Vazirmatn" w:cs="Vazirmatn" w:hint="cs"/>
-          <w:kern w:val="0"/>
-          <w:sz w:val="22"/>
-          <w:szCs w:val="22"/>
-          <w14:ligatures w14:val="none"/>
-        </w:rPr>
-      </w:pPr>
-      <w:r>
-        <w:rPr>
-          <w:rFonts w:ascii="Vazirmatn" w:eastAsia="Times New Roman" w:hAnsi="Vazirmatn" w:cs="Vazirmatn" w:hint="cs"/>
-          <w:kern w:val="0"/>
-          <w:sz w:val="22"/>
-          <w:szCs w:val="22"/>
-          <w:rtl/>
-          <w14:ligatures w14:val="none"/>
-        </w:rPr>
-        <w:t xml:space="preserve">از این منظر، </w:t>
-      </w:r>
-      <w:r>
-        <w:rPr>
-          <w:rFonts w:ascii="Vazirmatn" w:eastAsia="Times New Roman" w:hAnsi="Vazirmatn" w:cs="Vazirmatn" w:hint="cs"/>
-          <w:kern w:val="0"/>
-          <w:sz w:val="22"/>
-          <w:szCs w:val="22"/>
-          <w14:ligatures w14:val="none"/>
-        </w:rPr>
-        <w:t xml:space="preserve">Trust </w:t>
-      </w:r>
-      <w:r>
-        <w:rPr>
-          <w:rFonts w:ascii="Vazirmatn" w:eastAsia="Times New Roman" w:hAnsi="Vazirmatn" w:cs="Vazirmatn" w:hint="cs"/>
-          <w:kern w:val="0"/>
-          <w:sz w:val="22"/>
-          <w:szCs w:val="22"/>
-          <w:rtl/>
-          <w14:ligatures w14:val="none"/>
-        </w:rPr>
-        <w:t>را می‌توان یک لایه تکمیلی بر روی مدل‌های سنتی کنترل دسترسی در نظر گرفت. در کنترل دسترسی ایستا، مجوزها معمولاً بر اساس هویت، نقش یا ویژگی‌هایی که از قبل تعریف شده‌اند تعیین می‌شوند. در مقابل، کنترل دسترسی مبتنی بر</w:t>
-      </w:r>
-      <w:r>
-        <w:rPr>
-          <w:rFonts w:ascii="Vazirmatn" w:eastAsia="Times New Roman" w:hAnsi="Vazirmatn" w:cs="Vazirmatn" w:hint="cs"/>
-          <w:kern w:val="0"/>
-          <w:sz w:val="22"/>
-          <w:szCs w:val="22"/>
-          <w14:ligatures w14:val="none"/>
-        </w:rPr>
-        <w:t xml:space="preserve"> Trust </w:t>
-      </w:r>
-      <w:r>
-        <w:rPr>
-          <w:rFonts w:ascii="Vazirmatn" w:eastAsia="Times New Roman" w:hAnsi="Vazirmatn" w:cs="Vazirmatn" w:hint="cs"/>
-          <w:kern w:val="0"/>
-          <w:sz w:val="22"/>
-          <w:szCs w:val="22"/>
-          <w:rtl/>
-          <w14:ligatures w14:val="none"/>
-        </w:rPr>
-        <w:t>تلاش می‌کند وضعیت و شواهد جاری موجودیت را نیز در تصمیم‌گیری وارد کند. این موضوع به‌خصوص در محیط‌های</w:t>
-      </w:r>
-      <w:r>
-        <w:rPr>
-          <w:rFonts w:ascii="Vazirmatn" w:eastAsia="Times New Roman" w:hAnsi="Vazirmatn" w:cs="Vazirmatn" w:hint="cs"/>
-          <w:kern w:val="0"/>
-          <w:sz w:val="22"/>
-          <w:szCs w:val="22"/>
-          <w14:ligatures w14:val="none"/>
-        </w:rPr>
-        <w:t xml:space="preserve"> IIoT </w:t>
-      </w:r>
-      <w:r>
-        <w:rPr>
-          <w:rFonts w:ascii="Vazirmatn" w:eastAsia="Times New Roman" w:hAnsi="Vazirmatn" w:cs="Vazirmatn" w:hint="cs"/>
-          <w:kern w:val="0"/>
-          <w:sz w:val="22"/>
-          <w:szCs w:val="22"/>
-          <w:rtl/>
-          <w14:ligatures w14:val="none"/>
-        </w:rPr>
-        <w:t>که رفتار تجهیزات، شرایط شبکه و وضعیت عملیاتی می‌توانند در طول زمان تغییر کنند، اهمیت بیشتری پیدا می‌کند. در واقع، در یک معماری صنعتی پویا، «مجاز بودن» لزوماً یک ویژگی ثابت نیست، بلکه می‌تواند تابعی از شرایط جاری سیستم باشد</w:t>
-      </w:r>
-      <w:r>
-        <w:rPr>
-          <w:rFonts w:ascii="Vazirmatn" w:eastAsia="Times New Roman" w:hAnsi="Vazirmatn" w:cs="Vazirmatn" w:hint="cs"/>
-          <w:kern w:val="0"/>
-          <w:sz w:val="22"/>
-          <w:szCs w:val="22"/>
-          <w14:ligatures w14:val="none"/>
-        </w:rPr>
-        <w:t>.</w:t>
-      </w:r>
-    </w:p>
-    <w:p>
-      <w:pPr>
-        <w:bidi/>
-        <w:spacing w:after="0" w:line="240" w:lineRule="auto"/>
-        <w:rPr>
-          <w:rFonts w:ascii="Vazirmatn" w:eastAsia="Times New Roman" w:hAnsi="Vazirmatn" w:cs="Vazirmatn" w:hint="cs"/>
-          <w:kern w:val="0"/>
-          <w:sz w:val="22"/>
-          <w:szCs w:val="22"/>
-          <w14:ligatures w14:val="none"/>
-        </w:rPr>
-      </w:pPr>
-      <w:r>
-        <w:rPr>
-          <w:rFonts w:ascii="Vazirmatn" w:eastAsia="Times New Roman" w:hAnsi="Vazirmatn" w:cs="Vazirmatn"/>
-          <w:noProof/>
-          <w:kern w:val="0"/>
-          <w:sz w:val="22"/>
-          <w:szCs w:val="22"/>
-        </w:rPr>
-        <w:pict w14:anchorId="314A5C38">
-          <v:rect id="_x0000_i1031" alt="" style="width:468pt;height:.05pt;mso-width-percent:0;mso-height-percent:0;mso-width-percent:0;mso-height-percent:0" o:hralign="center" o:hrstd="t" o:hr="t" fillcolor="#a0a0a0" stroked="f"/>
-        </w:pict>
-      </w:r>
-    </w:p>
-    <w:p>
-      <w:pPr>
-        <w:bidi/>
-        <w:ind w:left="360"/>
-        <w:rPr>
-          <w:rFonts w:ascii="Vazirmatn" w:hAnsi="Vazirmatn" w:cs="Vazirmatn" w:hint="cs"/>
-          <w:sz w:val="22"/>
-          <w:szCs w:val="22"/>
-          <w:lang w:bidi="fa-IR"/>
-        </w:rPr>
-      </w:pPr>
-    </w:p>
-    <w:p>
-      <w:pPr>
-        <w:bidi/>
-        <w:ind w:left="360"/>
-        <w:rPr>
-          <w:rFonts w:ascii="Vazirmatn" w:hAnsi="Vazirmatn" w:cs="Vazirmatn" w:hint="cs"/>
-          <w:sz w:val="22"/>
-          <w:szCs w:val="22"/>
-          <w:lang w:bidi="fa-IR"/>
-        </w:rPr>
-      </w:pPr>
-    </w:p>
-    <w:p>
-      <w:pPr>
-        <w:bidi/>
-        <w:ind w:left="360"/>
-        <w:rPr>
-          <w:rFonts w:ascii="Vazirmatn" w:hAnsi="Vazirmatn" w:cs="Vazirmatn" w:hint="cs"/>
-          <w:sz w:val="22"/>
-          <w:szCs w:val="22"/>
-          <w:lang w:bidi="fa-IR"/>
-        </w:rPr>
-      </w:pPr>
-    </w:p>
-    <w:p>
-      <w:pPr>
-        <w:bidi/>
-        <w:ind w:left="360"/>
-        <w:rPr>
-          <w:rFonts w:ascii="Vazirmatn" w:hAnsi="Vazirmatn" w:cs="Vazirmatn" w:hint="cs"/>
-          <w:sz w:val="22"/>
-          <w:szCs w:val="22"/>
-          <w:lang w:bidi="fa-IR"/>
-        </w:rPr>
-      </w:pPr>
-    </w:p>
-    <w:p>
-      <w:pPr>
-        <w:bidi/>
-        <w:ind w:left="360"/>
-        <w:rPr>
-          <w:rFonts w:ascii="Vazirmatn" w:hAnsi="Vazirmatn" w:cs="Vazirmatn" w:hint="cs"/>
-          <w:sz w:val="22"/>
-          <w:szCs w:val="22"/>
-          <w:lang w:bidi="fa-IR"/>
-        </w:rPr>
-      </w:pPr>
-    </w:p>
-    <w:p>
-      <w:pPr>
-        <w:bidi/>
-        <w:ind w:left="360"/>
-        <w:rPr>
-          <w:rFonts w:ascii="Vazirmatn" w:hAnsi="Vazirmatn" w:cs="Vazirmatn" w:hint="cs"/>
-          <w:sz w:val="22"/>
-          <w:szCs w:val="22"/>
-          <w:lang w:bidi="fa-IR"/>
-        </w:rPr>
-      </w:pPr>
-    </w:p>
-    <w:p>
-      <w:pPr>
-        <w:bidi/>
-        <w:spacing w:before="100" w:beforeAutospacing="1" w:after="100" w:afterAutospacing="1" w:line="240" w:lineRule="auto"/>
-        <w:outlineLvl w:val="1"/>
+        <w:t>مفهوم</w:t>
+      </w:r>
+      <w:r>
         <w:rPr>
           <w:rFonts w:ascii="Vazirmatn" w:eastAsia="Times New Roman" w:hAnsi="Vazirmatn" w:cs="Vazirmatn" w:hint="cs"/>
           <w:b/>
@@ -658,7 +105,8 @@
           <w:szCs w:val="22"/>
           <w14:ligatures w14:val="none"/>
         </w:rPr>
-      </w:pPr>
+        <w:t xml:space="preserve"> Trust </w:t>
+      </w:r>
       <w:r>
         <w:rPr>
           <w:rFonts w:ascii="Vazirmatn" w:eastAsia="Times New Roman" w:hAnsi="Vazirmatn" w:cs="Vazirmatn" w:hint="cs"/>
@@ -668,10 +116,9 @@
           <w:sz w:val="22"/>
           <w:szCs w:val="22"/>
           <w:rtl/>
-          <w:lang w:bidi="fa-IR"/>
-          <w14:ligatures w14:val="none"/>
-        </w:rPr>
-        <w:t>۴-۲</w:t>
+          <w14:ligatures w14:val="none"/>
+        </w:rPr>
+        <w:t>در محیط‌های</w:t>
       </w:r>
       <w:r>
         <w:rPr>
@@ -683,21 +130,834 @@
           <w:szCs w:val="22"/>
           <w14:ligatures w14:val="none"/>
         </w:rPr>
-        <w:t xml:space="preserve">. </w:t>
-      </w:r>
-      <w:r>
-        <w:rPr>
-          <w:rFonts w:ascii="Vazirmatn" w:eastAsia="Times New Roman" w:hAnsi="Vazirmatn" w:cs="Vazirmatn" w:hint="cs"/>
+        <w:t xml:space="preserve"> IIoT</w:t>
+      </w:r>
+    </w:p>
+    <w:p>
+      <w:pPr>
+        <w:bidi/>
+        <w:spacing w:before="100" w:beforeAutospacing="1" w:after="100" w:afterAutospacing="1" w:line="240" w:lineRule="auto"/>
+        <w:rPr>
+          <w:rFonts w:ascii="Vazirmatn" w:eastAsia="Times New Roman" w:hAnsi="Vazirmatn" w:cs="Vazirmatn"/>
+          <w:kern w:val="0"/>
+          <w:sz w:val="22"/>
+          <w:szCs w:val="22"/>
+          <w14:ligatures w14:val="none"/>
+        </w:rPr>
+      </w:pPr>
+      <w:r>
+        <w:rPr>
+          <w:rFonts w:ascii="Vazirmatn" w:eastAsia="Times New Roman" w:hAnsi="Vazirmatn" w:cs="Vazirmatn" w:hint="cs"/>
+          <w:kern w:val="0"/>
+          <w:sz w:val="22"/>
+          <w:szCs w:val="22"/>
+          <w14:ligatures w14:val="none"/>
+        </w:rPr>
+        <w:t xml:space="preserve">Trust </w:t>
+      </w:r>
+      <w:r>
+        <w:rPr>
+          <w:rFonts w:ascii="Vazirmatn" w:eastAsia="Times New Roman" w:hAnsi="Vazirmatn" w:cs="Vazirmatn" w:hint="cs"/>
+          <w:kern w:val="0"/>
+          <w:sz w:val="22"/>
+          <w:szCs w:val="22"/>
+          <w:rtl/>
+          <w14:ligatures w14:val="none"/>
+        </w:rPr>
+        <w:t>در سامانه‌های</w:t>
+      </w:r>
+      <w:r>
+        <w:rPr>
+          <w:rFonts w:ascii="Vazirmatn" w:eastAsia="Times New Roman" w:hAnsi="Vazirmatn" w:cs="Vazirmatn" w:hint="cs"/>
+          <w:kern w:val="0"/>
+          <w:sz w:val="22"/>
+          <w:szCs w:val="22"/>
+          <w14:ligatures w14:val="none"/>
+        </w:rPr>
+        <w:t xml:space="preserve"> IIoT </w:t>
+      </w:r>
+      <w:r>
+        <w:rPr>
+          <w:rFonts w:ascii="Vazirmatn" w:eastAsia="Times New Roman" w:hAnsi="Vazirmatn" w:cs="Vazirmatn" w:hint="cs"/>
+          <w:kern w:val="0"/>
+          <w:sz w:val="22"/>
+          <w:szCs w:val="22"/>
+          <w:rtl/>
+          <w14:ligatures w14:val="none"/>
+        </w:rPr>
+        <w:t xml:space="preserve">را می‌توان به‌صورت یک ارزیابی از میزان اطمینان به یک موجودیت برای انجام یک تعامل یا عملیات مشخص تعریف کرد. این موجودیت ممکن است یک کاربر انسانی، دستگاه، </w:t>
+      </w:r>
+      <w:r>
+        <w:rPr>
+          <w:rFonts w:ascii="Vazirmatn" w:eastAsia="Times New Roman" w:hAnsi="Vazirmatn" w:cs="Vazirmatn" w:hint="cs"/>
+          <w:kern w:val="0"/>
+          <w:sz w:val="22"/>
+          <w:szCs w:val="22"/>
+          <w14:ligatures w14:val="none"/>
+        </w:rPr>
+        <w:t>Gateway</w:t>
+      </w:r>
+      <w:r>
+        <w:rPr>
+          <w:rFonts w:ascii="Vazirmatn" w:eastAsia="Times New Roman" w:hAnsi="Vazirmatn" w:cs="Vazirmatn" w:hint="cs"/>
+          <w:kern w:val="0"/>
+          <w:sz w:val="22"/>
+          <w:szCs w:val="22"/>
+          <w:rtl/>
+          <w14:ligatures w14:val="none"/>
+        </w:rPr>
+        <w:t>، سرویس نرم‌افزاری، اپلیکیشن یا حتی یک دامنه صنعتی دیگر باشد</w:t>
+      </w:r>
+      <w:r>
+        <w:rPr>
+          <w:rFonts w:ascii="Vazirmatn" w:eastAsia="Times New Roman" w:hAnsi="Vazirmatn" w:cs="Vazirmatn" w:hint="cs"/>
+          <w:kern w:val="0"/>
+          <w:sz w:val="22"/>
+          <w:szCs w:val="22"/>
+          <w14:ligatures w14:val="none"/>
+        </w:rPr>
+        <w:t>.</w:t>
+      </w:r>
+    </w:p>
+    <w:p>
+      <w:pPr>
+        <w:bidi/>
+        <w:spacing w:before="100" w:beforeAutospacing="1" w:after="100" w:afterAutospacing="1" w:line="240" w:lineRule="auto"/>
+        <w:rPr>
+          <w:rFonts w:ascii="Vazirmatn" w:eastAsia="Times New Roman" w:hAnsi="Vazirmatn" w:cs="Vazirmatn"/>
+          <w:kern w:val="0"/>
+          <w:sz w:val="22"/>
+          <w:szCs w:val="22"/>
+          <w14:ligatures w14:val="none"/>
+        </w:rPr>
+      </w:pPr>
+      <w:r>
+        <w:rPr>
+          <w:rFonts w:ascii="Vazirmatn" w:eastAsia="Times New Roman" w:hAnsi="Vazirmatn" w:cs="Vazirmatn" w:hint="cs"/>
+          <w:kern w:val="0"/>
+          <w:sz w:val="22"/>
+          <w:szCs w:val="22"/>
+          <w:rtl/>
+          <w14:ligatures w14:val="none"/>
+        </w:rPr>
+        <w:t>نکته مهم آن است که</w:t>
+      </w:r>
+      <w:r>
+        <w:rPr>
+          <w:rFonts w:ascii="Vazirmatn" w:eastAsia="Times New Roman" w:hAnsi="Vazirmatn" w:cs="Vazirmatn" w:hint="cs"/>
+          <w:kern w:val="0"/>
+          <w:sz w:val="22"/>
+          <w:szCs w:val="22"/>
+          <w14:ligatures w14:val="none"/>
+        </w:rPr>
+        <w:t xml:space="preserve"> Trust </w:t>
+      </w:r>
+      <w:r>
+        <w:rPr>
+          <w:rFonts w:ascii="Vazirmatn" w:eastAsia="Times New Roman" w:hAnsi="Vazirmatn" w:cs="Vazirmatn" w:hint="cs"/>
+          <w:kern w:val="0"/>
+          <w:sz w:val="22"/>
+          <w:szCs w:val="22"/>
+          <w:rtl/>
+          <w14:ligatures w14:val="none"/>
+        </w:rPr>
+        <w:t>یک ویژگی مطلق و مستقل از زمینه نیست. ممکن است یک موجودیت برای یک عملیات قابل اعتماد باشد، اما برای عملیات دیگری شرایط متفاوتی داشته باشد. برای مثال، یک اپراتور ممکن است مجاز به مشاهده وضعیت یک خط تولید باشد، اما مجوز تغییر پارامترهای کنترلی آن را نداشته باشد. همچنین یک</w:t>
+      </w:r>
+      <w:r>
+        <w:rPr>
+          <w:rFonts w:ascii="Vazirmatn" w:eastAsia="Times New Roman" w:hAnsi="Vazirmatn" w:cs="Vazirmatn" w:hint="cs"/>
+          <w:kern w:val="0"/>
+          <w:sz w:val="22"/>
+          <w:szCs w:val="22"/>
+          <w14:ligatures w14:val="none"/>
+        </w:rPr>
+        <w:t xml:space="preserve"> Gateway </w:t>
+      </w:r>
+      <w:r>
+        <w:rPr>
+          <w:rFonts w:ascii="Vazirmatn" w:eastAsia="Times New Roman" w:hAnsi="Vazirmatn" w:cs="Vazirmatn" w:hint="cs"/>
+          <w:kern w:val="0"/>
+          <w:sz w:val="22"/>
+          <w:szCs w:val="22"/>
+          <w:rtl/>
+          <w14:ligatures w14:val="none"/>
+        </w:rPr>
+        <w:t>ممکن است برای انتقال داده‌های حسگر قابل اعتماد باشد، اما برای ارسال فرمان کنترلی حساس نیازمند سطح اعتماد بالاتری باشد</w:t>
+      </w:r>
+      <w:r>
+        <w:rPr>
+          <w:rFonts w:ascii="Vazirmatn" w:eastAsia="Times New Roman" w:hAnsi="Vazirmatn" w:cs="Vazirmatn" w:hint="cs"/>
+          <w:kern w:val="0"/>
+          <w:sz w:val="22"/>
+          <w:szCs w:val="22"/>
+          <w14:ligatures w14:val="none"/>
+        </w:rPr>
+        <w:t>.</w:t>
+      </w:r>
+    </w:p>
+    <w:p>
+      <w:pPr>
+        <w:bidi/>
+        <w:spacing w:before="100" w:beforeAutospacing="1" w:after="100" w:afterAutospacing="1" w:line="240" w:lineRule="auto"/>
+        <w:rPr>
+          <w:rFonts w:ascii="Vazirmatn" w:eastAsia="Times New Roman" w:hAnsi="Vazirmatn" w:cs="Vazirmatn"/>
+          <w:kern w:val="0"/>
+          <w:sz w:val="22"/>
+          <w:szCs w:val="22"/>
+          <w14:ligatures w14:val="none"/>
+        </w:rPr>
+      </w:pPr>
+      <w:r>
+        <w:rPr>
+          <w:rFonts w:ascii="Vazirmatn" w:eastAsia="Times New Roman" w:hAnsi="Vazirmatn" w:cs="Vazirmatn" w:hint="cs"/>
+          <w:kern w:val="0"/>
+          <w:sz w:val="22"/>
+          <w:szCs w:val="22"/>
+          <w:rtl/>
+          <w14:ligatures w14:val="none"/>
+        </w:rPr>
+        <w:t>بنابراین می‌توان</w:t>
+      </w:r>
+      <w:r>
+        <w:rPr>
+          <w:rFonts w:ascii="Vazirmatn" w:eastAsia="Times New Roman" w:hAnsi="Vazirmatn" w:cs="Vazirmatn" w:hint="cs"/>
+          <w:kern w:val="0"/>
+          <w:sz w:val="22"/>
+          <w:szCs w:val="22"/>
+          <w14:ligatures w14:val="none"/>
+        </w:rPr>
+        <w:t xml:space="preserve"> Trust </w:t>
+      </w:r>
+      <w:r>
+        <w:rPr>
+          <w:rFonts w:ascii="Vazirmatn" w:eastAsia="Times New Roman" w:hAnsi="Vazirmatn" w:cs="Vazirmatn" w:hint="cs"/>
+          <w:kern w:val="0"/>
+          <w:sz w:val="22"/>
+          <w:szCs w:val="22"/>
+          <w:rtl/>
+          <w14:ligatures w14:val="none"/>
+        </w:rPr>
+        <w:t>را به‌صورت یک رابطه وابسته به زمینه در نظر گرفت</w:t>
+      </w:r>
+      <w:r>
+        <w:rPr>
+          <w:rFonts w:ascii="Vazirmatn" w:eastAsia="Times New Roman" w:hAnsi="Vazirmatn" w:cs="Vazirmatn" w:hint="cs"/>
+          <w:kern w:val="0"/>
+          <w:sz w:val="22"/>
+          <w:szCs w:val="22"/>
+          <w14:ligatures w14:val="none"/>
+        </w:rPr>
+        <w:t>:</w:t>
+      </w:r>
+    </w:p>
+    <w:p>
+      <w:pPr>
+        <w:spacing w:before="100" w:beforeAutospacing="1" w:after="100" w:afterAutospacing="1" w:line="240" w:lineRule="auto"/>
+        <w:rPr>
+          <w:rFonts w:ascii="Vazirmatn" w:eastAsia="Times New Roman" w:hAnsi="Vazirmatn" w:cs="Vazirmatn"/>
+          <w:kern w:val="0"/>
+          <w:sz w:val="22"/>
+          <w:szCs w:val="22"/>
+          <w14:ligatures w14:val="none"/>
+        </w:rPr>
+      </w:pPr>
+      <w:r>
+        <w:rPr>
+          <w:rFonts w:ascii="Vazirmatn" w:eastAsia="Times New Roman" w:hAnsi="Vazirmatn" w:cs="Vazirmatn" w:hint="cs"/>
+          <w:kern w:val="0"/>
+          <w:sz w:val="22"/>
+          <w:szCs w:val="22"/>
+          <w14:ligatures w14:val="none"/>
+        </w:rPr>
+        <w:br/>
+        <w:t>Trust = f(Identity, Behavior, Context, History, Device\ State, Resource, Time)</w:t>
+      </w:r>
+      <w:r>
+        <w:rPr>
+          <w:rFonts w:ascii="Vazirmatn" w:eastAsia="Times New Roman" w:hAnsi="Vazirmatn" w:cs="Vazirmatn" w:hint="cs"/>
+          <w:kern w:val="0"/>
+          <w:sz w:val="22"/>
+          <w:szCs w:val="22"/>
+          <w14:ligatures w14:val="none"/>
+        </w:rPr>
+        <w:br/>
+      </w:r>
+    </w:p>
+    <w:p>
+      <w:pPr>
+        <w:bidi/>
+        <w:spacing w:before="100" w:beforeAutospacing="1" w:after="100" w:afterAutospacing="1" w:line="240" w:lineRule="auto"/>
+        <w:rPr>
+          <w:rFonts w:ascii="Vazirmatn" w:eastAsia="Times New Roman" w:hAnsi="Vazirmatn" w:cs="Vazirmatn"/>
+          <w:kern w:val="0"/>
+          <w:sz w:val="22"/>
+          <w:szCs w:val="22"/>
+          <w14:ligatures w14:val="none"/>
+        </w:rPr>
+      </w:pPr>
+      <w:r>
+        <w:rPr>
+          <w:rFonts w:ascii="Vazirmatn" w:eastAsia="Times New Roman" w:hAnsi="Vazirmatn" w:cs="Vazirmatn" w:hint="cs"/>
+          <w:kern w:val="0"/>
+          <w:sz w:val="22"/>
+          <w:szCs w:val="22"/>
+          <w:rtl/>
+          <w14:ligatures w14:val="none"/>
+        </w:rPr>
+        <w:t>در این رابطه، هویت موجودیت، رفتار مشاهده‌شده، شرایط محیطی، سابقه تعامل، وضعیت تجهیز، منبع مورد درخواست و زمان، همگی می‌توانند در تعیین میزان اعتماد مؤثر باشند. این دیدگاه با ماهیت</w:t>
+      </w:r>
+      <w:r>
+        <w:rPr>
+          <w:rFonts w:ascii="Vazirmatn" w:eastAsia="Times New Roman" w:hAnsi="Vazirmatn" w:cs="Vazirmatn" w:hint="cs"/>
+          <w:kern w:val="0"/>
+          <w:sz w:val="22"/>
+          <w:szCs w:val="22"/>
+          <w14:ligatures w14:val="none"/>
+        </w:rPr>
+        <w:t xml:space="preserve"> IIoT </w:t>
+      </w:r>
+      <w:r>
+        <w:rPr>
+          <w:rFonts w:ascii="Vazirmatn" w:eastAsia="Times New Roman" w:hAnsi="Vazirmatn" w:cs="Vazirmatn" w:hint="cs"/>
+          <w:kern w:val="0"/>
+          <w:sz w:val="22"/>
+          <w:szCs w:val="22"/>
+          <w:rtl/>
+          <w14:ligatures w14:val="none"/>
+        </w:rPr>
+        <w:t>سازگار است، زیرا در چنین محیطی عوامل مؤثر بر امنیت ثابت نیستند و یک تصمیم دسترسی ممکن است بر اساس اطلاعاتی اتخاذ شود که در لحظه درخواست تغییر کرده‌اند</w:t>
+      </w:r>
+      <w:r>
+        <w:rPr>
+          <w:rFonts w:ascii="Vazirmatn" w:eastAsia="Times New Roman" w:hAnsi="Vazirmatn" w:cs="Vazirmatn" w:hint="cs"/>
+          <w:kern w:val="0"/>
+          <w:sz w:val="22"/>
+          <w:szCs w:val="22"/>
+          <w14:ligatures w14:val="none"/>
+        </w:rPr>
+        <w:t>.</w:t>
+      </w:r>
+    </w:p>
+    <w:p>
+      <w:pPr>
+        <w:bidi/>
+        <w:spacing w:before="100" w:beforeAutospacing="1" w:after="100" w:afterAutospacing="1" w:line="240" w:lineRule="auto"/>
+        <w:rPr>
+          <w:rFonts w:ascii="Vazirmatn" w:eastAsia="Times New Roman" w:hAnsi="Vazirmatn" w:cs="Vazirmatn"/>
+          <w:kern w:val="0"/>
+          <w:sz w:val="22"/>
+          <w:szCs w:val="22"/>
+          <w14:ligatures w14:val="none"/>
+        </w:rPr>
+      </w:pPr>
+      <w:r>
+        <w:rPr>
+          <w:rFonts w:ascii="Vazirmatn" w:eastAsia="Times New Roman" w:hAnsi="Vazirmatn" w:cs="Vazirmatn" w:hint="cs"/>
+          <w:kern w:val="0"/>
+          <w:sz w:val="22"/>
+          <w:szCs w:val="22"/>
+          <w:rtl/>
+          <w14:ligatures w14:val="none"/>
+        </w:rPr>
+        <w:t>برای نمونه، مجموعه شواهد</w:t>
+      </w:r>
+      <w:r>
+        <w:rPr>
+          <w:rFonts w:ascii="Vazirmatn" w:eastAsia="Times New Roman" w:hAnsi="Vazirmatn" w:cs="Vazirmatn" w:hint="cs"/>
+          <w:kern w:val="0"/>
+          <w:sz w:val="22"/>
+          <w:szCs w:val="22"/>
+          <w14:ligatures w14:val="none"/>
+        </w:rPr>
+        <w:t xml:space="preserve"> Trust </w:t>
+      </w:r>
+      <w:r>
+        <w:rPr>
+          <w:rFonts w:ascii="Vazirmatn" w:eastAsia="Times New Roman" w:hAnsi="Vazirmatn" w:cs="Vazirmatn" w:hint="cs"/>
+          <w:kern w:val="0"/>
+          <w:sz w:val="22"/>
+          <w:szCs w:val="22"/>
+          <w:rtl/>
+          <w14:ligatures w14:val="none"/>
+        </w:rPr>
+        <w:t>برای یک</w:t>
+      </w:r>
+      <w:r>
+        <w:rPr>
+          <w:rFonts w:ascii="Vazirmatn" w:eastAsia="Times New Roman" w:hAnsi="Vazirmatn" w:cs="Vazirmatn" w:hint="cs"/>
+          <w:kern w:val="0"/>
+          <w:sz w:val="22"/>
+          <w:szCs w:val="22"/>
+          <w14:ligatures w14:val="none"/>
+        </w:rPr>
+        <w:t xml:space="preserve"> Node </w:t>
+      </w:r>
+      <w:r>
+        <w:rPr>
+          <w:rFonts w:ascii="Vazirmatn" w:eastAsia="Times New Roman" w:hAnsi="Vazirmatn" w:cs="Vazirmatn" w:hint="cs"/>
+          <w:kern w:val="0"/>
+          <w:sz w:val="22"/>
+          <w:szCs w:val="22"/>
+          <w:rtl/>
+          <w14:ligatures w14:val="none"/>
+        </w:rPr>
+        <w:t>صنعتی می‌تواند شامل موارد زیر باشد</w:t>
+      </w:r>
+      <w:r>
+        <w:rPr>
+          <w:rFonts w:ascii="Vazirmatn" w:eastAsia="Times New Roman" w:hAnsi="Vazirmatn" w:cs="Vazirmatn" w:hint="cs"/>
+          <w:kern w:val="0"/>
+          <w:sz w:val="22"/>
+          <w:szCs w:val="22"/>
+          <w14:ligatures w14:val="none"/>
+        </w:rPr>
+        <w:t>:</w:t>
+      </w:r>
+    </w:p>
+    <w:p>
+      <w:pPr>
+        <w:bidi/>
+        <w:spacing w:before="100" w:beforeAutospacing="1" w:after="100" w:afterAutospacing="1" w:line="240" w:lineRule="auto"/>
+        <w:ind w:left="360"/>
+        <w:rPr>
+          <w:rFonts w:ascii="Vazirmatn" w:eastAsia="Times New Roman" w:hAnsi="Vazirmatn" w:cs="Vazirmatn"/>
+          <w:kern w:val="0"/>
+          <w:sz w:val="22"/>
+          <w:szCs w:val="22"/>
+          <w14:ligatures w14:val="none"/>
+        </w:rPr>
+      </w:pPr>
+      <w:r>
+        <w:rPr>
+          <w:rFonts w:ascii="Vazirmatn" w:eastAsia="Times New Roman" w:hAnsi="Vazirmatn" w:cs="Vazirmatn" w:hint="cs"/>
+          <w:kern w:val="0"/>
+          <w:sz w:val="22"/>
+          <w:szCs w:val="22"/>
+          <w:rtl/>
+          <w14:ligatures w14:val="none"/>
+        </w:rPr>
+        <w:t>موفقیت یا شکست‌های مکرر در احراز هویت؛</w:t>
+      </w:r>
+    </w:p>
+    <w:p>
+      <w:pPr>
+        <w:bidi/>
+        <w:spacing w:before="100" w:beforeAutospacing="1" w:after="100" w:afterAutospacing="1" w:line="240" w:lineRule="auto"/>
+        <w:ind w:left="360"/>
+        <w:rPr>
+          <w:rFonts w:ascii="Vazirmatn" w:eastAsia="Times New Roman" w:hAnsi="Vazirmatn" w:cs="Vazirmatn"/>
+          <w:kern w:val="0"/>
+          <w:sz w:val="22"/>
+          <w:szCs w:val="22"/>
+          <w14:ligatures w14:val="none"/>
+        </w:rPr>
+      </w:pPr>
+      <w:r>
+        <w:rPr>
+          <w:rFonts w:ascii="Vazirmatn" w:eastAsia="Times New Roman" w:hAnsi="Vazirmatn" w:cs="Vazirmatn" w:hint="cs"/>
+          <w:kern w:val="0"/>
+          <w:sz w:val="22"/>
+          <w:szCs w:val="22"/>
+          <w:rtl/>
+          <w14:ligatures w14:val="none"/>
+        </w:rPr>
+        <w:t>تغییر غیرعادی در نرخ ارسال پیام؛</w:t>
+      </w:r>
+    </w:p>
+    <w:p>
+      <w:pPr>
+        <w:bidi/>
+        <w:spacing w:before="100" w:beforeAutospacing="1" w:after="100" w:afterAutospacing="1" w:line="240" w:lineRule="auto"/>
+        <w:ind w:left="360"/>
+        <w:rPr>
+          <w:rFonts w:ascii="Vazirmatn" w:eastAsia="Times New Roman" w:hAnsi="Vazirmatn" w:cs="Vazirmatn"/>
+          <w:kern w:val="0"/>
+          <w:sz w:val="22"/>
+          <w:szCs w:val="22"/>
+          <w14:ligatures w14:val="none"/>
+        </w:rPr>
+      </w:pPr>
+      <w:r>
+        <w:rPr>
+          <w:rFonts w:ascii="Vazirmatn" w:eastAsia="Times New Roman" w:hAnsi="Vazirmatn" w:cs="Vazirmatn" w:hint="cs"/>
+          <w:kern w:val="0"/>
+          <w:sz w:val="22"/>
+          <w:szCs w:val="22"/>
+          <w:rtl/>
+          <w14:ligatures w14:val="none"/>
+        </w:rPr>
+        <w:t>انحراف رفتار تجهیز از الگوی تاریخی خود؛</w:t>
+      </w:r>
+    </w:p>
+    <w:p>
+      <w:pPr>
+        <w:bidi/>
+        <w:spacing w:before="100" w:beforeAutospacing="1" w:after="100" w:afterAutospacing="1" w:line="240" w:lineRule="auto"/>
+        <w:ind w:left="360"/>
+        <w:rPr>
+          <w:rFonts w:ascii="Vazirmatn" w:eastAsia="Times New Roman" w:hAnsi="Vazirmatn" w:cs="Vazirmatn"/>
+          <w:kern w:val="0"/>
+          <w:sz w:val="22"/>
+          <w:szCs w:val="22"/>
+          <w14:ligatures w14:val="none"/>
+        </w:rPr>
+      </w:pPr>
+      <w:r>
+        <w:rPr>
+          <w:rFonts w:ascii="Vazirmatn" w:eastAsia="Times New Roman" w:hAnsi="Vazirmatn" w:cs="Vazirmatn" w:hint="cs"/>
+          <w:kern w:val="0"/>
+          <w:sz w:val="22"/>
+          <w:szCs w:val="22"/>
+          <w:rtl/>
+          <w14:ligatures w14:val="none"/>
+        </w:rPr>
+        <w:t>تغییر غیرمنتظره در الگوی ارتباطی؛</w:t>
+      </w:r>
+    </w:p>
+    <w:p>
+      <w:pPr>
+        <w:bidi/>
+        <w:spacing w:before="100" w:beforeAutospacing="1" w:after="100" w:afterAutospacing="1" w:line="240" w:lineRule="auto"/>
+        <w:ind w:left="360"/>
+        <w:rPr>
+          <w:rFonts w:ascii="Vazirmatn" w:eastAsia="Times New Roman" w:hAnsi="Vazirmatn" w:cs="Vazirmatn"/>
+          <w:kern w:val="0"/>
+          <w:sz w:val="22"/>
+          <w:szCs w:val="22"/>
+          <w14:ligatures w14:val="none"/>
+        </w:rPr>
+      </w:pPr>
+      <w:r>
+        <w:rPr>
+          <w:rFonts w:ascii="Vazirmatn" w:eastAsia="Times New Roman" w:hAnsi="Vazirmatn" w:cs="Vazirmatn" w:hint="cs"/>
+          <w:kern w:val="0"/>
+          <w:sz w:val="22"/>
+          <w:szCs w:val="22"/>
+          <w:rtl/>
+          <w14:ligatures w14:val="none"/>
+        </w:rPr>
+        <w:t>تلاش برای دسترسی به</w:t>
+      </w:r>
+      <w:r>
+        <w:rPr>
+          <w:rFonts w:ascii="Vazirmatn" w:eastAsia="Times New Roman" w:hAnsi="Vazirmatn" w:cs="Vazirmatn" w:hint="cs"/>
+          <w:kern w:val="0"/>
+          <w:sz w:val="22"/>
+          <w:szCs w:val="22"/>
+          <w14:ligatures w14:val="none"/>
+        </w:rPr>
+        <w:t xml:space="preserve"> Topic</w:t>
+      </w:r>
+      <w:r>
+        <w:rPr>
+          <w:rFonts w:ascii="Vazirmatn" w:eastAsia="Times New Roman" w:hAnsi="Vazirmatn" w:cs="Vazirmatn" w:hint="cs"/>
+          <w:kern w:val="0"/>
+          <w:sz w:val="22"/>
+          <w:szCs w:val="22"/>
+          <w:rtl/>
+          <w14:ligatures w14:val="none"/>
+        </w:rPr>
+        <w:t>های غیرمعمول؛</w:t>
+      </w:r>
+    </w:p>
+    <w:p>
+      <w:pPr>
+        <w:bidi/>
+        <w:spacing w:before="100" w:beforeAutospacing="1" w:after="100" w:afterAutospacing="1" w:line="240" w:lineRule="auto"/>
+        <w:ind w:left="360"/>
+        <w:rPr>
+          <w:rFonts w:ascii="Vazirmatn" w:eastAsia="Times New Roman" w:hAnsi="Vazirmatn" w:cs="Vazirmatn"/>
+          <w:kern w:val="0"/>
+          <w:sz w:val="22"/>
+          <w:szCs w:val="22"/>
+          <w14:ligatures w14:val="none"/>
+        </w:rPr>
+      </w:pPr>
+      <w:r>
+        <w:rPr>
+          <w:rFonts w:ascii="Vazirmatn" w:eastAsia="Times New Roman" w:hAnsi="Vazirmatn" w:cs="Vazirmatn" w:hint="cs"/>
+          <w:kern w:val="0"/>
+          <w:sz w:val="22"/>
+          <w:szCs w:val="22"/>
+          <w:rtl/>
+          <w14:ligatures w14:val="none"/>
+        </w:rPr>
+        <w:t>تغییر وضعیت یا پیکربندی دستگاه؛</w:t>
+      </w:r>
+    </w:p>
+    <w:p>
+      <w:pPr>
+        <w:bidi/>
+        <w:spacing w:before="100" w:beforeAutospacing="1" w:after="100" w:afterAutospacing="1" w:line="240" w:lineRule="auto"/>
+        <w:ind w:left="360"/>
+        <w:rPr>
+          <w:rFonts w:ascii="Vazirmatn" w:eastAsia="Times New Roman" w:hAnsi="Vazirmatn" w:cs="Vazirmatn"/>
+          <w:kern w:val="0"/>
+          <w:sz w:val="22"/>
+          <w:szCs w:val="22"/>
+          <w14:ligatures w14:val="none"/>
+        </w:rPr>
+      </w:pPr>
+      <w:r>
+        <w:rPr>
+          <w:rFonts w:ascii="Vazirmatn" w:eastAsia="Times New Roman" w:hAnsi="Vazirmatn" w:cs="Vazirmatn" w:hint="cs"/>
+          <w:kern w:val="0"/>
+          <w:sz w:val="22"/>
+          <w:szCs w:val="22"/>
+          <w:rtl/>
+          <w14:ligatures w14:val="none"/>
+        </w:rPr>
+        <w:t>اعتبار گواهی دیجیتال؛</w:t>
+      </w:r>
+    </w:p>
+    <w:p>
+      <w:pPr>
+        <w:bidi/>
+        <w:spacing w:before="100" w:beforeAutospacing="1" w:after="100" w:afterAutospacing="1" w:line="240" w:lineRule="auto"/>
+        <w:ind w:left="360"/>
+        <w:rPr>
+          <w:rFonts w:ascii="Vazirmatn" w:eastAsia="Times New Roman" w:hAnsi="Vazirmatn" w:cs="Vazirmatn"/>
+          <w:kern w:val="0"/>
+          <w:sz w:val="22"/>
+          <w:szCs w:val="22"/>
+          <w14:ligatures w14:val="none"/>
+        </w:rPr>
+      </w:pPr>
+      <w:r>
+        <w:rPr>
+          <w:rFonts w:ascii="Vazirmatn" w:eastAsia="Times New Roman" w:hAnsi="Vazirmatn" w:cs="Vazirmatn" w:hint="cs"/>
+          <w:kern w:val="0"/>
+          <w:sz w:val="22"/>
+          <w:szCs w:val="22"/>
+          <w:rtl/>
+          <w14:ligatures w14:val="none"/>
+        </w:rPr>
+        <w:t>وضعیت امنیتی دستگاه؛</w:t>
+      </w:r>
+    </w:p>
+    <w:p>
+      <w:pPr>
+        <w:bidi/>
+        <w:spacing w:before="100" w:beforeAutospacing="1" w:after="100" w:afterAutospacing="1" w:line="240" w:lineRule="auto"/>
+        <w:ind w:left="360"/>
+        <w:rPr>
+          <w:rFonts w:ascii="Vazirmatn" w:eastAsia="Times New Roman" w:hAnsi="Vazirmatn" w:cs="Vazirmatn"/>
+          <w:kern w:val="0"/>
+          <w:sz w:val="22"/>
+          <w:szCs w:val="22"/>
+          <w14:ligatures w14:val="none"/>
+        </w:rPr>
+      </w:pPr>
+      <w:r>
+        <w:rPr>
+          <w:rFonts w:ascii="Vazirmatn" w:eastAsia="Times New Roman" w:hAnsi="Vazirmatn" w:cs="Vazirmatn" w:hint="cs"/>
+          <w:kern w:val="0"/>
+          <w:sz w:val="22"/>
+          <w:szCs w:val="22"/>
+          <w:rtl/>
+          <w14:ligatures w14:val="none"/>
+        </w:rPr>
+        <w:t>سابقه تعامل با سایر</w:t>
+      </w:r>
+      <w:r>
+        <w:rPr>
+          <w:rFonts w:ascii="Vazirmatn" w:eastAsia="Times New Roman" w:hAnsi="Vazirmatn" w:cs="Vazirmatn" w:hint="cs"/>
+          <w:kern w:val="0"/>
+          <w:sz w:val="22"/>
+          <w:szCs w:val="22"/>
+          <w14:ligatures w14:val="none"/>
+        </w:rPr>
+        <w:t xml:space="preserve"> Node</w:t>
+      </w:r>
+      <w:r>
+        <w:rPr>
+          <w:rFonts w:ascii="Vazirmatn" w:eastAsia="Times New Roman" w:hAnsi="Vazirmatn" w:cs="Vazirmatn" w:hint="cs"/>
+          <w:kern w:val="0"/>
+          <w:sz w:val="22"/>
+          <w:szCs w:val="22"/>
+          <w:rtl/>
+          <w14:ligatures w14:val="none"/>
+        </w:rPr>
+        <w:t>ها؛</w:t>
+      </w:r>
+    </w:p>
+    <w:p>
+      <w:pPr>
+        <w:bidi/>
+        <w:spacing w:before="100" w:beforeAutospacing="1" w:after="100" w:afterAutospacing="1" w:line="240" w:lineRule="auto"/>
+        <w:ind w:left="360"/>
+        <w:rPr>
+          <w:rFonts w:ascii="Vazirmatn" w:eastAsia="Times New Roman" w:hAnsi="Vazirmatn" w:cs="Vazirmatn"/>
+          <w:kern w:val="0"/>
+          <w:sz w:val="22"/>
+          <w:szCs w:val="22"/>
+          <w14:ligatures w14:val="none"/>
+        </w:rPr>
+      </w:pPr>
+      <w:r>
+        <w:rPr>
+          <w:rFonts w:ascii="Vazirmatn" w:eastAsia="Times New Roman" w:hAnsi="Vazirmatn" w:cs="Vazirmatn" w:hint="cs"/>
+          <w:kern w:val="0"/>
+          <w:sz w:val="22"/>
+          <w:szCs w:val="22"/>
+          <w:rtl/>
+          <w14:ligatures w14:val="none"/>
+        </w:rPr>
+        <w:t>زمان و موقعیت درخواست؛</w:t>
+      </w:r>
+    </w:p>
+    <w:p>
+      <w:pPr>
+        <w:bidi/>
+        <w:spacing w:before="100" w:beforeAutospacing="1" w:after="100" w:afterAutospacing="1" w:line="240" w:lineRule="auto"/>
+        <w:ind w:left="360"/>
+        <w:rPr>
+          <w:rFonts w:ascii="Vazirmatn" w:eastAsia="Times New Roman" w:hAnsi="Vazirmatn" w:cs="Vazirmatn"/>
+          <w:kern w:val="0"/>
+          <w:sz w:val="22"/>
+          <w:szCs w:val="22"/>
+          <w14:ligatures w14:val="none"/>
+        </w:rPr>
+      </w:pPr>
+      <w:r>
+        <w:rPr>
+          <w:rFonts w:ascii="Vazirmatn" w:eastAsia="Times New Roman" w:hAnsi="Vazirmatn" w:cs="Vazirmatn" w:hint="cs"/>
+          <w:kern w:val="0"/>
+          <w:sz w:val="22"/>
+          <w:szCs w:val="22"/>
+          <w:rtl/>
+          <w14:ligatures w14:val="none"/>
+        </w:rPr>
+        <w:t>نوع عملیاتی که درخواست شده است؛</w:t>
+      </w:r>
+    </w:p>
+    <w:p>
+      <w:pPr>
+        <w:bidi/>
+        <w:spacing w:before="100" w:beforeAutospacing="1" w:after="100" w:afterAutospacing="1" w:line="240" w:lineRule="auto"/>
+        <w:ind w:left="360"/>
+        <w:rPr>
+          <w:rFonts w:ascii="Vazirmatn" w:eastAsia="Times New Roman" w:hAnsi="Vazirmatn" w:cs="Vazirmatn"/>
+          <w:kern w:val="0"/>
+          <w:sz w:val="22"/>
+          <w:szCs w:val="22"/>
+          <w14:ligatures w14:val="none"/>
+        </w:rPr>
+      </w:pPr>
+      <w:r>
+        <w:rPr>
+          <w:rFonts w:ascii="Vazirmatn" w:eastAsia="Times New Roman" w:hAnsi="Vazirmatn" w:cs="Vazirmatn" w:hint="cs"/>
+          <w:kern w:val="0"/>
+          <w:sz w:val="22"/>
+          <w:szCs w:val="22"/>
+          <w:rtl/>
+          <w14:ligatures w14:val="none"/>
+        </w:rPr>
+        <w:lastRenderedPageBreak/>
+        <w:t>میزان حساسیت منبع مورد درخواست</w:t>
+      </w:r>
+      <w:r>
+        <w:rPr>
+          <w:rFonts w:ascii="Vazirmatn" w:eastAsia="Times New Roman" w:hAnsi="Vazirmatn" w:cs="Vazirmatn" w:hint="cs"/>
+          <w:kern w:val="0"/>
+          <w:sz w:val="22"/>
+          <w:szCs w:val="22"/>
+          <w14:ligatures w14:val="none"/>
+        </w:rPr>
+        <w:t>.</w:t>
+      </w:r>
+    </w:p>
+    <w:p>
+      <w:pPr>
+        <w:bidi/>
+        <w:spacing w:before="100" w:beforeAutospacing="1" w:after="100" w:afterAutospacing="1" w:line="240" w:lineRule="auto"/>
+        <w:rPr>
+          <w:rFonts w:ascii="Vazirmatn" w:eastAsia="Times New Roman" w:hAnsi="Vazirmatn" w:cs="Vazirmatn"/>
+          <w:kern w:val="0"/>
+          <w:sz w:val="22"/>
+          <w:szCs w:val="22"/>
+          <w14:ligatures w14:val="none"/>
+        </w:rPr>
+      </w:pPr>
+      <w:r>
+        <w:rPr>
+          <w:rFonts w:ascii="Vazirmatn" w:eastAsia="Times New Roman" w:hAnsi="Vazirmatn" w:cs="Vazirmatn" w:hint="cs"/>
+          <w:kern w:val="0"/>
+          <w:sz w:val="22"/>
+          <w:szCs w:val="22"/>
+          <w:rtl/>
+          <w14:ligatures w14:val="none"/>
+        </w:rPr>
+        <w:t xml:space="preserve">در نتیجه، </w:t>
+      </w:r>
+      <w:r>
+        <w:rPr>
+          <w:rFonts w:ascii="Vazirmatn" w:eastAsia="Times New Roman" w:hAnsi="Vazirmatn" w:cs="Vazirmatn" w:hint="cs"/>
+          <w:kern w:val="0"/>
+          <w:sz w:val="22"/>
+          <w:szCs w:val="22"/>
+          <w14:ligatures w14:val="none"/>
+        </w:rPr>
+        <w:t xml:space="preserve">Trust </w:t>
+      </w:r>
+      <w:r>
+        <w:rPr>
+          <w:rFonts w:ascii="Vazirmatn" w:eastAsia="Times New Roman" w:hAnsi="Vazirmatn" w:cs="Vazirmatn" w:hint="cs"/>
+          <w:kern w:val="0"/>
+          <w:sz w:val="22"/>
+          <w:szCs w:val="22"/>
+          <w:rtl/>
+          <w14:ligatures w14:val="none"/>
+        </w:rPr>
+        <w:t>نباید تنها به یک عدد ساده تبدیل شود که بدون توجه به زمینه در تمام تصمیم‌ها استفاده شود. ارزش</w:t>
+      </w:r>
+      <w:r>
+        <w:rPr>
+          <w:rFonts w:ascii="Vazirmatn" w:eastAsia="Times New Roman" w:hAnsi="Vazirmatn" w:cs="Vazirmatn" w:hint="cs"/>
+          <w:kern w:val="0"/>
+          <w:sz w:val="22"/>
+          <w:szCs w:val="22"/>
+          <w14:ligatures w14:val="none"/>
+        </w:rPr>
+        <w:t xml:space="preserve"> Trust </w:t>
+      </w:r>
+      <w:r>
+        <w:rPr>
+          <w:rFonts w:ascii="Vazirmatn" w:eastAsia="Times New Roman" w:hAnsi="Vazirmatn" w:cs="Vazirmatn" w:hint="cs"/>
+          <w:kern w:val="0"/>
+          <w:sz w:val="22"/>
+          <w:szCs w:val="22"/>
+          <w:rtl/>
+          <w14:ligatures w14:val="none"/>
+        </w:rPr>
+        <w:t>زمانی افزایش پیدا می‌کند که مشخص باشد این امتیاز بر اساس چه شواهدی ایجاد شده، برای چه موجودیتی معتبر است، در چه زمانی محاسبه شده و برای چه نوع عملیاتی مورد استفاده قرار می‌گیرد</w:t>
+      </w:r>
+      <w:r>
+        <w:rPr>
+          <w:rFonts w:ascii="Vazirmatn" w:eastAsia="Times New Roman" w:hAnsi="Vazirmatn" w:cs="Vazirmatn" w:hint="cs"/>
+          <w:kern w:val="0"/>
+          <w:sz w:val="22"/>
+          <w:szCs w:val="22"/>
+          <w14:ligatures w14:val="none"/>
+        </w:rPr>
+        <w:t>.</w:t>
+      </w:r>
+    </w:p>
+    <w:p>
+      <w:pPr>
+        <w:bidi/>
+        <w:spacing w:before="100" w:beforeAutospacing="1" w:after="100" w:afterAutospacing="1" w:line="240" w:lineRule="auto"/>
+        <w:outlineLvl w:val="1"/>
+        <w:rPr>
+          <w:rFonts w:ascii="Vazirmatn" w:eastAsia="Times New Roman" w:hAnsi="Vazirmatn" w:cs="Vazirmatn"/>
           <w:b/>
           <w:bCs/>
           <w:kern w:val="0"/>
           <w:sz w:val="22"/>
           <w:szCs w:val="22"/>
-          <w:rtl/>
-          <w14:ligatures w14:val="none"/>
-        </w:rPr>
-        <w:t>مفهوم</w:t>
-      </w:r>
+          <w14:ligatures w14:val="none"/>
+        </w:rPr>
+      </w:pPr>
       <w:r>
         <w:rPr>
           <w:rFonts w:ascii="Vazirmatn" w:eastAsia="Times New Roman" w:hAnsi="Vazirmatn" w:cs="Vazirmatn" w:hint="cs"/>
@@ -706,9 +966,11 @@
           <w:kern w:val="0"/>
           <w:sz w:val="22"/>
           <w:szCs w:val="22"/>
-          <w14:ligatures w14:val="none"/>
-        </w:rPr>
-        <w:t xml:space="preserve"> Trust </w:t>
+          <w:rtl/>
+          <w:lang w:bidi="fa-IR"/>
+          <w14:ligatures w14:val="none"/>
+        </w:rPr>
+        <w:t>۴-۳</w:t>
       </w:r>
       <w:r>
         <w:rPr>
@@ -718,10 +980,9 @@
           <w:kern w:val="0"/>
           <w:sz w:val="22"/>
           <w:szCs w:val="22"/>
-          <w:rtl/>
-          <w14:ligatures w14:val="none"/>
-        </w:rPr>
-        <w:t>در محیط‌های</w:t>
+          <w14:ligatures w14:val="none"/>
+        </w:rPr>
+        <w:t xml:space="preserve">. </w:t>
       </w:r>
       <w:r>
         <w:rPr>
@@ -731,896 +992,12 @@
           <w:kern w:val="0"/>
           <w:sz w:val="22"/>
           <w:szCs w:val="22"/>
-          <w14:ligatures w14:val="none"/>
-        </w:rPr>
-        <w:t xml:space="preserve"> IIoT</w:t>
-      </w:r>
-    </w:p>
-    <w:p>
-      <w:pPr>
-        <w:bidi/>
-        <w:spacing w:before="100" w:beforeAutospacing="1" w:after="100" w:afterAutospacing="1" w:line="240" w:lineRule="auto"/>
-        <w:rPr>
-          <w:rFonts w:ascii="Vazirmatn" w:eastAsia="Times New Roman" w:hAnsi="Vazirmatn" w:cs="Vazirmatn" w:hint="cs"/>
-          <w:kern w:val="0"/>
-          <w:sz w:val="22"/>
-          <w:szCs w:val="22"/>
-          <w14:ligatures w14:val="none"/>
-        </w:rPr>
-      </w:pPr>
-      <w:r>
-        <w:rPr>
-          <w:rFonts w:ascii="Vazirmatn" w:eastAsia="Times New Roman" w:hAnsi="Vazirmatn" w:cs="Vazirmatn" w:hint="cs"/>
-          <w:kern w:val="0"/>
-          <w:sz w:val="22"/>
-          <w:szCs w:val="22"/>
-          <w14:ligatures w14:val="none"/>
-        </w:rPr>
-        <w:t xml:space="preserve">Trust </w:t>
-      </w:r>
-      <w:r>
-        <w:rPr>
-          <w:rFonts w:ascii="Vazirmatn" w:eastAsia="Times New Roman" w:hAnsi="Vazirmatn" w:cs="Vazirmatn" w:hint="cs"/>
-          <w:kern w:val="0"/>
-          <w:sz w:val="22"/>
-          <w:szCs w:val="22"/>
-          <w:rtl/>
-          <w14:ligatures w14:val="none"/>
-        </w:rPr>
-        <w:t>در سامانه‌های</w:t>
-      </w:r>
-      <w:r>
-        <w:rPr>
-          <w:rFonts w:ascii="Vazirmatn" w:eastAsia="Times New Roman" w:hAnsi="Vazirmatn" w:cs="Vazirmatn" w:hint="cs"/>
-          <w:kern w:val="0"/>
-          <w:sz w:val="22"/>
-          <w:szCs w:val="22"/>
-          <w14:ligatures w14:val="none"/>
-        </w:rPr>
-        <w:t xml:space="preserve"> IIoT </w:t>
-      </w:r>
-      <w:r>
-        <w:rPr>
-          <w:rFonts w:ascii="Vazirmatn" w:eastAsia="Times New Roman" w:hAnsi="Vazirmatn" w:cs="Vazirmatn" w:hint="cs"/>
-          <w:kern w:val="0"/>
-          <w:sz w:val="22"/>
-          <w:szCs w:val="22"/>
-          <w:rtl/>
-          <w14:ligatures w14:val="none"/>
-        </w:rPr>
-        <w:t xml:space="preserve">را می‌توان به‌صورت یک ارزیابی از میزان اطمینان به یک موجودیت برای انجام یک تعامل یا عملیات مشخص تعریف کرد. این موجودیت ممکن است یک کاربر انسانی، دستگاه، </w:t>
-      </w:r>
-      <w:r>
-        <w:rPr>
-          <w:rFonts w:ascii="Vazirmatn" w:eastAsia="Times New Roman" w:hAnsi="Vazirmatn" w:cs="Vazirmatn" w:hint="cs"/>
-          <w:kern w:val="0"/>
-          <w:sz w:val="22"/>
-          <w:szCs w:val="22"/>
-          <w14:ligatures w14:val="none"/>
-        </w:rPr>
-        <w:t>Gateway</w:t>
-      </w:r>
-      <w:r>
-        <w:rPr>
-          <w:rFonts w:ascii="Vazirmatn" w:eastAsia="Times New Roman" w:hAnsi="Vazirmatn" w:cs="Vazirmatn" w:hint="cs"/>
-          <w:kern w:val="0"/>
-          <w:sz w:val="22"/>
-          <w:szCs w:val="22"/>
-          <w:rtl/>
-          <w14:ligatures w14:val="none"/>
-        </w:rPr>
-        <w:t>، سرویس نرم‌افزاری، اپلیکیشن یا حتی یک دامنه صنعتی دیگر باشد</w:t>
-      </w:r>
-      <w:r>
-        <w:rPr>
-          <w:rFonts w:ascii="Vazirmatn" w:eastAsia="Times New Roman" w:hAnsi="Vazirmatn" w:cs="Vazirmatn" w:hint="cs"/>
-          <w:kern w:val="0"/>
-          <w:sz w:val="22"/>
-          <w:szCs w:val="22"/>
-          <w14:ligatures w14:val="none"/>
-        </w:rPr>
-        <w:t>.</w:t>
-      </w:r>
-    </w:p>
-    <w:p>
-      <w:pPr>
-        <w:bidi/>
-        <w:spacing w:before="100" w:beforeAutospacing="1" w:after="100" w:afterAutospacing="1" w:line="240" w:lineRule="auto"/>
-        <w:rPr>
-          <w:rFonts w:ascii="Vazirmatn" w:eastAsia="Times New Roman" w:hAnsi="Vazirmatn" w:cs="Vazirmatn" w:hint="cs"/>
-          <w:kern w:val="0"/>
-          <w:sz w:val="22"/>
-          <w:szCs w:val="22"/>
-          <w14:ligatures w14:val="none"/>
-        </w:rPr>
-      </w:pPr>
-      <w:r>
-        <w:rPr>
-          <w:rFonts w:ascii="Vazirmatn" w:eastAsia="Times New Roman" w:hAnsi="Vazirmatn" w:cs="Vazirmatn" w:hint="cs"/>
-          <w:kern w:val="0"/>
-          <w:sz w:val="22"/>
-          <w:szCs w:val="22"/>
-          <w:rtl/>
-          <w14:ligatures w14:val="none"/>
-        </w:rPr>
-        <w:lastRenderedPageBreak/>
-        <w:t>نکته مهم آن است که</w:t>
-      </w:r>
-      <w:r>
-        <w:rPr>
-          <w:rFonts w:ascii="Vazirmatn" w:eastAsia="Times New Roman" w:hAnsi="Vazirmatn" w:cs="Vazirmatn" w:hint="cs"/>
-          <w:kern w:val="0"/>
-          <w:sz w:val="22"/>
-          <w:szCs w:val="22"/>
-          <w14:ligatures w14:val="none"/>
-        </w:rPr>
-        <w:t xml:space="preserve"> Trust </w:t>
-      </w:r>
-      <w:r>
-        <w:rPr>
-          <w:rFonts w:ascii="Vazirmatn" w:eastAsia="Times New Roman" w:hAnsi="Vazirmatn" w:cs="Vazirmatn" w:hint="cs"/>
-          <w:kern w:val="0"/>
-          <w:sz w:val="22"/>
-          <w:szCs w:val="22"/>
-          <w:rtl/>
-          <w14:ligatures w14:val="none"/>
-        </w:rPr>
-        <w:t>یک ویژگی مطلق و مستقل از زمینه نیست. ممکن است یک موجودیت برای یک عملیات قابل اعتماد باشد، اما برای عملیات دیگری شرایط متفاوتی داشته باشد. برای مثال، یک اپراتور ممکن است مجاز به مشاهده وضعیت یک خط تولید باشد، اما مجوز تغییر پارامترهای کنترلی آن را نداشته باشد. همچنین یک</w:t>
-      </w:r>
-      <w:r>
-        <w:rPr>
-          <w:rFonts w:ascii="Vazirmatn" w:eastAsia="Times New Roman" w:hAnsi="Vazirmatn" w:cs="Vazirmatn" w:hint="cs"/>
-          <w:kern w:val="0"/>
-          <w:sz w:val="22"/>
-          <w:szCs w:val="22"/>
-          <w14:ligatures w14:val="none"/>
-        </w:rPr>
-        <w:t xml:space="preserve"> Gateway </w:t>
-      </w:r>
-      <w:r>
-        <w:rPr>
-          <w:rFonts w:ascii="Vazirmatn" w:eastAsia="Times New Roman" w:hAnsi="Vazirmatn" w:cs="Vazirmatn" w:hint="cs"/>
-          <w:kern w:val="0"/>
-          <w:sz w:val="22"/>
-          <w:szCs w:val="22"/>
-          <w:rtl/>
-          <w14:ligatures w14:val="none"/>
-        </w:rPr>
-        <w:t>ممکن است برای انتقال داده‌های حسگر قابل اعتماد باشد، اما برای ارسال فرمان کنترلی حساس نیازمند سطح اعتماد بالاتری باشد</w:t>
-      </w:r>
-      <w:r>
-        <w:rPr>
-          <w:rFonts w:ascii="Vazirmatn" w:eastAsia="Times New Roman" w:hAnsi="Vazirmatn" w:cs="Vazirmatn" w:hint="cs"/>
-          <w:kern w:val="0"/>
-          <w:sz w:val="22"/>
-          <w:szCs w:val="22"/>
-          <w14:ligatures w14:val="none"/>
-        </w:rPr>
-        <w:t>.</w:t>
-      </w:r>
-    </w:p>
-    <w:p>
-      <w:pPr>
-        <w:bidi/>
-        <w:spacing w:before="100" w:beforeAutospacing="1" w:after="100" w:afterAutospacing="1" w:line="240" w:lineRule="auto"/>
-        <w:rPr>
-          <w:rFonts w:ascii="Vazirmatn" w:eastAsia="Times New Roman" w:hAnsi="Vazirmatn" w:cs="Vazirmatn" w:hint="cs"/>
-          <w:kern w:val="0"/>
-          <w:sz w:val="22"/>
-          <w:szCs w:val="22"/>
-          <w14:ligatures w14:val="none"/>
-        </w:rPr>
-      </w:pPr>
-      <w:r>
-        <w:rPr>
-          <w:rFonts w:ascii="Vazirmatn" w:eastAsia="Times New Roman" w:hAnsi="Vazirmatn" w:cs="Vazirmatn" w:hint="cs"/>
-          <w:kern w:val="0"/>
-          <w:sz w:val="22"/>
-          <w:szCs w:val="22"/>
-          <w:rtl/>
-          <w14:ligatures w14:val="none"/>
-        </w:rPr>
-        <w:t>بنابراین می‌توان</w:t>
-      </w:r>
-      <w:r>
-        <w:rPr>
-          <w:rFonts w:ascii="Vazirmatn" w:eastAsia="Times New Roman" w:hAnsi="Vazirmatn" w:cs="Vazirmatn" w:hint="cs"/>
-          <w:kern w:val="0"/>
-          <w:sz w:val="22"/>
-          <w:szCs w:val="22"/>
-          <w14:ligatures w14:val="none"/>
-        </w:rPr>
-        <w:t xml:space="preserve"> Trust </w:t>
-      </w:r>
-      <w:r>
-        <w:rPr>
-          <w:rFonts w:ascii="Vazirmatn" w:eastAsia="Times New Roman" w:hAnsi="Vazirmatn" w:cs="Vazirmatn" w:hint="cs"/>
-          <w:kern w:val="0"/>
-          <w:sz w:val="22"/>
-          <w:szCs w:val="22"/>
-          <w:rtl/>
-          <w14:ligatures w14:val="none"/>
-        </w:rPr>
-        <w:t>را به‌صورت یک رابطه وابسته به زمینه در نظر گرفت</w:t>
-      </w:r>
-      <w:r>
-        <w:rPr>
-          <w:rFonts w:ascii="Vazirmatn" w:eastAsia="Times New Roman" w:hAnsi="Vazirmatn" w:cs="Vazirmatn" w:hint="cs"/>
-          <w:kern w:val="0"/>
-          <w:sz w:val="22"/>
-          <w:szCs w:val="22"/>
-          <w14:ligatures w14:val="none"/>
-        </w:rPr>
-        <w:t>:</w:t>
-      </w:r>
-    </w:p>
-    <w:p>
-      <w:pPr>
-        <w:spacing w:before="100" w:beforeAutospacing="1" w:after="100" w:afterAutospacing="1" w:line="240" w:lineRule="auto"/>
-        <w:rPr>
-          <w:rFonts w:ascii="Vazirmatn" w:eastAsia="Times New Roman" w:hAnsi="Vazirmatn" w:cs="Vazirmatn" w:hint="cs"/>
-          <w:kern w:val="0"/>
-          <w:sz w:val="22"/>
-          <w:szCs w:val="22"/>
-          <w14:ligatures w14:val="none"/>
-        </w:rPr>
-      </w:pPr>
-      <w:r>
-        <w:rPr>
-          <w:rFonts w:ascii="Vazirmatn" w:eastAsia="Times New Roman" w:hAnsi="Vazirmatn" w:cs="Vazirmatn" w:hint="cs"/>
-          <w:kern w:val="0"/>
-          <w:sz w:val="22"/>
-          <w:szCs w:val="22"/>
-          <w14:ligatures w14:val="none"/>
-        </w:rPr>
-        <w:br/>
-        <w:t>Trust = f(Identity, Behavior, Context, History, Device\ State, Resource, Time)</w:t>
-      </w:r>
-      <w:r>
-        <w:rPr>
-          <w:rFonts w:ascii="Vazirmatn" w:eastAsia="Times New Roman" w:hAnsi="Vazirmatn" w:cs="Vazirmatn" w:hint="cs"/>
-          <w:kern w:val="0"/>
-          <w:sz w:val="22"/>
-          <w:szCs w:val="22"/>
-          <w14:ligatures w14:val="none"/>
-        </w:rPr>
-        <w:br/>
-      </w:r>
-    </w:p>
-    <w:p>
-      <w:pPr>
-        <w:bidi/>
-        <w:spacing w:before="100" w:beforeAutospacing="1" w:after="100" w:afterAutospacing="1" w:line="240" w:lineRule="auto"/>
-        <w:rPr>
-          <w:rFonts w:ascii="Vazirmatn" w:eastAsia="Times New Roman" w:hAnsi="Vazirmatn" w:cs="Vazirmatn" w:hint="cs"/>
-          <w:kern w:val="0"/>
-          <w:sz w:val="22"/>
-          <w:szCs w:val="22"/>
-          <w14:ligatures w14:val="none"/>
-        </w:rPr>
-      </w:pPr>
-      <w:r>
-        <w:rPr>
-          <w:rFonts w:ascii="Vazirmatn" w:eastAsia="Times New Roman" w:hAnsi="Vazirmatn" w:cs="Vazirmatn" w:hint="cs"/>
-          <w:kern w:val="0"/>
-          <w:sz w:val="22"/>
-          <w:szCs w:val="22"/>
-          <w:rtl/>
-          <w14:ligatures w14:val="none"/>
-        </w:rPr>
-        <w:t>در این رابطه، هویت موجودیت، رفتار مشاهده‌شده، شرایط محیطی، سابقه تعامل، وضعیت تجهیز، منبع مورد درخواست و زمان، همگی می‌توانند در تعیین میزان اعتماد مؤثر باشند. این دیدگاه با ماهیت</w:t>
-      </w:r>
-      <w:r>
-        <w:rPr>
-          <w:rFonts w:ascii="Vazirmatn" w:eastAsia="Times New Roman" w:hAnsi="Vazirmatn" w:cs="Vazirmatn" w:hint="cs"/>
-          <w:kern w:val="0"/>
-          <w:sz w:val="22"/>
-          <w:szCs w:val="22"/>
-          <w14:ligatures w14:val="none"/>
-        </w:rPr>
-        <w:t xml:space="preserve"> IIoT </w:t>
-      </w:r>
-      <w:r>
-        <w:rPr>
-          <w:rFonts w:ascii="Vazirmatn" w:eastAsia="Times New Roman" w:hAnsi="Vazirmatn" w:cs="Vazirmatn" w:hint="cs"/>
-          <w:kern w:val="0"/>
-          <w:sz w:val="22"/>
-          <w:szCs w:val="22"/>
-          <w:rtl/>
-          <w14:ligatures w14:val="none"/>
-        </w:rPr>
-        <w:t>سازگار است، زیرا در چنین محیطی عوامل مؤثر بر امنیت ثابت نیستند و یک تصمیم دسترسی ممکن است بر اساس اطلاعاتی اتخاذ شود که در لحظه درخواست تغییر کرده‌اند</w:t>
-      </w:r>
-      <w:r>
-        <w:rPr>
-          <w:rFonts w:ascii="Vazirmatn" w:eastAsia="Times New Roman" w:hAnsi="Vazirmatn" w:cs="Vazirmatn" w:hint="cs"/>
-          <w:kern w:val="0"/>
-          <w:sz w:val="22"/>
-          <w:szCs w:val="22"/>
-          <w14:ligatures w14:val="none"/>
-        </w:rPr>
-        <w:t>.</w:t>
-      </w:r>
-    </w:p>
-    <w:p>
-      <w:pPr>
-        <w:bidi/>
-        <w:spacing w:before="100" w:beforeAutospacing="1" w:after="100" w:afterAutospacing="1" w:line="240" w:lineRule="auto"/>
-        <w:rPr>
-          <w:rFonts w:ascii="Vazirmatn" w:eastAsia="Times New Roman" w:hAnsi="Vazirmatn" w:cs="Vazirmatn" w:hint="cs"/>
-          <w:kern w:val="0"/>
-          <w:sz w:val="22"/>
-          <w:szCs w:val="22"/>
-          <w14:ligatures w14:val="none"/>
-        </w:rPr>
-      </w:pPr>
-      <w:r>
-        <w:rPr>
-          <w:rFonts w:ascii="Vazirmatn" w:eastAsia="Times New Roman" w:hAnsi="Vazirmatn" w:cs="Vazirmatn" w:hint="cs"/>
-          <w:kern w:val="0"/>
-          <w:sz w:val="22"/>
-          <w:szCs w:val="22"/>
-          <w:rtl/>
-          <w14:ligatures w14:val="none"/>
-        </w:rPr>
-        <w:t>برای نمونه، مجموعه شواهد</w:t>
-      </w:r>
-      <w:r>
-        <w:rPr>
-          <w:rFonts w:ascii="Vazirmatn" w:eastAsia="Times New Roman" w:hAnsi="Vazirmatn" w:cs="Vazirmatn" w:hint="cs"/>
-          <w:kern w:val="0"/>
-          <w:sz w:val="22"/>
-          <w:szCs w:val="22"/>
-          <w14:ligatures w14:val="none"/>
-        </w:rPr>
-        <w:t xml:space="preserve"> Trust </w:t>
-      </w:r>
-      <w:r>
-        <w:rPr>
-          <w:rFonts w:ascii="Vazirmatn" w:eastAsia="Times New Roman" w:hAnsi="Vazirmatn" w:cs="Vazirmatn" w:hint="cs"/>
-          <w:kern w:val="0"/>
-          <w:sz w:val="22"/>
-          <w:szCs w:val="22"/>
-          <w:rtl/>
-          <w14:ligatures w14:val="none"/>
-        </w:rPr>
-        <w:t>برای یک</w:t>
-      </w:r>
-      <w:r>
-        <w:rPr>
-          <w:rFonts w:ascii="Vazirmatn" w:eastAsia="Times New Roman" w:hAnsi="Vazirmatn" w:cs="Vazirmatn" w:hint="cs"/>
-          <w:kern w:val="0"/>
-          <w:sz w:val="22"/>
-          <w:szCs w:val="22"/>
-          <w14:ligatures w14:val="none"/>
-        </w:rPr>
-        <w:t xml:space="preserve"> Node </w:t>
-      </w:r>
-      <w:r>
-        <w:rPr>
-          <w:rFonts w:ascii="Vazirmatn" w:eastAsia="Times New Roman" w:hAnsi="Vazirmatn" w:cs="Vazirmatn" w:hint="cs"/>
-          <w:kern w:val="0"/>
-          <w:sz w:val="22"/>
-          <w:szCs w:val="22"/>
-          <w:rtl/>
-          <w14:ligatures w14:val="none"/>
-        </w:rPr>
-        <w:t>صنعتی می‌تواند شامل موارد زیر باشد</w:t>
-      </w:r>
-      <w:r>
-        <w:rPr>
-          <w:rFonts w:ascii="Vazirmatn" w:eastAsia="Times New Roman" w:hAnsi="Vazirmatn" w:cs="Vazirmatn" w:hint="cs"/>
-          <w:kern w:val="0"/>
-          <w:sz w:val="22"/>
-          <w:szCs w:val="22"/>
-          <w14:ligatures w14:val="none"/>
-        </w:rPr>
-        <w:t>:</w:t>
-      </w:r>
-    </w:p>
-    <w:p>
-      <w:pPr>
-        <w:numPr>
-          <w:ilvl w:val="0"/>
-          <w:numId w:val="2"/>
-        </w:numPr>
-        <w:bidi/>
-        <w:spacing w:before="100" w:beforeAutospacing="1" w:after="100" w:afterAutospacing="1" w:line="240" w:lineRule="auto"/>
-        <w:rPr>
-          <w:rFonts w:ascii="Vazirmatn" w:eastAsia="Times New Roman" w:hAnsi="Vazirmatn" w:cs="Vazirmatn" w:hint="cs"/>
-          <w:kern w:val="0"/>
-          <w:sz w:val="22"/>
-          <w:szCs w:val="22"/>
-          <w14:ligatures w14:val="none"/>
-        </w:rPr>
-      </w:pPr>
-      <w:r>
-        <w:rPr>
-          <w:rFonts w:ascii="Vazirmatn" w:eastAsia="Times New Roman" w:hAnsi="Vazirmatn" w:cs="Vazirmatn" w:hint="cs"/>
-          <w:kern w:val="0"/>
-          <w:sz w:val="22"/>
-          <w:szCs w:val="22"/>
-          <w:rtl/>
-          <w14:ligatures w14:val="none"/>
-        </w:rPr>
-        <w:t>موفقیت یا شکست‌های مکرر در احراز هویت؛</w:t>
-      </w:r>
-    </w:p>
-    <w:p>
-      <w:pPr>
-        <w:numPr>
-          <w:ilvl w:val="0"/>
-          <w:numId w:val="2"/>
-        </w:numPr>
-        <w:bidi/>
-        <w:spacing w:before="100" w:beforeAutospacing="1" w:after="100" w:afterAutospacing="1" w:line="240" w:lineRule="auto"/>
-        <w:rPr>
-          <w:rFonts w:ascii="Vazirmatn" w:eastAsia="Times New Roman" w:hAnsi="Vazirmatn" w:cs="Vazirmatn" w:hint="cs"/>
-          <w:kern w:val="0"/>
-          <w:sz w:val="22"/>
-          <w:szCs w:val="22"/>
-          <w14:ligatures w14:val="none"/>
-        </w:rPr>
-      </w:pPr>
-      <w:r>
-        <w:rPr>
-          <w:rFonts w:ascii="Vazirmatn" w:eastAsia="Times New Roman" w:hAnsi="Vazirmatn" w:cs="Vazirmatn" w:hint="cs"/>
-          <w:kern w:val="0"/>
-          <w:sz w:val="22"/>
-          <w:szCs w:val="22"/>
-          <w:rtl/>
-          <w14:ligatures w14:val="none"/>
-        </w:rPr>
-        <w:t>تغییر غیرعادی در نرخ ارسال پیام؛</w:t>
-      </w:r>
-    </w:p>
-    <w:p>
-      <w:pPr>
-        <w:numPr>
-          <w:ilvl w:val="0"/>
-          <w:numId w:val="2"/>
-        </w:numPr>
-        <w:bidi/>
-        <w:spacing w:before="100" w:beforeAutospacing="1" w:after="100" w:afterAutospacing="1" w:line="240" w:lineRule="auto"/>
-        <w:rPr>
-          <w:rFonts w:ascii="Vazirmatn" w:eastAsia="Times New Roman" w:hAnsi="Vazirmatn" w:cs="Vazirmatn" w:hint="cs"/>
-          <w:kern w:val="0"/>
-          <w:sz w:val="22"/>
-          <w:szCs w:val="22"/>
-          <w14:ligatures w14:val="none"/>
-        </w:rPr>
-      </w:pPr>
-      <w:r>
-        <w:rPr>
-          <w:rFonts w:ascii="Vazirmatn" w:eastAsia="Times New Roman" w:hAnsi="Vazirmatn" w:cs="Vazirmatn" w:hint="cs"/>
-          <w:kern w:val="0"/>
-          <w:sz w:val="22"/>
-          <w:szCs w:val="22"/>
-          <w:rtl/>
-          <w14:ligatures w14:val="none"/>
-        </w:rPr>
-        <w:t>انحراف رفتار تجهیز از الگوی تاریخی خود؛</w:t>
-      </w:r>
-    </w:p>
-    <w:p>
-      <w:pPr>
-        <w:numPr>
-          <w:ilvl w:val="0"/>
-          <w:numId w:val="2"/>
-        </w:numPr>
-        <w:bidi/>
-        <w:spacing w:before="100" w:beforeAutospacing="1" w:after="100" w:afterAutospacing="1" w:line="240" w:lineRule="auto"/>
-        <w:rPr>
-          <w:rFonts w:ascii="Vazirmatn" w:eastAsia="Times New Roman" w:hAnsi="Vazirmatn" w:cs="Vazirmatn" w:hint="cs"/>
-          <w:kern w:val="0"/>
-          <w:sz w:val="22"/>
-          <w:szCs w:val="22"/>
-          <w14:ligatures w14:val="none"/>
-        </w:rPr>
-      </w:pPr>
-      <w:r>
-        <w:rPr>
-          <w:rFonts w:ascii="Vazirmatn" w:eastAsia="Times New Roman" w:hAnsi="Vazirmatn" w:cs="Vazirmatn" w:hint="cs"/>
-          <w:kern w:val="0"/>
-          <w:sz w:val="22"/>
-          <w:szCs w:val="22"/>
-          <w:rtl/>
-          <w14:ligatures w14:val="none"/>
-        </w:rPr>
-        <w:t>تغییر غیرمنتظره در الگوی ارتباطی؛</w:t>
-      </w:r>
-    </w:p>
-    <w:p>
-      <w:pPr>
-        <w:numPr>
-          <w:ilvl w:val="0"/>
-          <w:numId w:val="2"/>
-        </w:numPr>
-        <w:bidi/>
-        <w:spacing w:before="100" w:beforeAutospacing="1" w:after="100" w:afterAutospacing="1" w:line="240" w:lineRule="auto"/>
-        <w:rPr>
-          <w:rFonts w:ascii="Vazirmatn" w:eastAsia="Times New Roman" w:hAnsi="Vazirmatn" w:cs="Vazirmatn" w:hint="cs"/>
-          <w:kern w:val="0"/>
-          <w:sz w:val="22"/>
-          <w:szCs w:val="22"/>
-          <w14:ligatures w14:val="none"/>
-        </w:rPr>
-      </w:pPr>
-      <w:r>
-        <w:rPr>
-          <w:rFonts w:ascii="Vazirmatn" w:eastAsia="Times New Roman" w:hAnsi="Vazirmatn" w:cs="Vazirmatn" w:hint="cs"/>
-          <w:kern w:val="0"/>
-          <w:sz w:val="22"/>
-          <w:szCs w:val="22"/>
-          <w:rtl/>
-          <w14:ligatures w14:val="none"/>
-        </w:rPr>
-        <w:t>تلاش برای دسترسی به</w:t>
-      </w:r>
-      <w:r>
-        <w:rPr>
-          <w:rFonts w:ascii="Vazirmatn" w:eastAsia="Times New Roman" w:hAnsi="Vazirmatn" w:cs="Vazirmatn" w:hint="cs"/>
-          <w:kern w:val="0"/>
-          <w:sz w:val="22"/>
-          <w:szCs w:val="22"/>
-          <w14:ligatures w14:val="none"/>
-        </w:rPr>
-        <w:t xml:space="preserve"> Topic</w:t>
-      </w:r>
-      <w:r>
-        <w:rPr>
-          <w:rFonts w:ascii="Vazirmatn" w:eastAsia="Times New Roman" w:hAnsi="Vazirmatn" w:cs="Vazirmatn" w:hint="cs"/>
-          <w:kern w:val="0"/>
-          <w:sz w:val="22"/>
-          <w:szCs w:val="22"/>
-          <w:rtl/>
-          <w14:ligatures w14:val="none"/>
-        </w:rPr>
-        <w:t>های غیرمعمول؛</w:t>
-      </w:r>
-    </w:p>
-    <w:p>
-      <w:pPr>
-        <w:numPr>
-          <w:ilvl w:val="0"/>
-          <w:numId w:val="2"/>
-        </w:numPr>
-        <w:bidi/>
-        <w:spacing w:before="100" w:beforeAutospacing="1" w:after="100" w:afterAutospacing="1" w:line="240" w:lineRule="auto"/>
-        <w:rPr>
-          <w:rFonts w:ascii="Vazirmatn" w:eastAsia="Times New Roman" w:hAnsi="Vazirmatn" w:cs="Vazirmatn" w:hint="cs"/>
-          <w:kern w:val="0"/>
-          <w:sz w:val="22"/>
-          <w:szCs w:val="22"/>
-          <w14:ligatures w14:val="none"/>
-        </w:rPr>
-      </w:pPr>
-      <w:r>
-        <w:rPr>
-          <w:rFonts w:ascii="Vazirmatn" w:eastAsia="Times New Roman" w:hAnsi="Vazirmatn" w:cs="Vazirmatn" w:hint="cs"/>
-          <w:kern w:val="0"/>
-          <w:sz w:val="22"/>
-          <w:szCs w:val="22"/>
-          <w:rtl/>
-          <w14:ligatures w14:val="none"/>
-        </w:rPr>
-        <w:t>تغییر وضعیت یا پیکربندی دستگاه؛</w:t>
-      </w:r>
-    </w:p>
-    <w:p>
-      <w:pPr>
-        <w:numPr>
-          <w:ilvl w:val="0"/>
-          <w:numId w:val="2"/>
-        </w:numPr>
-        <w:bidi/>
-        <w:spacing w:before="100" w:beforeAutospacing="1" w:after="100" w:afterAutospacing="1" w:line="240" w:lineRule="auto"/>
-        <w:rPr>
-          <w:rFonts w:ascii="Vazirmatn" w:eastAsia="Times New Roman" w:hAnsi="Vazirmatn" w:cs="Vazirmatn" w:hint="cs"/>
-          <w:kern w:val="0"/>
-          <w:sz w:val="22"/>
-          <w:szCs w:val="22"/>
-          <w14:ligatures w14:val="none"/>
-        </w:rPr>
-      </w:pPr>
-      <w:r>
-        <w:rPr>
-          <w:rFonts w:ascii="Vazirmatn" w:eastAsia="Times New Roman" w:hAnsi="Vazirmatn" w:cs="Vazirmatn" w:hint="cs"/>
-          <w:kern w:val="0"/>
-          <w:sz w:val="22"/>
-          <w:szCs w:val="22"/>
-          <w:rtl/>
-          <w14:ligatures w14:val="none"/>
-        </w:rPr>
-        <w:t>اعتبار گواهی دیجیتال؛</w:t>
-      </w:r>
-    </w:p>
-    <w:p>
-      <w:pPr>
-        <w:numPr>
-          <w:ilvl w:val="0"/>
-          <w:numId w:val="2"/>
-        </w:numPr>
-        <w:bidi/>
-        <w:spacing w:before="100" w:beforeAutospacing="1" w:after="100" w:afterAutospacing="1" w:line="240" w:lineRule="auto"/>
-        <w:rPr>
-          <w:rFonts w:ascii="Vazirmatn" w:eastAsia="Times New Roman" w:hAnsi="Vazirmatn" w:cs="Vazirmatn" w:hint="cs"/>
-          <w:kern w:val="0"/>
-          <w:sz w:val="22"/>
-          <w:szCs w:val="22"/>
-          <w14:ligatures w14:val="none"/>
-        </w:rPr>
-      </w:pPr>
-      <w:r>
-        <w:rPr>
-          <w:rFonts w:ascii="Vazirmatn" w:eastAsia="Times New Roman" w:hAnsi="Vazirmatn" w:cs="Vazirmatn" w:hint="cs"/>
-          <w:kern w:val="0"/>
-          <w:sz w:val="22"/>
-          <w:szCs w:val="22"/>
-          <w:rtl/>
-          <w14:ligatures w14:val="none"/>
-        </w:rPr>
-        <w:t>وضعیت امنیتی دستگاه؛</w:t>
-      </w:r>
-    </w:p>
-    <w:p>
-      <w:pPr>
-        <w:numPr>
-          <w:ilvl w:val="0"/>
-          <w:numId w:val="2"/>
-        </w:numPr>
-        <w:bidi/>
-        <w:spacing w:before="100" w:beforeAutospacing="1" w:after="100" w:afterAutospacing="1" w:line="240" w:lineRule="auto"/>
-        <w:rPr>
-          <w:rFonts w:ascii="Vazirmatn" w:eastAsia="Times New Roman" w:hAnsi="Vazirmatn" w:cs="Vazirmatn" w:hint="cs"/>
-          <w:kern w:val="0"/>
-          <w:sz w:val="22"/>
-          <w:szCs w:val="22"/>
-          <w14:ligatures w14:val="none"/>
-        </w:rPr>
-      </w:pPr>
-      <w:r>
-        <w:rPr>
-          <w:rFonts w:ascii="Vazirmatn" w:eastAsia="Times New Roman" w:hAnsi="Vazirmatn" w:cs="Vazirmatn" w:hint="cs"/>
-          <w:kern w:val="0"/>
-          <w:sz w:val="22"/>
-          <w:szCs w:val="22"/>
-          <w:rtl/>
-          <w14:ligatures w14:val="none"/>
-        </w:rPr>
-        <w:t>سابقه تعامل با سایر</w:t>
-      </w:r>
-      <w:r>
-        <w:rPr>
-          <w:rFonts w:ascii="Vazirmatn" w:eastAsia="Times New Roman" w:hAnsi="Vazirmatn" w:cs="Vazirmatn" w:hint="cs"/>
-          <w:kern w:val="0"/>
-          <w:sz w:val="22"/>
-          <w:szCs w:val="22"/>
-          <w14:ligatures w14:val="none"/>
-        </w:rPr>
-        <w:t xml:space="preserve"> Node</w:t>
-      </w:r>
-      <w:r>
-        <w:rPr>
-          <w:rFonts w:ascii="Vazirmatn" w:eastAsia="Times New Roman" w:hAnsi="Vazirmatn" w:cs="Vazirmatn" w:hint="cs"/>
-          <w:kern w:val="0"/>
-          <w:sz w:val="22"/>
-          <w:szCs w:val="22"/>
-          <w:rtl/>
-          <w14:ligatures w14:val="none"/>
-        </w:rPr>
-        <w:t>ها؛</w:t>
-      </w:r>
-    </w:p>
-    <w:p>
-      <w:pPr>
-        <w:numPr>
-          <w:ilvl w:val="0"/>
-          <w:numId w:val="2"/>
-        </w:numPr>
-        <w:bidi/>
-        <w:spacing w:before="100" w:beforeAutospacing="1" w:after="100" w:afterAutospacing="1" w:line="240" w:lineRule="auto"/>
-        <w:rPr>
-          <w:rFonts w:ascii="Vazirmatn" w:eastAsia="Times New Roman" w:hAnsi="Vazirmatn" w:cs="Vazirmatn" w:hint="cs"/>
-          <w:kern w:val="0"/>
-          <w:sz w:val="22"/>
-          <w:szCs w:val="22"/>
-          <w14:ligatures w14:val="none"/>
-        </w:rPr>
-      </w:pPr>
-      <w:r>
-        <w:rPr>
-          <w:rFonts w:ascii="Vazirmatn" w:eastAsia="Times New Roman" w:hAnsi="Vazirmatn" w:cs="Vazirmatn" w:hint="cs"/>
-          <w:kern w:val="0"/>
-          <w:sz w:val="22"/>
-          <w:szCs w:val="22"/>
-          <w:rtl/>
-          <w14:ligatures w14:val="none"/>
-        </w:rPr>
-        <w:t>زمان و موقعیت درخواست؛</w:t>
-      </w:r>
-    </w:p>
-    <w:p>
-      <w:pPr>
-        <w:numPr>
-          <w:ilvl w:val="0"/>
-          <w:numId w:val="2"/>
-        </w:numPr>
-        <w:bidi/>
-        <w:spacing w:before="100" w:beforeAutospacing="1" w:after="100" w:afterAutospacing="1" w:line="240" w:lineRule="auto"/>
-        <w:rPr>
-          <w:rFonts w:ascii="Vazirmatn" w:eastAsia="Times New Roman" w:hAnsi="Vazirmatn" w:cs="Vazirmatn" w:hint="cs"/>
-          <w:kern w:val="0"/>
-          <w:sz w:val="22"/>
-          <w:szCs w:val="22"/>
-          <w14:ligatures w14:val="none"/>
-        </w:rPr>
-      </w:pPr>
-      <w:r>
-        <w:rPr>
-          <w:rFonts w:ascii="Vazirmatn" w:eastAsia="Times New Roman" w:hAnsi="Vazirmatn" w:cs="Vazirmatn" w:hint="cs"/>
-          <w:kern w:val="0"/>
-          <w:sz w:val="22"/>
-          <w:szCs w:val="22"/>
-          <w:rtl/>
-          <w14:ligatures w14:val="none"/>
-        </w:rPr>
-        <w:t>نوع عملیاتی که درخواست شده است؛</w:t>
-      </w:r>
-    </w:p>
-    <w:p>
-      <w:pPr>
-        <w:numPr>
-          <w:ilvl w:val="0"/>
-          <w:numId w:val="2"/>
-        </w:numPr>
-        <w:bidi/>
-        <w:spacing w:before="100" w:beforeAutospacing="1" w:after="100" w:afterAutospacing="1" w:line="240" w:lineRule="auto"/>
-        <w:rPr>
-          <w:rFonts w:ascii="Vazirmatn" w:eastAsia="Times New Roman" w:hAnsi="Vazirmatn" w:cs="Vazirmatn" w:hint="cs"/>
-          <w:kern w:val="0"/>
-          <w:sz w:val="22"/>
-          <w:szCs w:val="22"/>
-          <w14:ligatures w14:val="none"/>
-        </w:rPr>
-      </w:pPr>
-      <w:r>
-        <w:rPr>
-          <w:rFonts w:ascii="Vazirmatn" w:eastAsia="Times New Roman" w:hAnsi="Vazirmatn" w:cs="Vazirmatn" w:hint="cs"/>
-          <w:kern w:val="0"/>
-          <w:sz w:val="22"/>
-          <w:szCs w:val="22"/>
-          <w:rtl/>
-          <w14:ligatures w14:val="none"/>
-        </w:rPr>
-        <w:t>میزان حساسیت منبع مورد درخواست</w:t>
-      </w:r>
-      <w:r>
-        <w:rPr>
-          <w:rFonts w:ascii="Vazirmatn" w:eastAsia="Times New Roman" w:hAnsi="Vazirmatn" w:cs="Vazirmatn" w:hint="cs"/>
-          <w:kern w:val="0"/>
-          <w:sz w:val="22"/>
-          <w:szCs w:val="22"/>
-          <w14:ligatures w14:val="none"/>
-        </w:rPr>
-        <w:t>.</w:t>
-      </w:r>
-    </w:p>
-    <w:p>
-      <w:pPr>
-        <w:bidi/>
-        <w:spacing w:before="100" w:beforeAutospacing="1" w:after="100" w:afterAutospacing="1" w:line="240" w:lineRule="auto"/>
-        <w:rPr>
-          <w:rFonts w:ascii="Vazirmatn" w:eastAsia="Times New Roman" w:hAnsi="Vazirmatn" w:cs="Vazirmatn" w:hint="cs"/>
-          <w:kern w:val="0"/>
-          <w:sz w:val="22"/>
-          <w:szCs w:val="22"/>
-          <w14:ligatures w14:val="none"/>
-        </w:rPr>
-      </w:pPr>
-      <w:r>
-        <w:rPr>
-          <w:rFonts w:ascii="Vazirmatn" w:eastAsia="Times New Roman" w:hAnsi="Vazirmatn" w:cs="Vazirmatn" w:hint="cs"/>
-          <w:kern w:val="0"/>
-          <w:sz w:val="22"/>
-          <w:szCs w:val="22"/>
-          <w:rtl/>
-          <w14:ligatures w14:val="none"/>
-        </w:rPr>
-        <w:t xml:space="preserve">در نتیجه، </w:t>
-      </w:r>
-      <w:r>
-        <w:rPr>
-          <w:rFonts w:ascii="Vazirmatn" w:eastAsia="Times New Roman" w:hAnsi="Vazirmatn" w:cs="Vazirmatn" w:hint="cs"/>
-          <w:kern w:val="0"/>
-          <w:sz w:val="22"/>
-          <w:szCs w:val="22"/>
-          <w14:ligatures w14:val="none"/>
-        </w:rPr>
-        <w:t xml:space="preserve">Trust </w:t>
-      </w:r>
-      <w:r>
-        <w:rPr>
-          <w:rFonts w:ascii="Vazirmatn" w:eastAsia="Times New Roman" w:hAnsi="Vazirmatn" w:cs="Vazirmatn" w:hint="cs"/>
-          <w:kern w:val="0"/>
-          <w:sz w:val="22"/>
-          <w:szCs w:val="22"/>
-          <w:rtl/>
-          <w14:ligatures w14:val="none"/>
-        </w:rPr>
-        <w:t>نباید تنها به یک عدد ساده تبدیل شود که بدون توجه به زمینه در تمام تصمیم‌ها استفاده شود. ارزش</w:t>
-      </w:r>
-      <w:r>
-        <w:rPr>
-          <w:rFonts w:ascii="Vazirmatn" w:eastAsia="Times New Roman" w:hAnsi="Vazirmatn" w:cs="Vazirmatn" w:hint="cs"/>
-          <w:kern w:val="0"/>
-          <w:sz w:val="22"/>
-          <w:szCs w:val="22"/>
-          <w14:ligatures w14:val="none"/>
-        </w:rPr>
-        <w:t xml:space="preserve"> Trust </w:t>
-      </w:r>
-      <w:r>
-        <w:rPr>
-          <w:rFonts w:ascii="Vazirmatn" w:eastAsia="Times New Roman" w:hAnsi="Vazirmatn" w:cs="Vazirmatn" w:hint="cs"/>
-          <w:kern w:val="0"/>
-          <w:sz w:val="22"/>
-          <w:szCs w:val="22"/>
-          <w:rtl/>
-          <w14:ligatures w14:val="none"/>
-        </w:rPr>
-        <w:t>زمانی افزایش پیدا می‌کند که مشخص باشد این امتیاز بر اساس چه شواهدی ایجاد شده، برای چه موجودیتی معتبر است، در چه زمانی محاسبه شده و برای چه نوع عملیاتی مورد استفاده قرار می‌گیرد</w:t>
-      </w:r>
-      <w:r>
-        <w:rPr>
-          <w:rFonts w:ascii="Vazirmatn" w:eastAsia="Times New Roman" w:hAnsi="Vazirmatn" w:cs="Vazirmatn" w:hint="cs"/>
-          <w:kern w:val="0"/>
-          <w:sz w:val="22"/>
-          <w:szCs w:val="22"/>
-          <w14:ligatures w14:val="none"/>
-        </w:rPr>
-        <w:t>.</w:t>
-      </w:r>
-    </w:p>
-    <w:p>
-      <w:pPr>
-        <w:spacing w:after="0" w:line="240" w:lineRule="auto"/>
-        <w:rPr>
-          <w:rFonts w:ascii="Vazirmatn" w:eastAsia="Times New Roman" w:hAnsi="Vazirmatn" w:cs="Vazirmatn" w:hint="cs"/>
-          <w:kern w:val="0"/>
-          <w:sz w:val="22"/>
-          <w:szCs w:val="22"/>
-          <w14:ligatures w14:val="none"/>
-        </w:rPr>
-      </w:pPr>
-      <w:r>
-        <w:rPr>
-          <w:rFonts w:ascii="Vazirmatn" w:eastAsia="Times New Roman" w:hAnsi="Vazirmatn" w:cs="Vazirmatn"/>
-          <w:noProof/>
-          <w:kern w:val="0"/>
-          <w:sz w:val="22"/>
-          <w:szCs w:val="22"/>
-        </w:rPr>
-        <w:pict w14:anchorId="7DD247EE">
-          <v:rect id="_x0000_i1030" alt="" style="width:468pt;height:.05pt;mso-width-percent:0;mso-height-percent:0;mso-width-percent:0;mso-height-percent:0" o:hralign="center" o:hrstd="t" o:hr="t" fillcolor="#a0a0a0" stroked="f"/>
-        </w:pict>
-      </w:r>
-    </w:p>
-    <w:p>
-      <w:pPr>
-        <w:bidi/>
-        <w:rPr>
-          <w:rFonts w:ascii="Vazirmatn" w:hAnsi="Vazirmatn" w:cs="Vazirmatn" w:hint="cs"/>
-          <w:sz w:val="22"/>
-          <w:szCs w:val="22"/>
-        </w:rPr>
-      </w:pPr>
-    </w:p>
-    <w:p>
-      <w:pPr>
-        <w:bidi/>
-        <w:spacing w:before="100" w:beforeAutospacing="1" w:after="100" w:afterAutospacing="1" w:line="240" w:lineRule="auto"/>
-        <w:outlineLvl w:val="1"/>
+          <w:rtl/>
+          <w14:ligatures w14:val="none"/>
+        </w:rPr>
+        <w:t>تفاوت</w:t>
+      </w:r>
+      <w:r>
         <w:rPr>
           <w:rFonts w:ascii="Vazirmatn" w:eastAsia="Times New Roman" w:hAnsi="Vazirmatn" w:cs="Vazirmatn" w:hint="cs"/>
           <w:b/>
@@ -1630,7 +1007,8 @@
           <w:szCs w:val="22"/>
           <w14:ligatures w14:val="none"/>
         </w:rPr>
-      </w:pPr>
+        <w:t xml:space="preserve"> Authentication</w:t>
+      </w:r>
       <w:r>
         <w:rPr>
           <w:rFonts w:ascii="Vazirmatn" w:eastAsia="Times New Roman" w:hAnsi="Vazirmatn" w:cs="Vazirmatn" w:hint="cs"/>
@@ -1640,10 +1018,9 @@
           <w:sz w:val="22"/>
           <w:szCs w:val="22"/>
           <w:rtl/>
-          <w:lang w:bidi="fa-IR"/>
-          <w14:ligatures w14:val="none"/>
-        </w:rPr>
-        <w:t>۴-۳</w:t>
+          <w14:ligatures w14:val="none"/>
+        </w:rPr>
+        <w:t xml:space="preserve">، </w:t>
       </w:r>
       <w:r>
         <w:rPr>
@@ -1655,20 +1032,19 @@
           <w:szCs w:val="22"/>
           <w14:ligatures w14:val="none"/>
         </w:rPr>
-        <w:t xml:space="preserve">. </w:t>
-      </w:r>
-      <w:r>
-        <w:rPr>
-          <w:rFonts w:ascii="Vazirmatn" w:eastAsia="Times New Roman" w:hAnsi="Vazirmatn" w:cs="Vazirmatn" w:hint="cs"/>
+        <w:t xml:space="preserve">Authorization </w:t>
+      </w:r>
+      <w:r>
+        <w:rPr>
+          <w:rFonts w:ascii="Vazirmatn" w:eastAsia="Times New Roman" w:hAnsi="Vazirmatn" w:cs="Vazirmatn"/>
           <w:b/>
           <w:bCs/>
           <w:kern w:val="0"/>
           <w:sz w:val="22"/>
           <w:szCs w:val="22"/>
-          <w:rtl/>
-          <w14:ligatures w14:val="none"/>
-        </w:rPr>
-        <w:t>تفاوت</w:t>
+          <w14:ligatures w14:val="none"/>
+        </w:rPr>
+        <w:t xml:space="preserve"> </w:t>
       </w:r>
       <w:r>
         <w:rPr>
@@ -1678,9 +1054,10 @@
           <w:kern w:val="0"/>
           <w:sz w:val="22"/>
           <w:szCs w:val="22"/>
-          <w14:ligatures w14:val="none"/>
-        </w:rPr>
-        <w:t xml:space="preserve"> Authentication</w:t>
+          <w:rtl/>
+          <w14:ligatures w14:val="none"/>
+        </w:rPr>
+        <w:t>و</w:t>
       </w:r>
       <w:r>
         <w:rPr>
@@ -1690,11 +1067,151 @@
           <w:kern w:val="0"/>
           <w:sz w:val="22"/>
           <w:szCs w:val="22"/>
+          <w14:ligatures w14:val="none"/>
+        </w:rPr>
+        <w:t xml:space="preserve"> Trust</w:t>
+      </w:r>
+    </w:p>
+    <w:p>
+      <w:pPr>
+        <w:bidi/>
+        <w:spacing w:before="100" w:beforeAutospacing="1" w:after="100" w:afterAutospacing="1" w:line="240" w:lineRule="auto"/>
+        <w:rPr>
+          <w:rFonts w:ascii="Vazirmatn" w:eastAsia="Times New Roman" w:hAnsi="Vazirmatn" w:cs="Vazirmatn"/>
+          <w:kern w:val="0"/>
+          <w:sz w:val="22"/>
+          <w:szCs w:val="22"/>
+          <w14:ligatures w14:val="none"/>
+        </w:rPr>
+      </w:pPr>
+      <w:r>
+        <w:rPr>
+          <w:rFonts w:ascii="Vazirmatn" w:eastAsia="Times New Roman" w:hAnsi="Vazirmatn" w:cs="Vazirmatn" w:hint="cs"/>
+          <w:kern w:val="0"/>
+          <w:sz w:val="22"/>
+          <w:szCs w:val="22"/>
+          <w:rtl/>
+          <w14:ligatures w14:val="none"/>
+        </w:rPr>
+        <w:t>یکی از نکات اساسی در طراحی معماری‌های امنیتی</w:t>
+      </w:r>
+      <w:r>
+        <w:rPr>
+          <w:rFonts w:ascii="Vazirmatn" w:eastAsia="Times New Roman" w:hAnsi="Vazirmatn" w:cs="Vazirmatn" w:hint="cs"/>
+          <w:kern w:val="0"/>
+          <w:sz w:val="22"/>
+          <w:szCs w:val="22"/>
+          <w14:ligatures w14:val="none"/>
+        </w:rPr>
+        <w:t xml:space="preserve"> IIoT</w:t>
+      </w:r>
+      <w:r>
+        <w:rPr>
+          <w:rFonts w:ascii="Vazirmatn" w:eastAsia="Times New Roman" w:hAnsi="Vazirmatn" w:cs="Vazirmatn" w:hint="cs"/>
+          <w:kern w:val="0"/>
+          <w:sz w:val="22"/>
+          <w:szCs w:val="22"/>
+          <w:rtl/>
+          <w14:ligatures w14:val="none"/>
+        </w:rPr>
+        <w:t>، تفکیک سه مفهوم</w:t>
+      </w:r>
+      <w:r>
+        <w:rPr>
+          <w:rFonts w:ascii="Vazirmatn" w:eastAsia="Times New Roman" w:hAnsi="Vazirmatn" w:cs="Vazirmatn" w:hint="cs"/>
+          <w:kern w:val="0"/>
+          <w:sz w:val="22"/>
+          <w:szCs w:val="22"/>
+          <w14:ligatures w14:val="none"/>
+        </w:rPr>
+        <w:t xml:space="preserve"> Authentication</w:t>
+      </w:r>
+      <w:r>
+        <w:rPr>
+          <w:rFonts w:ascii="Vazirmatn" w:eastAsia="Times New Roman" w:hAnsi="Vazirmatn" w:cs="Vazirmatn" w:hint="cs"/>
+          <w:kern w:val="0"/>
+          <w:sz w:val="22"/>
+          <w:szCs w:val="22"/>
           <w:rtl/>
           <w14:ligatures w14:val="none"/>
         </w:rPr>
         <w:t xml:space="preserve">، </w:t>
       </w:r>
+      <w:r>
+        <w:rPr>
+          <w:rFonts w:ascii="Vazirmatn" w:eastAsia="Times New Roman" w:hAnsi="Vazirmatn" w:cs="Vazirmatn"/>
+          <w:kern w:val="0"/>
+          <w:sz w:val="22"/>
+          <w:szCs w:val="22"/>
+          <w14:ligatures w14:val="none"/>
+        </w:rPr>
+        <w:t xml:space="preserve"> </w:t>
+      </w:r>
+      <w:r>
+        <w:rPr>
+          <w:rFonts w:ascii="Vazirmatn" w:eastAsia="Times New Roman" w:hAnsi="Vazirmatn" w:cs="Vazirmatn" w:hint="cs"/>
+          <w:kern w:val="0"/>
+          <w:sz w:val="22"/>
+          <w:szCs w:val="22"/>
+          <w14:ligatures w14:val="none"/>
+        </w:rPr>
+        <w:t xml:space="preserve">Authorization </w:t>
+      </w:r>
+      <w:r>
+        <w:rPr>
+          <w:rFonts w:ascii="Vazirmatn" w:eastAsia="Times New Roman" w:hAnsi="Vazirmatn" w:cs="Vazirmatn" w:hint="cs"/>
+          <w:kern w:val="0"/>
+          <w:sz w:val="22"/>
+          <w:szCs w:val="22"/>
+          <w:rtl/>
+          <w14:ligatures w14:val="none"/>
+        </w:rPr>
+        <w:t>و</w:t>
+      </w:r>
+      <w:r>
+        <w:rPr>
+          <w:rFonts w:ascii="Vazirmatn" w:eastAsia="Times New Roman" w:hAnsi="Vazirmatn" w:cs="Vazirmatn" w:hint="cs"/>
+          <w:kern w:val="0"/>
+          <w:sz w:val="22"/>
+          <w:szCs w:val="22"/>
+          <w14:ligatures w14:val="none"/>
+        </w:rPr>
+        <w:t xml:space="preserve"> Trust </w:t>
+      </w:r>
+      <w:r>
+        <w:rPr>
+          <w:rFonts w:ascii="Vazirmatn" w:eastAsia="Times New Roman" w:hAnsi="Vazirmatn" w:cs="Vazirmatn" w:hint="cs"/>
+          <w:kern w:val="0"/>
+          <w:sz w:val="22"/>
+          <w:szCs w:val="22"/>
+          <w:rtl/>
+          <w14:ligatures w14:val="none"/>
+        </w:rPr>
+        <w:t>است</w:t>
+      </w:r>
+      <w:r>
+        <w:rPr>
+          <w:rFonts w:ascii="Vazirmatn" w:eastAsia="Times New Roman" w:hAnsi="Vazirmatn" w:cs="Vazirmatn" w:hint="cs"/>
+          <w:kern w:val="0"/>
+          <w:sz w:val="22"/>
+          <w:szCs w:val="22"/>
+          <w14:ligatures w14:val="none"/>
+        </w:rPr>
+        <w:t>.</w:t>
+      </w:r>
+    </w:p>
+    <w:p>
+      <w:pPr>
+        <w:bidi/>
+        <w:spacing w:before="100" w:beforeAutospacing="1" w:after="100" w:afterAutospacing="1" w:line="240" w:lineRule="auto"/>
+        <w:rPr>
+          <w:rFonts w:ascii="Vazirmatn" w:eastAsia="Times New Roman" w:hAnsi="Vazirmatn" w:cs="Vazirmatn"/>
+          <w:kern w:val="0"/>
+          <w:sz w:val="22"/>
+          <w:szCs w:val="22"/>
+          <w14:ligatures w14:val="none"/>
+        </w:rPr>
+      </w:pPr>
       <w:r>
         <w:rPr>
           <w:rFonts w:ascii="Vazirmatn" w:eastAsia="Times New Roman" w:hAnsi="Vazirmatn" w:cs="Vazirmatn" w:hint="cs"/>
@@ -1705,8 +1222,76 @@
           <w:szCs w:val="22"/>
           <w14:ligatures w14:val="none"/>
         </w:rPr>
-        <w:t xml:space="preserve">Authorization </w:t>
-      </w:r>
+        <w:t>Authentication</w:t>
+      </w:r>
+      <w:r>
+        <w:rPr>
+          <w:rFonts w:ascii="Vazirmatn" w:eastAsia="Times New Roman" w:hAnsi="Vazirmatn" w:cs="Vazirmatn" w:hint="cs"/>
+          <w:kern w:val="0"/>
+          <w:sz w:val="22"/>
+          <w:szCs w:val="22"/>
+          <w14:ligatures w14:val="none"/>
+        </w:rPr>
+        <w:t xml:space="preserve"> </w:t>
+      </w:r>
+      <w:r>
+        <w:rPr>
+          <w:rFonts w:ascii="Vazirmatn" w:eastAsia="Times New Roman" w:hAnsi="Vazirmatn" w:cs="Vazirmatn" w:hint="cs"/>
+          <w:kern w:val="0"/>
+          <w:sz w:val="22"/>
+          <w:szCs w:val="22"/>
+          <w:rtl/>
+          <w14:ligatures w14:val="none"/>
+        </w:rPr>
+        <w:t>پاسخ می‌دهد</w:t>
+      </w:r>
+      <w:r>
+        <w:rPr>
+          <w:rFonts w:ascii="Vazirmatn" w:eastAsia="Times New Roman" w:hAnsi="Vazirmatn" w:cs="Vazirmatn" w:hint="cs"/>
+          <w:kern w:val="0"/>
+          <w:sz w:val="22"/>
+          <w:szCs w:val="22"/>
+          <w14:ligatures w14:val="none"/>
+        </w:rPr>
+        <w:t>:</w:t>
+      </w:r>
+    </w:p>
+    <w:p>
+      <w:pPr>
+        <w:bidi/>
+        <w:spacing w:before="100" w:beforeAutospacing="1" w:after="100" w:afterAutospacing="1" w:line="240" w:lineRule="auto"/>
+        <w:rPr>
+          <w:rFonts w:ascii="Vazirmatn" w:eastAsia="Times New Roman" w:hAnsi="Vazirmatn" w:cs="Vazirmatn"/>
+          <w:kern w:val="0"/>
+          <w:sz w:val="22"/>
+          <w:szCs w:val="22"/>
+          <w14:ligatures w14:val="none"/>
+        </w:rPr>
+      </w:pPr>
+      <w:r>
+        <w:rPr>
+          <w:rFonts w:ascii="Vazirmatn" w:eastAsia="Times New Roman" w:hAnsi="Vazirmatn" w:cs="Vazirmatn" w:hint="cs"/>
+          <w:kern w:val="0"/>
+          <w:sz w:val="22"/>
+          <w:szCs w:val="22"/>
+          <w:rtl/>
+          <w14:ligatures w14:val="none"/>
+        </w:rPr>
+        <w:t>این موجودیت چه کسی یا چه دستگاهی است؟</w:t>
+      </w:r>
+    </w:p>
+    <w:p>
+      <w:pPr>
+        <w:bidi/>
+        <w:spacing w:before="100" w:beforeAutospacing="1" w:after="100" w:afterAutospacing="1" w:line="240" w:lineRule="auto"/>
+        <w:rPr>
+          <w:rFonts w:ascii="Vazirmatn" w:eastAsia="Times New Roman" w:hAnsi="Vazirmatn" w:cs="Vazirmatn"/>
+          <w:kern w:val="0"/>
+          <w:sz w:val="22"/>
+          <w:szCs w:val="22"/>
+          <w14:ligatures w14:val="none"/>
+        </w:rPr>
+      </w:pPr>
       <w:r>
         <w:rPr>
           <w:rFonts w:ascii="Vazirmatn" w:eastAsia="Times New Roman" w:hAnsi="Vazirmatn" w:cs="Vazirmatn" w:hint="cs"/>
@@ -1715,10 +1300,108 @@
           <w:kern w:val="0"/>
           <w:sz w:val="22"/>
           <w:szCs w:val="22"/>
-          <w:rtl/>
-          <w14:ligatures w14:val="none"/>
-        </w:rPr>
-        <w:t>و</w:t>
+          <w14:ligatures w14:val="none"/>
+        </w:rPr>
+        <w:t>Authorization</w:t>
+      </w:r>
+      <w:r>
+        <w:rPr>
+          <w:rFonts w:ascii="Vazirmatn" w:eastAsia="Times New Roman" w:hAnsi="Vazirmatn" w:cs="Vazirmatn" w:hint="cs"/>
+          <w:kern w:val="0"/>
+          <w:sz w:val="22"/>
+          <w:szCs w:val="22"/>
+          <w14:ligatures w14:val="none"/>
+        </w:rPr>
+        <w:t xml:space="preserve"> </w:t>
+      </w:r>
+      <w:r>
+        <w:rPr>
+          <w:rFonts w:ascii="Vazirmatn" w:eastAsia="Times New Roman" w:hAnsi="Vazirmatn" w:cs="Vazirmatn" w:hint="cs"/>
+          <w:kern w:val="0"/>
+          <w:sz w:val="22"/>
+          <w:szCs w:val="22"/>
+          <w:rtl/>
+          <w14:ligatures w14:val="none"/>
+        </w:rPr>
+        <w:t>پاسخ می‌دهد</w:t>
+      </w:r>
+      <w:r>
+        <w:rPr>
+          <w:rFonts w:ascii="Vazirmatn" w:eastAsia="Times New Roman" w:hAnsi="Vazirmatn" w:cs="Vazirmatn" w:hint="cs"/>
+          <w:kern w:val="0"/>
+          <w:sz w:val="22"/>
+          <w:szCs w:val="22"/>
+          <w14:ligatures w14:val="none"/>
+        </w:rPr>
+        <w:t>:</w:t>
+      </w:r>
+    </w:p>
+    <w:p>
+      <w:pPr>
+        <w:bidi/>
+        <w:spacing w:before="100" w:beforeAutospacing="1" w:after="100" w:afterAutospacing="1" w:line="240" w:lineRule="auto"/>
+        <w:rPr>
+          <w:rFonts w:ascii="Vazirmatn" w:eastAsia="Times New Roman" w:hAnsi="Vazirmatn" w:cs="Vazirmatn"/>
+          <w:kern w:val="0"/>
+          <w:sz w:val="22"/>
+          <w:szCs w:val="22"/>
+          <w14:ligatures w14:val="none"/>
+        </w:rPr>
+      </w:pPr>
+      <w:r>
+        <w:rPr>
+          <w:rFonts w:ascii="Vazirmatn" w:eastAsia="Times New Roman" w:hAnsi="Vazirmatn" w:cs="Vazirmatn" w:hint="cs"/>
+          <w:kern w:val="0"/>
+          <w:sz w:val="22"/>
+          <w:szCs w:val="22"/>
+          <w14:ligatures w14:val="none"/>
+        </w:rPr>
+        <w:t>«</w:t>
+      </w:r>
+      <w:r>
+        <w:rPr>
+          <w:rFonts w:ascii="Vazirmatn" w:eastAsia="Times New Roman" w:hAnsi="Vazirmatn" w:cs="Vazirmatn" w:hint="cs"/>
+          <w:kern w:val="0"/>
+          <w:sz w:val="22"/>
+          <w:szCs w:val="22"/>
+          <w:rtl/>
+          <w14:ligatures w14:val="none"/>
+        </w:rPr>
+        <w:t>این موجودیت اجازه انجام چه کاری را دارد؟</w:t>
+      </w:r>
+      <w:r>
+        <w:rPr>
+          <w:rFonts w:ascii="Vazirmatn" w:eastAsia="Times New Roman" w:hAnsi="Vazirmatn" w:cs="Vazirmatn" w:hint="cs"/>
+          <w:kern w:val="0"/>
+          <w:sz w:val="22"/>
+          <w:szCs w:val="22"/>
+          <w14:ligatures w14:val="none"/>
+        </w:rPr>
+        <w:t>»</w:t>
+      </w:r>
+    </w:p>
+    <w:p>
+      <w:pPr>
+        <w:bidi/>
+        <w:spacing w:before="100" w:beforeAutospacing="1" w:after="100" w:afterAutospacing="1" w:line="240" w:lineRule="auto"/>
+        <w:rPr>
+          <w:rFonts w:ascii="Vazirmatn" w:eastAsia="Times New Roman" w:hAnsi="Vazirmatn" w:cs="Vazirmatn"/>
+          <w:kern w:val="0"/>
+          <w:sz w:val="22"/>
+          <w:szCs w:val="22"/>
+          <w14:ligatures w14:val="none"/>
+        </w:rPr>
+      </w:pPr>
+      <w:r>
+        <w:rPr>
+          <w:rFonts w:ascii="Vazirmatn" w:eastAsia="Times New Roman" w:hAnsi="Vazirmatn" w:cs="Vazirmatn" w:hint="cs"/>
+          <w:kern w:val="0"/>
+          <w:sz w:val="22"/>
+          <w:szCs w:val="22"/>
+          <w:rtl/>
+          <w14:ligatures w14:val="none"/>
+        </w:rPr>
+        <w:t xml:space="preserve">اما </w:t>
       </w:r>
       <w:r>
         <w:rPr>
@@ -1730,94 +1413,148 @@
           <w:szCs w:val="22"/>
           <w14:ligatures w14:val="none"/>
         </w:rPr>
-        <w:t xml:space="preserve"> Trust</w:t>
-      </w:r>
-    </w:p>
-    <w:p>
-      <w:pPr>
-        <w:bidi/>
-        <w:spacing w:before="100" w:beforeAutospacing="1" w:after="100" w:afterAutospacing="1" w:line="240" w:lineRule="auto"/>
-        <w:rPr>
-          <w:rFonts w:ascii="Vazirmatn" w:eastAsia="Times New Roman" w:hAnsi="Vazirmatn" w:cs="Vazirmatn" w:hint="cs"/>
-          <w:kern w:val="0"/>
-          <w:sz w:val="22"/>
-          <w:szCs w:val="22"/>
-          <w14:ligatures w14:val="none"/>
-        </w:rPr>
-      </w:pPr>
-      <w:r>
-        <w:rPr>
-          <w:rFonts w:ascii="Vazirmatn" w:eastAsia="Times New Roman" w:hAnsi="Vazirmatn" w:cs="Vazirmatn" w:hint="cs"/>
-          <w:kern w:val="0"/>
-          <w:sz w:val="22"/>
-          <w:szCs w:val="22"/>
-          <w:rtl/>
-          <w14:ligatures w14:val="none"/>
-        </w:rPr>
-        <w:t>یکی از نکات اساسی در طراحی معماری‌های امنیتی</w:t>
-      </w:r>
-      <w:r>
-        <w:rPr>
-          <w:rFonts w:ascii="Vazirmatn" w:eastAsia="Times New Roman" w:hAnsi="Vazirmatn" w:cs="Vazirmatn" w:hint="cs"/>
-          <w:kern w:val="0"/>
-          <w:sz w:val="22"/>
-          <w:szCs w:val="22"/>
-          <w14:ligatures w14:val="none"/>
-        </w:rPr>
-        <w:t xml:space="preserve"> IIoT</w:t>
-      </w:r>
-      <w:r>
-        <w:rPr>
-          <w:rFonts w:ascii="Vazirmatn" w:eastAsia="Times New Roman" w:hAnsi="Vazirmatn" w:cs="Vazirmatn" w:hint="cs"/>
-          <w:kern w:val="0"/>
-          <w:sz w:val="22"/>
-          <w:szCs w:val="22"/>
-          <w:rtl/>
-          <w14:ligatures w14:val="none"/>
-        </w:rPr>
-        <w:t>، تفکیک سه مفهوم</w:t>
-      </w:r>
-      <w:r>
-        <w:rPr>
-          <w:rFonts w:ascii="Vazirmatn" w:eastAsia="Times New Roman" w:hAnsi="Vazirmatn" w:cs="Vazirmatn" w:hint="cs"/>
-          <w:kern w:val="0"/>
-          <w:sz w:val="22"/>
-          <w:szCs w:val="22"/>
-          <w14:ligatures w14:val="none"/>
-        </w:rPr>
-        <w:t xml:space="preserve"> Authentication</w:t>
-      </w:r>
-      <w:r>
-        <w:rPr>
-          <w:rFonts w:ascii="Vazirmatn" w:eastAsia="Times New Roman" w:hAnsi="Vazirmatn" w:cs="Vazirmatn" w:hint="cs"/>
-          <w:kern w:val="0"/>
-          <w:sz w:val="22"/>
-          <w:szCs w:val="22"/>
-          <w:rtl/>
-          <w14:ligatures w14:val="none"/>
-        </w:rPr>
-        <w:t xml:space="preserve">، </w:t>
-      </w:r>
-      <w:r>
-        <w:rPr>
-          <w:rFonts w:ascii="Vazirmatn" w:eastAsia="Times New Roman" w:hAnsi="Vazirmatn" w:cs="Vazirmatn" w:hint="cs"/>
-          <w:kern w:val="0"/>
-          <w:sz w:val="22"/>
-          <w:szCs w:val="22"/>
-          <w14:ligatures w14:val="none"/>
-        </w:rPr>
-        <w:t xml:space="preserve">Authorization </w:t>
-      </w:r>
-      <w:r>
-        <w:rPr>
-          <w:rFonts w:ascii="Vazirmatn" w:eastAsia="Times New Roman" w:hAnsi="Vazirmatn" w:cs="Vazirmatn" w:hint="cs"/>
-          <w:kern w:val="0"/>
-          <w:sz w:val="22"/>
-          <w:szCs w:val="22"/>
-          <w:rtl/>
-          <w14:ligatures w14:val="none"/>
-        </w:rPr>
-        <w:t>و</w:t>
+        <w:t>Trust</w:t>
+      </w:r>
+      <w:r>
+        <w:rPr>
+          <w:rFonts w:ascii="Vazirmatn" w:eastAsia="Times New Roman" w:hAnsi="Vazirmatn" w:cs="Vazirmatn" w:hint="cs"/>
+          <w:kern w:val="0"/>
+          <w:sz w:val="22"/>
+          <w:szCs w:val="22"/>
+          <w14:ligatures w14:val="none"/>
+        </w:rPr>
+        <w:t xml:space="preserve"> </w:t>
+      </w:r>
+      <w:r>
+        <w:rPr>
+          <w:rFonts w:ascii="Vazirmatn" w:eastAsia="Times New Roman" w:hAnsi="Vazirmatn" w:cs="Vazirmatn" w:hint="cs"/>
+          <w:kern w:val="0"/>
+          <w:sz w:val="22"/>
+          <w:szCs w:val="22"/>
+          <w:rtl/>
+          <w14:ligatures w14:val="none"/>
+        </w:rPr>
+        <w:t>سؤال متفاوتی مطرح می‌کند</w:t>
+      </w:r>
+      <w:r>
+        <w:rPr>
+          <w:rFonts w:ascii="Vazirmatn" w:eastAsia="Times New Roman" w:hAnsi="Vazirmatn" w:cs="Vazirmatn" w:hint="cs"/>
+          <w:kern w:val="0"/>
+          <w:sz w:val="22"/>
+          <w:szCs w:val="22"/>
+          <w14:ligatures w14:val="none"/>
+        </w:rPr>
+        <w:t>:</w:t>
+      </w:r>
+    </w:p>
+    <w:p>
+      <w:pPr>
+        <w:bidi/>
+        <w:spacing w:before="100" w:beforeAutospacing="1" w:after="100" w:afterAutospacing="1" w:line="240" w:lineRule="auto"/>
+        <w:rPr>
+          <w:rFonts w:ascii="Vazirmatn" w:eastAsia="Times New Roman" w:hAnsi="Vazirmatn" w:cs="Vazirmatn"/>
+          <w:kern w:val="0"/>
+          <w:sz w:val="22"/>
+          <w:szCs w:val="22"/>
+          <w14:ligatures w14:val="none"/>
+        </w:rPr>
+      </w:pPr>
+      <w:r>
+        <w:rPr>
+          <w:rFonts w:ascii="Vazirmatn" w:eastAsia="Times New Roman" w:hAnsi="Vazirmatn" w:cs="Vazirmatn" w:hint="cs"/>
+          <w:kern w:val="0"/>
+          <w:sz w:val="22"/>
+          <w:szCs w:val="22"/>
+          <w14:ligatures w14:val="none"/>
+        </w:rPr>
+        <w:t>«</w:t>
+      </w:r>
+      <w:r>
+        <w:rPr>
+          <w:rFonts w:ascii="Vazirmatn" w:eastAsia="Times New Roman" w:hAnsi="Vazirmatn" w:cs="Vazirmatn" w:hint="cs"/>
+          <w:kern w:val="0"/>
+          <w:sz w:val="22"/>
+          <w:szCs w:val="22"/>
+          <w:rtl/>
+          <w14:ligatures w14:val="none"/>
+        </w:rPr>
+        <w:t>با توجه به شواهد موجود، تا چه اندازه می‌توان برای تصمیم فعلی به این موجودیت اعتماد کرد؟</w:t>
+      </w:r>
+      <w:r>
+        <w:rPr>
+          <w:rFonts w:ascii="Vazirmatn" w:eastAsia="Times New Roman" w:hAnsi="Vazirmatn" w:cs="Vazirmatn" w:hint="cs"/>
+          <w:kern w:val="0"/>
+          <w:sz w:val="22"/>
+          <w:szCs w:val="22"/>
+          <w14:ligatures w14:val="none"/>
+        </w:rPr>
+        <w:t>»</w:t>
+      </w:r>
+    </w:p>
+    <w:p>
+      <w:pPr>
+        <w:bidi/>
+        <w:spacing w:before="100" w:beforeAutospacing="1" w:after="100" w:afterAutospacing="1" w:line="240" w:lineRule="auto"/>
+        <w:rPr>
+          <w:rFonts w:ascii="Vazirmatn" w:eastAsia="Times New Roman" w:hAnsi="Vazirmatn" w:cs="Vazirmatn"/>
+          <w:kern w:val="0"/>
+          <w:sz w:val="22"/>
+          <w:szCs w:val="22"/>
+          <w14:ligatures w14:val="none"/>
+        </w:rPr>
+      </w:pPr>
+      <w:r>
+        <w:rPr>
+          <w:rFonts w:ascii="Vazirmatn" w:eastAsia="Times New Roman" w:hAnsi="Vazirmatn" w:cs="Vazirmatn" w:hint="cs"/>
+          <w:kern w:val="0"/>
+          <w:sz w:val="22"/>
+          <w:szCs w:val="22"/>
+          <w:rtl/>
+          <w14:ligatures w14:val="none"/>
+        </w:rPr>
+        <w:t>برای مثال، فرض کنید یک اپراتور با موفقیت وارد اپلیکیشن مدیریتی</w:t>
+      </w:r>
+      <w:r>
+        <w:rPr>
+          <w:rFonts w:ascii="Vazirmatn" w:eastAsia="Times New Roman" w:hAnsi="Vazirmatn" w:cs="Vazirmatn" w:hint="cs"/>
+          <w:kern w:val="0"/>
+          <w:sz w:val="22"/>
+          <w:szCs w:val="22"/>
+          <w14:ligatures w14:val="none"/>
+        </w:rPr>
+        <w:t xml:space="preserve"> IIoT </w:t>
+      </w:r>
+      <w:r>
+        <w:rPr>
+          <w:rFonts w:ascii="Vazirmatn" w:eastAsia="Times New Roman" w:hAnsi="Vazirmatn" w:cs="Vazirmatn" w:hint="cs"/>
+          <w:kern w:val="0"/>
+          <w:sz w:val="22"/>
+          <w:szCs w:val="22"/>
+          <w:rtl/>
+          <w14:ligatures w14:val="none"/>
+        </w:rPr>
+        <w:t>شده است. احراز هویت او موفق بوده است، اما این موضوع به‌تنهایی به معنای مجاز بودن او برای ارسال فرمان به تمام تجهیزات نیست</w:t>
+      </w:r>
+      <w:r>
+        <w:rPr>
+          <w:rFonts w:ascii="Vazirmatn" w:eastAsia="Times New Roman" w:hAnsi="Vazirmatn" w:cs="Vazirmatn" w:hint="cs"/>
+          <w:kern w:val="0"/>
+          <w:sz w:val="22"/>
+          <w:szCs w:val="22"/>
+          <w14:ligatures w14:val="none"/>
+        </w:rPr>
+        <w:t xml:space="preserve">. Backend </w:t>
+      </w:r>
+      <w:r>
+        <w:rPr>
+          <w:rFonts w:ascii="Vazirmatn" w:eastAsia="Times New Roman" w:hAnsi="Vazirmatn" w:cs="Vazirmatn" w:hint="cs"/>
+          <w:kern w:val="0"/>
+          <w:sz w:val="22"/>
+          <w:szCs w:val="22"/>
+          <w:rtl/>
+          <w14:ligatures w14:val="none"/>
+        </w:rPr>
+        <w:t>باید مجوز او را بررسی کند. از طرف دیگر، اگر رفتار حساب کاربری به‌طور غیرمعمولی تغییر کند، سیستم</w:t>
       </w:r>
       <w:r>
         <w:rPr>
@@ -1838,7 +1575,7 @@
           <w:rtl/>
           <w14:ligatures w14:val="none"/>
         </w:rPr>
-        <w:t>است</w:t>
+        <w:t>می‌تواند این تغییر را به‌عنوان یک شواهد امنیتی در نظر بگیرد</w:t>
       </w:r>
       <w:r>
         <w:rPr>
@@ -1856,378 +1593,44 @@
         <w:bidi/>
         <w:spacing w:before="100" w:beforeAutospacing="1" w:after="100" w:afterAutospacing="1" w:line="240" w:lineRule="auto"/>
         <w:rPr>
-          <w:rFonts w:ascii="Vazirmatn" w:eastAsia="Times New Roman" w:hAnsi="Vazirmatn" w:cs="Vazirmatn" w:hint="cs"/>
-          <w:kern w:val="0"/>
-          <w:sz w:val="22"/>
-          <w:szCs w:val="22"/>
-          <w14:ligatures w14:val="none"/>
-        </w:rPr>
-      </w:pPr>
-      <w:r>
-        <w:rPr>
-          <w:rFonts w:ascii="Vazirmatn" w:eastAsia="Times New Roman" w:hAnsi="Vazirmatn" w:cs="Vazirmatn" w:hint="cs"/>
-          <w:b/>
-          <w:bCs/>
-          <w:kern w:val="0"/>
-          <w:sz w:val="22"/>
-          <w:szCs w:val="22"/>
-          <w14:ligatures w14:val="none"/>
-        </w:rPr>
-        <w:t>Authentication</w:t>
-      </w:r>
-      <w:r>
-        <w:rPr>
-          <w:rFonts w:ascii="Vazirmatn" w:eastAsia="Times New Roman" w:hAnsi="Vazirmatn" w:cs="Vazirmatn" w:hint="cs"/>
-          <w:kern w:val="0"/>
-          <w:sz w:val="22"/>
-          <w:szCs w:val="22"/>
-          <w14:ligatures w14:val="none"/>
-        </w:rPr>
-        <w:t xml:space="preserve"> </w:t>
-      </w:r>
-      <w:r>
-        <w:rPr>
-          <w:rFonts w:ascii="Vazirmatn" w:eastAsia="Times New Roman" w:hAnsi="Vazirmatn" w:cs="Vazirmatn" w:hint="cs"/>
-          <w:kern w:val="0"/>
-          <w:sz w:val="22"/>
-          <w:szCs w:val="22"/>
-          <w:rtl/>
-          <w14:ligatures w14:val="none"/>
-        </w:rPr>
-        <w:t>پاسخ می‌دهد</w:t>
-      </w:r>
-      <w:r>
-        <w:rPr>
-          <w:rFonts w:ascii="Vazirmatn" w:eastAsia="Times New Roman" w:hAnsi="Vazirmatn" w:cs="Vazirmatn" w:hint="cs"/>
-          <w:kern w:val="0"/>
-          <w:sz w:val="22"/>
-          <w:szCs w:val="22"/>
-          <w14:ligatures w14:val="none"/>
-        </w:rPr>
-        <w:t>:</w:t>
-      </w:r>
-    </w:p>
-    <w:p>
-      <w:pPr>
-        <w:bidi/>
-        <w:spacing w:before="100" w:beforeAutospacing="1" w:after="100" w:afterAutospacing="1" w:line="240" w:lineRule="auto"/>
-        <w:rPr>
-          <w:rFonts w:ascii="Vazirmatn" w:eastAsia="Times New Roman" w:hAnsi="Vazirmatn" w:cs="Vazirmatn" w:hint="cs"/>
-          <w:kern w:val="0"/>
-          <w:sz w:val="22"/>
-          <w:szCs w:val="22"/>
-          <w14:ligatures w14:val="none"/>
-        </w:rPr>
-      </w:pPr>
-      <w:r>
-        <w:rPr>
-          <w:rFonts w:ascii="Vazirmatn" w:eastAsia="Times New Roman" w:hAnsi="Vazirmatn" w:cs="Vazirmatn" w:hint="cs"/>
-          <w:kern w:val="0"/>
-          <w:sz w:val="22"/>
-          <w:szCs w:val="22"/>
-          <w:rtl/>
-          <w14:ligatures w14:val="none"/>
-        </w:rPr>
-        <w:t>این موجودیت چه کسی یا چه دستگاهی است؟</w:t>
-      </w:r>
-    </w:p>
-    <w:p>
-      <w:pPr>
-        <w:bidi/>
-        <w:spacing w:before="100" w:beforeAutospacing="1" w:after="100" w:afterAutospacing="1" w:line="240" w:lineRule="auto"/>
-        <w:rPr>
-          <w:rFonts w:ascii="Vazirmatn" w:eastAsia="Times New Roman" w:hAnsi="Vazirmatn" w:cs="Vazirmatn" w:hint="cs"/>
-          <w:kern w:val="0"/>
-          <w:sz w:val="22"/>
-          <w:szCs w:val="22"/>
-          <w14:ligatures w14:val="none"/>
-        </w:rPr>
-      </w:pPr>
-      <w:r>
-        <w:rPr>
-          <w:rFonts w:ascii="Vazirmatn" w:eastAsia="Times New Roman" w:hAnsi="Vazirmatn" w:cs="Vazirmatn" w:hint="cs"/>
-          <w:b/>
-          <w:bCs/>
-          <w:kern w:val="0"/>
-          <w:sz w:val="22"/>
-          <w:szCs w:val="22"/>
-          <w14:ligatures w14:val="none"/>
-        </w:rPr>
-        <w:lastRenderedPageBreak/>
-        <w:t>Authorization</w:t>
-      </w:r>
-      <w:r>
-        <w:rPr>
-          <w:rFonts w:ascii="Vazirmatn" w:eastAsia="Times New Roman" w:hAnsi="Vazirmatn" w:cs="Vazirmatn" w:hint="cs"/>
-          <w:kern w:val="0"/>
-          <w:sz w:val="22"/>
-          <w:szCs w:val="22"/>
-          <w14:ligatures w14:val="none"/>
-        </w:rPr>
-        <w:t xml:space="preserve"> </w:t>
-      </w:r>
-      <w:r>
-        <w:rPr>
-          <w:rFonts w:ascii="Vazirmatn" w:eastAsia="Times New Roman" w:hAnsi="Vazirmatn" w:cs="Vazirmatn" w:hint="cs"/>
-          <w:kern w:val="0"/>
-          <w:sz w:val="22"/>
-          <w:szCs w:val="22"/>
-          <w:rtl/>
-          <w14:ligatures w14:val="none"/>
-        </w:rPr>
-        <w:t>پاسخ می‌دهد</w:t>
-      </w:r>
-      <w:r>
-        <w:rPr>
-          <w:rFonts w:ascii="Vazirmatn" w:eastAsia="Times New Roman" w:hAnsi="Vazirmatn" w:cs="Vazirmatn" w:hint="cs"/>
-          <w:kern w:val="0"/>
-          <w:sz w:val="22"/>
-          <w:szCs w:val="22"/>
-          <w14:ligatures w14:val="none"/>
-        </w:rPr>
-        <w:t>:</w:t>
-      </w:r>
-    </w:p>
-    <w:p>
-      <w:pPr>
-        <w:bidi/>
-        <w:spacing w:before="100" w:beforeAutospacing="1" w:after="100" w:afterAutospacing="1" w:line="240" w:lineRule="auto"/>
-        <w:rPr>
-          <w:rFonts w:ascii="Vazirmatn" w:eastAsia="Times New Roman" w:hAnsi="Vazirmatn" w:cs="Vazirmatn" w:hint="cs"/>
-          <w:kern w:val="0"/>
-          <w:sz w:val="22"/>
-          <w:szCs w:val="22"/>
-          <w14:ligatures w14:val="none"/>
-        </w:rPr>
-      </w:pPr>
-      <w:r>
-        <w:rPr>
-          <w:rFonts w:ascii="Vazirmatn" w:eastAsia="Times New Roman" w:hAnsi="Vazirmatn" w:cs="Vazirmatn" w:hint="cs"/>
-          <w:kern w:val="0"/>
-          <w:sz w:val="22"/>
-          <w:szCs w:val="22"/>
-          <w14:ligatures w14:val="none"/>
-        </w:rPr>
-        <w:t>«</w:t>
-      </w:r>
-      <w:r>
-        <w:rPr>
-          <w:rFonts w:ascii="Vazirmatn" w:eastAsia="Times New Roman" w:hAnsi="Vazirmatn" w:cs="Vazirmatn" w:hint="cs"/>
-          <w:kern w:val="0"/>
-          <w:sz w:val="22"/>
-          <w:szCs w:val="22"/>
-          <w:rtl/>
-          <w14:ligatures w14:val="none"/>
-        </w:rPr>
-        <w:t>این موجودیت اجازه انجام چه کاری را دارد؟</w:t>
-      </w:r>
-      <w:r>
-        <w:rPr>
-          <w:rFonts w:ascii="Vazirmatn" w:eastAsia="Times New Roman" w:hAnsi="Vazirmatn" w:cs="Vazirmatn" w:hint="cs"/>
-          <w:kern w:val="0"/>
-          <w:sz w:val="22"/>
-          <w:szCs w:val="22"/>
-          <w14:ligatures w14:val="none"/>
-        </w:rPr>
-        <w:t>»</w:t>
-      </w:r>
-    </w:p>
-    <w:p>
-      <w:pPr>
-        <w:bidi/>
-        <w:spacing w:before="100" w:beforeAutospacing="1" w:after="100" w:afterAutospacing="1" w:line="240" w:lineRule="auto"/>
-        <w:rPr>
-          <w:rFonts w:ascii="Vazirmatn" w:eastAsia="Times New Roman" w:hAnsi="Vazirmatn" w:cs="Vazirmatn" w:hint="cs"/>
-          <w:kern w:val="0"/>
-          <w:sz w:val="22"/>
-          <w:szCs w:val="22"/>
-          <w14:ligatures w14:val="none"/>
-        </w:rPr>
-      </w:pPr>
-      <w:r>
-        <w:rPr>
-          <w:rFonts w:ascii="Vazirmatn" w:eastAsia="Times New Roman" w:hAnsi="Vazirmatn" w:cs="Vazirmatn" w:hint="cs"/>
-          <w:kern w:val="0"/>
-          <w:sz w:val="22"/>
-          <w:szCs w:val="22"/>
-          <w:rtl/>
-          <w14:ligatures w14:val="none"/>
-        </w:rPr>
-        <w:t xml:space="preserve">اما </w:t>
-      </w:r>
-      <w:r>
-        <w:rPr>
-          <w:rFonts w:ascii="Vazirmatn" w:eastAsia="Times New Roman" w:hAnsi="Vazirmatn" w:cs="Vazirmatn" w:hint="cs"/>
-          <w:b/>
-          <w:bCs/>
-          <w:kern w:val="0"/>
-          <w:sz w:val="22"/>
-          <w:szCs w:val="22"/>
-          <w14:ligatures w14:val="none"/>
-        </w:rPr>
-        <w:t>Trust</w:t>
-      </w:r>
-      <w:r>
-        <w:rPr>
-          <w:rFonts w:ascii="Vazirmatn" w:eastAsia="Times New Roman" w:hAnsi="Vazirmatn" w:cs="Vazirmatn" w:hint="cs"/>
-          <w:kern w:val="0"/>
-          <w:sz w:val="22"/>
-          <w:szCs w:val="22"/>
-          <w14:ligatures w14:val="none"/>
-        </w:rPr>
-        <w:t xml:space="preserve"> </w:t>
-      </w:r>
-      <w:r>
-        <w:rPr>
-          <w:rFonts w:ascii="Vazirmatn" w:eastAsia="Times New Roman" w:hAnsi="Vazirmatn" w:cs="Vazirmatn" w:hint="cs"/>
-          <w:kern w:val="0"/>
-          <w:sz w:val="22"/>
-          <w:szCs w:val="22"/>
-          <w:rtl/>
-          <w14:ligatures w14:val="none"/>
-        </w:rPr>
-        <w:t>سؤال متفاوتی مطرح می‌کند</w:t>
-      </w:r>
-      <w:r>
-        <w:rPr>
-          <w:rFonts w:ascii="Vazirmatn" w:eastAsia="Times New Roman" w:hAnsi="Vazirmatn" w:cs="Vazirmatn" w:hint="cs"/>
-          <w:kern w:val="0"/>
-          <w:sz w:val="22"/>
-          <w:szCs w:val="22"/>
-          <w14:ligatures w14:val="none"/>
-        </w:rPr>
-        <w:t>:</w:t>
-      </w:r>
-    </w:p>
-    <w:p>
-      <w:pPr>
-        <w:bidi/>
-        <w:spacing w:before="100" w:beforeAutospacing="1" w:after="100" w:afterAutospacing="1" w:line="240" w:lineRule="auto"/>
-        <w:rPr>
-          <w:rFonts w:ascii="Vazirmatn" w:eastAsia="Times New Roman" w:hAnsi="Vazirmatn" w:cs="Vazirmatn" w:hint="cs"/>
-          <w:kern w:val="0"/>
-          <w:sz w:val="22"/>
-          <w:szCs w:val="22"/>
-          <w14:ligatures w14:val="none"/>
-        </w:rPr>
-      </w:pPr>
-      <w:r>
-        <w:rPr>
-          <w:rFonts w:ascii="Vazirmatn" w:eastAsia="Times New Roman" w:hAnsi="Vazirmatn" w:cs="Vazirmatn" w:hint="cs"/>
-          <w:kern w:val="0"/>
-          <w:sz w:val="22"/>
-          <w:szCs w:val="22"/>
-          <w14:ligatures w14:val="none"/>
-        </w:rPr>
-        <w:t>«</w:t>
-      </w:r>
-      <w:r>
-        <w:rPr>
-          <w:rFonts w:ascii="Vazirmatn" w:eastAsia="Times New Roman" w:hAnsi="Vazirmatn" w:cs="Vazirmatn" w:hint="cs"/>
-          <w:kern w:val="0"/>
-          <w:sz w:val="22"/>
-          <w:szCs w:val="22"/>
-          <w:rtl/>
-          <w14:ligatures w14:val="none"/>
-        </w:rPr>
-        <w:t>با توجه به شواهد موجود، تا چه اندازه می‌توان برای تصمیم فعلی به این موجودیت اعتماد کرد؟</w:t>
-      </w:r>
-      <w:r>
-        <w:rPr>
-          <w:rFonts w:ascii="Vazirmatn" w:eastAsia="Times New Roman" w:hAnsi="Vazirmatn" w:cs="Vazirmatn" w:hint="cs"/>
-          <w:kern w:val="0"/>
-          <w:sz w:val="22"/>
-          <w:szCs w:val="22"/>
-          <w14:ligatures w14:val="none"/>
-        </w:rPr>
-        <w:t>»</w:t>
-      </w:r>
-    </w:p>
-    <w:p>
-      <w:pPr>
-        <w:bidi/>
-        <w:spacing w:before="100" w:beforeAutospacing="1" w:after="100" w:afterAutospacing="1" w:line="240" w:lineRule="auto"/>
-        <w:rPr>
-          <w:rFonts w:ascii="Vazirmatn" w:eastAsia="Times New Roman" w:hAnsi="Vazirmatn" w:cs="Vazirmatn" w:hint="cs"/>
-          <w:kern w:val="0"/>
-          <w:sz w:val="22"/>
-          <w:szCs w:val="22"/>
-          <w14:ligatures w14:val="none"/>
-        </w:rPr>
-      </w:pPr>
-      <w:r>
-        <w:rPr>
-          <w:rFonts w:ascii="Vazirmatn" w:eastAsia="Times New Roman" w:hAnsi="Vazirmatn" w:cs="Vazirmatn" w:hint="cs"/>
-          <w:kern w:val="0"/>
-          <w:sz w:val="22"/>
-          <w:szCs w:val="22"/>
-          <w:rtl/>
-          <w14:ligatures w14:val="none"/>
-        </w:rPr>
-        <w:t>برای مثال، فرض کنید یک اپراتور با موفقیت وارد اپلیکیشن مدیریتی</w:t>
-      </w:r>
-      <w:r>
-        <w:rPr>
-          <w:rFonts w:ascii="Vazirmatn" w:eastAsia="Times New Roman" w:hAnsi="Vazirmatn" w:cs="Vazirmatn" w:hint="cs"/>
-          <w:kern w:val="0"/>
-          <w:sz w:val="22"/>
-          <w:szCs w:val="22"/>
-          <w14:ligatures w14:val="none"/>
-        </w:rPr>
-        <w:t xml:space="preserve"> IIoT </w:t>
-      </w:r>
-      <w:r>
-        <w:rPr>
-          <w:rFonts w:ascii="Vazirmatn" w:eastAsia="Times New Roman" w:hAnsi="Vazirmatn" w:cs="Vazirmatn" w:hint="cs"/>
-          <w:kern w:val="0"/>
-          <w:sz w:val="22"/>
-          <w:szCs w:val="22"/>
-          <w:rtl/>
-          <w14:ligatures w14:val="none"/>
-        </w:rPr>
-        <w:t>شده است. احراز هویت او موفق بوده است، اما این موضوع به‌تنهایی به معنای مجاز بودن او برای ارسال فرمان به تمام تجهیزات نیست</w:t>
-      </w:r>
-      <w:r>
-        <w:rPr>
-          <w:rFonts w:ascii="Vazirmatn" w:eastAsia="Times New Roman" w:hAnsi="Vazirmatn" w:cs="Vazirmatn" w:hint="cs"/>
-          <w:kern w:val="0"/>
-          <w:sz w:val="22"/>
-          <w:szCs w:val="22"/>
-          <w14:ligatures w14:val="none"/>
-        </w:rPr>
-        <w:t xml:space="preserve">. Backend </w:t>
-      </w:r>
-      <w:r>
-        <w:rPr>
-          <w:rFonts w:ascii="Vazirmatn" w:eastAsia="Times New Roman" w:hAnsi="Vazirmatn" w:cs="Vazirmatn" w:hint="cs"/>
-          <w:kern w:val="0"/>
-          <w:sz w:val="22"/>
-          <w:szCs w:val="22"/>
-          <w:rtl/>
-          <w14:ligatures w14:val="none"/>
-        </w:rPr>
-        <w:t>باید مجوز او را بررسی کند. از طرف دیگر، اگر رفتار حساب کاربری به‌طور غیرمعمولی تغییر کند، سیستم</w:t>
-      </w:r>
-      <w:r>
-        <w:rPr>
-          <w:rFonts w:ascii="Vazirmatn" w:eastAsia="Times New Roman" w:hAnsi="Vazirmatn" w:cs="Vazirmatn" w:hint="cs"/>
-          <w:kern w:val="0"/>
-          <w:sz w:val="22"/>
-          <w:szCs w:val="22"/>
-          <w14:ligatures w14:val="none"/>
-        </w:rPr>
-        <w:t xml:space="preserve"> Trust </w:t>
-      </w:r>
-      <w:r>
-        <w:rPr>
-          <w:rFonts w:ascii="Vazirmatn" w:eastAsia="Times New Roman" w:hAnsi="Vazirmatn" w:cs="Vazirmatn" w:hint="cs"/>
-          <w:kern w:val="0"/>
-          <w:sz w:val="22"/>
-          <w:szCs w:val="22"/>
-          <w:rtl/>
-          <w14:ligatures w14:val="none"/>
-        </w:rPr>
-        <w:t>می‌تواند این تغییر را به‌عنوان یک شواهد امنیتی در نظر بگیرد</w:t>
+          <w:rFonts w:ascii="Vazirmatn" w:eastAsia="Times New Roman" w:hAnsi="Vazirmatn" w:cs="Vazirmatn"/>
+          <w:kern w:val="0"/>
+          <w:sz w:val="22"/>
+          <w:szCs w:val="22"/>
+          <w14:ligatures w14:val="none"/>
+        </w:rPr>
+      </w:pPr>
+      <w:r>
+        <w:rPr>
+          <w:rFonts w:ascii="Vazirmatn" w:eastAsia="Times New Roman" w:hAnsi="Vazirmatn" w:cs="Vazirmatn" w:hint="cs"/>
+          <w:kern w:val="0"/>
+          <w:sz w:val="22"/>
+          <w:szCs w:val="22"/>
+          <w:rtl/>
+          <w14:ligatures w14:val="none"/>
+        </w:rPr>
+        <w:t>همین منطق در مورد دستگاه‌ها نیز صادق است. یک</w:t>
+      </w:r>
+      <w:r>
+        <w:rPr>
+          <w:rFonts w:ascii="Vazirmatn" w:eastAsia="Times New Roman" w:hAnsi="Vazirmatn" w:cs="Vazirmatn" w:hint="cs"/>
+          <w:kern w:val="0"/>
+          <w:sz w:val="22"/>
+          <w:szCs w:val="22"/>
+          <w14:ligatures w14:val="none"/>
+        </w:rPr>
+        <w:t xml:space="preserve"> Device </w:t>
+      </w:r>
+      <w:r>
+        <w:rPr>
+          <w:rFonts w:ascii="Vazirmatn" w:eastAsia="Times New Roman" w:hAnsi="Vazirmatn" w:cs="Vazirmatn" w:hint="cs"/>
+          <w:kern w:val="0"/>
+          <w:sz w:val="22"/>
+          <w:szCs w:val="22"/>
+          <w:rtl/>
+          <w14:ligatures w14:val="none"/>
+        </w:rPr>
+        <w:t>می‌تواند دارای هویت دیجیتال معتبر باشد، اما اعتبار هویت با قابل اعتماد بودن دائمی رفتار آن دستگاه یکسان نیست</w:t>
       </w:r>
       <w:r>
         <w:rPr>
@@ -2242,63 +1645,8 @@
     </w:p>
     <w:p>
       <w:pPr>
-        <w:bidi/>
-        <w:spacing w:before="100" w:beforeAutospacing="1" w:after="100" w:afterAutospacing="1" w:line="240" w:lineRule="auto"/>
-        <w:rPr>
-          <w:rFonts w:ascii="Vazirmatn" w:eastAsia="Times New Roman" w:hAnsi="Vazirmatn" w:cs="Vazirmatn" w:hint="cs"/>
-          <w:kern w:val="0"/>
-          <w:sz w:val="22"/>
-          <w:szCs w:val="22"/>
-          <w14:ligatures w14:val="none"/>
-        </w:rPr>
-      </w:pPr>
-      <w:r>
-        <w:rPr>
-          <w:rFonts w:ascii="Vazirmatn" w:eastAsia="Times New Roman" w:hAnsi="Vazirmatn" w:cs="Vazirmatn" w:hint="cs"/>
-          <w:kern w:val="0"/>
-          <w:sz w:val="22"/>
-          <w:szCs w:val="22"/>
-          <w:rtl/>
-          <w14:ligatures w14:val="none"/>
-        </w:rPr>
-        <w:t>همین منطق در مورد دستگاه‌ها نیز صادق است. یک</w:t>
-      </w:r>
-      <w:r>
-        <w:rPr>
-          <w:rFonts w:ascii="Vazirmatn" w:eastAsia="Times New Roman" w:hAnsi="Vazirmatn" w:cs="Vazirmatn" w:hint="cs"/>
-          <w:kern w:val="0"/>
-          <w:sz w:val="22"/>
-          <w:szCs w:val="22"/>
-          <w14:ligatures w14:val="none"/>
-        </w:rPr>
-        <w:t xml:space="preserve"> Device </w:t>
-      </w:r>
-      <w:r>
-        <w:rPr>
-          <w:rFonts w:ascii="Vazirmatn" w:eastAsia="Times New Roman" w:hAnsi="Vazirmatn" w:cs="Vazirmatn" w:hint="cs"/>
-          <w:kern w:val="0"/>
-          <w:sz w:val="22"/>
-          <w:szCs w:val="22"/>
-          <w:rtl/>
-          <w14:ligatures w14:val="none"/>
-        </w:rPr>
-        <w:t>می‌تواند دارای هویت دیجیتال معتبر باشد، اما اعتبار هویت با قابل اعتماد بودن دائمی رفتار آن دستگاه یکسان نیست</w:t>
-      </w:r>
-      <w:r>
-        <w:rPr>
-          <w:rFonts w:ascii="Vazirmatn" w:eastAsia="Times New Roman" w:hAnsi="Vazirmatn" w:cs="Vazirmatn" w:hint="cs"/>
-          <w:kern w:val="0"/>
-          <w:sz w:val="22"/>
-          <w:szCs w:val="22"/>
-          <w14:ligatures w14:val="none"/>
-        </w:rPr>
-        <w:t>.</w:t>
-      </w:r>
-    </w:p>
-    <w:p>
-      <w:pPr>
-        <w:rPr>
-          <w:rFonts w:ascii="Vazirmatn" w:hAnsi="Vazirmatn" w:cs="Vazirmatn" w:hint="cs"/>
+        <w:rPr>
+          <w:rFonts w:ascii="Vazirmatn" w:hAnsi="Vazirmatn" w:cs="Vazirmatn"/>
           <w:sz w:val="22"/>
           <w:szCs w:val="22"/>
           <w:lang w:bidi="fa-IR"/>
@@ -2308,7 +1656,7 @@
     <w:p>
       <w:pPr>
         <w:rPr>
-          <w:rFonts w:ascii="Vazirmatn" w:hAnsi="Vazirmatn" w:cs="Vazirmatn" w:hint="cs"/>
+          <w:rFonts w:ascii="Vazirmatn" w:hAnsi="Vazirmatn" w:cs="Vazirmatn"/>
           <w:sz w:val="22"/>
           <w:szCs w:val="22"/>
           <w:lang w:bidi="fa-IR"/>
@@ -2319,7 +1667,7 @@
       <w:pPr>
         <w:jc w:val="center"/>
         <w:rPr>
-          <w:rFonts w:ascii="Vazirmatn" w:hAnsi="Vazirmatn" w:cs="Vazirmatn" w:hint="cs"/>
+          <w:rFonts w:ascii="Vazirmatn" w:hAnsi="Vazirmatn" w:cs="Vazirmatn"/>
           <w:sz w:val="22"/>
           <w:szCs w:val="22"/>
           <w:lang w:bidi="fa-IR"/>
@@ -2349,7 +1697,7 @@
                     <pic:cNvPicPr/>
                   </pic:nvPicPr>
                   <pic:blipFill>
-                    <a:blip r:embed="rId5" cstate="print">
+                    <a:blip r:embed="rId6" cstate="print">
                       <a:extLst>
                         <a:ext uri="{28A0092B-C50C-407E-A947-70E740481C1C}">
                           <a14:useLocalDpi xmlns:a14="http://schemas.microsoft.com/office/drawing/2010/main" val="0"/>
@@ -2379,22 +1727,40 @@
     <w:p>
       <w:pPr>
         <w:rPr>
+          <w:rFonts w:ascii="Vazirmatn" w:hAnsi="Vazirmatn" w:cs="Vazirmatn"/>
+          <w:sz w:val="22"/>
+          <w:szCs w:val="22"/>
+          <w:lang w:bidi="fa-IR"/>
+        </w:rPr>
+      </w:pPr>
+    </w:p>
+    <w:p>
+      <w:pPr>
+        <w:bidi/>
+        <w:rPr>
+          <w:rFonts w:ascii="Vazirmatn" w:hAnsi="Vazirmatn" w:cs="Vazirmatn"/>
+          <w:sz w:val="22"/>
+          <w:szCs w:val="22"/>
+        </w:rPr>
+      </w:pPr>
+      <w:r>
+        <w:rPr>
           <w:rFonts w:ascii="Vazirmatn" w:hAnsi="Vazirmatn" w:cs="Vazirmatn" w:hint="cs"/>
           <w:sz w:val="22"/>
           <w:szCs w:val="22"/>
-          <w:lang w:bidi="fa-IR"/>
-        </w:rPr>
-      </w:pPr>
-    </w:p>
-    <w:p>
-      <w:pPr>
-        <w:bidi/>
+          <w:rtl/>
+        </w:rPr>
+        <w:lastRenderedPageBreak/>
+        <w:t xml:space="preserve">در این معماری، </w:t>
+      </w:r>
+      <w:r>
         <w:rPr>
           <w:rFonts w:ascii="Vazirmatn" w:hAnsi="Vazirmatn" w:cs="Vazirmatn" w:hint="cs"/>
           <w:sz w:val="22"/>
           <w:szCs w:val="22"/>
         </w:rPr>
-      </w:pPr>
+        <w:t xml:space="preserve">Trust </w:t>
+      </w:r>
       <w:r>
         <w:rPr>
           <w:rFonts w:ascii="Vazirmatn" w:hAnsi="Vazirmatn" w:cs="Vazirmatn" w:hint="cs"/>
@@ -2402,7 +1768,7 @@
           <w:szCs w:val="22"/>
           <w:rtl/>
         </w:rPr>
-        <w:t xml:space="preserve">در این معماری، </w:t>
+        <w:t>جایگزین</w:t>
       </w:r>
       <w:r>
         <w:rPr>
@@ -2410,7 +1776,7 @@
           <w:sz w:val="22"/>
           <w:szCs w:val="22"/>
         </w:rPr>
-        <w:t xml:space="preserve">Trust </w:t>
+        <w:t xml:space="preserve"> Authentication </w:t>
       </w:r>
       <w:r>
         <w:rPr>
@@ -2419,7 +1785,7 @@
           <w:szCs w:val="22"/>
           <w:rtl/>
         </w:rPr>
-        <w:t>جایگزین</w:t>
+        <w:t>یا</w:t>
       </w:r>
       <w:r>
         <w:rPr>
@@ -2427,7 +1793,7 @@
           <w:sz w:val="22"/>
           <w:szCs w:val="22"/>
         </w:rPr>
-        <w:t xml:space="preserve"> Authentication </w:t>
+        <w:t xml:space="preserve"> Authorization </w:t>
       </w:r>
       <w:r>
         <w:rPr>
@@ -2436,7 +1802,7 @@
           <w:szCs w:val="22"/>
           <w:rtl/>
         </w:rPr>
-        <w:t>یا</w:t>
+        <w:t>نمی‌شود، بلکه اطلاعات تکمیلی برای تصمیم‌گیری فراهم می‌کند</w:t>
       </w:r>
       <w:r>
         <w:rPr>
@@ -2444,103 +1810,16 @@
           <w:sz w:val="22"/>
           <w:szCs w:val="22"/>
         </w:rPr>
-        <w:t xml:space="preserve"> Authorization </w:t>
-      </w:r>
-      <w:r>
-        <w:rPr>
-          <w:rFonts w:ascii="Vazirmatn" w:hAnsi="Vazirmatn" w:cs="Vazirmatn" w:hint="cs"/>
-          <w:sz w:val="22"/>
-          <w:szCs w:val="22"/>
-          <w:rtl/>
-        </w:rPr>
-        <w:t>نمی‌شود، بلکه اطلاعات تکمیلی برای تصمیم‌گیری فراهم می‌کند</w:t>
-      </w:r>
-      <w:r>
-        <w:rPr>
-          <w:rFonts w:ascii="Vazirmatn" w:hAnsi="Vazirmatn" w:cs="Vazirmatn" w:hint="cs"/>
-          <w:sz w:val="22"/>
-          <w:szCs w:val="22"/>
-        </w:rPr>
         <w:t>.</w:t>
       </w:r>
     </w:p>
     <w:p>
       <w:pPr>
         <w:bidi/>
-        <w:rPr>
-          <w:rFonts w:ascii="Vazirmatn" w:hAnsi="Vazirmatn" w:cs="Vazirmatn" w:hint="cs"/>
-          <w:sz w:val="22"/>
-          <w:szCs w:val="22"/>
-        </w:rPr>
-      </w:pPr>
-    </w:p>
-    <w:p>
-      <w:pPr>
-        <w:bidi/>
-        <w:rPr>
-          <w:rFonts w:ascii="Vazirmatn" w:hAnsi="Vazirmatn" w:cs="Vazirmatn" w:hint="cs"/>
-          <w:sz w:val="22"/>
-          <w:szCs w:val="22"/>
-        </w:rPr>
-      </w:pPr>
-    </w:p>
-    <w:p>
-      <w:pPr>
-        <w:bidi/>
-        <w:rPr>
-          <w:rFonts w:ascii="Vazirmatn" w:hAnsi="Vazirmatn" w:cs="Vazirmatn" w:hint="cs"/>
-          <w:sz w:val="22"/>
-          <w:szCs w:val="22"/>
-        </w:rPr>
-      </w:pPr>
-    </w:p>
-    <w:p>
-      <w:pPr>
-        <w:bidi/>
-        <w:rPr>
-          <w:rFonts w:ascii="Vazirmatn" w:hAnsi="Vazirmatn" w:cs="Vazirmatn" w:hint="cs"/>
-          <w:sz w:val="22"/>
-          <w:szCs w:val="22"/>
-        </w:rPr>
-      </w:pPr>
-    </w:p>
-    <w:p>
-      <w:pPr>
-        <w:bidi/>
-        <w:rPr>
-          <w:rFonts w:ascii="Vazirmatn" w:hAnsi="Vazirmatn" w:cs="Vazirmatn" w:hint="cs"/>
-          <w:sz w:val="22"/>
-          <w:szCs w:val="22"/>
-        </w:rPr>
-      </w:pPr>
-    </w:p>
-    <w:p>
-      <w:pPr>
-        <w:bidi/>
-        <w:rPr>
-          <w:rFonts w:ascii="Vazirmatn" w:hAnsi="Vazirmatn" w:cs="Vazirmatn" w:hint="cs"/>
-          <w:sz w:val="22"/>
-          <w:szCs w:val="22"/>
-        </w:rPr>
-      </w:pPr>
-    </w:p>
-    <w:p>
-      <w:pPr>
-        <w:bidi/>
-        <w:rPr>
-          <w:rFonts w:ascii="Vazirmatn" w:hAnsi="Vazirmatn" w:cs="Vazirmatn" w:hint="cs"/>
-          <w:sz w:val="22"/>
-          <w:szCs w:val="22"/>
-        </w:rPr>
-      </w:pPr>
-    </w:p>
-    <w:p>
-      <w:pPr>
-        <w:bidi/>
         <w:spacing w:before="100" w:beforeAutospacing="1" w:after="100" w:afterAutospacing="1" w:line="240" w:lineRule="auto"/>
         <w:outlineLvl w:val="1"/>
         <w:rPr>
-          <w:rFonts w:ascii="Vazirmatn" w:eastAsia="Times New Roman" w:hAnsi="Vazirmatn" w:cs="Vazirmatn" w:hint="cs"/>
+          <w:rFonts w:ascii="Vazirmatn" w:eastAsia="Times New Roman" w:hAnsi="Vazirmatn" w:cs="Vazirmatn"/>
           <w:b/>
           <w:bCs/>
           <w:kern w:val="0"/>
@@ -2561,7 +1840,6 @@
           <w:lang w:bidi="fa-IR"/>
           <w14:ligatures w14:val="none"/>
         </w:rPr>
-        <w:lastRenderedPageBreak/>
         <w:t>۴-۴</w:t>
       </w:r>
       <w:r>
@@ -2607,7 +1885,7 @@
         <w:bidi/>
         <w:spacing w:before="100" w:beforeAutospacing="1" w:after="100" w:afterAutospacing="1" w:line="240" w:lineRule="auto"/>
         <w:rPr>
-          <w:rFonts w:ascii="Vazirmatn" w:eastAsia="Times New Roman" w:hAnsi="Vazirmatn" w:cs="Vazirmatn" w:hint="cs"/>
+          <w:rFonts w:ascii="Vazirmatn" w:eastAsia="Times New Roman" w:hAnsi="Vazirmatn" w:cs="Vazirmatn"/>
           <w:kern w:val="0"/>
           <w:sz w:val="22"/>
           <w:szCs w:val="22"/>
@@ -2662,7 +1940,7 @@
         <w:bidi/>
         <w:spacing w:before="100" w:beforeAutospacing="1" w:after="100" w:afterAutospacing="1" w:line="240" w:lineRule="auto"/>
         <w:rPr>
-          <w:rFonts w:ascii="Vazirmatn" w:eastAsia="Times New Roman" w:hAnsi="Vazirmatn" w:cs="Vazirmatn" w:hint="cs"/>
+          <w:rFonts w:ascii="Vazirmatn" w:eastAsia="Times New Roman" w:hAnsi="Vazirmatn" w:cs="Vazirmatn"/>
           <w:kern w:val="0"/>
           <w:sz w:val="22"/>
           <w:szCs w:val="22"/>
@@ -2746,7 +2024,7 @@
               <w:spacing w:after="0" w:line="240" w:lineRule="auto"/>
               <w:jc w:val="center"/>
               <w:rPr>
-                <w:rFonts w:ascii="Vazirmatn" w:eastAsia="Times New Roman" w:hAnsi="Vazirmatn" w:cs="Vazirmatn" w:hint="cs"/>
+                <w:rFonts w:ascii="Vazirmatn" w:eastAsia="Times New Roman" w:hAnsi="Vazirmatn" w:cs="Vazirmatn"/>
                 <w:b/>
                 <w:bCs/>
                 <w:kern w:val="0"/>
@@ -2782,7 +2060,7 @@
               <w:spacing w:after="0" w:line="240" w:lineRule="auto"/>
               <w:jc w:val="center"/>
               <w:rPr>
-                <w:rFonts w:ascii="Vazirmatn" w:eastAsia="Times New Roman" w:hAnsi="Vazirmatn" w:cs="Vazirmatn" w:hint="cs"/>
+                <w:rFonts w:ascii="Vazirmatn" w:eastAsia="Times New Roman" w:hAnsi="Vazirmatn" w:cs="Vazirmatn"/>
                 <w:b/>
                 <w:bCs/>
                 <w:kern w:val="0"/>
@@ -2821,8 +2099,9 @@
             <w:pPr>
               <w:bidi/>
               <w:spacing w:after="0" w:line="240" w:lineRule="auto"/>
+              <w:jc w:val="center"/>
               <w:rPr>
-                <w:rFonts w:ascii="Vazirmatn" w:eastAsia="Times New Roman" w:hAnsi="Vazirmatn" w:cs="Vazirmatn" w:hint="cs"/>
+                <w:rFonts w:ascii="Vazirmatn" w:eastAsia="Times New Roman" w:hAnsi="Vazirmatn" w:cs="Vazirmatn"/>
                 <w:kern w:val="0"/>
                 <w:sz w:val="22"/>
                 <w:szCs w:val="22"/>
@@ -2851,8 +2130,9 @@
             <w:pPr>
               <w:bidi/>
               <w:spacing w:after="0" w:line="240" w:lineRule="auto"/>
+              <w:jc w:val="center"/>
               <w:rPr>
-                <w:rFonts w:ascii="Vazirmatn" w:eastAsia="Times New Roman" w:hAnsi="Vazirmatn" w:cs="Vazirmatn" w:hint="cs"/>
+                <w:rFonts w:ascii="Vazirmatn" w:eastAsia="Times New Roman" w:hAnsi="Vazirmatn" w:cs="Vazirmatn"/>
                 <w:kern w:val="0"/>
                 <w:sz w:val="22"/>
                 <w:szCs w:val="22"/>
@@ -2887,8 +2167,9 @@
             <w:pPr>
               <w:bidi/>
               <w:spacing w:after="0" w:line="240" w:lineRule="auto"/>
+              <w:jc w:val="center"/>
               <w:rPr>
-                <w:rFonts w:ascii="Vazirmatn" w:eastAsia="Times New Roman" w:hAnsi="Vazirmatn" w:cs="Vazirmatn" w:hint="cs"/>
+                <w:rFonts w:ascii="Vazirmatn" w:eastAsia="Times New Roman" w:hAnsi="Vazirmatn" w:cs="Vazirmatn"/>
                 <w:kern w:val="0"/>
                 <w:sz w:val="22"/>
                 <w:szCs w:val="22"/>
@@ -2917,8 +2198,9 @@
             <w:pPr>
               <w:bidi/>
               <w:spacing w:after="0" w:line="240" w:lineRule="auto"/>
+              <w:jc w:val="center"/>
               <w:rPr>
-                <w:rFonts w:ascii="Vazirmatn" w:eastAsia="Times New Roman" w:hAnsi="Vazirmatn" w:cs="Vazirmatn" w:hint="cs"/>
+                <w:rFonts w:ascii="Vazirmatn" w:eastAsia="Times New Roman" w:hAnsi="Vazirmatn" w:cs="Vazirmatn"/>
                 <w:kern w:val="0"/>
                 <w:sz w:val="22"/>
                 <w:szCs w:val="22"/>
@@ -2953,8 +2235,9 @@
             <w:pPr>
               <w:bidi/>
               <w:spacing w:after="0" w:line="240" w:lineRule="auto"/>
+              <w:jc w:val="center"/>
               <w:rPr>
-                <w:rFonts w:ascii="Vazirmatn" w:eastAsia="Times New Roman" w:hAnsi="Vazirmatn" w:cs="Vazirmatn" w:hint="cs"/>
+                <w:rFonts w:ascii="Vazirmatn" w:eastAsia="Times New Roman" w:hAnsi="Vazirmatn" w:cs="Vazirmatn"/>
                 <w:kern w:val="0"/>
                 <w:sz w:val="22"/>
                 <w:szCs w:val="22"/>
@@ -2983,8 +2266,9 @@
             <w:pPr>
               <w:bidi/>
               <w:spacing w:after="0" w:line="240" w:lineRule="auto"/>
+              <w:jc w:val="center"/>
               <w:rPr>
-                <w:rFonts w:ascii="Vazirmatn" w:eastAsia="Times New Roman" w:hAnsi="Vazirmatn" w:cs="Vazirmatn" w:hint="cs"/>
+                <w:rFonts w:ascii="Vazirmatn" w:eastAsia="Times New Roman" w:hAnsi="Vazirmatn" w:cs="Vazirmatn"/>
                 <w:kern w:val="0"/>
                 <w:sz w:val="22"/>
                 <w:szCs w:val="22"/>
@@ -3019,8 +2303,9 @@
             <w:pPr>
               <w:bidi/>
               <w:spacing w:after="0" w:line="240" w:lineRule="auto"/>
+              <w:jc w:val="center"/>
               <w:rPr>
-                <w:rFonts w:ascii="Vazirmatn" w:eastAsia="Times New Roman" w:hAnsi="Vazirmatn" w:cs="Vazirmatn" w:hint="cs"/>
+                <w:rFonts w:ascii="Vazirmatn" w:eastAsia="Times New Roman" w:hAnsi="Vazirmatn" w:cs="Vazirmatn"/>
                 <w:kern w:val="0"/>
                 <w:sz w:val="22"/>
                 <w:szCs w:val="22"/>
@@ -3049,8 +2334,9 @@
             <w:pPr>
               <w:bidi/>
               <w:spacing w:after="0" w:line="240" w:lineRule="auto"/>
+              <w:jc w:val="center"/>
               <w:rPr>
-                <w:rFonts w:ascii="Vazirmatn" w:eastAsia="Times New Roman" w:hAnsi="Vazirmatn" w:cs="Vazirmatn" w:hint="cs"/>
+                <w:rFonts w:ascii="Vazirmatn" w:eastAsia="Times New Roman" w:hAnsi="Vazirmatn" w:cs="Vazirmatn"/>
                 <w:kern w:val="0"/>
                 <w:sz w:val="22"/>
                 <w:szCs w:val="22"/>
@@ -3077,7 +2363,7 @@
         <w:bidi/>
         <w:spacing w:before="100" w:beforeAutospacing="1" w:after="100" w:afterAutospacing="1" w:line="240" w:lineRule="auto"/>
         <w:rPr>
-          <w:rFonts w:ascii="Vazirmatn" w:eastAsia="Times New Roman" w:hAnsi="Vazirmatn" w:cs="Vazirmatn" w:hint="cs"/>
+          <w:rFonts w:ascii="Vazirmatn" w:eastAsia="Times New Roman" w:hAnsi="Vazirmatn" w:cs="Vazirmatn"/>
           <w:kern w:val="0"/>
           <w:sz w:val="22"/>
           <w:szCs w:val="22"/>
@@ -3132,7 +2418,7 @@
         <w:bidi/>
         <w:spacing w:before="100" w:beforeAutospacing="1" w:after="100" w:afterAutospacing="1" w:line="240" w:lineRule="auto"/>
         <w:rPr>
-          <w:rFonts w:ascii="Vazirmatn" w:eastAsia="Times New Roman" w:hAnsi="Vazirmatn" w:cs="Vazirmatn" w:hint="cs"/>
+          <w:rFonts w:ascii="Vazirmatn" w:eastAsia="Times New Roman" w:hAnsi="Vazirmatn" w:cs="Vazirmatn"/>
           <w:kern w:val="0"/>
           <w:sz w:val="22"/>
           <w:szCs w:val="22"/>
@@ -3207,7 +2493,7 @@
         <w:spacing w:after="0" w:line="240" w:lineRule="auto"/>
         <w:jc w:val="right"/>
         <w:rPr>
-          <w:rFonts w:ascii="Vazirmatn" w:eastAsia="Times New Roman" w:hAnsi="Vazirmatn" w:cs="Vazirmatn" w:hint="cs"/>
+          <w:rFonts w:ascii="Vazirmatn" w:eastAsia="Times New Roman" w:hAnsi="Vazirmatn" w:cs="Vazirmatn"/>
           <w:kern w:val="0"/>
           <w:sz w:val="22"/>
           <w:szCs w:val="22"/>
@@ -3249,7 +2535,7 @@
         <w:spacing w:after="0" w:line="240" w:lineRule="auto"/>
         <w:jc w:val="right"/>
         <w:rPr>
-          <w:rFonts w:ascii="Vazirmatn" w:eastAsia="Times New Roman" w:hAnsi="Vazirmatn" w:cs="Vazirmatn" w:hint="cs"/>
+          <w:rFonts w:ascii="Vazirmatn" w:eastAsia="Times New Roman" w:hAnsi="Vazirmatn" w:cs="Vazirmatn"/>
           <w:kern w:val="0"/>
           <w:sz w:val="22"/>
           <w:szCs w:val="22"/>
@@ -3291,7 +2577,7 @@
         <w:spacing w:after="0" w:line="240" w:lineRule="auto"/>
         <w:jc w:val="right"/>
         <w:rPr>
-          <w:rFonts w:ascii="Vazirmatn" w:eastAsia="Times New Roman" w:hAnsi="Vazirmatn" w:cs="Vazirmatn" w:hint="cs"/>
+          <w:rFonts w:ascii="Vazirmatn" w:eastAsia="Times New Roman" w:hAnsi="Vazirmatn" w:cs="Vazirmatn"/>
           <w:kern w:val="0"/>
           <w:sz w:val="22"/>
           <w:szCs w:val="22"/>
@@ -3333,7 +2619,7 @@
         <w:spacing w:after="0" w:line="240" w:lineRule="auto"/>
         <w:jc w:val="right"/>
         <w:rPr>
-          <w:rFonts w:ascii="Vazirmatn" w:eastAsia="Times New Roman" w:hAnsi="Vazirmatn" w:cs="Vazirmatn" w:hint="cs"/>
+          <w:rFonts w:ascii="Vazirmatn" w:eastAsia="Times New Roman" w:hAnsi="Vazirmatn" w:cs="Vazirmatn"/>
           <w:kern w:val="0"/>
           <w:sz w:val="22"/>
           <w:szCs w:val="22"/>
@@ -3375,7 +2661,7 @@
         <w:spacing w:after="0" w:line="240" w:lineRule="auto"/>
         <w:jc w:val="right"/>
         <w:rPr>
-          <w:rFonts w:ascii="Vazirmatn" w:eastAsia="Times New Roman" w:hAnsi="Vazirmatn" w:cs="Vazirmatn" w:hint="cs"/>
+          <w:rFonts w:ascii="Vazirmatn" w:eastAsia="Times New Roman" w:hAnsi="Vazirmatn" w:cs="Vazirmatn"/>
           <w:kern w:val="0"/>
           <w:sz w:val="22"/>
           <w:szCs w:val="22"/>
@@ -3417,7 +2703,7 @@
         <w:spacing w:after="0" w:line="240" w:lineRule="auto"/>
         <w:jc w:val="right"/>
         <w:rPr>
-          <w:rFonts w:ascii="Vazirmatn" w:eastAsia="Times New Roman" w:hAnsi="Vazirmatn" w:cs="Vazirmatn" w:hint="cs"/>
+          <w:rFonts w:ascii="Vazirmatn" w:eastAsia="Times New Roman" w:hAnsi="Vazirmatn" w:cs="Vazirmatn"/>
           <w:kern w:val="0"/>
           <w:sz w:val="22"/>
           <w:szCs w:val="22"/>
@@ -3459,7 +2745,7 @@
         <w:spacing w:after="0" w:line="240" w:lineRule="auto"/>
         <w:jc w:val="right"/>
         <w:rPr>
-          <w:rFonts w:ascii="Vazirmatn" w:eastAsia="Times New Roman" w:hAnsi="Vazirmatn" w:cs="Vazirmatn" w:hint="cs"/>
+          <w:rFonts w:ascii="Vazirmatn" w:eastAsia="Times New Roman" w:hAnsi="Vazirmatn" w:cs="Vazirmatn"/>
           <w:kern w:val="0"/>
           <w:sz w:val="22"/>
           <w:szCs w:val="22"/>
@@ -3482,7 +2768,7 @@
         <w:bidi/>
         <w:spacing w:before="100" w:beforeAutospacing="1" w:after="100" w:afterAutospacing="1" w:line="240" w:lineRule="auto"/>
         <w:rPr>
-          <w:rFonts w:ascii="Vazirmatn" w:eastAsia="Times New Roman" w:hAnsi="Vazirmatn" w:cs="Vazirmatn" w:hint="cs"/>
+          <w:rFonts w:ascii="Vazirmatn" w:eastAsia="Times New Roman" w:hAnsi="Vazirmatn" w:cs="Vazirmatn"/>
           <w:kern w:val="0"/>
           <w:sz w:val="22"/>
           <w:szCs w:val="22"/>
@@ -3516,7 +2802,7 @@
         <w:bidi/>
         <w:spacing w:before="100" w:beforeAutospacing="1" w:after="100" w:afterAutospacing="1" w:line="240" w:lineRule="auto"/>
         <w:rPr>
-          <w:rFonts w:ascii="Vazirmatn" w:eastAsia="Times New Roman" w:hAnsi="Vazirmatn" w:cs="Vazirmatn" w:hint="cs"/>
+          <w:rFonts w:ascii="Vazirmatn" w:eastAsia="Times New Roman" w:hAnsi="Vazirmatn" w:cs="Vazirmatn"/>
           <w:kern w:val="0"/>
           <w:sz w:val="22"/>
           <w:szCs w:val="22"/>
@@ -3569,7 +2855,7 @@
         <w:spacing w:after="0" w:line="240" w:lineRule="auto"/>
         <w:jc w:val="right"/>
         <w:rPr>
-          <w:rFonts w:ascii="Vazirmatn" w:eastAsia="Times New Roman" w:hAnsi="Vazirmatn" w:cs="Vazirmatn" w:hint="cs"/>
+          <w:rFonts w:ascii="Vazirmatn" w:eastAsia="Times New Roman" w:hAnsi="Vazirmatn" w:cs="Vazirmatn"/>
           <w:kern w:val="0"/>
           <w:sz w:val="22"/>
           <w:szCs w:val="22"/>
@@ -3592,7 +2878,7 @@
         <w:bidi/>
         <w:spacing w:before="100" w:beforeAutospacing="1" w:after="100" w:afterAutospacing="1" w:line="240" w:lineRule="auto"/>
         <w:rPr>
-          <w:rFonts w:ascii="Vazirmatn" w:eastAsia="Times New Roman" w:hAnsi="Vazirmatn" w:cs="Vazirmatn" w:hint="cs"/>
+          <w:rFonts w:ascii="Vazirmatn" w:eastAsia="Times New Roman" w:hAnsi="Vazirmatn" w:cs="Vazirmatn"/>
           <w:kern w:val="0"/>
           <w:sz w:val="22"/>
           <w:szCs w:val="22"/>
@@ -3626,7 +2912,7 @@
         <w:bidi/>
         <w:spacing w:after="0" w:line="240" w:lineRule="auto"/>
         <w:rPr>
-          <w:rFonts w:ascii="Vazirmatn" w:eastAsia="Times New Roman" w:hAnsi="Vazirmatn" w:cs="Vazirmatn" w:hint="cs"/>
+          <w:rFonts w:ascii="Vazirmatn" w:eastAsia="Times New Roman" w:hAnsi="Vazirmatn" w:cs="Vazirmatn"/>
           <w:kern w:val="0"/>
           <w:sz w:val="22"/>
           <w:szCs w:val="22"/>
@@ -3642,7 +2928,7 @@
           <w:szCs w:val="22"/>
         </w:rPr>
         <w:pict w14:anchorId="10FD4C20">
-          <v:rect id="_x0000_i1029" alt="" style="width:468pt;height:.05pt;mso-width-percent:0;mso-height-percent:0;mso-width-percent:0;mso-height-percent:0" o:hralign="center" o:hrstd="t" o:hr="t" fillcolor="#a0a0a0" stroked="f"/>
+          <v:rect id="_x0000_i1027" alt="" style="width:468pt;height:.05pt;mso-width-percent:0;mso-height-percent:0;mso-width-percent:0;mso-height-percent:0" o:hralign="center" o:hrstd="t" o:hr="t" fillcolor="#a0a0a0" stroked="f"/>
         </w:pict>
       </w:r>
     </w:p>
@@ -3650,7 +2936,7 @@
       <w:pPr>
         <w:bidi/>
         <w:rPr>
-          <w:rFonts w:ascii="Vazirmatn" w:hAnsi="Vazirmatn" w:cs="Vazirmatn" w:hint="cs"/>
+          <w:rFonts w:ascii="Vazirmatn" w:hAnsi="Vazirmatn" w:cs="Vazirmatn"/>
           <w:sz w:val="22"/>
           <w:szCs w:val="22"/>
           <w:lang w:bidi="fa-IR"/>
@@ -3660,7 +2946,7 @@
     <w:p>
       <w:pPr>
         <w:rPr>
-          <w:rFonts w:ascii="Vazirmatn" w:hAnsi="Vazirmatn" w:cs="Vazirmatn" w:hint="cs"/>
+          <w:rFonts w:ascii="Vazirmatn" w:hAnsi="Vazirmatn" w:cs="Vazirmatn"/>
           <w:sz w:val="22"/>
           <w:szCs w:val="22"/>
           <w:lang w:bidi="fa-IR"/>
@@ -3670,7 +2956,7 @@
     <w:p>
       <w:pPr>
         <w:rPr>
-          <w:rFonts w:ascii="Vazirmatn" w:hAnsi="Vazirmatn" w:cs="Vazirmatn" w:hint="cs"/>
+          <w:rFonts w:ascii="Vazirmatn" w:hAnsi="Vazirmatn" w:cs="Vazirmatn"/>
           <w:sz w:val="22"/>
           <w:szCs w:val="22"/>
           <w:lang w:bidi="fa-IR"/>
@@ -3680,7 +2966,7 @@
     <w:p>
       <w:pPr>
         <w:rPr>
-          <w:rFonts w:ascii="Vazirmatn" w:hAnsi="Vazirmatn" w:cs="Vazirmatn" w:hint="cs"/>
+          <w:rFonts w:ascii="Vazirmatn" w:hAnsi="Vazirmatn" w:cs="Vazirmatn"/>
           <w:sz w:val="22"/>
           <w:szCs w:val="22"/>
           <w:lang w:bidi="fa-IR"/>
@@ -3689,21 +2975,11 @@
     </w:p>
     <w:p>
       <w:pPr>
-        <w:rPr>
-          <w:rFonts w:ascii="Vazirmatn" w:hAnsi="Vazirmatn" w:cs="Vazirmatn" w:hint="cs"/>
-          <w:sz w:val="22"/>
-          <w:szCs w:val="22"/>
-          <w:lang w:bidi="fa-IR"/>
-        </w:rPr>
-      </w:pPr>
-    </w:p>
-    <w:p>
-      <w:pPr>
         <w:bidi/>
         <w:spacing w:before="100" w:beforeAutospacing="1" w:after="100" w:afterAutospacing="1" w:line="240" w:lineRule="auto"/>
         <w:outlineLvl w:val="0"/>
         <w:rPr>
-          <w:rFonts w:ascii="Vazirmatn" w:eastAsia="Times New Roman" w:hAnsi="Vazirmatn" w:cs="Vazirmatn" w:hint="cs"/>
+          <w:rFonts w:ascii="Vazirmatn" w:eastAsia="Times New Roman" w:hAnsi="Vazirmatn" w:cs="Vazirmatn"/>
           <w:b/>
           <w:bCs/>
           <w:kern w:val="36"/>
@@ -3724,7 +3000,6 @@
           <w:lang w:bidi="fa-IR"/>
           <w14:ligatures w14:val="none"/>
         </w:rPr>
-        <w:lastRenderedPageBreak/>
         <w:t>۴-۵</w:t>
       </w:r>
       <w:r>
@@ -3770,7 +3045,7 @@
         <w:bidi/>
         <w:spacing w:before="100" w:beforeAutospacing="1" w:after="100" w:afterAutospacing="1" w:line="240" w:lineRule="auto"/>
         <w:rPr>
-          <w:rFonts w:ascii="Vazirmatn" w:eastAsia="Times New Roman" w:hAnsi="Vazirmatn" w:cs="Vazirmatn" w:hint="cs"/>
+          <w:rFonts w:ascii="Vazirmatn" w:eastAsia="Times New Roman" w:hAnsi="Vazirmatn" w:cs="Vazirmatn"/>
           <w:kern w:val="0"/>
           <w:sz w:val="22"/>
           <w:szCs w:val="22"/>
@@ -3846,7 +3121,7 @@
         <w:bidi/>
         <w:spacing w:before="100" w:beforeAutospacing="1" w:after="100" w:afterAutospacing="1" w:line="240" w:lineRule="auto"/>
         <w:rPr>
-          <w:rFonts w:ascii="Vazirmatn" w:eastAsia="Times New Roman" w:hAnsi="Vazirmatn" w:cs="Vazirmatn" w:hint="cs"/>
+          <w:rFonts w:ascii="Vazirmatn" w:eastAsia="Times New Roman" w:hAnsi="Vazirmatn" w:cs="Vazirmatn"/>
           <w:kern w:val="0"/>
           <w:sz w:val="22"/>
           <w:szCs w:val="22"/>
@@ -3880,7 +3155,7 @@
         <w:bidi/>
         <w:spacing w:before="100" w:beforeAutospacing="1" w:after="100" w:afterAutospacing="1" w:line="240" w:lineRule="auto"/>
         <w:rPr>
-          <w:rFonts w:ascii="Vazirmatn" w:eastAsia="Times New Roman" w:hAnsi="Vazirmatn" w:cs="Vazirmatn" w:hint="cs"/>
+          <w:rFonts w:ascii="Vazirmatn" w:eastAsia="Times New Roman" w:hAnsi="Vazirmatn" w:cs="Vazirmatn"/>
           <w:kern w:val="0"/>
           <w:sz w:val="22"/>
           <w:szCs w:val="22"/>
@@ -3894,7 +3169,7 @@
         <w:spacing w:before="100" w:beforeAutospacing="1" w:after="100" w:afterAutospacing="1" w:line="240" w:lineRule="auto"/>
         <w:jc w:val="center"/>
         <w:rPr>
-          <w:rFonts w:ascii="Vazirmatn" w:eastAsia="Times New Roman" w:hAnsi="Vazirmatn" w:cs="Vazirmatn" w:hint="cs"/>
+          <w:rFonts w:ascii="Vazirmatn" w:eastAsia="Times New Roman" w:hAnsi="Vazirmatn" w:cs="Vazirmatn"/>
           <w:kern w:val="0"/>
           <w:sz w:val="22"/>
           <w:szCs w:val="22"/>
@@ -3925,7 +3200,7 @@
                     <pic:cNvPicPr/>
                   </pic:nvPicPr>
                   <pic:blipFill>
-                    <a:blip r:embed="rId6" cstate="print">
+                    <a:blip r:embed="rId7" cstate="print">
                       <a:extLst>
                         <a:ext uri="{28A0092B-C50C-407E-A947-70E740481C1C}">
                           <a14:useLocalDpi xmlns:a14="http://schemas.microsoft.com/office/drawing/2010/main" val="0"/>
@@ -3957,20 +3232,20 @@
         <w:bidi/>
         <w:spacing w:before="100" w:beforeAutospacing="1" w:after="100" w:afterAutospacing="1" w:line="240" w:lineRule="auto"/>
         <w:rPr>
-          <w:rFonts w:ascii="Vazirmatn" w:eastAsia="Times New Roman" w:hAnsi="Vazirmatn" w:cs="Vazirmatn" w:hint="cs"/>
-          <w:kern w:val="0"/>
-          <w:sz w:val="22"/>
-          <w:szCs w:val="22"/>
-          <w14:ligatures w14:val="none"/>
-        </w:rPr>
-      </w:pPr>
-    </w:p>
-    <w:p>
-      <w:pPr>
-        <w:bidi/>
-        <w:spacing w:before="100" w:beforeAutospacing="1" w:after="100" w:afterAutospacing="1" w:line="240" w:lineRule="auto"/>
-        <w:rPr>
-          <w:rFonts w:ascii="Vazirmatn" w:eastAsia="Times New Roman" w:hAnsi="Vazirmatn" w:cs="Vazirmatn" w:hint="cs"/>
+          <w:rFonts w:ascii="Vazirmatn" w:eastAsia="Times New Roman" w:hAnsi="Vazirmatn" w:cs="Vazirmatn"/>
+          <w:kern w:val="0"/>
+          <w:sz w:val="22"/>
+          <w:szCs w:val="22"/>
+          <w14:ligatures w14:val="none"/>
+        </w:rPr>
+      </w:pPr>
+    </w:p>
+    <w:p>
+      <w:pPr>
+        <w:bidi/>
+        <w:spacing w:before="100" w:beforeAutospacing="1" w:after="100" w:afterAutospacing="1" w:line="240" w:lineRule="auto"/>
+        <w:rPr>
+          <w:rFonts w:ascii="Vazirmatn" w:eastAsia="Times New Roman" w:hAnsi="Vazirmatn" w:cs="Vazirmatn"/>
           <w:kern w:val="0"/>
           <w:sz w:val="22"/>
           <w:szCs w:val="22"/>
@@ -4067,7 +3342,7 @@
         <w:bidi/>
         <w:spacing w:before="100" w:beforeAutospacing="1" w:after="100" w:afterAutospacing="1" w:line="240" w:lineRule="auto"/>
         <w:rPr>
-          <w:rFonts w:ascii="Vazirmatn" w:eastAsia="Times New Roman" w:hAnsi="Vazirmatn" w:cs="Vazirmatn" w:hint="cs"/>
+          <w:rFonts w:ascii="Vazirmatn" w:eastAsia="Times New Roman" w:hAnsi="Vazirmatn" w:cs="Vazirmatn"/>
           <w:kern w:val="0"/>
           <w:sz w:val="22"/>
           <w:szCs w:val="22"/>
@@ -4185,7 +3460,7 @@
         <w:bidi/>
         <w:spacing w:before="100" w:beforeAutospacing="1" w:after="100" w:afterAutospacing="1" w:line="240" w:lineRule="auto"/>
         <w:rPr>
-          <w:rFonts w:ascii="Vazirmatn" w:eastAsia="Times New Roman" w:hAnsi="Vazirmatn" w:cs="Vazirmatn" w:hint="cs"/>
+          <w:rFonts w:ascii="Vazirmatn" w:eastAsia="Times New Roman" w:hAnsi="Vazirmatn" w:cs="Vazirmatn"/>
           <w:kern w:val="0"/>
           <w:sz w:val="22"/>
           <w:szCs w:val="22"/>
@@ -4219,59 +3494,59 @@
         <w:bidi/>
         <w:spacing w:before="100" w:beforeAutospacing="1" w:after="100" w:afterAutospacing="1" w:line="240" w:lineRule="auto"/>
         <w:rPr>
-          <w:rFonts w:ascii="Vazirmatn" w:eastAsia="Times New Roman" w:hAnsi="Vazirmatn" w:cs="Vazirmatn" w:hint="cs"/>
-          <w:kern w:val="0"/>
-          <w:sz w:val="22"/>
-          <w:szCs w:val="22"/>
-          <w14:ligatures w14:val="none"/>
-        </w:rPr>
-      </w:pPr>
-    </w:p>
-    <w:p>
-      <w:pPr>
-        <w:bidi/>
-        <w:spacing w:before="100" w:beforeAutospacing="1" w:after="100" w:afterAutospacing="1" w:line="240" w:lineRule="auto"/>
-        <w:rPr>
-          <w:rFonts w:ascii="Vazirmatn" w:eastAsia="Times New Roman" w:hAnsi="Vazirmatn" w:cs="Vazirmatn" w:hint="cs"/>
-          <w:kern w:val="0"/>
-          <w:sz w:val="22"/>
-          <w:szCs w:val="22"/>
-          <w14:ligatures w14:val="none"/>
-        </w:rPr>
-      </w:pPr>
-    </w:p>
-    <w:p>
-      <w:pPr>
-        <w:bidi/>
-        <w:spacing w:before="100" w:beforeAutospacing="1" w:after="100" w:afterAutospacing="1" w:line="240" w:lineRule="auto"/>
-        <w:rPr>
-          <w:rFonts w:ascii="Vazirmatn" w:eastAsia="Times New Roman" w:hAnsi="Vazirmatn" w:cs="Vazirmatn" w:hint="cs"/>
-          <w:kern w:val="0"/>
-          <w:sz w:val="22"/>
-          <w:szCs w:val="22"/>
-          <w14:ligatures w14:val="none"/>
-        </w:rPr>
-      </w:pPr>
-    </w:p>
-    <w:p>
-      <w:pPr>
-        <w:bidi/>
-        <w:spacing w:before="100" w:beforeAutospacing="1" w:after="100" w:afterAutospacing="1" w:line="240" w:lineRule="auto"/>
-        <w:rPr>
-          <w:rFonts w:ascii="Vazirmatn" w:eastAsia="Times New Roman" w:hAnsi="Vazirmatn" w:cs="Vazirmatn" w:hint="cs"/>
-          <w:kern w:val="0"/>
-          <w:sz w:val="22"/>
-          <w:szCs w:val="22"/>
-          <w14:ligatures w14:val="none"/>
-        </w:rPr>
-      </w:pPr>
-    </w:p>
-    <w:p>
-      <w:pPr>
-        <w:bidi/>
-        <w:spacing w:before="100" w:beforeAutospacing="1" w:after="100" w:afterAutospacing="1" w:line="240" w:lineRule="auto"/>
-        <w:rPr>
-          <w:rFonts w:ascii="Vazirmatn" w:eastAsia="Times New Roman" w:hAnsi="Vazirmatn" w:cs="Vazirmatn" w:hint="cs"/>
+          <w:rFonts w:ascii="Vazirmatn" w:eastAsia="Times New Roman" w:hAnsi="Vazirmatn" w:cs="Vazirmatn"/>
+          <w:kern w:val="0"/>
+          <w:sz w:val="22"/>
+          <w:szCs w:val="22"/>
+          <w14:ligatures w14:val="none"/>
+        </w:rPr>
+      </w:pPr>
+    </w:p>
+    <w:p>
+      <w:pPr>
+        <w:bidi/>
+        <w:spacing w:before="100" w:beforeAutospacing="1" w:after="100" w:afterAutospacing="1" w:line="240" w:lineRule="auto"/>
+        <w:rPr>
+          <w:rFonts w:ascii="Vazirmatn" w:eastAsia="Times New Roman" w:hAnsi="Vazirmatn" w:cs="Vazirmatn"/>
+          <w:kern w:val="0"/>
+          <w:sz w:val="22"/>
+          <w:szCs w:val="22"/>
+          <w14:ligatures w14:val="none"/>
+        </w:rPr>
+      </w:pPr>
+    </w:p>
+    <w:p>
+      <w:pPr>
+        <w:bidi/>
+        <w:spacing w:before="100" w:beforeAutospacing="1" w:after="100" w:afterAutospacing="1" w:line="240" w:lineRule="auto"/>
+        <w:rPr>
+          <w:rFonts w:ascii="Vazirmatn" w:eastAsia="Times New Roman" w:hAnsi="Vazirmatn" w:cs="Vazirmatn"/>
+          <w:kern w:val="0"/>
+          <w:sz w:val="22"/>
+          <w:szCs w:val="22"/>
+          <w14:ligatures w14:val="none"/>
+        </w:rPr>
+      </w:pPr>
+    </w:p>
+    <w:p>
+      <w:pPr>
+        <w:bidi/>
+        <w:spacing w:before="100" w:beforeAutospacing="1" w:after="100" w:afterAutospacing="1" w:line="240" w:lineRule="auto"/>
+        <w:rPr>
+          <w:rFonts w:ascii="Vazirmatn" w:eastAsia="Times New Roman" w:hAnsi="Vazirmatn" w:cs="Vazirmatn"/>
+          <w:kern w:val="0"/>
+          <w:sz w:val="22"/>
+          <w:szCs w:val="22"/>
+          <w14:ligatures w14:val="none"/>
+        </w:rPr>
+      </w:pPr>
+    </w:p>
+    <w:p>
+      <w:pPr>
+        <w:bidi/>
+        <w:spacing w:before="100" w:beforeAutospacing="1" w:after="100" w:afterAutospacing="1" w:line="240" w:lineRule="auto"/>
+        <w:rPr>
+          <w:rFonts w:ascii="Vazirmatn" w:eastAsia="Times New Roman" w:hAnsi="Vazirmatn" w:cs="Vazirmatn"/>
           <w:kern w:val="0"/>
           <w:sz w:val="22"/>
           <w:szCs w:val="22"/>
@@ -4301,22 +3576,21 @@
         </w:tabs>
         <w:spacing w:after="0" w:line="240" w:lineRule="auto"/>
         <w:rPr>
-          <w:rFonts w:ascii="Vazirmatn" w:eastAsia="Times New Roman" w:hAnsi="Vazirmatn" w:cs="Vazirmatn" w:hint="cs"/>
-          <w:kern w:val="0"/>
-          <w:sz w:val="22"/>
-          <w:szCs w:val="22"/>
-          <w14:ligatures w14:val="none"/>
-        </w:rPr>
-      </w:pPr>
-      <w:r>
-        <w:rPr>
-          <w:rFonts w:ascii="Vazirmatn" w:eastAsia="Times New Roman" w:hAnsi="Vazirmatn" w:cs="Vazirmatn" w:hint="cs"/>
-          <w:kern w:val="0"/>
-          <w:sz w:val="22"/>
-          <w:szCs w:val="22"/>
-          <w14:ligatures w14:val="none"/>
-        </w:rPr>
-        <w:lastRenderedPageBreak/>
+          <w:rFonts w:ascii="Vazirmatn" w:eastAsia="Times New Roman" w:hAnsi="Vazirmatn" w:cs="Vazirmatn"/>
+          <w:kern w:val="0"/>
+          <w:sz w:val="22"/>
+          <w:szCs w:val="22"/>
+          <w14:ligatures w14:val="none"/>
+        </w:rPr>
+      </w:pPr>
+      <w:r>
+        <w:rPr>
+          <w:rFonts w:ascii="Vazirmatn" w:eastAsia="Times New Roman" w:hAnsi="Vazirmatn" w:cs="Vazirmatn" w:hint="cs"/>
+          <w:kern w:val="0"/>
+          <w:sz w:val="22"/>
+          <w:szCs w:val="22"/>
+          <w14:ligatures w14:val="none"/>
+        </w:rPr>
         <w:t>Read Sensor Data</w:t>
       </w:r>
     </w:p>
@@ -4342,7 +3616,7 @@
         </w:tabs>
         <w:spacing w:after="0" w:line="240" w:lineRule="auto"/>
         <w:rPr>
-          <w:rFonts w:ascii="Vazirmatn" w:eastAsia="Times New Roman" w:hAnsi="Vazirmatn" w:cs="Vazirmatn" w:hint="cs"/>
+          <w:rFonts w:ascii="Vazirmatn" w:eastAsia="Times New Roman" w:hAnsi="Vazirmatn" w:cs="Vazirmatn"/>
           <w:kern w:val="0"/>
           <w:sz w:val="22"/>
           <w:szCs w:val="22"/>
@@ -4382,7 +3656,7 @@
         </w:tabs>
         <w:spacing w:after="0" w:line="240" w:lineRule="auto"/>
         <w:rPr>
-          <w:rFonts w:ascii="Vazirmatn" w:eastAsia="Times New Roman" w:hAnsi="Vazirmatn" w:cs="Vazirmatn" w:hint="cs"/>
+          <w:rFonts w:ascii="Vazirmatn" w:eastAsia="Times New Roman" w:hAnsi="Vazirmatn" w:cs="Vazirmatn"/>
           <w:kern w:val="0"/>
           <w:sz w:val="22"/>
           <w:szCs w:val="22"/>
@@ -4412,7 +3686,7 @@
         </w:tabs>
         <w:spacing w:after="0" w:line="240" w:lineRule="auto"/>
         <w:rPr>
-          <w:rFonts w:ascii="Vazirmatn" w:eastAsia="Times New Roman" w:hAnsi="Vazirmatn" w:cs="Vazirmatn" w:hint="cs"/>
+          <w:rFonts w:ascii="Vazirmatn" w:eastAsia="Times New Roman" w:hAnsi="Vazirmatn" w:cs="Vazirmatn"/>
           <w:kern w:val="0"/>
           <w:sz w:val="22"/>
           <w:szCs w:val="22"/>
@@ -4452,7 +3726,7 @@
         </w:tabs>
         <w:spacing w:after="0" w:line="240" w:lineRule="auto"/>
         <w:rPr>
-          <w:rFonts w:ascii="Vazirmatn" w:eastAsia="Times New Roman" w:hAnsi="Vazirmatn" w:cs="Vazirmatn" w:hint="cs"/>
+          <w:rFonts w:ascii="Vazirmatn" w:eastAsia="Times New Roman" w:hAnsi="Vazirmatn" w:cs="Vazirmatn"/>
           <w:kern w:val="0"/>
           <w:sz w:val="22"/>
           <w:szCs w:val="22"/>
@@ -4492,7 +3766,7 @@
         </w:tabs>
         <w:spacing w:after="0" w:line="240" w:lineRule="auto"/>
         <w:rPr>
-          <w:rFonts w:ascii="Vazirmatn" w:eastAsia="Times New Roman" w:hAnsi="Vazirmatn" w:cs="Vazirmatn" w:hint="cs"/>
+          <w:rFonts w:ascii="Vazirmatn" w:eastAsia="Times New Roman" w:hAnsi="Vazirmatn" w:cs="Vazirmatn"/>
           <w:kern w:val="0"/>
           <w:sz w:val="22"/>
           <w:szCs w:val="22"/>
@@ -4522,7 +3796,7 @@
         </w:tabs>
         <w:spacing w:after="0" w:line="240" w:lineRule="auto"/>
         <w:rPr>
-          <w:rFonts w:ascii="Vazirmatn" w:eastAsia="Times New Roman" w:hAnsi="Vazirmatn" w:cs="Vazirmatn" w:hint="cs"/>
+          <w:rFonts w:ascii="Vazirmatn" w:eastAsia="Times New Roman" w:hAnsi="Vazirmatn" w:cs="Vazirmatn"/>
           <w:kern w:val="0"/>
           <w:sz w:val="22"/>
           <w:szCs w:val="22"/>
@@ -4562,7 +3836,7 @@
         </w:tabs>
         <w:spacing w:after="0" w:line="240" w:lineRule="auto"/>
         <w:rPr>
-          <w:rFonts w:ascii="Vazirmatn" w:eastAsia="Times New Roman" w:hAnsi="Vazirmatn" w:cs="Vazirmatn" w:hint="cs"/>
+          <w:rFonts w:ascii="Vazirmatn" w:eastAsia="Times New Roman" w:hAnsi="Vazirmatn" w:cs="Vazirmatn"/>
           <w:kern w:val="0"/>
           <w:sz w:val="22"/>
           <w:szCs w:val="22"/>
@@ -4602,7 +3876,7 @@
         </w:tabs>
         <w:spacing w:after="0" w:line="240" w:lineRule="auto"/>
         <w:rPr>
-          <w:rFonts w:ascii="Vazirmatn" w:eastAsia="Times New Roman" w:hAnsi="Vazirmatn" w:cs="Vazirmatn" w:hint="cs"/>
+          <w:rFonts w:ascii="Vazirmatn" w:eastAsia="Times New Roman" w:hAnsi="Vazirmatn" w:cs="Vazirmatn"/>
           <w:kern w:val="0"/>
           <w:sz w:val="22"/>
           <w:szCs w:val="22"/>
@@ -4632,7 +3906,7 @@
         </w:tabs>
         <w:spacing w:after="0" w:line="240" w:lineRule="auto"/>
         <w:rPr>
-          <w:rFonts w:ascii="Vazirmatn" w:eastAsia="Times New Roman" w:hAnsi="Vazirmatn" w:cs="Vazirmatn" w:hint="cs"/>
+          <w:rFonts w:ascii="Vazirmatn" w:eastAsia="Times New Roman" w:hAnsi="Vazirmatn" w:cs="Vazirmatn"/>
           <w:kern w:val="0"/>
           <w:sz w:val="22"/>
           <w:szCs w:val="22"/>
@@ -4672,7 +3946,7 @@
         </w:tabs>
         <w:spacing w:after="0" w:line="240" w:lineRule="auto"/>
         <w:rPr>
-          <w:rFonts w:ascii="Vazirmatn" w:eastAsia="Times New Roman" w:hAnsi="Vazirmatn" w:cs="Vazirmatn" w:hint="cs"/>
+          <w:rFonts w:ascii="Vazirmatn" w:eastAsia="Times New Roman" w:hAnsi="Vazirmatn" w:cs="Vazirmatn"/>
           <w:kern w:val="0"/>
           <w:sz w:val="22"/>
           <w:szCs w:val="22"/>
@@ -4695,7 +3969,7 @@
         <w:bidi/>
         <w:spacing w:before="100" w:beforeAutospacing="1" w:after="100" w:afterAutospacing="1" w:line="240" w:lineRule="auto"/>
         <w:rPr>
-          <w:rFonts w:ascii="Vazirmatn" w:eastAsia="Times New Roman" w:hAnsi="Vazirmatn" w:cs="Vazirmatn" w:hint="cs"/>
+          <w:rFonts w:ascii="Vazirmatn" w:eastAsia="Times New Roman" w:hAnsi="Vazirmatn" w:cs="Vazirmatn"/>
           <w:kern w:val="0"/>
           <w:sz w:val="22"/>
           <w:szCs w:val="22"/>
@@ -4729,7 +4003,7 @@
         <w:bidi/>
         <w:spacing w:before="100" w:beforeAutospacing="1" w:after="100" w:afterAutospacing="1" w:line="240" w:lineRule="auto"/>
         <w:rPr>
-          <w:rFonts w:ascii="Vazirmatn" w:eastAsia="Times New Roman" w:hAnsi="Vazirmatn" w:cs="Vazirmatn" w:hint="cs"/>
+          <w:rFonts w:ascii="Vazirmatn" w:eastAsia="Times New Roman" w:hAnsi="Vazirmatn" w:cs="Vazirmatn"/>
           <w:kern w:val="0"/>
           <w:sz w:val="22"/>
           <w:szCs w:val="22"/>
@@ -4847,202 +4121,202 @@
         <w:bidi/>
         <w:spacing w:before="100" w:beforeAutospacing="1" w:after="100" w:afterAutospacing="1" w:line="240" w:lineRule="auto"/>
         <w:rPr>
-          <w:rFonts w:ascii="Vazirmatn" w:eastAsia="Times New Roman" w:hAnsi="Vazirmatn" w:cs="Vazirmatn" w:hint="cs"/>
-          <w:kern w:val="0"/>
-          <w:sz w:val="22"/>
-          <w:szCs w:val="22"/>
-          <w14:ligatures w14:val="none"/>
-        </w:rPr>
-      </w:pPr>
-    </w:p>
-    <w:p>
-      <w:pPr>
-        <w:bidi/>
-        <w:spacing w:before="100" w:beforeAutospacing="1" w:after="100" w:afterAutospacing="1" w:line="240" w:lineRule="auto"/>
-        <w:rPr>
-          <w:rFonts w:ascii="Vazirmatn" w:eastAsia="Times New Roman" w:hAnsi="Vazirmatn" w:cs="Vazirmatn" w:hint="cs"/>
-          <w:kern w:val="0"/>
-          <w:sz w:val="22"/>
-          <w:szCs w:val="22"/>
-          <w14:ligatures w14:val="none"/>
-        </w:rPr>
-      </w:pPr>
-    </w:p>
-    <w:p>
-      <w:pPr>
-        <w:bidi/>
-        <w:spacing w:before="100" w:beforeAutospacing="1" w:after="100" w:afterAutospacing="1" w:line="240" w:lineRule="auto"/>
-        <w:rPr>
-          <w:rFonts w:ascii="Vazirmatn" w:eastAsia="Times New Roman" w:hAnsi="Vazirmatn" w:cs="Vazirmatn" w:hint="cs"/>
-          <w:kern w:val="0"/>
-          <w:sz w:val="22"/>
-          <w:szCs w:val="22"/>
-          <w14:ligatures w14:val="none"/>
-        </w:rPr>
-      </w:pPr>
-    </w:p>
-    <w:p>
-      <w:pPr>
-        <w:bidi/>
-        <w:spacing w:before="100" w:beforeAutospacing="1" w:after="100" w:afterAutospacing="1" w:line="240" w:lineRule="auto"/>
-        <w:rPr>
-          <w:rFonts w:ascii="Vazirmatn" w:eastAsia="Times New Roman" w:hAnsi="Vazirmatn" w:cs="Vazirmatn" w:hint="cs"/>
-          <w:kern w:val="0"/>
-          <w:sz w:val="22"/>
-          <w:szCs w:val="22"/>
-          <w14:ligatures w14:val="none"/>
-        </w:rPr>
-      </w:pPr>
-    </w:p>
-    <w:p>
-      <w:pPr>
-        <w:bidi/>
-        <w:spacing w:before="100" w:beforeAutospacing="1" w:after="100" w:afterAutospacing="1" w:line="240" w:lineRule="auto"/>
-        <w:rPr>
-          <w:rFonts w:ascii="Vazirmatn" w:eastAsia="Times New Roman" w:hAnsi="Vazirmatn" w:cs="Vazirmatn" w:hint="cs"/>
-          <w:kern w:val="0"/>
-          <w:sz w:val="22"/>
-          <w:szCs w:val="22"/>
-          <w14:ligatures w14:val="none"/>
-        </w:rPr>
-      </w:pPr>
-    </w:p>
-    <w:p>
-      <w:pPr>
-        <w:bidi/>
-        <w:spacing w:before="100" w:beforeAutospacing="1" w:after="100" w:afterAutospacing="1" w:line="240" w:lineRule="auto"/>
-        <w:rPr>
-          <w:rFonts w:ascii="Vazirmatn" w:eastAsia="Times New Roman" w:hAnsi="Vazirmatn" w:cs="Vazirmatn" w:hint="cs"/>
-          <w:kern w:val="0"/>
-          <w:sz w:val="22"/>
-          <w:szCs w:val="22"/>
-          <w14:ligatures w14:val="none"/>
-        </w:rPr>
-      </w:pPr>
-    </w:p>
-    <w:p>
-      <w:pPr>
-        <w:bidi/>
-        <w:spacing w:before="100" w:beforeAutospacing="1" w:after="100" w:afterAutospacing="1" w:line="240" w:lineRule="auto"/>
-        <w:rPr>
-          <w:rFonts w:ascii="Vazirmatn" w:eastAsia="Times New Roman" w:hAnsi="Vazirmatn" w:cs="Vazirmatn" w:hint="cs"/>
-          <w:kern w:val="0"/>
-          <w:sz w:val="22"/>
-          <w:szCs w:val="22"/>
-          <w14:ligatures w14:val="none"/>
-        </w:rPr>
-      </w:pPr>
-    </w:p>
-    <w:p>
-      <w:pPr>
-        <w:bidi/>
-        <w:spacing w:before="100" w:beforeAutospacing="1" w:after="100" w:afterAutospacing="1" w:line="240" w:lineRule="auto"/>
-        <w:rPr>
-          <w:rFonts w:ascii="Vazirmatn" w:eastAsia="Times New Roman" w:hAnsi="Vazirmatn" w:cs="Vazirmatn" w:hint="cs"/>
-          <w:kern w:val="0"/>
-          <w:sz w:val="22"/>
-          <w:szCs w:val="22"/>
-          <w14:ligatures w14:val="none"/>
-        </w:rPr>
-      </w:pPr>
-    </w:p>
-    <w:p>
-      <w:pPr>
-        <w:bidi/>
-        <w:spacing w:before="100" w:beforeAutospacing="1" w:after="100" w:afterAutospacing="1" w:line="240" w:lineRule="auto"/>
-        <w:rPr>
-          <w:rFonts w:ascii="Vazirmatn" w:eastAsia="Times New Roman" w:hAnsi="Vazirmatn" w:cs="Vazirmatn" w:hint="cs"/>
-          <w:kern w:val="0"/>
-          <w:sz w:val="22"/>
-          <w:szCs w:val="22"/>
-          <w14:ligatures w14:val="none"/>
-        </w:rPr>
-      </w:pPr>
-    </w:p>
-    <w:p>
-      <w:pPr>
-        <w:bidi/>
-        <w:spacing w:before="100" w:beforeAutospacing="1" w:after="100" w:afterAutospacing="1" w:line="240" w:lineRule="auto"/>
-        <w:rPr>
-          <w:rFonts w:ascii="Vazirmatn" w:eastAsia="Times New Roman" w:hAnsi="Vazirmatn" w:cs="Vazirmatn" w:hint="cs"/>
-          <w:kern w:val="0"/>
-          <w:sz w:val="22"/>
-          <w:szCs w:val="22"/>
-          <w14:ligatures w14:val="none"/>
-        </w:rPr>
-      </w:pPr>
-    </w:p>
-    <w:p>
-      <w:pPr>
-        <w:bidi/>
-        <w:spacing w:before="100" w:beforeAutospacing="1" w:after="100" w:afterAutospacing="1" w:line="240" w:lineRule="auto"/>
-        <w:rPr>
-          <w:rFonts w:ascii="Vazirmatn" w:eastAsia="Times New Roman" w:hAnsi="Vazirmatn" w:cs="Vazirmatn" w:hint="cs"/>
-          <w:kern w:val="0"/>
-          <w:sz w:val="22"/>
-          <w:szCs w:val="22"/>
-          <w14:ligatures w14:val="none"/>
-        </w:rPr>
-      </w:pPr>
-    </w:p>
-    <w:p>
-      <w:pPr>
-        <w:bidi/>
-        <w:spacing w:before="100" w:beforeAutospacing="1" w:after="100" w:afterAutospacing="1" w:line="240" w:lineRule="auto"/>
-        <w:rPr>
-          <w:rFonts w:ascii="Vazirmatn" w:eastAsia="Times New Roman" w:hAnsi="Vazirmatn" w:cs="Vazirmatn" w:hint="cs"/>
-          <w:kern w:val="0"/>
-          <w:sz w:val="22"/>
-          <w:szCs w:val="22"/>
-          <w14:ligatures w14:val="none"/>
-        </w:rPr>
-      </w:pPr>
-    </w:p>
-    <w:p>
-      <w:pPr>
-        <w:bidi/>
-        <w:spacing w:before="100" w:beforeAutospacing="1" w:after="100" w:afterAutospacing="1" w:line="240" w:lineRule="auto"/>
-        <w:rPr>
-          <w:rFonts w:ascii="Vazirmatn" w:eastAsia="Times New Roman" w:hAnsi="Vazirmatn" w:cs="Vazirmatn" w:hint="cs"/>
-          <w:kern w:val="0"/>
-          <w:sz w:val="22"/>
-          <w:szCs w:val="22"/>
-          <w14:ligatures w14:val="none"/>
-        </w:rPr>
-      </w:pPr>
-    </w:p>
-    <w:p>
-      <w:pPr>
-        <w:bidi/>
-        <w:spacing w:before="100" w:beforeAutospacing="1" w:after="100" w:afterAutospacing="1" w:line="240" w:lineRule="auto"/>
-        <w:rPr>
-          <w:rFonts w:ascii="Vazirmatn" w:eastAsia="Times New Roman" w:hAnsi="Vazirmatn" w:cs="Vazirmatn" w:hint="cs"/>
-          <w:kern w:val="0"/>
-          <w:sz w:val="22"/>
-          <w:szCs w:val="22"/>
-          <w14:ligatures w14:val="none"/>
-        </w:rPr>
-      </w:pPr>
-    </w:p>
-    <w:p>
-      <w:pPr>
-        <w:bidi/>
-        <w:spacing w:before="100" w:beforeAutospacing="1" w:after="100" w:afterAutospacing="1" w:line="240" w:lineRule="auto"/>
-        <w:rPr>
-          <w:rFonts w:ascii="Vazirmatn" w:eastAsia="Times New Roman" w:hAnsi="Vazirmatn" w:cs="Vazirmatn" w:hint="cs"/>
-          <w:kern w:val="0"/>
-          <w:sz w:val="22"/>
-          <w:szCs w:val="22"/>
-          <w14:ligatures w14:val="none"/>
-        </w:rPr>
-      </w:pPr>
-    </w:p>
-    <w:p>
-      <w:pPr>
-        <w:bidi/>
-        <w:spacing w:before="100" w:beforeAutospacing="1" w:after="100" w:afterAutospacing="1" w:line="240" w:lineRule="auto"/>
-        <w:rPr>
-          <w:rFonts w:ascii="Vazirmatn" w:eastAsia="Times New Roman" w:hAnsi="Vazirmatn" w:cs="Vazirmatn" w:hint="cs"/>
+          <w:rFonts w:ascii="Vazirmatn" w:eastAsia="Times New Roman" w:hAnsi="Vazirmatn" w:cs="Vazirmatn"/>
+          <w:kern w:val="0"/>
+          <w:sz w:val="22"/>
+          <w:szCs w:val="22"/>
+          <w14:ligatures w14:val="none"/>
+        </w:rPr>
+      </w:pPr>
+    </w:p>
+    <w:p>
+      <w:pPr>
+        <w:bidi/>
+        <w:spacing w:before="100" w:beforeAutospacing="1" w:after="100" w:afterAutospacing="1" w:line="240" w:lineRule="auto"/>
+        <w:rPr>
+          <w:rFonts w:ascii="Vazirmatn" w:eastAsia="Times New Roman" w:hAnsi="Vazirmatn" w:cs="Vazirmatn"/>
+          <w:kern w:val="0"/>
+          <w:sz w:val="22"/>
+          <w:szCs w:val="22"/>
+          <w14:ligatures w14:val="none"/>
+        </w:rPr>
+      </w:pPr>
+    </w:p>
+    <w:p>
+      <w:pPr>
+        <w:bidi/>
+        <w:spacing w:before="100" w:beforeAutospacing="1" w:after="100" w:afterAutospacing="1" w:line="240" w:lineRule="auto"/>
+        <w:rPr>
+          <w:rFonts w:ascii="Vazirmatn" w:eastAsia="Times New Roman" w:hAnsi="Vazirmatn" w:cs="Vazirmatn"/>
+          <w:kern w:val="0"/>
+          <w:sz w:val="22"/>
+          <w:szCs w:val="22"/>
+          <w14:ligatures w14:val="none"/>
+        </w:rPr>
+      </w:pPr>
+    </w:p>
+    <w:p>
+      <w:pPr>
+        <w:bidi/>
+        <w:spacing w:before="100" w:beforeAutospacing="1" w:after="100" w:afterAutospacing="1" w:line="240" w:lineRule="auto"/>
+        <w:rPr>
+          <w:rFonts w:ascii="Vazirmatn" w:eastAsia="Times New Roman" w:hAnsi="Vazirmatn" w:cs="Vazirmatn"/>
+          <w:kern w:val="0"/>
+          <w:sz w:val="22"/>
+          <w:szCs w:val="22"/>
+          <w14:ligatures w14:val="none"/>
+        </w:rPr>
+      </w:pPr>
+    </w:p>
+    <w:p>
+      <w:pPr>
+        <w:bidi/>
+        <w:spacing w:before="100" w:beforeAutospacing="1" w:after="100" w:afterAutospacing="1" w:line="240" w:lineRule="auto"/>
+        <w:rPr>
+          <w:rFonts w:ascii="Vazirmatn" w:eastAsia="Times New Roman" w:hAnsi="Vazirmatn" w:cs="Vazirmatn"/>
+          <w:kern w:val="0"/>
+          <w:sz w:val="22"/>
+          <w:szCs w:val="22"/>
+          <w14:ligatures w14:val="none"/>
+        </w:rPr>
+      </w:pPr>
+    </w:p>
+    <w:p>
+      <w:pPr>
+        <w:bidi/>
+        <w:spacing w:before="100" w:beforeAutospacing="1" w:after="100" w:afterAutospacing="1" w:line="240" w:lineRule="auto"/>
+        <w:rPr>
+          <w:rFonts w:ascii="Vazirmatn" w:eastAsia="Times New Roman" w:hAnsi="Vazirmatn" w:cs="Vazirmatn"/>
+          <w:kern w:val="0"/>
+          <w:sz w:val="22"/>
+          <w:szCs w:val="22"/>
+          <w14:ligatures w14:val="none"/>
+        </w:rPr>
+      </w:pPr>
+    </w:p>
+    <w:p>
+      <w:pPr>
+        <w:bidi/>
+        <w:spacing w:before="100" w:beforeAutospacing="1" w:after="100" w:afterAutospacing="1" w:line="240" w:lineRule="auto"/>
+        <w:rPr>
+          <w:rFonts w:ascii="Vazirmatn" w:eastAsia="Times New Roman" w:hAnsi="Vazirmatn" w:cs="Vazirmatn"/>
+          <w:kern w:val="0"/>
+          <w:sz w:val="22"/>
+          <w:szCs w:val="22"/>
+          <w14:ligatures w14:val="none"/>
+        </w:rPr>
+      </w:pPr>
+    </w:p>
+    <w:p>
+      <w:pPr>
+        <w:bidi/>
+        <w:spacing w:before="100" w:beforeAutospacing="1" w:after="100" w:afterAutospacing="1" w:line="240" w:lineRule="auto"/>
+        <w:rPr>
+          <w:rFonts w:ascii="Vazirmatn" w:eastAsia="Times New Roman" w:hAnsi="Vazirmatn" w:cs="Vazirmatn"/>
+          <w:kern w:val="0"/>
+          <w:sz w:val="22"/>
+          <w:szCs w:val="22"/>
+          <w14:ligatures w14:val="none"/>
+        </w:rPr>
+      </w:pPr>
+    </w:p>
+    <w:p>
+      <w:pPr>
+        <w:bidi/>
+        <w:spacing w:before="100" w:beforeAutospacing="1" w:after="100" w:afterAutospacing="1" w:line="240" w:lineRule="auto"/>
+        <w:rPr>
+          <w:rFonts w:ascii="Vazirmatn" w:eastAsia="Times New Roman" w:hAnsi="Vazirmatn" w:cs="Vazirmatn"/>
+          <w:kern w:val="0"/>
+          <w:sz w:val="22"/>
+          <w:szCs w:val="22"/>
+          <w14:ligatures w14:val="none"/>
+        </w:rPr>
+      </w:pPr>
+    </w:p>
+    <w:p>
+      <w:pPr>
+        <w:bidi/>
+        <w:spacing w:before="100" w:beforeAutospacing="1" w:after="100" w:afterAutospacing="1" w:line="240" w:lineRule="auto"/>
+        <w:rPr>
+          <w:rFonts w:ascii="Vazirmatn" w:eastAsia="Times New Roman" w:hAnsi="Vazirmatn" w:cs="Vazirmatn"/>
+          <w:kern w:val="0"/>
+          <w:sz w:val="22"/>
+          <w:szCs w:val="22"/>
+          <w14:ligatures w14:val="none"/>
+        </w:rPr>
+      </w:pPr>
+    </w:p>
+    <w:p>
+      <w:pPr>
+        <w:bidi/>
+        <w:spacing w:before="100" w:beforeAutospacing="1" w:after="100" w:afterAutospacing="1" w:line="240" w:lineRule="auto"/>
+        <w:rPr>
+          <w:rFonts w:ascii="Vazirmatn" w:eastAsia="Times New Roman" w:hAnsi="Vazirmatn" w:cs="Vazirmatn"/>
+          <w:kern w:val="0"/>
+          <w:sz w:val="22"/>
+          <w:szCs w:val="22"/>
+          <w14:ligatures w14:val="none"/>
+        </w:rPr>
+      </w:pPr>
+    </w:p>
+    <w:p>
+      <w:pPr>
+        <w:bidi/>
+        <w:spacing w:before="100" w:beforeAutospacing="1" w:after="100" w:afterAutospacing="1" w:line="240" w:lineRule="auto"/>
+        <w:rPr>
+          <w:rFonts w:ascii="Vazirmatn" w:eastAsia="Times New Roman" w:hAnsi="Vazirmatn" w:cs="Vazirmatn"/>
+          <w:kern w:val="0"/>
+          <w:sz w:val="22"/>
+          <w:szCs w:val="22"/>
+          <w14:ligatures w14:val="none"/>
+        </w:rPr>
+      </w:pPr>
+    </w:p>
+    <w:p>
+      <w:pPr>
+        <w:bidi/>
+        <w:spacing w:before="100" w:beforeAutospacing="1" w:after="100" w:afterAutospacing="1" w:line="240" w:lineRule="auto"/>
+        <w:rPr>
+          <w:rFonts w:ascii="Vazirmatn" w:eastAsia="Times New Roman" w:hAnsi="Vazirmatn" w:cs="Vazirmatn"/>
+          <w:kern w:val="0"/>
+          <w:sz w:val="22"/>
+          <w:szCs w:val="22"/>
+          <w14:ligatures w14:val="none"/>
+        </w:rPr>
+      </w:pPr>
+    </w:p>
+    <w:p>
+      <w:pPr>
+        <w:bidi/>
+        <w:spacing w:before="100" w:beforeAutospacing="1" w:after="100" w:afterAutospacing="1" w:line="240" w:lineRule="auto"/>
+        <w:rPr>
+          <w:rFonts w:ascii="Vazirmatn" w:eastAsia="Times New Roman" w:hAnsi="Vazirmatn" w:cs="Vazirmatn"/>
+          <w:kern w:val="0"/>
+          <w:sz w:val="22"/>
+          <w:szCs w:val="22"/>
+          <w14:ligatures w14:val="none"/>
+        </w:rPr>
+      </w:pPr>
+    </w:p>
+    <w:p>
+      <w:pPr>
+        <w:bidi/>
+        <w:spacing w:before="100" w:beforeAutospacing="1" w:after="100" w:afterAutospacing="1" w:line="240" w:lineRule="auto"/>
+        <w:rPr>
+          <w:rFonts w:ascii="Vazirmatn" w:eastAsia="Times New Roman" w:hAnsi="Vazirmatn" w:cs="Vazirmatn"/>
+          <w:kern w:val="0"/>
+          <w:sz w:val="22"/>
+          <w:szCs w:val="22"/>
+          <w14:ligatures w14:val="none"/>
+        </w:rPr>
+      </w:pPr>
+    </w:p>
+    <w:p>
+      <w:pPr>
+        <w:bidi/>
+        <w:spacing w:before="100" w:beforeAutospacing="1" w:after="100" w:afterAutospacing="1" w:line="240" w:lineRule="auto"/>
+        <w:rPr>
+          <w:rFonts w:ascii="Vazirmatn" w:eastAsia="Times New Roman" w:hAnsi="Vazirmatn" w:cs="Vazirmatn"/>
           <w:kern w:val="0"/>
           <w:sz w:val="22"/>
           <w:szCs w:val="22"/>
@@ -5056,7 +4330,7 @@
         <w:jc w:val="right"/>
         <w:outlineLvl w:val="0"/>
         <w:rPr>
-          <w:rFonts w:ascii="Vazirmatn" w:eastAsia="Times New Roman" w:hAnsi="Vazirmatn" w:cs="Vazirmatn" w:hint="cs"/>
+          <w:rFonts w:ascii="Vazirmatn" w:eastAsia="Times New Roman" w:hAnsi="Vazirmatn" w:cs="Vazirmatn"/>
           <w:b/>
           <w:bCs/>
           <w:kern w:val="36"/>
@@ -5077,7 +4351,6 @@
           <w:lang w:bidi="fa-IR"/>
           <w14:ligatures w14:val="none"/>
         </w:rPr>
-        <w:lastRenderedPageBreak/>
         <w:t>۴-۶</w:t>
       </w:r>
       <w:r>
@@ -5136,7 +4409,7 @@
         <w:bidi/>
         <w:spacing w:before="100" w:beforeAutospacing="1" w:after="100" w:afterAutospacing="1" w:line="240" w:lineRule="auto"/>
         <w:rPr>
-          <w:rFonts w:ascii="Vazirmatn" w:eastAsia="Times New Roman" w:hAnsi="Vazirmatn" w:cs="Vazirmatn" w:hint="cs"/>
+          <w:rFonts w:ascii="Vazirmatn" w:eastAsia="Times New Roman" w:hAnsi="Vazirmatn" w:cs="Vazirmatn"/>
           <w:kern w:val="0"/>
           <w:sz w:val="22"/>
           <w:szCs w:val="22"/>
@@ -5234,7 +4507,7 @@
         <w:spacing w:before="100" w:beforeAutospacing="1" w:after="100" w:afterAutospacing="1" w:line="240" w:lineRule="auto"/>
         <w:outlineLvl w:val="2"/>
         <w:rPr>
-          <w:rFonts w:ascii="Vazirmatn" w:eastAsia="Times New Roman" w:hAnsi="Vazirmatn" w:cs="Vazirmatn" w:hint="cs"/>
+          <w:rFonts w:ascii="Vazirmatn" w:eastAsia="Times New Roman" w:hAnsi="Vazirmatn" w:cs="Vazirmatn"/>
           <w:b/>
           <w:bCs/>
           <w:kern w:val="0"/>
@@ -5274,7 +4547,7 @@
         <w:bidi/>
         <w:spacing w:before="100" w:beforeAutospacing="1" w:after="100" w:afterAutospacing="1" w:line="240" w:lineRule="auto"/>
         <w:rPr>
-          <w:rFonts w:ascii="Vazirmatn" w:eastAsia="Times New Roman" w:hAnsi="Vazirmatn" w:cs="Vazirmatn" w:hint="cs"/>
+          <w:rFonts w:ascii="Vazirmatn" w:eastAsia="Times New Roman" w:hAnsi="Vazirmatn" w:cs="Vazirmatn"/>
           <w:kern w:val="0"/>
           <w:sz w:val="22"/>
           <w:szCs w:val="22"/>
@@ -5333,7 +4606,7 @@
         <w:bidi/>
         <w:spacing w:before="100" w:beforeAutospacing="1" w:after="100" w:afterAutospacing="1" w:line="240" w:lineRule="auto"/>
         <w:rPr>
-          <w:rFonts w:ascii="Vazirmatn" w:eastAsia="Times New Roman" w:hAnsi="Vazirmatn" w:cs="Vazirmatn" w:hint="cs"/>
+          <w:rFonts w:ascii="Vazirmatn" w:eastAsia="Times New Roman" w:hAnsi="Vazirmatn" w:cs="Vazirmatn"/>
           <w:kern w:val="0"/>
           <w:sz w:val="22"/>
           <w:szCs w:val="22"/>
@@ -5392,7 +4665,7 @@
         <w:bidi/>
         <w:spacing w:before="100" w:beforeAutospacing="1" w:after="100" w:afterAutospacing="1" w:line="240" w:lineRule="auto"/>
         <w:rPr>
-          <w:rFonts w:ascii="Vazirmatn" w:eastAsia="Times New Roman" w:hAnsi="Vazirmatn" w:cs="Vazirmatn" w:hint="cs"/>
+          <w:rFonts w:ascii="Vazirmatn" w:eastAsia="Times New Roman" w:hAnsi="Vazirmatn" w:cs="Vazirmatn"/>
           <w:kern w:val="0"/>
           <w:sz w:val="22"/>
           <w:szCs w:val="22"/>
@@ -5430,7 +4703,7 @@
         <w:bidi/>
         <w:spacing w:before="100" w:beforeAutospacing="1" w:after="100" w:afterAutospacing="1" w:line="240" w:lineRule="auto"/>
         <w:rPr>
-          <w:rFonts w:ascii="Vazirmatn" w:eastAsia="Times New Roman" w:hAnsi="Vazirmatn" w:cs="Vazirmatn" w:hint="cs"/>
+          <w:rFonts w:ascii="Vazirmatn" w:eastAsia="Times New Roman" w:hAnsi="Vazirmatn" w:cs="Vazirmatn"/>
           <w:kern w:val="0"/>
           <w:sz w:val="22"/>
           <w:szCs w:val="22"/>
@@ -5489,7 +4762,7 @@
         <w:bidi/>
         <w:spacing w:before="100" w:beforeAutospacing="1" w:after="100" w:afterAutospacing="1" w:line="240" w:lineRule="auto"/>
         <w:rPr>
-          <w:rFonts w:ascii="Vazirmatn" w:eastAsia="Times New Roman" w:hAnsi="Vazirmatn" w:cs="Vazirmatn" w:hint="cs"/>
+          <w:rFonts w:ascii="Vazirmatn" w:eastAsia="Times New Roman" w:hAnsi="Vazirmatn" w:cs="Vazirmatn"/>
           <w:kern w:val="0"/>
           <w:sz w:val="22"/>
           <w:szCs w:val="22"/>
@@ -5567,7 +4840,7 @@
         <w:bidi/>
         <w:spacing w:before="100" w:beforeAutospacing="1" w:after="100" w:afterAutospacing="1" w:line="240" w:lineRule="auto"/>
         <w:rPr>
-          <w:rFonts w:ascii="Vazirmatn" w:eastAsia="Times New Roman" w:hAnsi="Vazirmatn" w:cs="Vazirmatn" w:hint="cs"/>
+          <w:rFonts w:ascii="Vazirmatn" w:eastAsia="Times New Roman" w:hAnsi="Vazirmatn" w:cs="Vazirmatn"/>
           <w:kern w:val="0"/>
           <w:sz w:val="22"/>
           <w:szCs w:val="22"/>
@@ -5623,7 +4896,7 @@
         <w:spacing w:before="100" w:beforeAutospacing="1" w:after="100" w:afterAutospacing="1" w:line="240" w:lineRule="auto"/>
         <w:outlineLvl w:val="2"/>
         <w:rPr>
-          <w:rFonts w:ascii="Vazirmatn" w:eastAsia="Times New Roman" w:hAnsi="Vazirmatn" w:cs="Vazirmatn" w:hint="cs"/>
+          <w:rFonts w:ascii="Vazirmatn" w:eastAsia="Times New Roman" w:hAnsi="Vazirmatn" w:cs="Vazirmatn"/>
           <w:b/>
           <w:bCs/>
           <w:kern w:val="0"/>
@@ -5663,7 +4936,7 @@
         <w:bidi/>
         <w:spacing w:before="100" w:beforeAutospacing="1" w:after="100" w:afterAutospacing="1" w:line="240" w:lineRule="auto"/>
         <w:rPr>
-          <w:rFonts w:ascii="Vazirmatn" w:eastAsia="Times New Roman" w:hAnsi="Vazirmatn" w:cs="Vazirmatn" w:hint="cs"/>
+          <w:rFonts w:ascii="Vazirmatn" w:eastAsia="Times New Roman" w:hAnsi="Vazirmatn" w:cs="Vazirmatn"/>
           <w:kern w:val="0"/>
           <w:sz w:val="22"/>
           <w:szCs w:val="22"/>
@@ -5718,7 +4991,7 @@
         <w:bidi/>
         <w:spacing w:before="100" w:beforeAutospacing="1" w:after="100" w:afterAutospacing="1" w:line="240" w:lineRule="auto"/>
         <w:rPr>
-          <w:rFonts w:ascii="Vazirmatn" w:eastAsia="Times New Roman" w:hAnsi="Vazirmatn" w:cs="Vazirmatn" w:hint="cs"/>
+          <w:rFonts w:ascii="Vazirmatn" w:eastAsia="Times New Roman" w:hAnsi="Vazirmatn" w:cs="Vazirmatn"/>
           <w:kern w:val="0"/>
           <w:sz w:val="22"/>
           <w:szCs w:val="22"/>
@@ -5770,7 +5043,7 @@
         <w:bidi/>
         <w:spacing w:after="0" w:line="240" w:lineRule="auto"/>
         <w:rPr>
-          <w:rFonts w:ascii="Vazirmatn" w:eastAsia="Times New Roman" w:hAnsi="Vazirmatn" w:cs="Vazirmatn" w:hint="cs"/>
+          <w:rFonts w:ascii="Vazirmatn" w:eastAsia="Times New Roman" w:hAnsi="Vazirmatn" w:cs="Vazirmatn"/>
           <w:kern w:val="0"/>
           <w:sz w:val="22"/>
           <w:szCs w:val="22"/>
@@ -5793,7 +5066,7 @@
         <w:bidi/>
         <w:spacing w:before="100" w:beforeAutospacing="1" w:after="100" w:afterAutospacing="1" w:line="240" w:lineRule="auto"/>
         <w:rPr>
-          <w:rFonts w:ascii="Vazirmatn" w:eastAsia="Times New Roman" w:hAnsi="Vazirmatn" w:cs="Vazirmatn" w:hint="cs"/>
+          <w:rFonts w:ascii="Vazirmatn" w:eastAsia="Times New Roman" w:hAnsi="Vazirmatn" w:cs="Vazirmatn"/>
           <w:kern w:val="0"/>
           <w:sz w:val="22"/>
           <w:szCs w:val="22"/>
@@ -5869,7 +5142,7 @@
         <w:bidi/>
         <w:spacing w:before="100" w:beforeAutospacing="1" w:after="100" w:afterAutospacing="1" w:line="240" w:lineRule="auto"/>
         <w:rPr>
-          <w:rFonts w:ascii="Vazirmatn" w:eastAsia="Times New Roman" w:hAnsi="Vazirmatn" w:cs="Vazirmatn" w:hint="cs"/>
+          <w:rFonts w:ascii="Vazirmatn" w:eastAsia="Times New Roman" w:hAnsi="Vazirmatn" w:cs="Vazirmatn"/>
           <w:kern w:val="0"/>
           <w:sz w:val="22"/>
           <w:szCs w:val="22"/>
@@ -5907,7 +5180,7 @@
         <w:bidi/>
         <w:spacing w:before="100" w:beforeAutospacing="1" w:after="100" w:afterAutospacing="1" w:line="240" w:lineRule="auto"/>
         <w:rPr>
-          <w:rFonts w:ascii="Vazirmatn" w:eastAsia="Times New Roman" w:hAnsi="Vazirmatn" w:cs="Vazirmatn" w:hint="cs"/>
+          <w:rFonts w:ascii="Vazirmatn" w:eastAsia="Times New Roman" w:hAnsi="Vazirmatn" w:cs="Vazirmatn"/>
           <w:kern w:val="0"/>
           <w:sz w:val="22"/>
           <w:szCs w:val="22"/>
@@ -5956,7 +5229,7 @@
         <w:bidi/>
         <w:spacing w:before="100" w:beforeAutospacing="1" w:after="100" w:afterAutospacing="1" w:line="240" w:lineRule="auto"/>
         <w:rPr>
-          <w:rFonts w:ascii="Vazirmatn" w:eastAsia="Times New Roman" w:hAnsi="Vazirmatn" w:cs="Vazirmatn" w:hint="cs"/>
+          <w:rFonts w:ascii="Vazirmatn" w:eastAsia="Times New Roman" w:hAnsi="Vazirmatn" w:cs="Vazirmatn"/>
           <w:kern w:val="0"/>
           <w:sz w:val="22"/>
           <w:szCs w:val="22"/>
@@ -5984,7 +5257,7 @@
         <w:bidi/>
         <w:spacing w:before="100" w:beforeAutospacing="1" w:after="100" w:afterAutospacing="1" w:line="240" w:lineRule="auto"/>
         <w:rPr>
-          <w:rFonts w:ascii="Vazirmatn" w:eastAsia="Times New Roman" w:hAnsi="Vazirmatn" w:cs="Vazirmatn" w:hint="cs"/>
+          <w:rFonts w:ascii="Vazirmatn" w:eastAsia="Times New Roman" w:hAnsi="Vazirmatn" w:cs="Vazirmatn"/>
           <w:kern w:val="0"/>
           <w:sz w:val="22"/>
           <w:szCs w:val="22"/>
@@ -6012,7 +5285,7 @@
         <w:bidi/>
         <w:spacing w:before="100" w:beforeAutospacing="1" w:after="100" w:afterAutospacing="1" w:line="240" w:lineRule="auto"/>
         <w:rPr>
-          <w:rFonts w:ascii="Vazirmatn" w:eastAsia="Times New Roman" w:hAnsi="Vazirmatn" w:cs="Vazirmatn" w:hint="cs"/>
+          <w:rFonts w:ascii="Vazirmatn" w:eastAsia="Times New Roman" w:hAnsi="Vazirmatn" w:cs="Vazirmatn"/>
           <w:kern w:val="0"/>
           <w:sz w:val="22"/>
           <w:szCs w:val="22"/>
@@ -6040,7 +5313,7 @@
         <w:bidi/>
         <w:spacing w:before="100" w:beforeAutospacing="1" w:after="100" w:afterAutospacing="1" w:line="240" w:lineRule="auto"/>
         <w:rPr>
-          <w:rFonts w:ascii="Vazirmatn" w:eastAsia="Times New Roman" w:hAnsi="Vazirmatn" w:cs="Vazirmatn" w:hint="cs"/>
+          <w:rFonts w:ascii="Vazirmatn" w:eastAsia="Times New Roman" w:hAnsi="Vazirmatn" w:cs="Vazirmatn"/>
           <w:kern w:val="0"/>
           <w:sz w:val="22"/>
           <w:szCs w:val="22"/>
@@ -6074,7 +5347,7 @@
         <w:bidi/>
         <w:spacing w:before="100" w:beforeAutospacing="1" w:after="100" w:afterAutospacing="1" w:line="240" w:lineRule="auto"/>
         <w:rPr>
-          <w:rFonts w:ascii="Vazirmatn" w:eastAsia="Times New Roman" w:hAnsi="Vazirmatn" w:cs="Vazirmatn" w:hint="cs"/>
+          <w:rFonts w:ascii="Vazirmatn" w:eastAsia="Times New Roman" w:hAnsi="Vazirmatn" w:cs="Vazirmatn"/>
           <w:kern w:val="0"/>
           <w:sz w:val="22"/>
           <w:szCs w:val="22"/>
@@ -6112,7 +5385,7 @@
         <w:bidi/>
         <w:spacing w:before="100" w:beforeAutospacing="1" w:after="100" w:afterAutospacing="1" w:line="240" w:lineRule="auto"/>
         <w:rPr>
-          <w:rFonts w:ascii="Vazirmatn" w:eastAsia="Times New Roman" w:hAnsi="Vazirmatn" w:cs="Vazirmatn" w:hint="cs"/>
+          <w:rFonts w:ascii="Vazirmatn" w:eastAsia="Times New Roman" w:hAnsi="Vazirmatn" w:cs="Vazirmatn"/>
           <w:kern w:val="0"/>
           <w:sz w:val="22"/>
           <w:szCs w:val="22"/>
@@ -6140,7 +5413,7 @@
         <w:bidi/>
         <w:spacing w:before="100" w:beforeAutospacing="1" w:after="100" w:afterAutospacing="1" w:line="240" w:lineRule="auto"/>
         <w:rPr>
-          <w:rFonts w:ascii="Vazirmatn" w:eastAsia="Times New Roman" w:hAnsi="Vazirmatn" w:cs="Vazirmatn" w:hint="cs"/>
+          <w:rFonts w:ascii="Vazirmatn" w:eastAsia="Times New Roman" w:hAnsi="Vazirmatn" w:cs="Vazirmatn"/>
           <w:kern w:val="0"/>
           <w:sz w:val="22"/>
           <w:szCs w:val="22"/>
@@ -6199,7 +5472,7 @@
         <w:bidi/>
         <w:spacing w:before="100" w:beforeAutospacing="1" w:after="100" w:afterAutospacing="1" w:line="240" w:lineRule="auto"/>
         <w:rPr>
-          <w:rFonts w:ascii="Vazirmatn" w:eastAsia="Times New Roman" w:hAnsi="Vazirmatn" w:cs="Vazirmatn" w:hint="cs"/>
+          <w:rFonts w:ascii="Vazirmatn" w:eastAsia="Times New Roman" w:hAnsi="Vazirmatn" w:cs="Vazirmatn"/>
           <w:kern w:val="0"/>
           <w:sz w:val="22"/>
           <w:szCs w:val="22"/>
@@ -6227,7 +5500,7 @@
         <w:bidi/>
         <w:spacing w:before="100" w:beforeAutospacing="1" w:after="100" w:afterAutospacing="1" w:line="240" w:lineRule="auto"/>
         <w:rPr>
-          <w:rFonts w:ascii="Vazirmatn" w:eastAsia="Times New Roman" w:hAnsi="Vazirmatn" w:cs="Vazirmatn" w:hint="cs"/>
+          <w:rFonts w:ascii="Vazirmatn" w:eastAsia="Times New Roman" w:hAnsi="Vazirmatn" w:cs="Vazirmatn"/>
           <w:kern w:val="0"/>
           <w:sz w:val="22"/>
           <w:szCs w:val="22"/>
@@ -6255,7 +5528,7 @@
         <w:bidi/>
         <w:spacing w:before="100" w:beforeAutospacing="1" w:after="100" w:afterAutospacing="1" w:line="240" w:lineRule="auto"/>
         <w:rPr>
-          <w:rFonts w:ascii="Vazirmatn" w:eastAsia="Times New Roman" w:hAnsi="Vazirmatn" w:cs="Vazirmatn" w:hint="cs"/>
+          <w:rFonts w:ascii="Vazirmatn" w:eastAsia="Times New Roman" w:hAnsi="Vazirmatn" w:cs="Vazirmatn"/>
           <w:kern w:val="0"/>
           <w:sz w:val="22"/>
           <w:szCs w:val="22"/>
@@ -6283,7 +5556,7 @@
         <w:bidi/>
         <w:spacing w:before="100" w:beforeAutospacing="1" w:after="100" w:afterAutospacing="1" w:line="240" w:lineRule="auto"/>
         <w:rPr>
-          <w:rFonts w:ascii="Vazirmatn" w:eastAsia="Times New Roman" w:hAnsi="Vazirmatn" w:cs="Vazirmatn" w:hint="cs"/>
+          <w:rFonts w:ascii="Vazirmatn" w:eastAsia="Times New Roman" w:hAnsi="Vazirmatn" w:cs="Vazirmatn"/>
           <w:kern w:val="0"/>
           <w:sz w:val="22"/>
           <w:szCs w:val="22"/>
@@ -6317,33 +5590,33 @@
         <w:bidi/>
         <w:spacing w:before="100" w:beforeAutospacing="1" w:after="100" w:afterAutospacing="1" w:line="240" w:lineRule="auto"/>
         <w:rPr>
-          <w:rFonts w:ascii="Vazirmatn" w:eastAsia="Times New Roman" w:hAnsi="Vazirmatn" w:cs="Vazirmatn" w:hint="cs"/>
-          <w:kern w:val="0"/>
-          <w:sz w:val="22"/>
-          <w:szCs w:val="22"/>
-          <w14:ligatures w14:val="none"/>
-        </w:rPr>
-      </w:pPr>
-    </w:p>
-    <w:p>
-      <w:pPr>
-        <w:bidi/>
-        <w:spacing w:before="100" w:beforeAutospacing="1" w:after="100" w:afterAutospacing="1" w:line="240" w:lineRule="auto"/>
-        <w:rPr>
-          <w:rFonts w:ascii="Vazirmatn" w:eastAsia="Times New Roman" w:hAnsi="Vazirmatn" w:cs="Vazirmatn" w:hint="cs"/>
-          <w:kern w:val="0"/>
-          <w:sz w:val="22"/>
-          <w:szCs w:val="22"/>
-          <w14:ligatures w14:val="none"/>
-        </w:rPr>
-      </w:pPr>
-    </w:p>
-    <w:p>
-      <w:pPr>
-        <w:bidi/>
-        <w:spacing w:before="100" w:beforeAutospacing="1" w:after="100" w:afterAutospacing="1" w:line="240" w:lineRule="auto"/>
-        <w:rPr>
-          <w:rFonts w:ascii="Vazirmatn" w:eastAsia="Times New Roman" w:hAnsi="Vazirmatn" w:cs="Vazirmatn" w:hint="cs"/>
+          <w:rFonts w:ascii="Vazirmatn" w:eastAsia="Times New Roman" w:hAnsi="Vazirmatn" w:cs="Vazirmatn"/>
+          <w:kern w:val="0"/>
+          <w:sz w:val="22"/>
+          <w:szCs w:val="22"/>
+          <w14:ligatures w14:val="none"/>
+        </w:rPr>
+      </w:pPr>
+    </w:p>
+    <w:p>
+      <w:pPr>
+        <w:bidi/>
+        <w:spacing w:before="100" w:beforeAutospacing="1" w:after="100" w:afterAutospacing="1" w:line="240" w:lineRule="auto"/>
+        <w:rPr>
+          <w:rFonts w:ascii="Vazirmatn" w:eastAsia="Times New Roman" w:hAnsi="Vazirmatn" w:cs="Vazirmatn"/>
+          <w:kern w:val="0"/>
+          <w:sz w:val="22"/>
+          <w:szCs w:val="22"/>
+          <w14:ligatures w14:val="none"/>
+        </w:rPr>
+      </w:pPr>
+    </w:p>
+    <w:p>
+      <w:pPr>
+        <w:bidi/>
+        <w:spacing w:before="100" w:beforeAutospacing="1" w:after="100" w:afterAutospacing="1" w:line="240" w:lineRule="auto"/>
+        <w:rPr>
+          <w:rFonts w:ascii="Vazirmatn" w:eastAsia="Times New Roman" w:hAnsi="Vazirmatn" w:cs="Vazirmatn"/>
           <w:kern w:val="0"/>
           <w:sz w:val="22"/>
           <w:szCs w:val="22"/>
@@ -6362,7 +5635,7 @@
         <w:spacing w:before="100" w:beforeAutospacing="1" w:after="100" w:afterAutospacing="1" w:line="240" w:lineRule="auto"/>
         <w:outlineLvl w:val="0"/>
         <w:rPr>
-          <w:rFonts w:ascii="Vazirmatn" w:eastAsia="Times New Roman" w:hAnsi="Vazirmatn" w:cs="Vazirmatn" w:hint="cs"/>
+          <w:rFonts w:ascii="Vazirmatn" w:eastAsia="Times New Roman" w:hAnsi="Vazirmatn" w:cs="Vazirmatn"/>
           <w:b/>
           <w:bCs/>
           <w:kern w:val="36"/>
@@ -6433,7 +5706,7 @@
         <w:bidi/>
         <w:spacing w:before="100" w:beforeAutospacing="1" w:after="100" w:afterAutospacing="1" w:line="240" w:lineRule="auto"/>
         <w:rPr>
-          <w:rFonts w:ascii="Vazirmatn" w:eastAsia="Times New Roman" w:hAnsi="Vazirmatn" w:cs="Vazirmatn" w:hint="cs"/>
+          <w:rFonts w:ascii="Vazirmatn" w:eastAsia="Times New Roman" w:hAnsi="Vazirmatn" w:cs="Vazirmatn"/>
           <w:kern w:val="0"/>
           <w:sz w:val="22"/>
           <w:szCs w:val="22"/>
@@ -6529,7 +5802,7 @@
       <w:pPr>
         <w:bidi/>
         <w:rPr>
-          <w:rFonts w:ascii="Vazirmatn" w:hAnsi="Vazirmatn" w:cs="Vazirmatn" w:hint="cs"/>
+          <w:rFonts w:ascii="Vazirmatn" w:hAnsi="Vazirmatn" w:cs="Vazirmatn"/>
           <w:sz w:val="22"/>
           <w:szCs w:val="22"/>
           <w:lang w:bidi="fa-IR"/>
@@ -6540,7 +5813,7 @@
       <w:pPr>
         <w:bidi/>
         <w:rPr>
-          <w:rFonts w:ascii="Vazirmatn" w:hAnsi="Vazirmatn" w:cs="Vazirmatn" w:hint="cs"/>
+          <w:rFonts w:ascii="Vazirmatn" w:hAnsi="Vazirmatn" w:cs="Vazirmatn"/>
           <w:sz w:val="22"/>
           <w:szCs w:val="22"/>
           <w:lang w:bidi="fa-IR"/>
@@ -6570,7 +5843,7 @@
                     <pic:cNvPicPr/>
                   </pic:nvPicPr>
                   <pic:blipFill>
-                    <a:blip r:embed="rId7">
+                    <a:blip r:embed="rId8">
                       <a:extLst>
                         <a:ext uri="{28A0092B-C50C-407E-A947-70E740481C1C}">
                           <a14:useLocalDpi xmlns:a14="http://schemas.microsoft.com/office/drawing/2010/main" val="0"/>
@@ -6601,7 +5874,7 @@
       <w:pPr>
         <w:bidi/>
         <w:rPr>
-          <w:rFonts w:ascii="Vazirmatn" w:hAnsi="Vazirmatn" w:cs="Vazirmatn" w:hint="cs"/>
+          <w:rFonts w:ascii="Vazirmatn" w:hAnsi="Vazirmatn" w:cs="Vazirmatn"/>
           <w:sz w:val="22"/>
           <w:szCs w:val="22"/>
           <w:lang w:bidi="fa-IR"/>
@@ -6613,7 +5886,7 @@
         <w:bidi/>
         <w:spacing w:before="100" w:beforeAutospacing="1" w:after="100" w:afterAutospacing="1" w:line="240" w:lineRule="auto"/>
         <w:rPr>
-          <w:rFonts w:ascii="Vazirmatn" w:eastAsia="Times New Roman" w:hAnsi="Vazirmatn" w:cs="Vazirmatn" w:hint="cs"/>
+          <w:rFonts w:ascii="Vazirmatn" w:eastAsia="Times New Roman" w:hAnsi="Vazirmatn" w:cs="Vazirmatn"/>
           <w:kern w:val="0"/>
           <w:sz w:val="22"/>
           <w:szCs w:val="22"/>
@@ -6689,7 +5962,7 @@
         <w:bidi/>
         <w:spacing w:before="100" w:beforeAutospacing="1" w:after="100" w:afterAutospacing="1" w:line="240" w:lineRule="auto"/>
         <w:rPr>
-          <w:rFonts w:ascii="Vazirmatn" w:eastAsia="Times New Roman" w:hAnsi="Vazirmatn" w:cs="Vazirmatn" w:hint="cs"/>
+          <w:rFonts w:ascii="Vazirmatn" w:eastAsia="Times New Roman" w:hAnsi="Vazirmatn" w:cs="Vazirmatn"/>
           <w:kern w:val="0"/>
           <w:sz w:val="22"/>
           <w:szCs w:val="22"/>
@@ -6765,7 +6038,7 @@
         <w:bidi/>
         <w:spacing w:before="100" w:beforeAutospacing="1" w:after="100" w:afterAutospacing="1" w:line="240" w:lineRule="auto"/>
         <w:rPr>
-          <w:rFonts w:ascii="Vazirmatn" w:eastAsia="Times New Roman" w:hAnsi="Vazirmatn" w:cs="Vazirmatn" w:hint="cs"/>
+          <w:rFonts w:ascii="Vazirmatn" w:eastAsia="Times New Roman" w:hAnsi="Vazirmatn" w:cs="Vazirmatn"/>
           <w:kern w:val="0"/>
           <w:sz w:val="22"/>
           <w:szCs w:val="22"/>
@@ -6825,7 +6098,7 @@
       <w:pPr>
         <w:spacing w:after="0" w:line="240" w:lineRule="auto"/>
         <w:rPr>
-          <w:rFonts w:ascii="Vazirmatn" w:eastAsia="Times New Roman" w:hAnsi="Vazirmatn" w:cs="Vazirmatn" w:hint="cs"/>
+          <w:rFonts w:ascii="Vazirmatn" w:eastAsia="Times New Roman" w:hAnsi="Vazirmatn" w:cs="Vazirmatn"/>
           <w:kern w:val="0"/>
           <w:sz w:val="22"/>
           <w:szCs w:val="22"/>
@@ -6848,7 +6121,7 @@
     <w:p>
       <w:pPr>
         <w:rPr>
-          <w:rFonts w:ascii="Vazirmatn" w:hAnsi="Vazirmatn" w:cs="Vazirmatn" w:hint="cs"/>
+          <w:rFonts w:ascii="Vazirmatn" w:hAnsi="Vazirmatn" w:cs="Vazirmatn"/>
           <w:sz w:val="22"/>
           <w:szCs w:val="22"/>
           <w:lang w:bidi="fa-IR"/>
@@ -6859,7 +6132,7 @@
       <w:pPr>
         <w:bidi/>
         <w:rPr>
-          <w:rFonts w:ascii="Vazirmatn" w:hAnsi="Vazirmatn" w:cs="Vazirmatn" w:hint="cs"/>
+          <w:rFonts w:ascii="Vazirmatn" w:hAnsi="Vazirmatn" w:cs="Vazirmatn"/>
           <w:sz w:val="22"/>
           <w:szCs w:val="22"/>
           <w:lang w:bidi="fa-IR"/>
@@ -6870,7 +6143,7 @@
       <w:pPr>
         <w:bidi/>
         <w:rPr>
-          <w:rFonts w:ascii="Vazirmatn" w:hAnsi="Vazirmatn" w:cs="Vazirmatn" w:hint="cs"/>
+          <w:rFonts w:ascii="Vazirmatn" w:hAnsi="Vazirmatn" w:cs="Vazirmatn"/>
           <w:sz w:val="22"/>
           <w:szCs w:val="22"/>
           <w:lang w:bidi="fa-IR"/>
@@ -6881,7 +6154,7 @@
       <w:pPr>
         <w:bidi/>
         <w:rPr>
-          <w:rFonts w:ascii="Vazirmatn" w:hAnsi="Vazirmatn" w:cs="Vazirmatn" w:hint="cs"/>
+          <w:rFonts w:ascii="Vazirmatn" w:hAnsi="Vazirmatn" w:cs="Vazirmatn"/>
           <w:sz w:val="22"/>
           <w:szCs w:val="22"/>
           <w:lang w:bidi="fa-IR"/>
@@ -6892,7 +6165,7 @@
       <w:pPr>
         <w:bidi/>
         <w:rPr>
-          <w:rFonts w:ascii="Vazirmatn" w:hAnsi="Vazirmatn" w:cs="Vazirmatn" w:hint="cs"/>
+          <w:rFonts w:ascii="Vazirmatn" w:hAnsi="Vazirmatn" w:cs="Vazirmatn"/>
           <w:sz w:val="22"/>
           <w:szCs w:val="22"/>
           <w:lang w:bidi="fa-IR"/>
@@ -6903,7 +6176,7 @@
       <w:pPr>
         <w:bidi/>
         <w:rPr>
-          <w:rFonts w:ascii="Vazirmatn" w:hAnsi="Vazirmatn" w:cs="Vazirmatn" w:hint="cs"/>
+          <w:rFonts w:ascii="Vazirmatn" w:hAnsi="Vazirmatn" w:cs="Vazirmatn"/>
           <w:sz w:val="20"/>
           <w:szCs w:val="20"/>
           <w:lang w:bidi="fa-IR"/>
@@ -6916,7 +6189,7 @@
         <w:spacing w:before="100" w:beforeAutospacing="1" w:after="100" w:afterAutospacing="1" w:line="240" w:lineRule="auto"/>
         <w:outlineLvl w:val="0"/>
         <w:rPr>
-          <w:rFonts w:ascii="Vazirmatn" w:eastAsia="Times New Roman" w:hAnsi="Vazirmatn" w:cs="Vazirmatn" w:hint="cs"/>
+          <w:rFonts w:ascii="Vazirmatn" w:eastAsia="Times New Roman" w:hAnsi="Vazirmatn" w:cs="Vazirmatn"/>
           <w:b/>
           <w:bCs/>
           <w:kern w:val="36"/>
@@ -6937,7 +6210,6 @@
           <w:lang w:bidi="fa-IR"/>
           <w14:ligatures w14:val="none"/>
         </w:rPr>
-        <w:lastRenderedPageBreak/>
         <w:t>۴-۸</w:t>
       </w:r>
       <w:r>
@@ -6971,7 +6243,7 @@
         <w:bidi/>
         <w:spacing w:before="100" w:beforeAutospacing="1" w:after="100" w:afterAutospacing="1" w:line="240" w:lineRule="auto"/>
         <w:rPr>
-          <w:rFonts w:ascii="Vazirmatn" w:eastAsia="Times New Roman" w:hAnsi="Vazirmatn" w:cs="Vazirmatn" w:hint="cs"/>
+          <w:rFonts w:ascii="Vazirmatn" w:eastAsia="Times New Roman" w:hAnsi="Vazirmatn" w:cs="Vazirmatn"/>
           <w:kern w:val="0"/>
           <w:sz w:val="20"/>
           <w:szCs w:val="20"/>
@@ -7047,7 +6319,7 @@
         <w:bidi/>
         <w:spacing w:before="100" w:beforeAutospacing="1" w:after="100" w:afterAutospacing="1" w:line="240" w:lineRule="auto"/>
         <w:rPr>
-          <w:rFonts w:ascii="Vazirmatn" w:eastAsia="Times New Roman" w:hAnsi="Vazirmatn" w:cs="Vazirmatn" w:hint="cs"/>
+          <w:rFonts w:ascii="Vazirmatn" w:eastAsia="Times New Roman" w:hAnsi="Vazirmatn" w:cs="Vazirmatn"/>
           <w:kern w:val="0"/>
           <w:sz w:val="20"/>
           <w:szCs w:val="20"/>
@@ -7120,7 +6392,7 @@
         <w:bidi/>
         <w:spacing w:after="0" w:line="240" w:lineRule="auto"/>
         <w:rPr>
-          <w:rFonts w:ascii="Vazirmatn" w:eastAsia="Times New Roman" w:hAnsi="Vazirmatn" w:cs="Vazirmatn" w:hint="cs"/>
+          <w:rFonts w:ascii="Vazirmatn" w:eastAsia="Times New Roman" w:hAnsi="Vazirmatn" w:cs="Vazirmatn"/>
           <w:kern w:val="0"/>
           <w:sz w:val="20"/>
           <w:szCs w:val="20"/>
@@ -7161,7 +6433,7 @@
         <w:bidi/>
         <w:spacing w:after="0" w:line="240" w:lineRule="auto"/>
         <w:rPr>
-          <w:rFonts w:ascii="Vazirmatn" w:eastAsia="Times New Roman" w:hAnsi="Vazirmatn" w:cs="Vazirmatn" w:hint="cs"/>
+          <w:rFonts w:ascii="Vazirmatn" w:eastAsia="Times New Roman" w:hAnsi="Vazirmatn" w:cs="Vazirmatn"/>
           <w:kern w:val="0"/>
           <w:sz w:val="20"/>
           <w:szCs w:val="20"/>
@@ -7202,7 +6474,7 @@
         <w:bidi/>
         <w:spacing w:after="0" w:line="240" w:lineRule="auto"/>
         <w:rPr>
-          <w:rFonts w:ascii="Vazirmatn" w:eastAsia="Times New Roman" w:hAnsi="Vazirmatn" w:cs="Vazirmatn" w:hint="cs"/>
+          <w:rFonts w:ascii="Vazirmatn" w:eastAsia="Times New Roman" w:hAnsi="Vazirmatn" w:cs="Vazirmatn"/>
           <w:kern w:val="0"/>
           <w:sz w:val="20"/>
           <w:szCs w:val="20"/>
@@ -7243,7 +6515,7 @@
         <w:bidi/>
         <w:spacing w:after="0" w:line="240" w:lineRule="auto"/>
         <w:rPr>
-          <w:rFonts w:ascii="Vazirmatn" w:eastAsia="Times New Roman" w:hAnsi="Vazirmatn" w:cs="Vazirmatn" w:hint="cs"/>
+          <w:rFonts w:ascii="Vazirmatn" w:eastAsia="Times New Roman" w:hAnsi="Vazirmatn" w:cs="Vazirmatn"/>
           <w:kern w:val="0"/>
           <w:sz w:val="20"/>
           <w:szCs w:val="20"/>
@@ -7266,7 +6538,7 @@
         <w:bidi/>
         <w:spacing w:before="100" w:beforeAutospacing="1" w:after="100" w:afterAutospacing="1" w:line="240" w:lineRule="auto"/>
         <w:rPr>
-          <w:rFonts w:ascii="Vazirmatn" w:eastAsia="Times New Roman" w:hAnsi="Vazirmatn" w:cs="Vazirmatn" w:hint="cs"/>
+          <w:rFonts w:ascii="Vazirmatn" w:eastAsia="Times New Roman" w:hAnsi="Vazirmatn" w:cs="Vazirmatn"/>
           <w:kern w:val="0"/>
           <w:sz w:val="20"/>
           <w:szCs w:val="20"/>
@@ -7318,7 +6590,7 @@
         <w:bidi/>
         <w:spacing w:after="0" w:line="240" w:lineRule="auto"/>
         <w:rPr>
-          <w:rFonts w:ascii="Vazirmatn" w:eastAsia="Times New Roman" w:hAnsi="Vazirmatn" w:cs="Vazirmatn" w:hint="cs"/>
+          <w:rFonts w:ascii="Vazirmatn" w:eastAsia="Times New Roman" w:hAnsi="Vazirmatn" w:cs="Vazirmatn"/>
           <w:kern w:val="0"/>
           <w:sz w:val="20"/>
           <w:szCs w:val="20"/>
@@ -7341,7 +6613,7 @@
         <w:bidi/>
         <w:spacing w:before="100" w:beforeAutospacing="1" w:after="100" w:afterAutospacing="1" w:line="240" w:lineRule="auto"/>
         <w:rPr>
-          <w:rFonts w:ascii="Vazirmatn" w:eastAsia="Times New Roman" w:hAnsi="Vazirmatn" w:cs="Vazirmatn" w:hint="cs"/>
+          <w:rFonts w:ascii="Vazirmatn" w:eastAsia="Times New Roman" w:hAnsi="Vazirmatn" w:cs="Vazirmatn"/>
           <w:kern w:val="0"/>
           <w:sz w:val="20"/>
           <w:szCs w:val="20"/>
@@ -7396,7 +6668,7 @@
         <w:bidi/>
         <w:spacing w:before="100" w:beforeAutospacing="1" w:after="100" w:afterAutospacing="1" w:line="240" w:lineRule="auto"/>
         <w:rPr>
-          <w:rFonts w:ascii="Vazirmatn" w:eastAsia="Times New Roman" w:hAnsi="Vazirmatn" w:cs="Vazirmatn" w:hint="cs"/>
+          <w:rFonts w:ascii="Vazirmatn" w:eastAsia="Times New Roman" w:hAnsi="Vazirmatn" w:cs="Vazirmatn"/>
           <w:kern w:val="0"/>
           <w:sz w:val="20"/>
           <w:szCs w:val="20"/>
@@ -7434,7 +6706,7 @@
         <w:bidi/>
         <w:spacing w:before="100" w:beforeAutospacing="1" w:after="100" w:afterAutospacing="1" w:line="240" w:lineRule="auto"/>
         <w:rPr>
-          <w:rFonts w:ascii="Vazirmatn" w:eastAsia="Times New Roman" w:hAnsi="Vazirmatn" w:cs="Vazirmatn" w:hint="cs"/>
+          <w:rFonts w:ascii="Vazirmatn" w:eastAsia="Times New Roman" w:hAnsi="Vazirmatn" w:cs="Vazirmatn"/>
           <w:kern w:val="0"/>
           <w:sz w:val="20"/>
           <w:szCs w:val="20"/>
@@ -7462,7 +6734,7 @@
         <w:bidi/>
         <w:spacing w:before="100" w:beforeAutospacing="1" w:after="100" w:afterAutospacing="1" w:line="240" w:lineRule="auto"/>
         <w:rPr>
-          <w:rFonts w:ascii="Vazirmatn" w:eastAsia="Times New Roman" w:hAnsi="Vazirmatn" w:cs="Vazirmatn" w:hint="cs"/>
+          <w:rFonts w:ascii="Vazirmatn" w:eastAsia="Times New Roman" w:hAnsi="Vazirmatn" w:cs="Vazirmatn"/>
           <w:kern w:val="0"/>
           <w:sz w:val="20"/>
           <w:szCs w:val="20"/>
@@ -7500,7 +6772,7 @@
         <w:bidi/>
         <w:spacing w:before="100" w:beforeAutospacing="1" w:after="100" w:afterAutospacing="1" w:line="240" w:lineRule="auto"/>
         <w:rPr>
-          <w:rFonts w:ascii="Vazirmatn" w:eastAsia="Times New Roman" w:hAnsi="Vazirmatn" w:cs="Vazirmatn" w:hint="cs"/>
+          <w:rFonts w:ascii="Vazirmatn" w:eastAsia="Times New Roman" w:hAnsi="Vazirmatn" w:cs="Vazirmatn"/>
           <w:kern w:val="0"/>
           <w:sz w:val="20"/>
           <w:szCs w:val="20"/>
@@ -7528,7 +6800,7 @@
         <w:bidi/>
         <w:spacing w:before="100" w:beforeAutospacing="1" w:after="100" w:afterAutospacing="1" w:line="240" w:lineRule="auto"/>
         <w:rPr>
-          <w:rFonts w:ascii="Vazirmatn" w:eastAsia="Times New Roman" w:hAnsi="Vazirmatn" w:cs="Vazirmatn" w:hint="cs"/>
+          <w:rFonts w:ascii="Vazirmatn" w:eastAsia="Times New Roman" w:hAnsi="Vazirmatn" w:cs="Vazirmatn"/>
           <w:kern w:val="0"/>
           <w:sz w:val="20"/>
           <w:szCs w:val="20"/>
@@ -7577,7 +6849,7 @@
         <w:bidi/>
         <w:spacing w:before="100" w:beforeAutospacing="1" w:after="100" w:afterAutospacing="1" w:line="240" w:lineRule="auto"/>
         <w:rPr>
-          <w:rFonts w:ascii="Vazirmatn" w:eastAsia="Times New Roman" w:hAnsi="Vazirmatn" w:cs="Vazirmatn" w:hint="cs"/>
+          <w:rFonts w:ascii="Vazirmatn" w:eastAsia="Times New Roman" w:hAnsi="Vazirmatn" w:cs="Vazirmatn"/>
           <w:kern w:val="0"/>
           <w:sz w:val="20"/>
           <w:szCs w:val="20"/>
@@ -7626,7 +6898,7 @@
         <w:bidi/>
         <w:spacing w:before="100" w:beforeAutospacing="1" w:after="100" w:afterAutospacing="1" w:line="240" w:lineRule="auto"/>
         <w:rPr>
-          <w:rFonts w:ascii="Vazirmatn" w:eastAsia="Times New Roman" w:hAnsi="Vazirmatn" w:cs="Vazirmatn" w:hint="cs"/>
+          <w:rFonts w:ascii="Vazirmatn" w:eastAsia="Times New Roman" w:hAnsi="Vazirmatn" w:cs="Vazirmatn"/>
           <w:kern w:val="0"/>
           <w:sz w:val="20"/>
           <w:szCs w:val="20"/>
@@ -7654,7 +6926,7 @@
         <w:bidi/>
         <w:spacing w:before="100" w:beforeAutospacing="1" w:after="100" w:afterAutospacing="1" w:line="240" w:lineRule="auto"/>
         <w:rPr>
-          <w:rFonts w:ascii="Vazirmatn" w:eastAsia="Times New Roman" w:hAnsi="Vazirmatn" w:cs="Vazirmatn" w:hint="cs"/>
+          <w:rFonts w:ascii="Vazirmatn" w:eastAsia="Times New Roman" w:hAnsi="Vazirmatn" w:cs="Vazirmatn"/>
           <w:kern w:val="0"/>
           <w:sz w:val="20"/>
           <w:szCs w:val="20"/>
@@ -7703,7 +6975,7 @@
         <w:bidi/>
         <w:spacing w:before="100" w:beforeAutospacing="1" w:after="100" w:afterAutospacing="1" w:line="240" w:lineRule="auto"/>
         <w:rPr>
-          <w:rFonts w:ascii="Vazirmatn" w:eastAsia="Times New Roman" w:hAnsi="Vazirmatn" w:cs="Vazirmatn" w:hint="cs"/>
+          <w:rFonts w:ascii="Vazirmatn" w:eastAsia="Times New Roman" w:hAnsi="Vazirmatn" w:cs="Vazirmatn"/>
           <w:kern w:val="0"/>
           <w:sz w:val="20"/>
           <w:szCs w:val="20"/>
@@ -7731,7 +7003,7 @@
         <w:bidi/>
         <w:spacing w:before="100" w:beforeAutospacing="1" w:after="100" w:afterAutospacing="1" w:line="240" w:lineRule="auto"/>
         <w:rPr>
-          <w:rFonts w:ascii="Vazirmatn" w:eastAsia="Times New Roman" w:hAnsi="Vazirmatn" w:cs="Vazirmatn" w:hint="cs"/>
+          <w:rFonts w:ascii="Vazirmatn" w:eastAsia="Times New Roman" w:hAnsi="Vazirmatn" w:cs="Vazirmatn"/>
           <w:kern w:val="0"/>
           <w:sz w:val="20"/>
           <w:szCs w:val="20"/>
@@ -7765,7 +7037,7 @@
         <w:bidi/>
         <w:spacing w:before="100" w:beforeAutospacing="1" w:after="100" w:afterAutospacing="1" w:line="240" w:lineRule="auto"/>
         <w:rPr>
-          <w:rFonts w:ascii="Vazirmatn" w:eastAsia="Times New Roman" w:hAnsi="Vazirmatn" w:cs="Vazirmatn" w:hint="cs"/>
+          <w:rFonts w:ascii="Vazirmatn" w:eastAsia="Times New Roman" w:hAnsi="Vazirmatn" w:cs="Vazirmatn"/>
           <w:kern w:val="0"/>
           <w:sz w:val="20"/>
           <w:szCs w:val="20"/>
@@ -7820,7 +7092,7 @@
         <w:bidi/>
         <w:spacing w:before="100" w:beforeAutospacing="1" w:after="100" w:afterAutospacing="1" w:line="240" w:lineRule="auto"/>
         <w:rPr>
-          <w:rFonts w:ascii="Vazirmatn" w:eastAsia="Times New Roman" w:hAnsi="Vazirmatn" w:cs="Vazirmatn" w:hint="cs"/>
+          <w:rFonts w:ascii="Vazirmatn" w:eastAsia="Times New Roman" w:hAnsi="Vazirmatn" w:cs="Vazirmatn"/>
           <w:kern w:val="0"/>
           <w:sz w:val="20"/>
           <w:szCs w:val="20"/>
@@ -7983,7 +7255,7 @@
         <w:bidi/>
         <w:spacing w:after="0" w:line="240" w:lineRule="auto"/>
         <w:rPr>
-          <w:rFonts w:ascii="Vazirmatn" w:eastAsia="Times New Roman" w:hAnsi="Vazirmatn" w:cs="Vazirmatn" w:hint="cs"/>
+          <w:rFonts w:ascii="Vazirmatn" w:eastAsia="Times New Roman" w:hAnsi="Vazirmatn" w:cs="Vazirmatn"/>
           <w:kern w:val="0"/>
           <w:sz w:val="20"/>
           <w:szCs w:val="20"/>
@@ -7999,7 +7271,7 @@
           <w:szCs w:val="20"/>
         </w:rPr>
         <w:pict w14:anchorId="2205ED34">
-          <v:rect id="_x0000_i1027" alt="" style="width:468pt;height:.05pt;mso-width-percent:0;mso-height-percent:0;mso-width-percent:0;mso-height-percent:0" o:hralign="center" o:hrstd="t" o:hr="t" fillcolor="#a0a0a0" stroked="f"/>
+          <v:rect id="_x0000_i1029" alt="" style="width:468pt;height:.05pt;mso-width-percent:0;mso-height-percent:0;mso-width-percent:0;mso-height-percent:0" o:hralign="center" o:hrstd="t" o:hr="t" fillcolor="#a0a0a0" stroked="f"/>
         </w:pict>
       </w:r>
     </w:p>
@@ -8007,7 +7279,7 @@
       <w:pPr>
         <w:bidi/>
         <w:rPr>
-          <w:rFonts w:ascii="Vazirmatn" w:hAnsi="Vazirmatn" w:cs="Vazirmatn" w:hint="cs"/>
+          <w:rFonts w:ascii="Vazirmatn" w:hAnsi="Vazirmatn" w:cs="Vazirmatn"/>
           <w:sz w:val="22"/>
           <w:szCs w:val="22"/>
           <w:lang w:bidi="fa-IR"/>
@@ -8018,7 +7290,7 @@
       <w:pPr>
         <w:bidi/>
         <w:rPr>
-          <w:rFonts w:ascii="Vazirmatn" w:hAnsi="Vazirmatn" w:cs="Vazirmatn" w:hint="cs"/>
+          <w:rFonts w:ascii="Vazirmatn" w:hAnsi="Vazirmatn" w:cs="Vazirmatn"/>
           <w:sz w:val="22"/>
           <w:szCs w:val="22"/>
           <w:lang w:bidi="fa-IR"/>
@@ -8029,7 +7301,7 @@
       <w:pPr>
         <w:bidi/>
         <w:rPr>
-          <w:rFonts w:ascii="Vazirmatn" w:hAnsi="Vazirmatn" w:cs="Vazirmatn" w:hint="cs"/>
+          <w:rFonts w:ascii="Vazirmatn" w:hAnsi="Vazirmatn" w:cs="Vazirmatn"/>
           <w:sz w:val="22"/>
           <w:szCs w:val="22"/>
           <w:lang w:bidi="fa-IR"/>
@@ -8040,7 +7312,7 @@
       <w:pPr>
         <w:bidi/>
         <w:rPr>
-          <w:rFonts w:ascii="Vazirmatn" w:hAnsi="Vazirmatn" w:cs="Vazirmatn" w:hint="cs"/>
+          <w:rFonts w:ascii="Vazirmatn" w:hAnsi="Vazirmatn" w:cs="Vazirmatn"/>
           <w:sz w:val="22"/>
           <w:szCs w:val="22"/>
           <w:lang w:bidi="fa-IR"/>
@@ -8051,7 +7323,7 @@
       <w:pPr>
         <w:bidi/>
         <w:rPr>
-          <w:rFonts w:ascii="Vazirmatn" w:hAnsi="Vazirmatn" w:cs="Vazirmatn" w:hint="cs"/>
+          <w:rFonts w:ascii="Vazirmatn" w:hAnsi="Vazirmatn" w:cs="Vazirmatn"/>
           <w:sz w:val="22"/>
           <w:szCs w:val="22"/>
           <w:lang w:bidi="fa-IR"/>
@@ -8061,7 +7333,7 @@
     <w:p>
       <w:pPr>
         <w:rPr>
-          <w:rFonts w:ascii="Vazirmatn" w:hAnsi="Vazirmatn" w:cs="Vazirmatn" w:hint="cs"/>
+          <w:rFonts w:ascii="Vazirmatn" w:hAnsi="Vazirmatn" w:cs="Vazirmatn"/>
           <w:sz w:val="22"/>
           <w:szCs w:val="22"/>
           <w:lang w:bidi="fa-IR"/>
@@ -8071,7 +7343,7 @@
     <w:p>
       <w:pPr>
         <w:rPr>
-          <w:rFonts w:ascii="Vazirmatn" w:hAnsi="Vazirmatn" w:cs="Vazirmatn" w:hint="cs"/>
+          <w:rFonts w:ascii="Vazirmatn" w:hAnsi="Vazirmatn" w:cs="Vazirmatn"/>
           <w:sz w:val="22"/>
           <w:szCs w:val="22"/>
           <w:lang w:bidi="fa-IR"/>
@@ -8082,7 +7354,7 @@
       <w:pPr>
         <w:jc w:val="right"/>
         <w:rPr>
-          <w:rFonts w:ascii="Vazirmatn" w:hAnsi="Vazirmatn" w:cs="Vazirmatn" w:hint="cs"/>
+          <w:rFonts w:ascii="Vazirmatn" w:hAnsi="Vazirmatn" w:cs="Vazirmatn"/>
           <w:sz w:val="22"/>
           <w:szCs w:val="22"/>
           <w:lang w:bidi="fa-IR"/>
@@ -8095,7 +7367,7 @@
         <w:jc w:val="right"/>
         <w:outlineLvl w:val="0"/>
         <w:rPr>
-          <w:rFonts w:ascii="Vazirmatn" w:eastAsia="Times New Roman" w:hAnsi="Vazirmatn" w:cs="Vazirmatn" w:hint="cs"/>
+          <w:rFonts w:ascii="Vazirmatn" w:eastAsia="Times New Roman" w:hAnsi="Vazirmatn" w:cs="Vazirmatn"/>
           <w:b/>
           <w:bCs/>
           <w:kern w:val="36"/>
@@ -8104,6 +7376,7 @@
           <w14:ligatures w14:val="none"/>
         </w:rPr>
       </w:pPr>
+      <w:commentRangeStart w:id="0"/>
       <w:r>
         <w:rPr>
           <w:rFonts w:ascii="Vazirmatn" w:eastAsia="Times New Roman" w:hAnsi="Vazirmatn" w:cs="Vazirmatn" w:hint="cs"/>
@@ -8116,7 +7389,6 @@
           <w:lang w:bidi="fa-IR"/>
           <w14:ligatures w14:val="none"/>
         </w:rPr>
-        <w:lastRenderedPageBreak/>
         <w:t>۴-۹</w:t>
       </w:r>
       <w:r>
@@ -8181,13 +7453,27 @@
         </w:rPr>
         <w:t xml:space="preserve"> MQTT</w:t>
       </w:r>
-    </w:p>
-    <w:p>
-      <w:pPr>
-        <w:spacing w:before="100" w:beforeAutospacing="1" w:after="100" w:afterAutospacing="1" w:line="240" w:lineRule="auto"/>
-        <w:jc w:val="right"/>
-        <w:rPr>
-          <w:rFonts w:ascii="Vazirmatn" w:eastAsia="Times New Roman" w:hAnsi="Vazirmatn" w:cs="Vazirmatn" w:hint="cs"/>
+      <w:commentRangeEnd w:id="0"/>
+      <w:r>
+        <w:rPr>
+          <w:rStyle w:val="CommentReference"/>
+          <w:rFonts w:ascii="Vazirmatn" w:eastAsia="Times New Roman" w:hAnsi="Vazirmatn" w:cs="Vazirmatn"/>
+          <w:b/>
+          <w:bCs/>
+          <w:kern w:val="36"/>
+          <w:sz w:val="48"/>
+          <w:szCs w:val="48"/>
+          <w14:ligatures w14:val="none"/>
+        </w:rPr>
+        <w:commentReference w:id="0"/>
+      </w:r>
+    </w:p>
+    <w:p>
+      <w:pPr>
+        <w:bidi/>
+        <w:spacing w:before="100" w:beforeAutospacing="1" w:after="100" w:afterAutospacing="1" w:line="240" w:lineRule="auto"/>
+        <w:rPr>
+          <w:rFonts w:ascii="Vazirmatn" w:eastAsia="Times New Roman" w:hAnsi="Vazirmatn" w:cs="Vazirmatn"/>
           <w:kern w:val="0"/>
           <w14:ligatures w14:val="none"/>
         </w:rPr>
@@ -8240,7 +7526,7 @@
         <w:bidi/>
         <w:spacing w:before="100" w:beforeAutospacing="1" w:after="100" w:afterAutospacing="1" w:line="240" w:lineRule="auto"/>
         <w:rPr>
-          <w:rFonts w:ascii="Vazirmatn" w:eastAsia="Times New Roman" w:hAnsi="Vazirmatn" w:cs="Vazirmatn" w:hint="cs"/>
+          <w:rFonts w:ascii="Vazirmatn" w:eastAsia="Times New Roman" w:hAnsi="Vazirmatn" w:cs="Vazirmatn"/>
           <w:kern w:val="0"/>
           <w14:ligatures w14:val="none"/>
         </w:rPr>
@@ -8336,7 +7622,7 @@
         </w:tabs>
         <w:spacing w:after="0" w:line="240" w:lineRule="auto"/>
         <w:rPr>
-          <w:rFonts w:ascii="Vazirmatn" w:eastAsia="Times New Roman" w:hAnsi="Vazirmatn" w:cs="Vazirmatn" w:hint="cs"/>
+          <w:rFonts w:ascii="Vazirmatn" w:eastAsia="Times New Roman" w:hAnsi="Vazirmatn" w:cs="Vazirmatn"/>
           <w:kern w:val="0"/>
           <w:sz w:val="20"/>
           <w:szCs w:val="20"/>
@@ -8376,7 +7662,7 @@
         </w:tabs>
         <w:spacing w:after="0" w:line="240" w:lineRule="auto"/>
         <w:rPr>
-          <w:rFonts w:ascii="Vazirmatn" w:eastAsia="Times New Roman" w:hAnsi="Vazirmatn" w:cs="Vazirmatn" w:hint="cs"/>
+          <w:rFonts w:ascii="Vazirmatn" w:eastAsia="Times New Roman" w:hAnsi="Vazirmatn" w:cs="Vazirmatn"/>
           <w:kern w:val="0"/>
           <w:sz w:val="20"/>
           <w:szCs w:val="20"/>
@@ -8466,7 +7752,7 @@
         </w:tabs>
         <w:spacing w:after="0" w:line="240" w:lineRule="auto"/>
         <w:rPr>
-          <w:rFonts w:ascii="Vazirmatn" w:eastAsia="Times New Roman" w:hAnsi="Vazirmatn" w:cs="Vazirmatn" w:hint="cs"/>
+          <w:rFonts w:ascii="Vazirmatn" w:eastAsia="Times New Roman" w:hAnsi="Vazirmatn" w:cs="Vazirmatn"/>
           <w:kern w:val="0"/>
           <w:sz w:val="20"/>
           <w:szCs w:val="20"/>
@@ -8539,7 +7825,7 @@
         <w:bidi/>
         <w:spacing w:before="100" w:beforeAutospacing="1" w:after="100" w:afterAutospacing="1" w:line="240" w:lineRule="auto"/>
         <w:rPr>
-          <w:rFonts w:ascii="Vazirmatn" w:eastAsia="Times New Roman" w:hAnsi="Vazirmatn" w:cs="Vazirmatn" w:hint="cs"/>
+          <w:rFonts w:ascii="Vazirmatn" w:eastAsia="Times New Roman" w:hAnsi="Vazirmatn" w:cs="Vazirmatn"/>
           <w:kern w:val="0"/>
           <w14:ligatures w14:val="none"/>
         </w:rPr>
@@ -8601,7 +7887,7 @@
         </w:tabs>
         <w:spacing w:after="0" w:line="240" w:lineRule="auto"/>
         <w:rPr>
-          <w:rFonts w:ascii="Vazirmatn" w:eastAsia="Times New Roman" w:hAnsi="Vazirmatn" w:cs="Vazirmatn" w:hint="cs"/>
+          <w:rFonts w:ascii="Vazirmatn" w:eastAsia="Times New Roman" w:hAnsi="Vazirmatn" w:cs="Vazirmatn"/>
           <w:kern w:val="0"/>
           <w:sz w:val="20"/>
           <w:szCs w:val="20"/>
@@ -8641,7 +7927,7 @@
         </w:tabs>
         <w:spacing w:after="0" w:line="240" w:lineRule="auto"/>
         <w:rPr>
-          <w:rFonts w:ascii="Vazirmatn" w:eastAsia="Times New Roman" w:hAnsi="Vazirmatn" w:cs="Vazirmatn" w:hint="cs"/>
+          <w:rFonts w:ascii="Vazirmatn" w:eastAsia="Times New Roman" w:hAnsi="Vazirmatn" w:cs="Vazirmatn"/>
           <w:kern w:val="0"/>
           <w:sz w:val="20"/>
           <w:szCs w:val="20"/>
@@ -8681,7 +7967,7 @@
         </w:tabs>
         <w:spacing w:after="0" w:line="240" w:lineRule="auto"/>
         <w:rPr>
-          <w:rFonts w:ascii="Vazirmatn" w:eastAsia="Times New Roman" w:hAnsi="Vazirmatn" w:cs="Vazirmatn" w:hint="cs"/>
+          <w:rFonts w:ascii="Vazirmatn" w:eastAsia="Times New Roman" w:hAnsi="Vazirmatn" w:cs="Vazirmatn"/>
           <w:kern w:val="0"/>
           <w:sz w:val="20"/>
           <w:szCs w:val="20"/>
@@ -8721,7 +8007,7 @@
         </w:tabs>
         <w:spacing w:after="0" w:line="240" w:lineRule="auto"/>
         <w:rPr>
-          <w:rFonts w:ascii="Vazirmatn" w:eastAsia="Times New Roman" w:hAnsi="Vazirmatn" w:cs="Vazirmatn" w:hint="cs"/>
+          <w:rFonts w:ascii="Vazirmatn" w:eastAsia="Times New Roman" w:hAnsi="Vazirmatn" w:cs="Vazirmatn"/>
           <w:kern w:val="0"/>
           <w:sz w:val="20"/>
           <w:szCs w:val="20"/>
@@ -8761,7 +8047,7 @@
         </w:tabs>
         <w:spacing w:after="0" w:line="240" w:lineRule="auto"/>
         <w:rPr>
-          <w:rFonts w:ascii="Vazirmatn" w:eastAsia="Times New Roman" w:hAnsi="Vazirmatn" w:cs="Vazirmatn" w:hint="cs"/>
+          <w:rFonts w:ascii="Vazirmatn" w:eastAsia="Times New Roman" w:hAnsi="Vazirmatn" w:cs="Vazirmatn"/>
           <w:kern w:val="0"/>
           <w:sz w:val="20"/>
           <w:szCs w:val="20"/>
@@ -8801,7 +8087,7 @@
         </w:tabs>
         <w:spacing w:after="0" w:line="240" w:lineRule="auto"/>
         <w:rPr>
-          <w:rFonts w:ascii="Vazirmatn" w:eastAsia="Times New Roman" w:hAnsi="Vazirmatn" w:cs="Vazirmatn" w:hint="cs"/>
+          <w:rFonts w:ascii="Vazirmatn" w:eastAsia="Times New Roman" w:hAnsi="Vazirmatn" w:cs="Vazirmatn"/>
           <w:kern w:val="0"/>
           <w:sz w:val="20"/>
           <w:szCs w:val="20"/>
@@ -8841,7 +8127,7 @@
         </w:tabs>
         <w:spacing w:after="0" w:line="240" w:lineRule="auto"/>
         <w:rPr>
-          <w:rFonts w:ascii="Vazirmatn" w:eastAsia="Times New Roman" w:hAnsi="Vazirmatn" w:cs="Vazirmatn" w:hint="cs"/>
+          <w:rFonts w:ascii="Vazirmatn" w:eastAsia="Times New Roman" w:hAnsi="Vazirmatn" w:cs="Vazirmatn"/>
           <w:kern w:val="0"/>
           <w:sz w:val="20"/>
           <w:szCs w:val="20"/>
@@ -8871,7 +8157,7 @@
         </w:tabs>
         <w:spacing w:after="0" w:line="240" w:lineRule="auto"/>
         <w:rPr>
-          <w:rFonts w:ascii="Vazirmatn" w:eastAsia="Times New Roman" w:hAnsi="Vazirmatn" w:cs="Vazirmatn" w:hint="cs"/>
+          <w:rFonts w:ascii="Vazirmatn" w:eastAsia="Times New Roman" w:hAnsi="Vazirmatn" w:cs="Vazirmatn"/>
           <w:kern w:val="0"/>
           <w:sz w:val="20"/>
           <w:szCs w:val="20"/>
@@ -8921,7 +8207,7 @@
         </w:tabs>
         <w:spacing w:after="0" w:line="240" w:lineRule="auto"/>
         <w:rPr>
-          <w:rFonts w:ascii="Vazirmatn" w:eastAsia="Times New Roman" w:hAnsi="Vazirmatn" w:cs="Vazirmatn" w:hint="cs"/>
+          <w:rFonts w:ascii="Vazirmatn" w:eastAsia="Times New Roman" w:hAnsi="Vazirmatn" w:cs="Vazirmatn"/>
           <w:kern w:val="0"/>
           <w:sz w:val="20"/>
           <w:szCs w:val="20"/>
@@ -8951,7 +8237,7 @@
         </w:tabs>
         <w:spacing w:after="0" w:line="240" w:lineRule="auto"/>
         <w:rPr>
-          <w:rFonts w:ascii="Vazirmatn" w:eastAsia="Times New Roman" w:hAnsi="Vazirmatn" w:cs="Vazirmatn" w:hint="cs"/>
+          <w:rFonts w:ascii="Vazirmatn" w:eastAsia="Times New Roman" w:hAnsi="Vazirmatn" w:cs="Vazirmatn"/>
           <w:kern w:val="0"/>
           <w:sz w:val="20"/>
           <w:szCs w:val="20"/>
@@ -8991,7 +8277,7 @@
         </w:tabs>
         <w:spacing w:after="0" w:line="240" w:lineRule="auto"/>
         <w:rPr>
-          <w:rFonts w:ascii="Vazirmatn" w:eastAsia="Times New Roman" w:hAnsi="Vazirmatn" w:cs="Vazirmatn" w:hint="cs"/>
+          <w:rFonts w:ascii="Vazirmatn" w:eastAsia="Times New Roman" w:hAnsi="Vazirmatn" w:cs="Vazirmatn"/>
           <w:kern w:val="0"/>
           <w:sz w:val="20"/>
           <w:szCs w:val="20"/>
@@ -9021,7 +8307,7 @@
         </w:tabs>
         <w:spacing w:after="0" w:line="240" w:lineRule="auto"/>
         <w:rPr>
-          <w:rFonts w:ascii="Vazirmatn" w:eastAsia="Times New Roman" w:hAnsi="Vazirmatn" w:cs="Vazirmatn" w:hint="cs"/>
+          <w:rFonts w:ascii="Vazirmatn" w:eastAsia="Times New Roman" w:hAnsi="Vazirmatn" w:cs="Vazirmatn"/>
           <w:kern w:val="0"/>
           <w:sz w:val="20"/>
           <w:szCs w:val="20"/>
@@ -9071,7 +8357,7 @@
         </w:tabs>
         <w:spacing w:after="0" w:line="240" w:lineRule="auto"/>
         <w:rPr>
-          <w:rFonts w:ascii="Vazirmatn" w:eastAsia="Times New Roman" w:hAnsi="Vazirmatn" w:cs="Vazirmatn" w:hint="cs"/>
+          <w:rFonts w:ascii="Vazirmatn" w:eastAsia="Times New Roman" w:hAnsi="Vazirmatn" w:cs="Vazirmatn"/>
           <w:kern w:val="0"/>
           <w:sz w:val="20"/>
           <w:szCs w:val="20"/>
@@ -9101,7 +8387,7 @@
         </w:tabs>
         <w:spacing w:after="0" w:line="240" w:lineRule="auto"/>
         <w:rPr>
-          <w:rFonts w:ascii="Vazirmatn" w:eastAsia="Times New Roman" w:hAnsi="Vazirmatn" w:cs="Vazirmatn" w:hint="cs"/>
+          <w:rFonts w:ascii="Vazirmatn" w:eastAsia="Times New Roman" w:hAnsi="Vazirmatn" w:cs="Vazirmatn"/>
           <w:kern w:val="0"/>
           <w:sz w:val="20"/>
           <w:szCs w:val="20"/>
@@ -9124,7 +8410,7 @@
         <w:bidi/>
         <w:spacing w:before="100" w:beforeAutospacing="1" w:after="100" w:afterAutospacing="1" w:line="240" w:lineRule="auto"/>
         <w:rPr>
-          <w:rFonts w:ascii="Vazirmatn" w:eastAsia="Times New Roman" w:hAnsi="Vazirmatn" w:cs="Vazirmatn" w:hint="cs"/>
+          <w:rFonts w:ascii="Vazirmatn" w:eastAsia="Times New Roman" w:hAnsi="Vazirmatn" w:cs="Vazirmatn"/>
           <w:kern w:val="0"/>
           <w14:ligatures w14:val="none"/>
         </w:rPr>
@@ -9203,7 +8489,7 @@
         </w:tabs>
         <w:spacing w:after="0" w:line="240" w:lineRule="auto"/>
         <w:rPr>
-          <w:rFonts w:ascii="Vazirmatn" w:eastAsia="Times New Roman" w:hAnsi="Vazirmatn" w:cs="Vazirmatn" w:hint="cs"/>
+          <w:rFonts w:ascii="Vazirmatn" w:eastAsia="Times New Roman" w:hAnsi="Vazirmatn" w:cs="Vazirmatn"/>
           <w:kern w:val="0"/>
           <w:sz w:val="20"/>
           <w:szCs w:val="20"/>
@@ -9243,7 +8529,7 @@
         </w:tabs>
         <w:spacing w:after="0" w:line="240" w:lineRule="auto"/>
         <w:rPr>
-          <w:rFonts w:ascii="Vazirmatn" w:eastAsia="Times New Roman" w:hAnsi="Vazirmatn" w:cs="Vazirmatn" w:hint="cs"/>
+          <w:rFonts w:ascii="Vazirmatn" w:eastAsia="Times New Roman" w:hAnsi="Vazirmatn" w:cs="Vazirmatn"/>
           <w:kern w:val="0"/>
           <w:sz w:val="20"/>
           <w:szCs w:val="20"/>
@@ -9283,7 +8569,7 @@
         </w:tabs>
         <w:spacing w:after="0" w:line="240" w:lineRule="auto"/>
         <w:rPr>
-          <w:rFonts w:ascii="Vazirmatn" w:eastAsia="Times New Roman" w:hAnsi="Vazirmatn" w:cs="Vazirmatn" w:hint="cs"/>
+          <w:rFonts w:ascii="Vazirmatn" w:eastAsia="Times New Roman" w:hAnsi="Vazirmatn" w:cs="Vazirmatn"/>
           <w:kern w:val="0"/>
           <w:sz w:val="20"/>
           <w:szCs w:val="20"/>
@@ -9323,7 +8609,7 @@
         </w:tabs>
         <w:spacing w:after="0" w:line="240" w:lineRule="auto"/>
         <w:rPr>
-          <w:rFonts w:ascii="Vazirmatn" w:eastAsia="Times New Roman" w:hAnsi="Vazirmatn" w:cs="Vazirmatn" w:hint="cs"/>
+          <w:rFonts w:ascii="Vazirmatn" w:eastAsia="Times New Roman" w:hAnsi="Vazirmatn" w:cs="Vazirmatn"/>
           <w:kern w:val="0"/>
           <w:sz w:val="20"/>
           <w:szCs w:val="20"/>
@@ -9353,7 +8639,7 @@
         </w:tabs>
         <w:spacing w:after="0" w:line="240" w:lineRule="auto"/>
         <w:rPr>
-          <w:rFonts w:ascii="Vazirmatn" w:eastAsia="Times New Roman" w:hAnsi="Vazirmatn" w:cs="Vazirmatn" w:hint="cs"/>
+          <w:rFonts w:ascii="Vazirmatn" w:eastAsia="Times New Roman" w:hAnsi="Vazirmatn" w:cs="Vazirmatn"/>
           <w:kern w:val="0"/>
           <w:sz w:val="20"/>
           <w:szCs w:val="20"/>
@@ -9403,7 +8689,7 @@
         </w:tabs>
         <w:spacing w:after="0" w:line="240" w:lineRule="auto"/>
         <w:rPr>
-          <w:rFonts w:ascii="Vazirmatn" w:eastAsia="Times New Roman" w:hAnsi="Vazirmatn" w:cs="Vazirmatn" w:hint="cs"/>
+          <w:rFonts w:ascii="Vazirmatn" w:eastAsia="Times New Roman" w:hAnsi="Vazirmatn" w:cs="Vazirmatn"/>
           <w:kern w:val="0"/>
           <w:sz w:val="20"/>
           <w:szCs w:val="20"/>
@@ -9433,7 +8719,7 @@
         </w:tabs>
         <w:spacing w:after="0" w:line="240" w:lineRule="auto"/>
         <w:rPr>
-          <w:rFonts w:ascii="Vazirmatn" w:eastAsia="Times New Roman" w:hAnsi="Vazirmatn" w:cs="Vazirmatn" w:hint="cs"/>
+          <w:rFonts w:ascii="Vazirmatn" w:eastAsia="Times New Roman" w:hAnsi="Vazirmatn" w:cs="Vazirmatn"/>
           <w:kern w:val="0"/>
           <w:sz w:val="20"/>
           <w:szCs w:val="20"/>
@@ -9456,7 +8742,7 @@
         <w:bidi/>
         <w:spacing w:before="100" w:beforeAutospacing="1" w:after="100" w:afterAutospacing="1" w:line="240" w:lineRule="auto"/>
         <w:rPr>
-          <w:rFonts w:ascii="Vazirmatn" w:eastAsia="Times New Roman" w:hAnsi="Vazirmatn" w:cs="Vazirmatn" w:hint="cs"/>
+          <w:rFonts w:ascii="Vazirmatn" w:eastAsia="Times New Roman" w:hAnsi="Vazirmatn" w:cs="Vazirmatn"/>
           <w:kern w:val="0"/>
           <w14:ligatures w14:val="none"/>
         </w:rPr>
@@ -9518,7 +8804,7 @@
         <w:bidi/>
         <w:spacing w:before="100" w:beforeAutospacing="1" w:after="100" w:afterAutospacing="1" w:line="240" w:lineRule="auto"/>
         <w:rPr>
-          <w:rFonts w:ascii="Vazirmatn" w:eastAsia="Times New Roman" w:hAnsi="Vazirmatn" w:cs="Vazirmatn" w:hint="cs"/>
+          <w:rFonts w:ascii="Vazirmatn" w:eastAsia="Times New Roman" w:hAnsi="Vazirmatn" w:cs="Vazirmatn"/>
           <w:kern w:val="0"/>
           <w14:ligatures w14:val="none"/>
         </w:rPr>
@@ -9698,7 +8984,7 @@
       <w:pPr>
         <w:bidi/>
         <w:rPr>
-          <w:rFonts w:ascii="Vazirmatn" w:hAnsi="Vazirmatn" w:cs="Vazirmatn" w:hint="cs"/>
+          <w:rFonts w:ascii="Vazirmatn" w:hAnsi="Vazirmatn" w:cs="Vazirmatn"/>
           <w:sz w:val="22"/>
           <w:szCs w:val="22"/>
           <w:lang w:bidi="fa-IR"/>
@@ -9711,7 +8997,7 @@
         <w:spacing w:before="100" w:beforeAutospacing="1" w:after="100" w:afterAutospacing="1" w:line="240" w:lineRule="auto"/>
         <w:outlineLvl w:val="0"/>
         <w:rPr>
-          <w:rFonts w:ascii="Vazirmatn" w:eastAsia="Times New Roman" w:hAnsi="Vazirmatn" w:cs="Vazirmatn" w:hint="cs"/>
+          <w:rFonts w:ascii="Vazirmatn" w:eastAsia="Times New Roman" w:hAnsi="Vazirmatn" w:cs="Vazirmatn"/>
           <w:b/>
           <w:bCs/>
           <w:kern w:val="36"/>
@@ -9732,7 +9018,6 @@
           <w:lang w:bidi="fa-IR"/>
           <w14:ligatures w14:val="none"/>
         </w:rPr>
-        <w:lastRenderedPageBreak/>
         <w:t>۴-۱۰</w:t>
       </w:r>
       <w:r>
@@ -9803,7 +9088,7 @@
         <w:bidi/>
         <w:spacing w:before="100" w:beforeAutospacing="1" w:after="100" w:afterAutospacing="1" w:line="240" w:lineRule="auto"/>
         <w:rPr>
-          <w:rFonts w:ascii="Vazirmatn" w:eastAsia="Times New Roman" w:hAnsi="Vazirmatn" w:cs="Vazirmatn" w:hint="cs"/>
+          <w:rFonts w:ascii="Vazirmatn" w:eastAsia="Times New Roman" w:hAnsi="Vazirmatn" w:cs="Vazirmatn"/>
           <w:kern w:val="0"/>
           <w:sz w:val="18"/>
           <w:szCs w:val="18"/>
@@ -9900,10 +9185,10 @@
         <w:bidi/>
         <w:spacing w:before="100" w:beforeAutospacing="1" w:after="100" w:afterAutospacing="1" w:line="240" w:lineRule="auto"/>
         <w:rPr>
-          <w:rFonts w:ascii="Vazirmatn" w:eastAsia="Times New Roman" w:hAnsi="Vazirmatn" w:cs="Vazirmatn" w:hint="cs"/>
-          <w:kern w:val="0"/>
-          <w:sz w:val="18"/>
-          <w:szCs w:val="18"/>
+          <w:rFonts w:ascii="Vazirmatn" w:eastAsia="Times New Roman" w:hAnsi="Vazirmatn" w:cs="Vazirmatn"/>
+          <w:kern w:val="0"/>
+          <w:sz w:val="22"/>
+          <w:szCs w:val="22"/>
           <w14:ligatures w14:val="none"/>
         </w:rPr>
       </w:pPr>
@@ -9926,14 +9211,24 @@
           <w:szCs w:val="18"/>
           <w14:ligatures w14:val="none"/>
         </w:rPr>
-        <w:t xml:space="preserve"> ABAC</w:t>
-      </w:r>
-      <w:r>
-        <w:rPr>
-          <w:rFonts w:ascii="Vazirmatn" w:eastAsia="Times New Roman" w:hAnsi="Vazirmatn" w:cs="Vazirmatn" w:hint="cs"/>
-          <w:kern w:val="0"/>
-          <w:sz w:val="18"/>
-          <w:szCs w:val="18"/>
+        <w:t xml:space="preserve"> </w:t>
+      </w:r>
+      <w:r>
+        <w:rPr>
+          <w:rFonts w:ascii="Vazirmatn" w:eastAsia="Times New Roman" w:hAnsi="Vazirmatn" w:cs="Vazirmatn" w:hint="cs"/>
+          <w:kern w:val="0"/>
+          <w:sz w:val="22"/>
+          <w:szCs w:val="22"/>
+          <w14:ligatures w14:val="none"/>
+        </w:rPr>
+        <w:t>ABAC</w:t>
+      </w:r>
+      <w:r>
+        <w:rPr>
+          <w:rFonts w:ascii="Vazirmatn" w:eastAsia="Times New Roman" w:hAnsi="Vazirmatn" w:cs="Vazirmatn" w:hint="cs"/>
+          <w:kern w:val="0"/>
+          <w:sz w:val="22"/>
+          <w:szCs w:val="22"/>
           <w:rtl/>
           <w14:ligatures w14:val="none"/>
         </w:rPr>
@@ -9943,8 +9238,8 @@
         <w:rPr>
           <w:rFonts w:ascii="Vazirmatn" w:eastAsia="Times New Roman" w:hAnsi="Vazirmatn" w:cs="Vazirmatn" w:hint="cs"/>
           <w:kern w:val="0"/>
-          <w:sz w:val="18"/>
-          <w:szCs w:val="18"/>
+          <w:sz w:val="22"/>
+          <w:szCs w:val="22"/>
           <w14:ligatures w14:val="none"/>
         </w:rPr>
         <w:t xml:space="preserve"> Attribute</w:t>
@@ -9953,8 +9248,8 @@
         <w:rPr>
           <w:rFonts w:ascii="Vazirmatn" w:eastAsia="Times New Roman" w:hAnsi="Vazirmatn" w:cs="Vazirmatn" w:hint="cs"/>
           <w:kern w:val="0"/>
-          <w:sz w:val="18"/>
-          <w:szCs w:val="18"/>
+          <w:sz w:val="22"/>
+          <w:szCs w:val="22"/>
           <w:rtl/>
           <w14:ligatures w14:val="none"/>
         </w:rPr>
@@ -9964,8 +9259,8 @@
         <w:rPr>
           <w:rFonts w:ascii="Vazirmatn" w:eastAsia="Times New Roman" w:hAnsi="Vazirmatn" w:cs="Vazirmatn" w:hint="cs"/>
           <w:kern w:val="0"/>
-          <w:sz w:val="18"/>
-          <w:szCs w:val="18"/>
+          <w:sz w:val="22"/>
+          <w:szCs w:val="22"/>
           <w14:ligatures w14:val="none"/>
         </w:rPr>
         <w:t>:</w:t>
@@ -9994,19 +9289,19 @@
         <w:bidi/>
         <w:spacing w:after="0" w:line="240" w:lineRule="auto"/>
         <w:rPr>
-          <w:rFonts w:ascii="Vazirmatn" w:eastAsia="Times New Roman" w:hAnsi="Vazirmatn" w:cs="Vazirmatn" w:hint="cs"/>
-          <w:kern w:val="0"/>
-          <w:sz w:val="13"/>
-          <w:szCs w:val="13"/>
-          <w14:ligatures w14:val="none"/>
-        </w:rPr>
-      </w:pPr>
-      <w:r>
-        <w:rPr>
-          <w:rFonts w:ascii="Vazirmatn" w:eastAsia="Times New Roman" w:hAnsi="Vazirmatn" w:cs="Vazirmatn" w:hint="cs"/>
-          <w:kern w:val="0"/>
-          <w:sz w:val="13"/>
-          <w:szCs w:val="13"/>
+          <w:rFonts w:ascii="Vazirmatn" w:eastAsia="Times New Roman" w:hAnsi="Vazirmatn" w:cs="Vazirmatn"/>
+          <w:kern w:val="0"/>
+          <w:sz w:val="22"/>
+          <w:szCs w:val="22"/>
+          <w14:ligatures w14:val="none"/>
+        </w:rPr>
+      </w:pPr>
+      <w:r>
+        <w:rPr>
+          <w:rFonts w:ascii="Vazirmatn" w:eastAsia="Times New Roman" w:hAnsi="Vazirmatn" w:cs="Vazirmatn" w:hint="cs"/>
+          <w:kern w:val="0"/>
+          <w:sz w:val="22"/>
+          <w:szCs w:val="22"/>
           <w14:ligatures w14:val="none"/>
         </w:rPr>
         <w:t>User.Role</w:t>
@@ -10035,19 +9330,19 @@
         <w:bidi/>
         <w:spacing w:after="0" w:line="240" w:lineRule="auto"/>
         <w:rPr>
-          <w:rFonts w:ascii="Vazirmatn" w:eastAsia="Times New Roman" w:hAnsi="Vazirmatn" w:cs="Vazirmatn" w:hint="cs"/>
-          <w:kern w:val="0"/>
-          <w:sz w:val="13"/>
-          <w:szCs w:val="13"/>
-          <w14:ligatures w14:val="none"/>
-        </w:rPr>
-      </w:pPr>
-      <w:r>
-        <w:rPr>
-          <w:rFonts w:ascii="Vazirmatn" w:eastAsia="Times New Roman" w:hAnsi="Vazirmatn" w:cs="Vazirmatn" w:hint="cs"/>
-          <w:kern w:val="0"/>
-          <w:sz w:val="13"/>
-          <w:szCs w:val="13"/>
+          <w:rFonts w:ascii="Vazirmatn" w:eastAsia="Times New Roman" w:hAnsi="Vazirmatn" w:cs="Vazirmatn"/>
+          <w:kern w:val="0"/>
+          <w:sz w:val="22"/>
+          <w:szCs w:val="22"/>
+          <w14:ligatures w14:val="none"/>
+        </w:rPr>
+      </w:pPr>
+      <w:r>
+        <w:rPr>
+          <w:rFonts w:ascii="Vazirmatn" w:eastAsia="Times New Roman" w:hAnsi="Vazirmatn" w:cs="Vazirmatn" w:hint="cs"/>
+          <w:kern w:val="0"/>
+          <w:sz w:val="22"/>
+          <w:szCs w:val="22"/>
           <w14:ligatures w14:val="none"/>
         </w:rPr>
         <w:t>Device.Type</w:t>
@@ -10076,19 +9371,19 @@
         <w:bidi/>
         <w:spacing w:after="0" w:line="240" w:lineRule="auto"/>
         <w:rPr>
-          <w:rFonts w:ascii="Vazirmatn" w:eastAsia="Times New Roman" w:hAnsi="Vazirmatn" w:cs="Vazirmatn" w:hint="cs"/>
-          <w:kern w:val="0"/>
-          <w:sz w:val="13"/>
-          <w:szCs w:val="13"/>
-          <w14:ligatures w14:val="none"/>
-        </w:rPr>
-      </w:pPr>
-      <w:r>
-        <w:rPr>
-          <w:rFonts w:ascii="Vazirmatn" w:eastAsia="Times New Roman" w:hAnsi="Vazirmatn" w:cs="Vazirmatn" w:hint="cs"/>
-          <w:kern w:val="0"/>
-          <w:sz w:val="13"/>
-          <w:szCs w:val="13"/>
+          <w:rFonts w:ascii="Vazirmatn" w:eastAsia="Times New Roman" w:hAnsi="Vazirmatn" w:cs="Vazirmatn"/>
+          <w:kern w:val="0"/>
+          <w:sz w:val="22"/>
+          <w:szCs w:val="22"/>
+          <w14:ligatures w14:val="none"/>
+        </w:rPr>
+      </w:pPr>
+      <w:r>
+        <w:rPr>
+          <w:rFonts w:ascii="Vazirmatn" w:eastAsia="Times New Roman" w:hAnsi="Vazirmatn" w:cs="Vazirmatn" w:hint="cs"/>
+          <w:kern w:val="0"/>
+          <w:sz w:val="22"/>
+          <w:szCs w:val="22"/>
           <w14:ligatures w14:val="none"/>
         </w:rPr>
         <w:t>Device.Site</w:t>
@@ -10117,19 +9412,19 @@
         <w:bidi/>
         <w:spacing w:after="0" w:line="240" w:lineRule="auto"/>
         <w:rPr>
-          <w:rFonts w:ascii="Vazirmatn" w:eastAsia="Times New Roman" w:hAnsi="Vazirmatn" w:cs="Vazirmatn" w:hint="cs"/>
-          <w:kern w:val="0"/>
-          <w:sz w:val="13"/>
-          <w:szCs w:val="13"/>
-          <w14:ligatures w14:val="none"/>
-        </w:rPr>
-      </w:pPr>
-      <w:r>
-        <w:rPr>
-          <w:rFonts w:ascii="Vazirmatn" w:eastAsia="Times New Roman" w:hAnsi="Vazirmatn" w:cs="Vazirmatn" w:hint="cs"/>
-          <w:kern w:val="0"/>
-          <w:sz w:val="13"/>
-          <w:szCs w:val="13"/>
+          <w:rFonts w:ascii="Vazirmatn" w:eastAsia="Times New Roman" w:hAnsi="Vazirmatn" w:cs="Vazirmatn"/>
+          <w:kern w:val="0"/>
+          <w:sz w:val="22"/>
+          <w:szCs w:val="22"/>
+          <w14:ligatures w14:val="none"/>
+        </w:rPr>
+      </w:pPr>
+      <w:r>
+        <w:rPr>
+          <w:rFonts w:ascii="Vazirmatn" w:eastAsia="Times New Roman" w:hAnsi="Vazirmatn" w:cs="Vazirmatn" w:hint="cs"/>
+          <w:kern w:val="0"/>
+          <w:sz w:val="22"/>
+          <w:szCs w:val="22"/>
           <w14:ligatures w14:val="none"/>
         </w:rPr>
         <w:t>Operation</w:t>
@@ -10158,19 +9453,19 @@
         <w:bidi/>
         <w:spacing w:after="0" w:line="240" w:lineRule="auto"/>
         <w:rPr>
-          <w:rFonts w:ascii="Vazirmatn" w:eastAsia="Times New Roman" w:hAnsi="Vazirmatn" w:cs="Vazirmatn" w:hint="cs"/>
-          <w:kern w:val="0"/>
-          <w:sz w:val="13"/>
-          <w:szCs w:val="13"/>
-          <w14:ligatures w14:val="none"/>
-        </w:rPr>
-      </w:pPr>
-      <w:r>
-        <w:rPr>
-          <w:rFonts w:ascii="Vazirmatn" w:eastAsia="Times New Roman" w:hAnsi="Vazirmatn" w:cs="Vazirmatn" w:hint="cs"/>
-          <w:kern w:val="0"/>
-          <w:sz w:val="13"/>
-          <w:szCs w:val="13"/>
+          <w:rFonts w:ascii="Vazirmatn" w:eastAsia="Times New Roman" w:hAnsi="Vazirmatn" w:cs="Vazirmatn"/>
+          <w:kern w:val="0"/>
+          <w:sz w:val="22"/>
+          <w:szCs w:val="22"/>
+          <w14:ligatures w14:val="none"/>
+        </w:rPr>
+      </w:pPr>
+      <w:r>
+        <w:rPr>
+          <w:rFonts w:ascii="Vazirmatn" w:eastAsia="Times New Roman" w:hAnsi="Vazirmatn" w:cs="Vazirmatn" w:hint="cs"/>
+          <w:kern w:val="0"/>
+          <w:sz w:val="22"/>
+          <w:szCs w:val="22"/>
           <w14:ligatures w14:val="none"/>
         </w:rPr>
         <w:t>Resource</w:t>
@@ -10199,19 +9494,19 @@
         <w:bidi/>
         <w:spacing w:after="0" w:line="240" w:lineRule="auto"/>
         <w:rPr>
-          <w:rFonts w:ascii="Vazirmatn" w:eastAsia="Times New Roman" w:hAnsi="Vazirmatn" w:cs="Vazirmatn" w:hint="cs"/>
-          <w:kern w:val="0"/>
-          <w:sz w:val="13"/>
-          <w:szCs w:val="13"/>
-          <w14:ligatures w14:val="none"/>
-        </w:rPr>
-      </w:pPr>
-      <w:r>
-        <w:rPr>
-          <w:rFonts w:ascii="Vazirmatn" w:eastAsia="Times New Roman" w:hAnsi="Vazirmatn" w:cs="Vazirmatn" w:hint="cs"/>
-          <w:kern w:val="0"/>
-          <w:sz w:val="13"/>
-          <w:szCs w:val="13"/>
+          <w:rFonts w:ascii="Vazirmatn" w:eastAsia="Times New Roman" w:hAnsi="Vazirmatn" w:cs="Vazirmatn"/>
+          <w:kern w:val="0"/>
+          <w:sz w:val="22"/>
+          <w:szCs w:val="22"/>
+          <w14:ligatures w14:val="none"/>
+        </w:rPr>
+      </w:pPr>
+      <w:r>
+        <w:rPr>
+          <w:rFonts w:ascii="Vazirmatn" w:eastAsia="Times New Roman" w:hAnsi="Vazirmatn" w:cs="Vazirmatn" w:hint="cs"/>
+          <w:kern w:val="0"/>
+          <w:sz w:val="22"/>
+          <w:szCs w:val="22"/>
           <w14:ligatures w14:val="none"/>
         </w:rPr>
         <w:t>Time</w:t>
@@ -10240,19 +9535,19 @@
         <w:bidi/>
         <w:spacing w:after="0" w:line="240" w:lineRule="auto"/>
         <w:rPr>
-          <w:rFonts w:ascii="Vazirmatn" w:eastAsia="Times New Roman" w:hAnsi="Vazirmatn" w:cs="Vazirmatn" w:hint="cs"/>
-          <w:kern w:val="0"/>
-          <w:sz w:val="13"/>
-          <w:szCs w:val="13"/>
-          <w14:ligatures w14:val="none"/>
-        </w:rPr>
-      </w:pPr>
-      <w:r>
-        <w:rPr>
-          <w:rFonts w:ascii="Vazirmatn" w:eastAsia="Times New Roman" w:hAnsi="Vazirmatn" w:cs="Vazirmatn" w:hint="cs"/>
-          <w:kern w:val="0"/>
-          <w:sz w:val="13"/>
-          <w:szCs w:val="13"/>
+          <w:rFonts w:ascii="Vazirmatn" w:eastAsia="Times New Roman" w:hAnsi="Vazirmatn" w:cs="Vazirmatn"/>
+          <w:kern w:val="0"/>
+          <w:sz w:val="22"/>
+          <w:szCs w:val="22"/>
+          <w14:ligatures w14:val="none"/>
+        </w:rPr>
+      </w:pPr>
+      <w:r>
+        <w:rPr>
+          <w:rFonts w:ascii="Vazirmatn" w:eastAsia="Times New Roman" w:hAnsi="Vazirmatn" w:cs="Vazirmatn" w:hint="cs"/>
+          <w:kern w:val="0"/>
+          <w:sz w:val="22"/>
+          <w:szCs w:val="22"/>
           <w14:ligatures w14:val="none"/>
         </w:rPr>
         <w:t>Location</w:t>
@@ -10263,19 +9558,19 @@
         <w:bidi/>
         <w:spacing w:before="100" w:beforeAutospacing="1" w:after="100" w:afterAutospacing="1" w:line="240" w:lineRule="auto"/>
         <w:rPr>
-          <w:rFonts w:ascii="Vazirmatn" w:eastAsia="Times New Roman" w:hAnsi="Vazirmatn" w:cs="Vazirmatn" w:hint="cs"/>
-          <w:kern w:val="0"/>
-          <w:sz w:val="18"/>
-          <w:szCs w:val="18"/>
-          <w14:ligatures w14:val="none"/>
-        </w:rPr>
-      </w:pPr>
-      <w:r>
-        <w:rPr>
-          <w:rFonts w:ascii="Vazirmatn" w:eastAsia="Times New Roman" w:hAnsi="Vazirmatn" w:cs="Vazirmatn" w:hint="cs"/>
-          <w:kern w:val="0"/>
-          <w:sz w:val="18"/>
-          <w:szCs w:val="18"/>
+          <w:rFonts w:ascii="Vazirmatn" w:eastAsia="Times New Roman" w:hAnsi="Vazirmatn" w:cs="Vazirmatn"/>
+          <w:kern w:val="0"/>
+          <w:sz w:val="22"/>
+          <w:szCs w:val="22"/>
+          <w14:ligatures w14:val="none"/>
+        </w:rPr>
+      </w:pPr>
+      <w:r>
+        <w:rPr>
+          <w:rFonts w:ascii="Vazirmatn" w:eastAsia="Times New Roman" w:hAnsi="Vazirmatn" w:cs="Vazirmatn" w:hint="cs"/>
+          <w:kern w:val="0"/>
+          <w:sz w:val="22"/>
+          <w:szCs w:val="22"/>
           <w14:ligatures w14:val="none"/>
         </w:rPr>
         <w:t xml:space="preserve">Trust </w:t>
@@ -10284,8 +9579,8 @@
         <w:rPr>
           <w:rFonts w:ascii="Vazirmatn" w:eastAsia="Times New Roman" w:hAnsi="Vazirmatn" w:cs="Vazirmatn" w:hint="cs"/>
           <w:kern w:val="0"/>
-          <w:sz w:val="18"/>
-          <w:szCs w:val="18"/>
+          <w:sz w:val="22"/>
+          <w:szCs w:val="22"/>
           <w:rtl/>
           <w14:ligatures w14:val="none"/>
         </w:rPr>
@@ -10295,8 +9590,8 @@
         <w:rPr>
           <w:rFonts w:ascii="Vazirmatn" w:eastAsia="Times New Roman" w:hAnsi="Vazirmatn" w:cs="Vazirmatn" w:hint="cs"/>
           <w:kern w:val="0"/>
-          <w:sz w:val="18"/>
-          <w:szCs w:val="18"/>
+          <w:sz w:val="22"/>
+          <w:szCs w:val="22"/>
           <w14:ligatures w14:val="none"/>
         </w:rPr>
         <w:t>:</w:t>
@@ -10325,19 +9620,19 @@
         <w:bidi/>
         <w:spacing w:after="0" w:line="240" w:lineRule="auto"/>
         <w:rPr>
-          <w:rFonts w:ascii="Vazirmatn" w:eastAsia="Times New Roman" w:hAnsi="Vazirmatn" w:cs="Vazirmatn" w:hint="cs"/>
-          <w:kern w:val="0"/>
-          <w:sz w:val="13"/>
-          <w:szCs w:val="13"/>
-          <w14:ligatures w14:val="none"/>
-        </w:rPr>
-      </w:pPr>
-      <w:r>
-        <w:rPr>
-          <w:rFonts w:ascii="Vazirmatn" w:eastAsia="Times New Roman" w:hAnsi="Vazirmatn" w:cs="Vazirmatn" w:hint="cs"/>
-          <w:kern w:val="0"/>
-          <w:sz w:val="13"/>
-          <w:szCs w:val="13"/>
+          <w:rFonts w:ascii="Vazirmatn" w:eastAsia="Times New Roman" w:hAnsi="Vazirmatn" w:cs="Vazirmatn"/>
+          <w:kern w:val="0"/>
+          <w:sz w:val="22"/>
+          <w:szCs w:val="22"/>
+          <w14:ligatures w14:val="none"/>
+        </w:rPr>
+      </w:pPr>
+      <w:r>
+        <w:rPr>
+          <w:rFonts w:ascii="Vazirmatn" w:eastAsia="Times New Roman" w:hAnsi="Vazirmatn" w:cs="Vazirmatn" w:hint="cs"/>
+          <w:kern w:val="0"/>
+          <w:sz w:val="22"/>
+          <w:szCs w:val="22"/>
           <w14:ligatures w14:val="none"/>
         </w:rPr>
         <w:t>Trust.Score</w:t>
@@ -10348,19 +9643,19 @@
         <w:bidi/>
         <w:spacing w:before="100" w:beforeAutospacing="1" w:after="100" w:afterAutospacing="1" w:line="240" w:lineRule="auto"/>
         <w:rPr>
-          <w:rFonts w:ascii="Vazirmatn" w:eastAsia="Times New Roman" w:hAnsi="Vazirmatn" w:cs="Vazirmatn" w:hint="cs"/>
-          <w:kern w:val="0"/>
-          <w:sz w:val="18"/>
-          <w:szCs w:val="18"/>
-          <w14:ligatures w14:val="none"/>
-        </w:rPr>
-      </w:pPr>
-      <w:r>
-        <w:rPr>
-          <w:rFonts w:ascii="Vazirmatn" w:eastAsia="Times New Roman" w:hAnsi="Vazirmatn" w:cs="Vazirmatn" w:hint="cs"/>
-          <w:kern w:val="0"/>
-          <w:sz w:val="18"/>
-          <w:szCs w:val="18"/>
+          <w:rFonts w:ascii="Vazirmatn" w:eastAsia="Times New Roman" w:hAnsi="Vazirmatn" w:cs="Vazirmatn"/>
+          <w:kern w:val="0"/>
+          <w:sz w:val="22"/>
+          <w:szCs w:val="22"/>
+          <w14:ligatures w14:val="none"/>
+        </w:rPr>
+      </w:pPr>
+      <w:r>
+        <w:rPr>
+          <w:rFonts w:ascii="Vazirmatn" w:eastAsia="Times New Roman" w:hAnsi="Vazirmatn" w:cs="Vazirmatn" w:hint="cs"/>
+          <w:kern w:val="0"/>
+          <w:sz w:val="22"/>
+          <w:szCs w:val="22"/>
           <w:rtl/>
           <w14:ligatures w14:val="none"/>
         </w:rPr>
@@ -10370,8 +9665,8 @@
         <w:rPr>
           <w:rFonts w:ascii="Vazirmatn" w:eastAsia="Times New Roman" w:hAnsi="Vazirmatn" w:cs="Vazirmatn" w:hint="cs"/>
           <w:kern w:val="0"/>
-          <w:sz w:val="18"/>
-          <w:szCs w:val="18"/>
+          <w:sz w:val="22"/>
+          <w:szCs w:val="22"/>
           <w14:ligatures w14:val="none"/>
         </w:rPr>
         <w:t>:</w:t>
@@ -10399,20 +9694,21 @@
         </w:tabs>
         <w:bidi/>
         <w:spacing w:after="0" w:line="240" w:lineRule="auto"/>
-        <w:rPr>
-          <w:rFonts w:ascii="Vazirmatn" w:eastAsia="Times New Roman" w:hAnsi="Vazirmatn" w:cs="Vazirmatn" w:hint="cs"/>
-          <w:kern w:val="0"/>
-          <w:sz w:val="13"/>
-          <w:szCs w:val="13"/>
-          <w14:ligatures w14:val="none"/>
-        </w:rPr>
-      </w:pPr>
-      <w:r>
-        <w:rPr>
-          <w:rFonts w:ascii="Vazirmatn" w:eastAsia="Times New Roman" w:hAnsi="Vazirmatn" w:cs="Vazirmatn" w:hint="cs"/>
-          <w:kern w:val="0"/>
-          <w:sz w:val="13"/>
-          <w:szCs w:val="13"/>
+        <w:jc w:val="right"/>
+        <w:rPr>
+          <w:rFonts w:ascii="Vazirmatn" w:eastAsia="Times New Roman" w:hAnsi="Vazirmatn" w:cs="Vazirmatn"/>
+          <w:kern w:val="0"/>
+          <w:sz w:val="22"/>
+          <w:szCs w:val="22"/>
+          <w14:ligatures w14:val="none"/>
+        </w:rPr>
+      </w:pPr>
+      <w:r>
+        <w:rPr>
+          <w:rFonts w:ascii="Vazirmatn" w:eastAsia="Times New Roman" w:hAnsi="Vazirmatn" w:cs="Vazirmatn" w:hint="cs"/>
+          <w:kern w:val="0"/>
+          <w:sz w:val="22"/>
+          <w:szCs w:val="22"/>
           <w14:ligatures w14:val="none"/>
         </w:rPr>
         <w:t>Permit IF</w:t>
@@ -10440,11 +9736,12 @@
         </w:tabs>
         <w:bidi/>
         <w:spacing w:after="0" w:line="240" w:lineRule="auto"/>
-        <w:rPr>
-          <w:rFonts w:ascii="Vazirmatn" w:eastAsia="Times New Roman" w:hAnsi="Vazirmatn" w:cs="Vazirmatn" w:hint="cs"/>
-          <w:kern w:val="0"/>
-          <w:sz w:val="13"/>
-          <w:szCs w:val="13"/>
+        <w:jc w:val="right"/>
+        <w:rPr>
+          <w:rFonts w:ascii="Vazirmatn" w:eastAsia="Times New Roman" w:hAnsi="Vazirmatn" w:cs="Vazirmatn"/>
+          <w:kern w:val="0"/>
+          <w:sz w:val="22"/>
+          <w:szCs w:val="22"/>
           <w14:ligatures w14:val="none"/>
         </w:rPr>
       </w:pPr>
@@ -10471,20 +9768,21 @@
         </w:tabs>
         <w:bidi/>
         <w:spacing w:after="0" w:line="240" w:lineRule="auto"/>
-        <w:rPr>
-          <w:rFonts w:ascii="Vazirmatn" w:eastAsia="Times New Roman" w:hAnsi="Vazirmatn" w:cs="Vazirmatn" w:hint="cs"/>
-          <w:kern w:val="0"/>
-          <w:sz w:val="13"/>
-          <w:szCs w:val="13"/>
-          <w14:ligatures w14:val="none"/>
-        </w:rPr>
-      </w:pPr>
-      <w:r>
-        <w:rPr>
-          <w:rFonts w:ascii="Vazirmatn" w:eastAsia="Times New Roman" w:hAnsi="Vazirmatn" w:cs="Vazirmatn" w:hint="cs"/>
-          <w:kern w:val="0"/>
-          <w:sz w:val="13"/>
-          <w:szCs w:val="13"/>
+        <w:jc w:val="right"/>
+        <w:rPr>
+          <w:rFonts w:ascii="Vazirmatn" w:eastAsia="Times New Roman" w:hAnsi="Vazirmatn" w:cs="Vazirmatn"/>
+          <w:kern w:val="0"/>
+          <w:sz w:val="22"/>
+          <w:szCs w:val="22"/>
+          <w14:ligatures w14:val="none"/>
+        </w:rPr>
+      </w:pPr>
+      <w:r>
+        <w:rPr>
+          <w:rFonts w:ascii="Vazirmatn" w:eastAsia="Times New Roman" w:hAnsi="Vazirmatn" w:cs="Vazirmatn" w:hint="cs"/>
+          <w:kern w:val="0"/>
+          <w:sz w:val="22"/>
+          <w:szCs w:val="22"/>
           <w14:ligatures w14:val="none"/>
         </w:rPr>
         <w:t>User.Role = Engineer</w:t>
@@ -10512,20 +9810,21 @@
         </w:tabs>
         <w:bidi/>
         <w:spacing w:after="0" w:line="240" w:lineRule="auto"/>
-        <w:rPr>
-          <w:rFonts w:ascii="Vazirmatn" w:eastAsia="Times New Roman" w:hAnsi="Vazirmatn" w:cs="Vazirmatn" w:hint="cs"/>
-          <w:kern w:val="0"/>
-          <w:sz w:val="13"/>
-          <w:szCs w:val="13"/>
-          <w14:ligatures w14:val="none"/>
-        </w:rPr>
-      </w:pPr>
-      <w:r>
-        <w:rPr>
-          <w:rFonts w:ascii="Vazirmatn" w:eastAsia="Times New Roman" w:hAnsi="Vazirmatn" w:cs="Vazirmatn" w:hint="cs"/>
-          <w:kern w:val="0"/>
-          <w:sz w:val="13"/>
-          <w:szCs w:val="13"/>
+        <w:jc w:val="right"/>
+        <w:rPr>
+          <w:rFonts w:ascii="Vazirmatn" w:eastAsia="Times New Roman" w:hAnsi="Vazirmatn" w:cs="Vazirmatn"/>
+          <w:kern w:val="0"/>
+          <w:sz w:val="22"/>
+          <w:szCs w:val="22"/>
+          <w14:ligatures w14:val="none"/>
+        </w:rPr>
+      </w:pPr>
+      <w:r>
+        <w:rPr>
+          <w:rFonts w:ascii="Vazirmatn" w:eastAsia="Times New Roman" w:hAnsi="Vazirmatn" w:cs="Vazirmatn" w:hint="cs"/>
+          <w:kern w:val="0"/>
+          <w:sz w:val="22"/>
+          <w:szCs w:val="22"/>
           <w14:ligatures w14:val="none"/>
         </w:rPr>
         <w:t>AND</w:t>
@@ -10553,20 +9852,21 @@
         </w:tabs>
         <w:bidi/>
         <w:spacing w:after="0" w:line="240" w:lineRule="auto"/>
-        <w:rPr>
-          <w:rFonts w:ascii="Vazirmatn" w:eastAsia="Times New Roman" w:hAnsi="Vazirmatn" w:cs="Vazirmatn" w:hint="cs"/>
-          <w:kern w:val="0"/>
-          <w:sz w:val="13"/>
-          <w:szCs w:val="13"/>
-          <w14:ligatures w14:val="none"/>
-        </w:rPr>
-      </w:pPr>
-      <w:r>
-        <w:rPr>
-          <w:rFonts w:ascii="Vazirmatn" w:eastAsia="Times New Roman" w:hAnsi="Vazirmatn" w:cs="Vazirmatn" w:hint="cs"/>
-          <w:kern w:val="0"/>
-          <w:sz w:val="13"/>
-          <w:szCs w:val="13"/>
+        <w:jc w:val="right"/>
+        <w:rPr>
+          <w:rFonts w:ascii="Vazirmatn" w:eastAsia="Times New Roman" w:hAnsi="Vazirmatn" w:cs="Vazirmatn"/>
+          <w:kern w:val="0"/>
+          <w:sz w:val="22"/>
+          <w:szCs w:val="22"/>
+          <w14:ligatures w14:val="none"/>
+        </w:rPr>
+      </w:pPr>
+      <w:r>
+        <w:rPr>
+          <w:rFonts w:ascii="Vazirmatn" w:eastAsia="Times New Roman" w:hAnsi="Vazirmatn" w:cs="Vazirmatn" w:hint="cs"/>
+          <w:kern w:val="0"/>
+          <w:sz w:val="22"/>
+          <w:szCs w:val="22"/>
           <w14:ligatures w14:val="none"/>
         </w:rPr>
         <w:t>Device.Site = User.Site</w:t>
@@ -10594,20 +9894,21 @@
         </w:tabs>
         <w:bidi/>
         <w:spacing w:after="0" w:line="240" w:lineRule="auto"/>
-        <w:rPr>
-          <w:rFonts w:ascii="Vazirmatn" w:eastAsia="Times New Roman" w:hAnsi="Vazirmatn" w:cs="Vazirmatn" w:hint="cs"/>
-          <w:kern w:val="0"/>
-          <w:sz w:val="13"/>
-          <w:szCs w:val="13"/>
-          <w14:ligatures w14:val="none"/>
-        </w:rPr>
-      </w:pPr>
-      <w:r>
-        <w:rPr>
-          <w:rFonts w:ascii="Vazirmatn" w:eastAsia="Times New Roman" w:hAnsi="Vazirmatn" w:cs="Vazirmatn" w:hint="cs"/>
-          <w:kern w:val="0"/>
-          <w:sz w:val="13"/>
-          <w:szCs w:val="13"/>
+        <w:jc w:val="right"/>
+        <w:rPr>
+          <w:rFonts w:ascii="Vazirmatn" w:eastAsia="Times New Roman" w:hAnsi="Vazirmatn" w:cs="Vazirmatn"/>
+          <w:kern w:val="0"/>
+          <w:sz w:val="22"/>
+          <w:szCs w:val="22"/>
+          <w14:ligatures w14:val="none"/>
+        </w:rPr>
+      </w:pPr>
+      <w:r>
+        <w:rPr>
+          <w:rFonts w:ascii="Vazirmatn" w:eastAsia="Times New Roman" w:hAnsi="Vazirmatn" w:cs="Vazirmatn" w:hint="cs"/>
+          <w:kern w:val="0"/>
+          <w:sz w:val="22"/>
+          <w:szCs w:val="22"/>
           <w14:ligatures w14:val="none"/>
         </w:rPr>
         <w:t>AND</w:t>
@@ -10635,20 +9936,21 @@
         </w:tabs>
         <w:bidi/>
         <w:spacing w:after="0" w:line="240" w:lineRule="auto"/>
-        <w:rPr>
-          <w:rFonts w:ascii="Vazirmatn" w:eastAsia="Times New Roman" w:hAnsi="Vazirmatn" w:cs="Vazirmatn" w:hint="cs"/>
-          <w:kern w:val="0"/>
-          <w:sz w:val="13"/>
-          <w:szCs w:val="13"/>
-          <w14:ligatures w14:val="none"/>
-        </w:rPr>
-      </w:pPr>
-      <w:r>
-        <w:rPr>
-          <w:rFonts w:ascii="Vazirmatn" w:eastAsia="Times New Roman" w:hAnsi="Vazirmatn" w:cs="Vazirmatn" w:hint="cs"/>
-          <w:kern w:val="0"/>
-          <w:sz w:val="13"/>
-          <w:szCs w:val="13"/>
+        <w:jc w:val="right"/>
+        <w:rPr>
+          <w:rFonts w:ascii="Vazirmatn" w:eastAsia="Times New Roman" w:hAnsi="Vazirmatn" w:cs="Vazirmatn"/>
+          <w:kern w:val="0"/>
+          <w:sz w:val="22"/>
+          <w:szCs w:val="22"/>
+          <w14:ligatures w14:val="none"/>
+        </w:rPr>
+      </w:pPr>
+      <w:r>
+        <w:rPr>
+          <w:rFonts w:ascii="Vazirmatn" w:eastAsia="Times New Roman" w:hAnsi="Vazirmatn" w:cs="Vazirmatn" w:hint="cs"/>
+          <w:kern w:val="0"/>
+          <w:sz w:val="22"/>
+          <w:szCs w:val="22"/>
           <w14:ligatures w14:val="none"/>
         </w:rPr>
         <w:t>Operation = Configure</w:t>
@@ -10676,20 +9978,21 @@
         </w:tabs>
         <w:bidi/>
         <w:spacing w:after="0" w:line="240" w:lineRule="auto"/>
-        <w:rPr>
-          <w:rFonts w:ascii="Vazirmatn" w:eastAsia="Times New Roman" w:hAnsi="Vazirmatn" w:cs="Vazirmatn" w:hint="cs"/>
-          <w:kern w:val="0"/>
-          <w:sz w:val="13"/>
-          <w:szCs w:val="13"/>
-          <w14:ligatures w14:val="none"/>
-        </w:rPr>
-      </w:pPr>
-      <w:r>
-        <w:rPr>
-          <w:rFonts w:ascii="Vazirmatn" w:eastAsia="Times New Roman" w:hAnsi="Vazirmatn" w:cs="Vazirmatn" w:hint="cs"/>
-          <w:kern w:val="0"/>
-          <w:sz w:val="13"/>
-          <w:szCs w:val="13"/>
+        <w:jc w:val="right"/>
+        <w:rPr>
+          <w:rFonts w:ascii="Vazirmatn" w:eastAsia="Times New Roman" w:hAnsi="Vazirmatn" w:cs="Vazirmatn"/>
+          <w:kern w:val="0"/>
+          <w:sz w:val="22"/>
+          <w:szCs w:val="22"/>
+          <w14:ligatures w14:val="none"/>
+        </w:rPr>
+      </w:pPr>
+      <w:r>
+        <w:rPr>
+          <w:rFonts w:ascii="Vazirmatn" w:eastAsia="Times New Roman" w:hAnsi="Vazirmatn" w:cs="Vazirmatn" w:hint="cs"/>
+          <w:kern w:val="0"/>
+          <w:sz w:val="22"/>
+          <w:szCs w:val="22"/>
           <w14:ligatures w14:val="none"/>
         </w:rPr>
         <w:t>AND</w:t>
@@ -10717,20 +10020,21 @@
         </w:tabs>
         <w:bidi/>
         <w:spacing w:after="0" w:line="240" w:lineRule="auto"/>
-        <w:rPr>
-          <w:rFonts w:ascii="Vazirmatn" w:eastAsia="Times New Roman" w:hAnsi="Vazirmatn" w:cs="Vazirmatn" w:hint="cs"/>
-          <w:kern w:val="0"/>
-          <w:sz w:val="13"/>
-          <w:szCs w:val="13"/>
-          <w14:ligatures w14:val="none"/>
-        </w:rPr>
-      </w:pPr>
-      <w:r>
-        <w:rPr>
-          <w:rFonts w:ascii="Vazirmatn" w:eastAsia="Times New Roman" w:hAnsi="Vazirmatn" w:cs="Vazirmatn" w:hint="cs"/>
-          <w:kern w:val="0"/>
-          <w:sz w:val="13"/>
-          <w:szCs w:val="13"/>
+        <w:jc w:val="right"/>
+        <w:rPr>
+          <w:rFonts w:ascii="Vazirmatn" w:eastAsia="Times New Roman" w:hAnsi="Vazirmatn" w:cs="Vazirmatn"/>
+          <w:kern w:val="0"/>
+          <w:sz w:val="22"/>
+          <w:szCs w:val="22"/>
+          <w14:ligatures w14:val="none"/>
+        </w:rPr>
+      </w:pPr>
+      <w:r>
+        <w:rPr>
+          <w:rFonts w:ascii="Vazirmatn" w:eastAsia="Times New Roman" w:hAnsi="Vazirmatn" w:cs="Vazirmatn" w:hint="cs"/>
+          <w:kern w:val="0"/>
+          <w:sz w:val="22"/>
+          <w:szCs w:val="22"/>
           <w14:ligatures w14:val="none"/>
         </w:rPr>
         <w:t>Trust.Score &gt;= 70</w:t>
@@ -10758,20 +10062,21 @@
         </w:tabs>
         <w:bidi/>
         <w:spacing w:after="0" w:line="240" w:lineRule="auto"/>
-        <w:rPr>
-          <w:rFonts w:ascii="Vazirmatn" w:eastAsia="Times New Roman" w:hAnsi="Vazirmatn" w:cs="Vazirmatn" w:hint="cs"/>
-          <w:kern w:val="0"/>
-          <w:sz w:val="13"/>
-          <w:szCs w:val="13"/>
-          <w14:ligatures w14:val="none"/>
-        </w:rPr>
-      </w:pPr>
-      <w:r>
-        <w:rPr>
-          <w:rFonts w:ascii="Vazirmatn" w:eastAsia="Times New Roman" w:hAnsi="Vazirmatn" w:cs="Vazirmatn" w:hint="cs"/>
-          <w:kern w:val="0"/>
-          <w:sz w:val="13"/>
-          <w:szCs w:val="13"/>
+        <w:jc w:val="right"/>
+        <w:rPr>
+          <w:rFonts w:ascii="Vazirmatn" w:eastAsia="Times New Roman" w:hAnsi="Vazirmatn" w:cs="Vazirmatn"/>
+          <w:kern w:val="0"/>
+          <w:sz w:val="22"/>
+          <w:szCs w:val="22"/>
+          <w14:ligatures w14:val="none"/>
+        </w:rPr>
+      </w:pPr>
+      <w:r>
+        <w:rPr>
+          <w:rFonts w:ascii="Vazirmatn" w:eastAsia="Times New Roman" w:hAnsi="Vazirmatn" w:cs="Vazirmatn" w:hint="cs"/>
+          <w:kern w:val="0"/>
+          <w:sz w:val="22"/>
+          <w:szCs w:val="22"/>
           <w14:ligatures w14:val="none"/>
         </w:rPr>
         <w:t>AND</w:t>
@@ -10799,20 +10104,21 @@
         </w:tabs>
         <w:bidi/>
         <w:spacing w:after="0" w:line="240" w:lineRule="auto"/>
-        <w:rPr>
-          <w:rFonts w:ascii="Vazirmatn" w:eastAsia="Times New Roman" w:hAnsi="Vazirmatn" w:cs="Vazirmatn" w:hint="cs"/>
-          <w:kern w:val="0"/>
-          <w:sz w:val="13"/>
-          <w:szCs w:val="13"/>
-          <w14:ligatures w14:val="none"/>
-        </w:rPr>
-      </w:pPr>
-      <w:r>
-        <w:rPr>
-          <w:rFonts w:ascii="Vazirmatn" w:eastAsia="Times New Roman" w:hAnsi="Vazirmatn" w:cs="Vazirmatn" w:hint="cs"/>
-          <w:kern w:val="0"/>
-          <w:sz w:val="13"/>
-          <w:szCs w:val="13"/>
+        <w:jc w:val="right"/>
+        <w:rPr>
+          <w:rFonts w:ascii="Vazirmatn" w:eastAsia="Times New Roman" w:hAnsi="Vazirmatn" w:cs="Vazirmatn"/>
+          <w:kern w:val="0"/>
+          <w:sz w:val="22"/>
+          <w:szCs w:val="22"/>
+          <w14:ligatures w14:val="none"/>
+        </w:rPr>
+      </w:pPr>
+      <w:r>
+        <w:rPr>
+          <w:rFonts w:ascii="Vazirmatn" w:eastAsia="Times New Roman" w:hAnsi="Vazirmatn" w:cs="Vazirmatn" w:hint="cs"/>
+          <w:kern w:val="0"/>
+          <w:sz w:val="22"/>
+          <w:szCs w:val="22"/>
           <w14:ligatures w14:val="none"/>
         </w:rPr>
         <w:t xml:space="preserve">Time </w:t>
@@ -10821,8 +10127,8 @@
         <w:rPr>
           <w:rFonts w:ascii="Cambria Math" w:eastAsia="Times New Roman" w:hAnsi="Cambria Math" w:cs="Cambria Math"/>
           <w:kern w:val="0"/>
-          <w:sz w:val="13"/>
-          <w:szCs w:val="13"/>
+          <w:sz w:val="22"/>
+          <w:szCs w:val="22"/>
           <w14:ligatures w14:val="none"/>
         </w:rPr>
         <w:t>∈</w:t>
@@ -10831,8 +10137,8 @@
         <w:rPr>
           <w:rFonts w:ascii="Vazirmatn" w:eastAsia="Times New Roman" w:hAnsi="Vazirmatn" w:cs="Vazirmatn" w:hint="cs"/>
           <w:kern w:val="0"/>
-          <w:sz w:val="13"/>
-          <w:szCs w:val="13"/>
+          <w:sz w:val="22"/>
+          <w:szCs w:val="22"/>
           <w14:ligatures w14:val="none"/>
         </w:rPr>
         <w:t xml:space="preserve"> MaintenanceWindow</w:t>
@@ -10843,7 +10149,7 @@
         <w:bidi/>
         <w:spacing w:before="100" w:beforeAutospacing="1" w:after="100" w:afterAutospacing="1" w:line="240" w:lineRule="auto"/>
         <w:rPr>
-          <w:rFonts w:ascii="Vazirmatn" w:eastAsia="Times New Roman" w:hAnsi="Vazirmatn" w:cs="Vazirmatn" w:hint="cs"/>
+          <w:rFonts w:ascii="Vazirmatn" w:eastAsia="Times New Roman" w:hAnsi="Vazirmatn" w:cs="Vazirmatn"/>
           <w:kern w:val="0"/>
           <w:sz w:val="18"/>
           <w:szCs w:val="18"/>
@@ -10919,7 +10225,7 @@
         <w:bidi/>
         <w:spacing w:before="100" w:beforeAutospacing="1" w:after="100" w:afterAutospacing="1" w:line="240" w:lineRule="auto"/>
         <w:rPr>
-          <w:rFonts w:ascii="Vazirmatn" w:eastAsia="Times New Roman" w:hAnsi="Vazirmatn" w:cs="Vazirmatn" w:hint="cs"/>
+          <w:rFonts w:ascii="Vazirmatn" w:eastAsia="Times New Roman" w:hAnsi="Vazirmatn" w:cs="Vazirmatn"/>
           <w:kern w:val="0"/>
           <w:sz w:val="18"/>
           <w:szCs w:val="18"/>
@@ -11064,72 +10370,6 @@
         <w:bidi/>
         <w:rPr>
           <w:rFonts w:ascii="Vazirmatn" w:hAnsi="Vazirmatn" w:cs="Vazirmatn"/>
-          <w:sz w:val="22"/>
-          <w:szCs w:val="22"/>
-          <w:lang w:bidi="fa-IR"/>
-        </w:rPr>
-      </w:pPr>
-    </w:p>
-    <w:p>
-      <w:pPr>
-        <w:bidi/>
-        <w:rPr>
-          <w:rFonts w:ascii="Vazirmatn" w:hAnsi="Vazirmatn" w:cs="Vazirmatn"/>
-          <w:sz w:val="22"/>
-          <w:szCs w:val="22"/>
-          <w:lang w:bidi="fa-IR"/>
-        </w:rPr>
-      </w:pPr>
-    </w:p>
-    <w:p>
-      <w:pPr>
-        <w:bidi/>
-        <w:rPr>
-          <w:rFonts w:ascii="Vazirmatn" w:hAnsi="Vazirmatn" w:cs="Vazirmatn"/>
-          <w:sz w:val="22"/>
-          <w:szCs w:val="22"/>
-          <w:lang w:bidi="fa-IR"/>
-        </w:rPr>
-      </w:pPr>
-    </w:p>
-    <w:p>
-      <w:pPr>
-        <w:bidi/>
-        <w:rPr>
-          <w:rFonts w:ascii="Vazirmatn" w:hAnsi="Vazirmatn" w:cs="Vazirmatn"/>
-          <w:sz w:val="22"/>
-          <w:szCs w:val="22"/>
-          <w:lang w:bidi="fa-IR"/>
-        </w:rPr>
-      </w:pPr>
-    </w:p>
-    <w:p>
-      <w:pPr>
-        <w:bidi/>
-        <w:rPr>
-          <w:rFonts w:ascii="Vazirmatn" w:hAnsi="Vazirmatn" w:cs="Vazirmatn"/>
-          <w:sz w:val="22"/>
-          <w:szCs w:val="22"/>
-          <w:lang w:bidi="fa-IR"/>
-        </w:rPr>
-      </w:pPr>
-    </w:p>
-    <w:p>
-      <w:pPr>
-        <w:bidi/>
-        <w:rPr>
-          <w:rFonts w:ascii="Vazirmatn" w:hAnsi="Vazirmatn" w:cs="Vazirmatn"/>
-          <w:sz w:val="22"/>
-          <w:szCs w:val="22"/>
-          <w:lang w:bidi="fa-IR"/>
-        </w:rPr>
-      </w:pPr>
-    </w:p>
-    <w:p>
-      <w:pPr>
-        <w:bidi/>
-        <w:rPr>
-          <w:rFonts w:ascii="Vazirmatn" w:hAnsi="Vazirmatn" w:cs="Vazirmatn" w:hint="cs"/>
           <w:sz w:val="13"/>
           <w:szCs w:val="13"/>
           <w:lang w:bidi="fa-IR"/>
@@ -11142,7 +10382,7 @@
         <w:spacing w:before="100" w:beforeAutospacing="1" w:after="100" w:afterAutospacing="1" w:line="240" w:lineRule="auto"/>
         <w:outlineLvl w:val="0"/>
         <w:rPr>
-          <w:rFonts w:ascii="Vazirmatn" w:eastAsia="Times New Roman" w:hAnsi="Vazirmatn" w:cs="Vazirmatn" w:hint="cs"/>
+          <w:rFonts w:ascii="Vazirmatn" w:eastAsia="Times New Roman" w:hAnsi="Vazirmatn" w:cs="Vazirmatn"/>
           <w:b/>
           <w:bCs/>
           <w:kern w:val="36"/>
@@ -11220,7 +10460,7 @@
         <w:bidi/>
         <w:spacing w:before="100" w:beforeAutospacing="1" w:after="100" w:afterAutospacing="1" w:line="240" w:lineRule="auto"/>
         <w:rPr>
-          <w:rFonts w:ascii="Vazirmatn" w:eastAsia="Times New Roman" w:hAnsi="Vazirmatn" w:cs="Vazirmatn" w:hint="cs"/>
+          <w:rFonts w:ascii="Vazirmatn" w:eastAsia="Times New Roman" w:hAnsi="Vazirmatn" w:cs="Vazirmatn"/>
           <w:kern w:val="0"/>
           <w:sz w:val="15"/>
           <w:szCs w:val="15"/>
@@ -11275,7 +10515,7 @@
         <w:bidi/>
         <w:spacing w:before="100" w:beforeAutospacing="1" w:after="100" w:afterAutospacing="1" w:line="240" w:lineRule="auto"/>
         <w:rPr>
-          <w:rFonts w:ascii="Vazirmatn" w:eastAsia="Times New Roman" w:hAnsi="Vazirmatn" w:cs="Vazirmatn" w:hint="cs"/>
+          <w:rFonts w:ascii="Vazirmatn" w:eastAsia="Times New Roman" w:hAnsi="Vazirmatn" w:cs="Vazirmatn"/>
           <w:kern w:val="0"/>
           <w:sz w:val="15"/>
           <w:szCs w:val="15"/>
@@ -11351,7 +10591,7 @@
         <w:bidi/>
         <w:spacing w:before="100" w:beforeAutospacing="1" w:after="100" w:afterAutospacing="1" w:line="240" w:lineRule="auto"/>
         <w:rPr>
-          <w:rFonts w:ascii="Vazirmatn" w:eastAsia="Times New Roman" w:hAnsi="Vazirmatn" w:cs="Vazirmatn" w:hint="cs"/>
+          <w:rFonts w:ascii="Vazirmatn" w:eastAsia="Times New Roman" w:hAnsi="Vazirmatn" w:cs="Vazirmatn"/>
           <w:kern w:val="0"/>
           <w:sz w:val="15"/>
           <w:szCs w:val="15"/>
@@ -11414,7 +10654,7 @@
                     <pic:cNvPicPr/>
                   </pic:nvPicPr>
                   <pic:blipFill>
-                    <a:blip r:embed="rId8" cstate="print">
+                    <a:blip r:embed="rId13" cstate="print">
                       <a:extLst>
                         <a:ext uri="{28A0092B-C50C-407E-A947-70E740481C1C}">
                           <a14:useLocalDpi xmlns:a14="http://schemas.microsoft.com/office/drawing/2010/main" val="0"/>
@@ -11446,13 +10686,14 @@
         <w:bidi/>
         <w:spacing w:before="100" w:beforeAutospacing="1" w:after="100" w:afterAutospacing="1" w:line="240" w:lineRule="auto"/>
         <w:rPr>
-          <w:rFonts w:ascii="Vazirmatn" w:eastAsia="Times New Roman" w:hAnsi="Vazirmatn" w:cs="Vazirmatn" w:hint="cs"/>
-          <w:kern w:val="0"/>
-          <w:sz w:val="18"/>
-          <w:szCs w:val="18"/>
-          <w14:ligatures w14:val="none"/>
-        </w:rPr>
-      </w:pPr>
+          <w:rFonts w:ascii="Vazirmatn" w:eastAsia="Times New Roman" w:hAnsi="Vazirmatn" w:cs="Vazirmatn"/>
+          <w:kern w:val="0"/>
+          <w:sz w:val="18"/>
+          <w:szCs w:val="18"/>
+          <w14:ligatures w14:val="none"/>
+        </w:rPr>
+      </w:pPr>
+      <w:commentRangeStart w:id="1"/>
       <w:r>
         <w:rPr>
           <w:rFonts w:ascii="Vazirmatn" w:eastAsia="Times New Roman" w:hAnsi="Vazirmatn" w:cs="Vazirmatn" w:hint="cs"/>
@@ -11558,13 +10799,25 @@
         </w:rPr>
         <w:t>.</w:t>
       </w:r>
-    </w:p>
-    <w:p>
-      <w:pPr>
-        <w:bidi/>
-        <w:spacing w:before="100" w:beforeAutospacing="1" w:after="100" w:afterAutospacing="1" w:line="240" w:lineRule="auto"/>
-        <w:rPr>
-          <w:rFonts w:ascii="Vazirmatn" w:eastAsia="Times New Roman" w:hAnsi="Vazirmatn" w:cs="Vazirmatn" w:hint="cs"/>
+      <w:commentRangeEnd w:id="1"/>
+      <w:r>
+        <w:rPr>
+          <w:rStyle w:val="CommentReference"/>
+          <w:rFonts w:ascii="Vazirmatn" w:eastAsia="Times New Roman" w:hAnsi="Vazirmatn" w:cs="Vazirmatn"/>
+          <w:kern w:val="0"/>
+          <w:sz w:val="18"/>
+          <w:szCs w:val="18"/>
+          <w14:ligatures w14:val="none"/>
+        </w:rPr>
+        <w:commentReference w:id="1"/>
+      </w:r>
+    </w:p>
+    <w:p>
+      <w:pPr>
+        <w:bidi/>
+        <w:spacing w:before="100" w:beforeAutospacing="1" w:after="100" w:afterAutospacing="1" w:line="240" w:lineRule="auto"/>
+        <w:rPr>
+          <w:rFonts w:ascii="Vazirmatn" w:eastAsia="Times New Roman" w:hAnsi="Vazirmatn" w:cs="Vazirmatn"/>
           <w:kern w:val="0"/>
           <w:sz w:val="18"/>
           <w:szCs w:val="18"/>
@@ -11623,7 +10876,7 @@
         <w:bidi/>
         <w:spacing w:before="100" w:beforeAutospacing="1" w:after="100" w:afterAutospacing="1" w:line="240" w:lineRule="auto"/>
         <w:rPr>
-          <w:rFonts w:ascii="Vazirmatn" w:eastAsia="Times New Roman" w:hAnsi="Vazirmatn" w:cs="Vazirmatn" w:hint="cs"/>
+          <w:rFonts w:ascii="Vazirmatn" w:eastAsia="Times New Roman" w:hAnsi="Vazirmatn" w:cs="Vazirmatn"/>
           <w:kern w:val="0"/>
           <w:sz w:val="18"/>
           <w:szCs w:val="18"/>
@@ -11682,7 +10935,7 @@
         <w:bidi/>
         <w:spacing w:before="100" w:beforeAutospacing="1" w:after="100" w:afterAutospacing="1" w:line="240" w:lineRule="auto"/>
         <w:rPr>
-          <w:rFonts w:ascii="Vazirmatn" w:eastAsia="Times New Roman" w:hAnsi="Vazirmatn" w:cs="Vazirmatn" w:hint="cs"/>
+          <w:rFonts w:ascii="Vazirmatn" w:eastAsia="Times New Roman" w:hAnsi="Vazirmatn" w:cs="Vazirmatn"/>
           <w:kern w:val="0"/>
           <w:sz w:val="18"/>
           <w:szCs w:val="18"/>
@@ -11762,7 +11015,7 @@
         <w:bidi/>
         <w:spacing w:before="100" w:beforeAutospacing="1" w:after="100" w:afterAutospacing="1" w:line="240" w:lineRule="auto"/>
         <w:rPr>
-          <w:rFonts w:ascii="Vazirmatn" w:eastAsia="Times New Roman" w:hAnsi="Vazirmatn" w:cs="Vazirmatn" w:hint="cs"/>
+          <w:rFonts w:ascii="Vazirmatn" w:eastAsia="Times New Roman" w:hAnsi="Vazirmatn" w:cs="Vazirmatn"/>
           <w:kern w:val="0"/>
           <w:sz w:val="18"/>
           <w:szCs w:val="18"/>
@@ -11821,7 +11074,7 @@
         <w:bidi/>
         <w:spacing w:before="100" w:beforeAutospacing="1" w:after="100" w:afterAutospacing="1" w:line="240" w:lineRule="auto"/>
         <w:rPr>
-          <w:rFonts w:ascii="Vazirmatn" w:eastAsia="Times New Roman" w:hAnsi="Vazirmatn" w:cs="Vazirmatn" w:hint="cs"/>
+          <w:rFonts w:ascii="Vazirmatn" w:eastAsia="Times New Roman" w:hAnsi="Vazirmatn" w:cs="Vazirmatn"/>
           <w:kern w:val="0"/>
           <w:sz w:val="18"/>
           <w:szCs w:val="18"/>
@@ -11865,7 +11118,7 @@
         <w:bidi/>
         <w:spacing w:before="100" w:beforeAutospacing="1" w:after="100" w:afterAutospacing="1" w:line="240" w:lineRule="auto"/>
         <w:rPr>
-          <w:rFonts w:ascii="Vazirmatn" w:eastAsia="Times New Roman" w:hAnsi="Vazirmatn" w:cs="Vazirmatn" w:hint="cs"/>
+          <w:rFonts w:ascii="Vazirmatn" w:eastAsia="Times New Roman" w:hAnsi="Vazirmatn" w:cs="Vazirmatn"/>
           <w:kern w:val="0"/>
           <w:sz w:val="18"/>
           <w:szCs w:val="18"/>
@@ -12104,7 +11357,7 @@
         <w:spacing w:before="100" w:beforeAutospacing="1" w:after="100" w:afterAutospacing="1" w:line="240" w:lineRule="auto"/>
         <w:outlineLvl w:val="0"/>
         <w:rPr>
-          <w:rFonts w:ascii="Vazirmatn" w:eastAsia="Times New Roman" w:hAnsi="Vazirmatn" w:cs="Vazirmatn" w:hint="cs"/>
+          <w:rFonts w:ascii="Vazirmatn" w:eastAsia="Times New Roman" w:hAnsi="Vazirmatn" w:cs="Vazirmatn"/>
           <w:b/>
           <w:bCs/>
           <w:kern w:val="36"/>
@@ -12113,6 +11366,7 @@
           <w14:ligatures w14:val="none"/>
         </w:rPr>
       </w:pPr>
+      <w:commentRangeStart w:id="2"/>
       <w:r>
         <w:rPr>
           <w:rFonts w:ascii="Vazirmatn" w:eastAsia="Times New Roman" w:hAnsi="Vazirmatn" w:cs="Vazirmatn" w:hint="cs"/>
@@ -12190,13 +11444,27 @@
         </w:rPr>
         <w:t xml:space="preserve"> CP-ABE</w:t>
       </w:r>
-    </w:p>
-    <w:p>
-      <w:pPr>
-        <w:bidi/>
-        <w:spacing w:before="100" w:beforeAutospacing="1" w:after="100" w:afterAutospacing="1" w:line="240" w:lineRule="auto"/>
-        <w:rPr>
-          <w:rFonts w:ascii="Vazirmatn" w:eastAsia="Times New Roman" w:hAnsi="Vazirmatn" w:cs="Vazirmatn" w:hint="cs"/>
+      <w:commentRangeEnd w:id="2"/>
+      <w:r>
+        <w:rPr>
+          <w:rStyle w:val="CommentReference"/>
+          <w:rFonts w:ascii="Vazirmatn" w:eastAsia="Times New Roman" w:hAnsi="Vazirmatn" w:cs="Vazirmatn"/>
+          <w:b/>
+          <w:bCs/>
+          <w:kern w:val="36"/>
+          <w:sz w:val="32"/>
+          <w:szCs w:val="32"/>
+          <w14:ligatures w14:val="none"/>
+        </w:rPr>
+        <w:commentReference w:id="2"/>
+      </w:r>
+    </w:p>
+    <w:p>
+      <w:pPr>
+        <w:bidi/>
+        <w:spacing w:before="100" w:beforeAutospacing="1" w:after="100" w:afterAutospacing="1" w:line="240" w:lineRule="auto"/>
+        <w:rPr>
+          <w:rFonts w:ascii="Vazirmatn" w:eastAsia="Times New Roman" w:hAnsi="Vazirmatn" w:cs="Vazirmatn"/>
           <w:kern w:val="0"/>
           <w:sz w:val="18"/>
           <w:szCs w:val="18"/>
@@ -12272,7 +11540,7 @@
         <w:bidi/>
         <w:spacing w:before="100" w:beforeAutospacing="1" w:after="100" w:afterAutospacing="1" w:line="240" w:lineRule="auto"/>
         <w:rPr>
-          <w:rFonts w:ascii="Vazirmatn" w:eastAsia="Times New Roman" w:hAnsi="Vazirmatn" w:cs="Vazirmatn" w:hint="cs"/>
+          <w:rFonts w:ascii="Vazirmatn" w:eastAsia="Times New Roman" w:hAnsi="Vazirmatn" w:cs="Vazirmatn"/>
           <w:kern w:val="0"/>
           <w:sz w:val="18"/>
           <w:szCs w:val="18"/>
@@ -12379,7 +11647,7 @@
         <w:bidi/>
         <w:spacing w:before="100" w:beforeAutospacing="1" w:after="100" w:afterAutospacing="1" w:line="240" w:lineRule="auto"/>
         <w:rPr>
-          <w:rFonts w:ascii="Vazirmatn" w:eastAsia="Times New Roman" w:hAnsi="Vazirmatn" w:cs="Vazirmatn" w:hint="cs"/>
+          <w:rFonts w:ascii="Vazirmatn" w:eastAsia="Times New Roman" w:hAnsi="Vazirmatn" w:cs="Vazirmatn"/>
           <w:kern w:val="0"/>
           <w:sz w:val="18"/>
           <w:szCs w:val="18"/>
@@ -12431,7 +11699,7 @@
         <w:bidi/>
         <w:spacing w:after="0" w:line="240" w:lineRule="auto"/>
         <w:rPr>
-          <w:rFonts w:ascii="Vazirmatn" w:eastAsia="Times New Roman" w:hAnsi="Vazirmatn" w:cs="Vazirmatn" w:hint="cs"/>
+          <w:rFonts w:ascii="Vazirmatn" w:eastAsia="Times New Roman" w:hAnsi="Vazirmatn" w:cs="Vazirmatn"/>
           <w:kern w:val="0"/>
           <w:sz w:val="13"/>
           <w:szCs w:val="13"/>
@@ -12454,7 +11722,7 @@
         <w:bidi/>
         <w:spacing w:before="100" w:beforeAutospacing="1" w:after="100" w:afterAutospacing="1" w:line="240" w:lineRule="auto"/>
         <w:rPr>
-          <w:rFonts w:ascii="Vazirmatn" w:eastAsia="Times New Roman" w:hAnsi="Vazirmatn" w:cs="Vazirmatn" w:hint="cs"/>
+          <w:rFonts w:ascii="Vazirmatn" w:eastAsia="Times New Roman" w:hAnsi="Vazirmatn" w:cs="Vazirmatn"/>
           <w:kern w:val="0"/>
           <w:sz w:val="18"/>
           <w:szCs w:val="18"/>
@@ -12530,7 +11798,7 @@
         <w:bidi/>
         <w:spacing w:before="100" w:beforeAutospacing="1" w:after="100" w:afterAutospacing="1" w:line="240" w:lineRule="auto"/>
         <w:rPr>
-          <w:rFonts w:ascii="Vazirmatn" w:eastAsia="Times New Roman" w:hAnsi="Vazirmatn" w:cs="Vazirmatn" w:hint="cs"/>
+          <w:rFonts w:ascii="Vazirmatn" w:eastAsia="Times New Roman" w:hAnsi="Vazirmatn" w:cs="Vazirmatn"/>
           <w:kern w:val="0"/>
           <w:sz w:val="18"/>
           <w:szCs w:val="18"/>
@@ -12582,7 +11850,7 @@
         <w:bidi/>
         <w:spacing w:after="0" w:line="240" w:lineRule="auto"/>
         <w:rPr>
-          <w:rFonts w:ascii="Vazirmatn" w:eastAsia="Times New Roman" w:hAnsi="Vazirmatn" w:cs="Vazirmatn" w:hint="cs"/>
+          <w:rFonts w:ascii="Vazirmatn" w:eastAsia="Times New Roman" w:hAnsi="Vazirmatn" w:cs="Vazirmatn"/>
           <w:kern w:val="0"/>
           <w:sz w:val="13"/>
           <w:szCs w:val="13"/>
@@ -12605,7 +11873,7 @@
         <w:bidi/>
         <w:spacing w:before="100" w:beforeAutospacing="1" w:after="100" w:afterAutospacing="1" w:line="240" w:lineRule="auto"/>
         <w:rPr>
-          <w:rFonts w:ascii="Vazirmatn" w:eastAsia="Times New Roman" w:hAnsi="Vazirmatn" w:cs="Vazirmatn" w:hint="cs"/>
+          <w:rFonts w:ascii="Vazirmatn" w:eastAsia="Times New Roman" w:hAnsi="Vazirmatn" w:cs="Vazirmatn"/>
           <w:kern w:val="0"/>
           <w:sz w:val="18"/>
           <w:szCs w:val="18"/>
@@ -12639,7 +11907,7 @@
         <w:bidi/>
         <w:spacing w:before="100" w:beforeAutospacing="1" w:after="100" w:afterAutospacing="1" w:line="240" w:lineRule="auto"/>
         <w:rPr>
-          <w:rFonts w:ascii="Vazirmatn" w:eastAsia="Times New Roman" w:hAnsi="Vazirmatn" w:cs="Vazirmatn" w:hint="cs"/>
+          <w:rFonts w:ascii="Vazirmatn" w:eastAsia="Times New Roman" w:hAnsi="Vazirmatn" w:cs="Vazirmatn"/>
           <w:kern w:val="0"/>
           <w:sz w:val="18"/>
           <w:szCs w:val="18"/>
@@ -12684,7 +11952,7 @@
         <w:bidi/>
         <w:spacing w:before="100" w:beforeAutospacing="1" w:after="100" w:afterAutospacing="1" w:line="240" w:lineRule="auto"/>
         <w:rPr>
-          <w:rFonts w:ascii="Vazirmatn" w:eastAsia="Times New Roman" w:hAnsi="Vazirmatn" w:cs="Vazirmatn" w:hint="cs"/>
+          <w:rFonts w:ascii="Vazirmatn" w:eastAsia="Times New Roman" w:hAnsi="Vazirmatn" w:cs="Vazirmatn"/>
           <w:kern w:val="0"/>
           <w:sz w:val="18"/>
           <w:szCs w:val="18"/>
@@ -12760,7 +12028,7 @@
         <w:bidi/>
         <w:spacing w:before="100" w:beforeAutospacing="1" w:after="100" w:afterAutospacing="1" w:line="240" w:lineRule="auto"/>
         <w:rPr>
-          <w:rFonts w:ascii="Vazirmatn" w:eastAsia="Times New Roman" w:hAnsi="Vazirmatn" w:cs="Vazirmatn" w:hint="cs"/>
+          <w:rFonts w:ascii="Vazirmatn" w:eastAsia="Times New Roman" w:hAnsi="Vazirmatn" w:cs="Vazirmatn"/>
           <w:kern w:val="0"/>
           <w:sz w:val="18"/>
           <w:szCs w:val="18"/>
@@ -12920,7 +12188,7 @@
         <w:bidi/>
         <w:spacing w:before="100" w:beforeAutospacing="1" w:after="100" w:afterAutospacing="1" w:line="240" w:lineRule="auto"/>
         <w:rPr>
-          <w:rFonts w:ascii="Vazirmatn" w:eastAsia="Times New Roman" w:hAnsi="Vazirmatn" w:cs="Vazirmatn" w:hint="cs"/>
+          <w:rFonts w:ascii="Vazirmatn" w:eastAsia="Times New Roman" w:hAnsi="Vazirmatn" w:cs="Vazirmatn"/>
           <w:kern w:val="0"/>
           <w:sz w:val="18"/>
           <w:szCs w:val="18"/>
@@ -13017,7 +12285,7 @@
         <w:bidi/>
         <w:spacing w:before="100" w:beforeAutospacing="1" w:after="100" w:afterAutospacing="1" w:line="240" w:lineRule="auto"/>
         <w:rPr>
-          <w:rFonts w:ascii="Vazirmatn" w:eastAsia="Times New Roman" w:hAnsi="Vazirmatn" w:cs="Vazirmatn" w:hint="cs"/>
+          <w:rFonts w:ascii="Vazirmatn" w:eastAsia="Times New Roman" w:hAnsi="Vazirmatn" w:cs="Vazirmatn"/>
           <w:kern w:val="0"/>
           <w:sz w:val="18"/>
           <w:szCs w:val="18"/>
@@ -13055,7 +12323,7 @@
         <w:bidi/>
         <w:spacing w:before="100" w:beforeAutospacing="1" w:after="100" w:afterAutospacing="1" w:line="240" w:lineRule="auto"/>
         <w:rPr>
-          <w:rFonts w:ascii="Vazirmatn" w:eastAsia="Times New Roman" w:hAnsi="Vazirmatn" w:cs="Vazirmatn" w:hint="cs"/>
+          <w:rFonts w:ascii="Vazirmatn" w:eastAsia="Times New Roman" w:hAnsi="Vazirmatn" w:cs="Vazirmatn"/>
           <w:kern w:val="0"/>
           <w:sz w:val="18"/>
           <w:szCs w:val="18"/>
@@ -13104,7 +12372,7 @@
         <w:bidi/>
         <w:spacing w:before="100" w:beforeAutospacing="1" w:after="100" w:afterAutospacing="1" w:line="240" w:lineRule="auto"/>
         <w:rPr>
-          <w:rFonts w:ascii="Vazirmatn" w:eastAsia="Times New Roman" w:hAnsi="Vazirmatn" w:cs="Vazirmatn" w:hint="cs"/>
+          <w:rFonts w:ascii="Vazirmatn" w:eastAsia="Times New Roman" w:hAnsi="Vazirmatn" w:cs="Vazirmatn"/>
           <w:kern w:val="0"/>
           <w:sz w:val="18"/>
           <w:szCs w:val="18"/>
@@ -13142,7 +12410,7 @@
         <w:bidi/>
         <w:spacing w:before="100" w:beforeAutospacing="1" w:after="100" w:afterAutospacing="1" w:line="240" w:lineRule="auto"/>
         <w:rPr>
-          <w:rFonts w:ascii="Vazirmatn" w:eastAsia="Times New Roman" w:hAnsi="Vazirmatn" w:cs="Vazirmatn" w:hint="cs"/>
+          <w:rFonts w:ascii="Vazirmatn" w:eastAsia="Times New Roman" w:hAnsi="Vazirmatn" w:cs="Vazirmatn"/>
           <w:kern w:val="0"/>
           <w:sz w:val="18"/>
           <w:szCs w:val="18"/>
@@ -13180,7 +12448,7 @@
         <w:bidi/>
         <w:spacing w:before="100" w:beforeAutospacing="1" w:after="100" w:afterAutospacing="1" w:line="240" w:lineRule="auto"/>
         <w:rPr>
-          <w:rFonts w:ascii="Vazirmatn" w:eastAsia="Times New Roman" w:hAnsi="Vazirmatn" w:cs="Vazirmatn" w:hint="cs"/>
+          <w:rFonts w:ascii="Vazirmatn" w:eastAsia="Times New Roman" w:hAnsi="Vazirmatn" w:cs="Vazirmatn"/>
           <w:kern w:val="0"/>
           <w:sz w:val="18"/>
           <w:szCs w:val="18"/>
@@ -13218,7 +12486,7 @@
         <w:bidi/>
         <w:spacing w:before="100" w:beforeAutospacing="1" w:after="100" w:afterAutospacing="1" w:line="240" w:lineRule="auto"/>
         <w:rPr>
-          <w:rFonts w:ascii="Vazirmatn" w:eastAsia="Times New Roman" w:hAnsi="Vazirmatn" w:cs="Vazirmatn" w:hint="cs"/>
+          <w:rFonts w:ascii="Vazirmatn" w:eastAsia="Times New Roman" w:hAnsi="Vazirmatn" w:cs="Vazirmatn"/>
           <w:kern w:val="0"/>
           <w:sz w:val="18"/>
           <w:szCs w:val="18"/>
@@ -13256,7 +12524,7 @@
         <w:bidi/>
         <w:spacing w:before="100" w:beforeAutospacing="1" w:after="100" w:afterAutospacing="1" w:line="240" w:lineRule="auto"/>
         <w:rPr>
-          <w:rFonts w:ascii="Vazirmatn" w:eastAsia="Times New Roman" w:hAnsi="Vazirmatn" w:cs="Vazirmatn" w:hint="cs"/>
+          <w:rFonts w:ascii="Vazirmatn" w:eastAsia="Times New Roman" w:hAnsi="Vazirmatn" w:cs="Vazirmatn"/>
           <w:kern w:val="0"/>
           <w:sz w:val="18"/>
           <w:szCs w:val="18"/>
@@ -13294,7 +12562,7 @@
         <w:bidi/>
         <w:spacing w:before="100" w:beforeAutospacing="1" w:after="100" w:afterAutospacing="1" w:line="240" w:lineRule="auto"/>
         <w:rPr>
-          <w:rFonts w:ascii="Vazirmatn" w:eastAsia="Times New Roman" w:hAnsi="Vazirmatn" w:cs="Vazirmatn" w:hint="cs"/>
+          <w:rFonts w:ascii="Vazirmatn" w:eastAsia="Times New Roman" w:hAnsi="Vazirmatn" w:cs="Vazirmatn"/>
           <w:kern w:val="0"/>
           <w:sz w:val="18"/>
           <w:szCs w:val="18"/>
@@ -13349,7 +12617,7 @@
         <w:bidi/>
         <w:spacing w:before="100" w:beforeAutospacing="1" w:after="100" w:afterAutospacing="1" w:line="240" w:lineRule="auto"/>
         <w:rPr>
-          <w:rFonts w:ascii="Vazirmatn" w:eastAsia="Times New Roman" w:hAnsi="Vazirmatn" w:cs="Vazirmatn" w:hint="cs"/>
+          <w:rFonts w:ascii="Vazirmatn" w:eastAsia="Times New Roman" w:hAnsi="Vazirmatn" w:cs="Vazirmatn"/>
           <w:kern w:val="0"/>
           <w:sz w:val="18"/>
           <w:szCs w:val="18"/>
@@ -13395,7 +12663,7 @@
           <w:kern w:val="0"/>
         </w:rPr>
         <w:pict w14:anchorId="6F9BA6DD">
-          <v:rect id="_x0000_i1026" alt="" style="width:468pt;height:.05pt;mso-width-percent:0;mso-height-percent:0;mso-width-percent:0;mso-height-percent:0" o:hralign="center" o:hrstd="t" o:hr="t" fillcolor="#a0a0a0" stroked="f"/>
+          <v:rect id="_x0000_i1030" alt="" style="width:468pt;height:.05pt;mso-width-percent:0;mso-height-percent:0;mso-width-percent:0;mso-height-percent:0" o:hralign="center" o:hrstd="t" o:hr="t" fillcolor="#a0a0a0" stroked="f"/>
         </w:pict>
       </w:r>
     </w:p>
@@ -13469,7 +12737,7 @@
         <w:spacing w:before="100" w:beforeAutospacing="1" w:after="100" w:afterAutospacing="1" w:line="240" w:lineRule="auto"/>
         <w:outlineLvl w:val="0"/>
         <w:rPr>
-          <w:rFonts w:ascii="Vazirmatn" w:eastAsia="Times New Roman" w:hAnsi="Vazirmatn" w:cs="Vazirmatn" w:hint="cs"/>
+          <w:rFonts w:ascii="Vazirmatn Light" w:eastAsia="Times New Roman" w:hAnsi="Vazirmatn Light" w:cs="Vazirmatn Light"/>
           <w:b/>
           <w:bCs/>
           <w:kern w:val="36"/>
@@ -13480,7 +12748,7 @@
       </w:pPr>
       <w:r>
         <w:rPr>
-          <w:rFonts w:ascii="Times New Roman" w:eastAsia="Times New Roman" w:hAnsi="Times New Roman" w:cs="Times New Roman"/>
+          <w:rFonts w:ascii="Vazirmatn Light" w:eastAsia="Times New Roman" w:hAnsi="Vazirmatn Light" w:cs="Vazirmatn Light"/>
           <w:b/>
           <w:bCs/>
           <w:kern w:val="36"/>
@@ -13495,7 +12763,7 @@
       </w:r>
       <w:r>
         <w:rPr>
-          <w:rFonts w:ascii="Times New Roman" w:eastAsia="Times New Roman" w:hAnsi="Times New Roman" w:cs="Times New Roman"/>
+          <w:rFonts w:ascii="Vazirmatn Light" w:eastAsia="Times New Roman" w:hAnsi="Vazirmatn Light" w:cs="Vazirmatn Light"/>
           <w:b/>
           <w:bCs/>
           <w:kern w:val="36"/>
@@ -13507,7 +12775,7 @@
       </w:r>
       <w:r>
         <w:rPr>
-          <w:rFonts w:ascii="Times New Roman" w:eastAsia="Times New Roman" w:hAnsi="Times New Roman" w:cs="Times New Roman"/>
+          <w:rFonts w:ascii="Vazirmatn Light" w:eastAsia="Times New Roman" w:hAnsi="Vazirmatn Light" w:cs="Vazirmatn Light"/>
           <w:b/>
           <w:bCs/>
           <w:kern w:val="36"/>
@@ -13524,7 +12792,7 @@
         <w:bidi/>
         <w:spacing w:before="100" w:beforeAutospacing="1" w:after="100" w:afterAutospacing="1" w:line="240" w:lineRule="auto"/>
         <w:rPr>
-          <w:rFonts w:ascii="Vazirmatn" w:eastAsia="Times New Roman" w:hAnsi="Vazirmatn" w:cs="Vazirmatn" w:hint="cs"/>
+          <w:rFonts w:ascii="Vazirmatn" w:eastAsia="Times New Roman" w:hAnsi="Vazirmatn" w:cs="Vazirmatn"/>
           <w:kern w:val="0"/>
           <w:sz w:val="21"/>
           <w:szCs w:val="21"/>
@@ -13599,9 +12867,12 @@
       <w:r>
         <w:rPr>
           <w:rFonts w:ascii="Vazirmatn" w:eastAsia="Times New Roman" w:hAnsi="Vazirmatn" w:cs="Vazirmatn" w:hint="cs"/>
+          <w:b/>
+          <w:bCs/>
           <w:kern w:val="0"/>
           <w:sz w:val="21"/>
           <w:szCs w:val="21"/>
+          <w:rtl/>
           <w14:ligatures w14:val="none"/>
         </w:rPr>
         <w:t xml:space="preserve"> </w:t>
@@ -13612,10 +12883,9 @@
           <w:kern w:val="0"/>
           <w:sz w:val="21"/>
           <w:szCs w:val="21"/>
-          <w:rtl/>
-          <w14:ligatures w14:val="none"/>
-        </w:rPr>
-        <w:t>است</w:t>
+          <w14:ligatures w14:val="none"/>
+        </w:rPr>
+        <w:t xml:space="preserve"> </w:t>
       </w:r>
       <w:r>
         <w:rPr>
@@ -13623,15 +12893,12 @@
           <w:kern w:val="0"/>
           <w:sz w:val="21"/>
           <w:szCs w:val="21"/>
-          <w14:ligatures w14:val="none"/>
-        </w:rPr>
-        <w:t>.</w:t>
-      </w:r>
-    </w:p>
-    <w:p>
-      <w:pPr>
-        <w:bidi/>
-        <w:spacing w:before="100" w:beforeAutospacing="1" w:after="100" w:afterAutospacing="1" w:line="240" w:lineRule="auto"/>
+          <w:rtl/>
+          <w14:ligatures w14:val="none"/>
+        </w:rPr>
+        <w:t>است</w:t>
+      </w:r>
+      <w:r>
         <w:rPr>
           <w:rFonts w:ascii="Vazirmatn" w:eastAsia="Times New Roman" w:hAnsi="Vazirmatn" w:cs="Vazirmatn" w:hint="cs"/>
           <w:kern w:val="0"/>
@@ -13639,27 +12906,31 @@
           <w:szCs w:val="21"/>
           <w14:ligatures w14:val="none"/>
         </w:rPr>
-      </w:pPr>
-      <w:r>
-        <w:rPr>
-          <w:rFonts w:ascii="Vazirmatn" w:eastAsia="Times New Roman" w:hAnsi="Vazirmatn" w:cs="Vazirmatn" w:hint="cs"/>
+        <w:t>.</w:t>
+      </w:r>
+    </w:p>
+    <w:p>
+      <w:pPr>
+        <w:bidi/>
+        <w:spacing w:before="100" w:beforeAutospacing="1" w:after="100" w:afterAutospacing="1" w:line="240" w:lineRule="auto"/>
+        <w:rPr>
+          <w:rFonts w:ascii="Vazirmatn" w:eastAsia="Times New Roman" w:hAnsi="Vazirmatn" w:cs="Vazirmatn"/>
           <w:kern w:val="0"/>
           <w:sz w:val="21"/>
           <w:szCs w:val="21"/>
-          <w:rtl/>
-          <w14:ligatures w14:val="none"/>
-        </w:rPr>
-        <w:t>در مدل سنتی ممکن است یک کاربر نقش</w:t>
-      </w:r>
+          <w14:ligatures w14:val="none"/>
+        </w:rPr>
+      </w:pPr>
       <w:r>
         <w:rPr>
           <w:rFonts w:ascii="Vazirmatn" w:eastAsia="Times New Roman" w:hAnsi="Vazirmatn" w:cs="Vazirmatn" w:hint="cs"/>
           <w:kern w:val="0"/>
           <w:sz w:val="21"/>
           <w:szCs w:val="21"/>
-          <w14:ligatures w14:val="none"/>
-        </w:rPr>
-        <w:t xml:space="preserve"> Engineer </w:t>
+          <w:rtl/>
+          <w14:ligatures w14:val="none"/>
+        </w:rPr>
+        <w:t>در مدل سنتی ممکن است یک کاربر نقش</w:t>
       </w:r>
       <w:r>
         <w:rPr>
@@ -13667,10 +12938,9 @@
           <w:kern w:val="0"/>
           <w:sz w:val="21"/>
           <w:szCs w:val="21"/>
-          <w:rtl/>
-          <w14:ligatures w14:val="none"/>
-        </w:rPr>
-        <w:t>داشته باشد و در نتیجه مجموعه بزرگی از مجوزها را برای مدت طولانی حفظ کند</w:t>
+          <w14:ligatures w14:val="none"/>
+        </w:rPr>
+        <w:t xml:space="preserve"> Engineer </w:t>
       </w:r>
       <w:r>
         <w:rPr>
@@ -13678,6 +12948,17 @@
           <w:kern w:val="0"/>
           <w:sz w:val="21"/>
           <w:szCs w:val="21"/>
+          <w:rtl/>
+          <w14:ligatures w14:val="none"/>
+        </w:rPr>
+        <w:t>داشته باشد و در نتیجه مجموعه بزرگی از مجوزها را برای مدت طولانی حفظ کند</w:t>
+      </w:r>
+      <w:r>
+        <w:rPr>
+          <w:rFonts w:ascii="Vazirmatn" w:eastAsia="Times New Roman" w:hAnsi="Vazirmatn" w:cs="Vazirmatn" w:hint="cs"/>
+          <w:kern w:val="0"/>
+          <w:sz w:val="21"/>
+          <w:szCs w:val="21"/>
           <w14:ligatures w14:val="none"/>
         </w:rPr>
         <w:t>.</w:t>
@@ -13688,7 +12969,7 @@
         <w:bidi/>
         <w:spacing w:before="100" w:beforeAutospacing="1" w:after="100" w:afterAutospacing="1" w:line="240" w:lineRule="auto"/>
         <w:rPr>
-          <w:rFonts w:ascii="Vazirmatn" w:eastAsia="Times New Roman" w:hAnsi="Vazirmatn" w:cs="Vazirmatn" w:hint="cs"/>
+          <w:rFonts w:ascii="Vazirmatn" w:eastAsia="Times New Roman" w:hAnsi="Vazirmatn" w:cs="Vazirmatn"/>
           <w:kern w:val="0"/>
           <w:sz w:val="21"/>
           <w:szCs w:val="21"/>
@@ -13761,7 +13042,7 @@
         <w:bidi/>
         <w:spacing w:after="0" w:line="240" w:lineRule="auto"/>
         <w:rPr>
-          <w:rFonts w:ascii="Vazirmatn" w:eastAsia="Times New Roman" w:hAnsi="Vazirmatn" w:cs="Vazirmatn" w:hint="cs"/>
+          <w:rFonts w:ascii="Vazirmatn" w:eastAsia="Times New Roman" w:hAnsi="Vazirmatn" w:cs="Vazirmatn"/>
           <w:kern w:val="0"/>
           <w:sz w:val="16"/>
           <w:szCs w:val="16"/>
@@ -13802,7 +13083,7 @@
         <w:bidi/>
         <w:spacing w:after="0" w:line="240" w:lineRule="auto"/>
         <w:rPr>
-          <w:rFonts w:ascii="Vazirmatn" w:eastAsia="Times New Roman" w:hAnsi="Vazirmatn" w:cs="Vazirmatn" w:hint="cs"/>
+          <w:rFonts w:ascii="Vazirmatn" w:eastAsia="Times New Roman" w:hAnsi="Vazirmatn" w:cs="Vazirmatn"/>
           <w:kern w:val="0"/>
           <w:sz w:val="16"/>
           <w:szCs w:val="16"/>
@@ -13843,7 +13124,7 @@
         <w:bidi/>
         <w:spacing w:after="0" w:line="240" w:lineRule="auto"/>
         <w:rPr>
-          <w:rFonts w:ascii="Vazirmatn" w:eastAsia="Times New Roman" w:hAnsi="Vazirmatn" w:cs="Vazirmatn" w:hint="cs"/>
+          <w:rFonts w:ascii="Vazirmatn" w:eastAsia="Times New Roman" w:hAnsi="Vazirmatn" w:cs="Vazirmatn"/>
           <w:kern w:val="0"/>
           <w:sz w:val="16"/>
           <w:szCs w:val="16"/>
@@ -13884,7 +13165,7 @@
         <w:bidi/>
         <w:spacing w:after="0" w:line="240" w:lineRule="auto"/>
         <w:rPr>
-          <w:rFonts w:ascii="Vazirmatn" w:eastAsia="Times New Roman" w:hAnsi="Vazirmatn" w:cs="Vazirmatn" w:hint="cs"/>
+          <w:rFonts w:ascii="Vazirmatn" w:eastAsia="Times New Roman" w:hAnsi="Vazirmatn" w:cs="Vazirmatn"/>
           <w:kern w:val="0"/>
           <w:sz w:val="16"/>
           <w:szCs w:val="16"/>
@@ -13925,7 +13206,7 @@
         <w:bidi/>
         <w:spacing w:after="0" w:line="240" w:lineRule="auto"/>
         <w:rPr>
-          <w:rFonts w:ascii="Vazirmatn" w:eastAsia="Times New Roman" w:hAnsi="Vazirmatn" w:cs="Vazirmatn" w:hint="cs"/>
+          <w:rFonts w:ascii="Vazirmatn" w:eastAsia="Times New Roman" w:hAnsi="Vazirmatn" w:cs="Vazirmatn"/>
           <w:kern w:val="0"/>
           <w:sz w:val="16"/>
           <w:szCs w:val="16"/>
@@ -13966,7 +13247,7 @@
         <w:bidi/>
         <w:spacing w:after="0" w:line="240" w:lineRule="auto"/>
         <w:rPr>
-          <w:rFonts w:ascii="Vazirmatn" w:eastAsia="Times New Roman" w:hAnsi="Vazirmatn" w:cs="Vazirmatn" w:hint="cs"/>
+          <w:rFonts w:ascii="Vazirmatn" w:eastAsia="Times New Roman" w:hAnsi="Vazirmatn" w:cs="Vazirmatn"/>
           <w:kern w:val="0"/>
           <w:sz w:val="16"/>
           <w:szCs w:val="16"/>
@@ -14007,7 +13288,7 @@
         <w:bidi/>
         <w:spacing w:after="0" w:line="240" w:lineRule="auto"/>
         <w:rPr>
-          <w:rFonts w:ascii="Vazirmatn" w:eastAsia="Times New Roman" w:hAnsi="Vazirmatn" w:cs="Vazirmatn" w:hint="cs"/>
+          <w:rFonts w:ascii="Vazirmatn" w:eastAsia="Times New Roman" w:hAnsi="Vazirmatn" w:cs="Vazirmatn"/>
           <w:kern w:val="0"/>
           <w:sz w:val="16"/>
           <w:szCs w:val="16"/>
@@ -14048,7 +13329,7 @@
         <w:bidi/>
         <w:spacing w:after="0" w:line="240" w:lineRule="auto"/>
         <w:rPr>
-          <w:rFonts w:ascii="Vazirmatn" w:eastAsia="Times New Roman" w:hAnsi="Vazirmatn" w:cs="Vazirmatn" w:hint="cs"/>
+          <w:rFonts w:ascii="Vazirmatn" w:eastAsia="Times New Roman" w:hAnsi="Vazirmatn" w:cs="Vazirmatn"/>
           <w:kern w:val="0"/>
           <w:sz w:val="16"/>
           <w:szCs w:val="16"/>
@@ -14089,7 +13370,7 @@
         <w:bidi/>
         <w:spacing w:after="0" w:line="240" w:lineRule="auto"/>
         <w:rPr>
-          <w:rFonts w:ascii="Vazirmatn" w:eastAsia="Times New Roman" w:hAnsi="Vazirmatn" w:cs="Vazirmatn" w:hint="cs"/>
+          <w:rFonts w:ascii="Vazirmatn" w:eastAsia="Times New Roman" w:hAnsi="Vazirmatn" w:cs="Vazirmatn"/>
           <w:kern w:val="0"/>
           <w:sz w:val="16"/>
           <w:szCs w:val="16"/>
@@ -14130,7 +13411,7 @@
         <w:bidi/>
         <w:spacing w:after="0" w:line="240" w:lineRule="auto"/>
         <w:rPr>
-          <w:rFonts w:ascii="Vazirmatn" w:eastAsia="Times New Roman" w:hAnsi="Vazirmatn" w:cs="Vazirmatn" w:hint="cs"/>
+          <w:rFonts w:ascii="Vazirmatn" w:eastAsia="Times New Roman" w:hAnsi="Vazirmatn" w:cs="Vazirmatn"/>
           <w:kern w:val="0"/>
           <w:sz w:val="16"/>
           <w:szCs w:val="16"/>
@@ -14171,7 +13452,7 @@
         <w:bidi/>
         <w:spacing w:after="0" w:line="240" w:lineRule="auto"/>
         <w:rPr>
-          <w:rFonts w:ascii="Vazirmatn" w:eastAsia="Times New Roman" w:hAnsi="Vazirmatn" w:cs="Vazirmatn" w:hint="cs"/>
+          <w:rFonts w:ascii="Vazirmatn" w:eastAsia="Times New Roman" w:hAnsi="Vazirmatn" w:cs="Vazirmatn"/>
           <w:kern w:val="0"/>
           <w:sz w:val="16"/>
           <w:szCs w:val="16"/>
@@ -14194,7 +13475,7 @@
         <w:bidi/>
         <w:spacing w:before="100" w:beforeAutospacing="1" w:after="100" w:afterAutospacing="1" w:line="240" w:lineRule="auto"/>
         <w:rPr>
-          <w:rFonts w:ascii="Vazirmatn" w:eastAsia="Times New Roman" w:hAnsi="Vazirmatn" w:cs="Vazirmatn" w:hint="cs"/>
+          <w:rFonts w:ascii="Vazirmatn" w:eastAsia="Times New Roman" w:hAnsi="Vazirmatn" w:cs="Vazirmatn"/>
           <w:kern w:val="0"/>
           <w:sz w:val="21"/>
           <w:szCs w:val="21"/>
@@ -14249,7 +13530,7 @@
         <w:bidi/>
         <w:spacing w:before="100" w:beforeAutospacing="1" w:after="100" w:afterAutospacing="1" w:line="240" w:lineRule="auto"/>
         <w:rPr>
-          <w:rFonts w:ascii="Vazirmatn" w:eastAsia="Times New Roman" w:hAnsi="Vazirmatn" w:cs="Vazirmatn" w:hint="cs"/>
+          <w:rFonts w:ascii="Vazirmatn" w:eastAsia="Times New Roman" w:hAnsi="Vazirmatn" w:cs="Vazirmatn"/>
           <w:kern w:val="0"/>
           <w:sz w:val="21"/>
           <w:szCs w:val="21"/>
@@ -14287,7 +13568,7 @@
         <w:bidi/>
         <w:spacing w:before="100" w:beforeAutospacing="1" w:after="100" w:afterAutospacing="1" w:line="240" w:lineRule="auto"/>
         <w:rPr>
-          <w:rFonts w:ascii="Vazirmatn" w:eastAsia="Times New Roman" w:hAnsi="Vazirmatn" w:cs="Vazirmatn" w:hint="cs"/>
+          <w:rFonts w:ascii="Vazirmatn" w:eastAsia="Times New Roman" w:hAnsi="Vazirmatn" w:cs="Vazirmatn"/>
           <w:kern w:val="0"/>
           <w:sz w:val="21"/>
           <w:szCs w:val="21"/>
@@ -14315,7 +13596,7 @@
         <w:bidi/>
         <w:spacing w:before="100" w:beforeAutospacing="1" w:after="100" w:afterAutospacing="1" w:line="240" w:lineRule="auto"/>
         <w:rPr>
-          <w:rFonts w:ascii="Vazirmatn" w:eastAsia="Times New Roman" w:hAnsi="Vazirmatn" w:cs="Vazirmatn" w:hint="cs"/>
+          <w:rFonts w:ascii="Vazirmatn" w:eastAsia="Times New Roman" w:hAnsi="Vazirmatn" w:cs="Vazirmatn"/>
           <w:kern w:val="0"/>
           <w:sz w:val="21"/>
           <w:szCs w:val="21"/>
@@ -14343,7 +13624,7 @@
         <w:bidi/>
         <w:spacing w:before="100" w:beforeAutospacing="1" w:after="100" w:afterAutospacing="1" w:line="240" w:lineRule="auto"/>
         <w:rPr>
-          <w:rFonts w:ascii="Vazirmatn" w:eastAsia="Times New Roman" w:hAnsi="Vazirmatn" w:cs="Vazirmatn" w:hint="cs"/>
+          <w:rFonts w:ascii="Vazirmatn" w:eastAsia="Times New Roman" w:hAnsi="Vazirmatn" w:cs="Vazirmatn"/>
           <w:kern w:val="0"/>
           <w:sz w:val="21"/>
           <w:szCs w:val="21"/>
@@ -14371,7 +13652,7 @@
         <w:bidi/>
         <w:spacing w:before="100" w:beforeAutospacing="1" w:after="100" w:afterAutospacing="1" w:line="240" w:lineRule="auto"/>
         <w:rPr>
-          <w:rFonts w:ascii="Vazirmatn" w:eastAsia="Times New Roman" w:hAnsi="Vazirmatn" w:cs="Vazirmatn" w:hint="cs"/>
+          <w:rFonts w:ascii="Vazirmatn" w:eastAsia="Times New Roman" w:hAnsi="Vazirmatn" w:cs="Vazirmatn"/>
           <w:kern w:val="0"/>
           <w:sz w:val="21"/>
           <w:szCs w:val="21"/>
@@ -14399,7 +13680,7 @@
         <w:bidi/>
         <w:spacing w:before="100" w:beforeAutospacing="1" w:after="100" w:afterAutospacing="1" w:line="240" w:lineRule="auto"/>
         <w:rPr>
-          <w:rFonts w:ascii="Vazirmatn" w:eastAsia="Times New Roman" w:hAnsi="Vazirmatn" w:cs="Vazirmatn" w:hint="cs"/>
+          <w:rFonts w:ascii="Vazirmatn" w:eastAsia="Times New Roman" w:hAnsi="Vazirmatn" w:cs="Vazirmatn"/>
           <w:kern w:val="0"/>
           <w:sz w:val="21"/>
           <w:szCs w:val="21"/>
@@ -14437,7 +13718,7 @@
         <w:bidi/>
         <w:spacing w:before="100" w:beforeAutospacing="1" w:after="100" w:afterAutospacing="1" w:line="240" w:lineRule="auto"/>
         <w:rPr>
-          <w:rFonts w:ascii="Vazirmatn" w:eastAsia="Times New Roman" w:hAnsi="Vazirmatn" w:cs="Vazirmatn" w:hint="cs"/>
+          <w:rFonts w:ascii="Vazirmatn" w:eastAsia="Times New Roman" w:hAnsi="Vazirmatn" w:cs="Vazirmatn"/>
           <w:kern w:val="0"/>
           <w:sz w:val="21"/>
           <w:szCs w:val="21"/>
@@ -14461,7 +13742,7 @@
         <w:bidi/>
         <w:spacing w:before="100" w:beforeAutospacing="1" w:after="100" w:afterAutospacing="1" w:line="240" w:lineRule="auto"/>
         <w:rPr>
-          <w:rFonts w:ascii="Vazirmatn" w:eastAsia="Times New Roman" w:hAnsi="Vazirmatn" w:cs="Vazirmatn" w:hint="cs"/>
+          <w:rFonts w:ascii="Vazirmatn" w:eastAsia="Times New Roman" w:hAnsi="Vazirmatn" w:cs="Vazirmatn"/>
           <w:kern w:val="0"/>
           <w:sz w:val="21"/>
           <w:szCs w:val="21"/>
@@ -14495,7 +13776,7 @@
         <w:bidi/>
         <w:spacing w:before="100" w:beforeAutospacing="1" w:after="100" w:afterAutospacing="1" w:line="240" w:lineRule="auto"/>
         <w:rPr>
-          <w:rFonts w:ascii="Vazirmatn" w:eastAsia="Times New Roman" w:hAnsi="Vazirmatn" w:cs="Vazirmatn" w:hint="cs"/>
+          <w:rFonts w:ascii="Vazirmatn" w:eastAsia="Times New Roman" w:hAnsi="Vazirmatn" w:cs="Vazirmatn"/>
           <w:kern w:val="0"/>
           <w:sz w:val="21"/>
           <w:szCs w:val="21"/>
@@ -14618,7 +13899,7 @@
         <w:spacing w:before="100" w:beforeAutospacing="1" w:after="100" w:afterAutospacing="1" w:line="240" w:lineRule="auto"/>
         <w:outlineLvl w:val="0"/>
         <w:rPr>
-          <w:rFonts w:ascii="Vazirmatn" w:eastAsia="Times New Roman" w:hAnsi="Vazirmatn" w:cs="Vazirmatn" w:hint="cs"/>
+          <w:rFonts w:ascii="Vazirmatn" w:eastAsia="Times New Roman" w:hAnsi="Vazirmatn" w:cs="Vazirmatn"/>
           <w:b/>
           <w:bCs/>
           <w:kern w:val="36"/>
@@ -14627,6 +13908,7 @@
           <w14:ligatures w14:val="none"/>
         </w:rPr>
       </w:pPr>
+      <w:commentRangeStart w:id="3"/>
       <w:r>
         <w:rPr>
           <w:rFonts w:ascii="Vazirmatn" w:eastAsia="Times New Roman" w:hAnsi="Vazirmatn" w:cs="Vazirmatn" w:hint="cs"/>
@@ -14639,7 +13921,6 @@
           <w:lang w:bidi="fa-IR"/>
           <w14:ligatures w14:val="none"/>
         </w:rPr>
-        <w:lastRenderedPageBreak/>
         <w:t>۴-۱۴</w:t>
       </w:r>
       <w:r>
@@ -14667,13 +13948,27 @@
         </w:rPr>
         <w:t>چندلایه</w:t>
       </w:r>
-    </w:p>
-    <w:p>
-      <w:pPr>
-        <w:bidi/>
-        <w:spacing w:before="100" w:beforeAutospacing="1" w:after="100" w:afterAutospacing="1" w:line="240" w:lineRule="auto"/>
-        <w:rPr>
-          <w:rFonts w:ascii="Vazirmatn" w:eastAsia="Times New Roman" w:hAnsi="Vazirmatn" w:cs="Vazirmatn" w:hint="cs"/>
+      <w:commentRangeEnd w:id="3"/>
+      <w:r>
+        <w:rPr>
+          <w:rStyle w:val="CommentReference"/>
+          <w:rFonts w:ascii="Vazirmatn" w:eastAsia="Times New Roman" w:hAnsi="Vazirmatn" w:cs="Vazirmatn"/>
+          <w:b/>
+          <w:bCs/>
+          <w:kern w:val="36"/>
+          <w:sz w:val="44"/>
+          <w:szCs w:val="44"/>
+          <w14:ligatures w14:val="none"/>
+        </w:rPr>
+        <w:commentReference w:id="3"/>
+      </w:r>
+    </w:p>
+    <w:p>
+      <w:pPr>
+        <w:bidi/>
+        <w:spacing w:before="100" w:beforeAutospacing="1" w:after="100" w:afterAutospacing="1" w:line="240" w:lineRule="auto"/>
+        <w:rPr>
+          <w:rFonts w:ascii="Vazirmatn" w:eastAsia="Times New Roman" w:hAnsi="Vazirmatn" w:cs="Vazirmatn"/>
           <w:kern w:val="0"/>
           <w:sz w:val="22"/>
           <w:szCs w:val="22"/>
@@ -14749,7 +14044,7 @@
         <w:bidi/>
         <w:spacing w:before="100" w:beforeAutospacing="1" w:after="100" w:afterAutospacing="1" w:line="240" w:lineRule="auto"/>
         <w:rPr>
-          <w:rFonts w:ascii="Vazirmatn" w:eastAsia="Times New Roman" w:hAnsi="Vazirmatn" w:cs="Vazirmatn" w:hint="cs"/>
+          <w:rFonts w:ascii="Vazirmatn" w:eastAsia="Times New Roman" w:hAnsi="Vazirmatn" w:cs="Vazirmatn"/>
           <w:kern w:val="0"/>
           <w:sz w:val="22"/>
           <w:szCs w:val="22"/>
@@ -14803,7 +14098,7 @@
       <w:pPr>
         <w:spacing w:before="100" w:beforeAutospacing="1" w:after="100" w:afterAutospacing="1" w:line="240" w:lineRule="auto"/>
         <w:rPr>
-          <w:rFonts w:ascii="Vazirmatn" w:eastAsia="Times New Roman" w:hAnsi="Vazirmatn" w:cs="Vazirmatn" w:hint="cs"/>
+          <w:rFonts w:ascii="Vazirmatn" w:eastAsia="Times New Roman" w:hAnsi="Vazirmatn" w:cs="Vazirmatn"/>
           <w:kern w:val="0"/>
           <w:sz w:val="22"/>
           <w:szCs w:val="22"/>
@@ -14892,7 +14187,7 @@
         <w:bidi/>
         <w:spacing w:before="100" w:beforeAutospacing="1" w:after="100" w:afterAutospacing="1" w:line="240" w:lineRule="auto"/>
         <w:rPr>
-          <w:rFonts w:ascii="Vazirmatn" w:eastAsia="Times New Roman" w:hAnsi="Vazirmatn" w:cs="Vazirmatn" w:hint="cs"/>
+          <w:rFonts w:ascii="Vazirmatn" w:eastAsia="Times New Roman" w:hAnsi="Vazirmatn" w:cs="Vazirmatn"/>
           <w:kern w:val="0"/>
           <w:sz w:val="22"/>
           <w:szCs w:val="22"/>
@@ -14929,7 +14224,7 @@
         </w:numPr>
         <w:spacing w:before="100" w:beforeAutospacing="1" w:after="100" w:afterAutospacing="1" w:line="240" w:lineRule="auto"/>
         <w:rPr>
-          <w:rFonts w:ascii="Vazirmatn" w:eastAsia="Times New Roman" w:hAnsi="Vazirmatn" w:cs="Vazirmatn" w:hint="cs"/>
+          <w:rFonts w:ascii="Vazirmatn" w:eastAsia="Times New Roman" w:hAnsi="Vazirmatn" w:cs="Vazirmatn"/>
           <w:kern w:val="0"/>
           <w:sz w:val="22"/>
           <w:szCs w:val="22"/>
@@ -14966,7 +14261,7 @@
         </w:numPr>
         <w:spacing w:before="100" w:beforeAutospacing="1" w:after="100" w:afterAutospacing="1" w:line="240" w:lineRule="auto"/>
         <w:rPr>
-          <w:rFonts w:ascii="Vazirmatn" w:eastAsia="Times New Roman" w:hAnsi="Vazirmatn" w:cs="Vazirmatn" w:hint="cs"/>
+          <w:rFonts w:ascii="Vazirmatn" w:eastAsia="Times New Roman" w:hAnsi="Vazirmatn" w:cs="Vazirmatn"/>
           <w:kern w:val="0"/>
           <w:sz w:val="22"/>
           <w:szCs w:val="22"/>
@@ -15003,7 +14298,7 @@
         </w:numPr>
         <w:spacing w:before="100" w:beforeAutospacing="1" w:after="100" w:afterAutospacing="1" w:line="240" w:lineRule="auto"/>
         <w:rPr>
-          <w:rFonts w:ascii="Vazirmatn" w:eastAsia="Times New Roman" w:hAnsi="Vazirmatn" w:cs="Vazirmatn" w:hint="cs"/>
+          <w:rFonts w:ascii="Vazirmatn" w:eastAsia="Times New Roman" w:hAnsi="Vazirmatn" w:cs="Vazirmatn"/>
           <w:kern w:val="0"/>
           <w:sz w:val="22"/>
           <w:szCs w:val="22"/>
@@ -15040,7 +14335,7 @@
         </w:numPr>
         <w:spacing w:before="100" w:beforeAutospacing="1" w:after="100" w:afterAutospacing="1" w:line="240" w:lineRule="auto"/>
         <w:rPr>
-          <w:rFonts w:ascii="Vazirmatn" w:eastAsia="Times New Roman" w:hAnsi="Vazirmatn" w:cs="Vazirmatn" w:hint="cs"/>
+          <w:rFonts w:ascii="Vazirmatn" w:eastAsia="Times New Roman" w:hAnsi="Vazirmatn" w:cs="Vazirmatn"/>
           <w:kern w:val="0"/>
           <w:sz w:val="22"/>
           <w:szCs w:val="22"/>
@@ -15077,7 +14372,7 @@
         </w:numPr>
         <w:spacing w:before="100" w:beforeAutospacing="1" w:after="100" w:afterAutospacing="1" w:line="240" w:lineRule="auto"/>
         <w:rPr>
-          <w:rFonts w:ascii="Vazirmatn" w:eastAsia="Times New Roman" w:hAnsi="Vazirmatn" w:cs="Vazirmatn" w:hint="cs"/>
+          <w:rFonts w:ascii="Vazirmatn" w:eastAsia="Times New Roman" w:hAnsi="Vazirmatn" w:cs="Vazirmatn"/>
           <w:kern w:val="0"/>
           <w:sz w:val="22"/>
           <w:szCs w:val="22"/>
@@ -15114,7 +14409,7 @@
         </w:numPr>
         <w:spacing w:before="100" w:beforeAutospacing="1" w:after="100" w:afterAutospacing="1" w:line="240" w:lineRule="auto"/>
         <w:rPr>
-          <w:rFonts w:ascii="Vazirmatn" w:eastAsia="Times New Roman" w:hAnsi="Vazirmatn" w:cs="Vazirmatn" w:hint="cs"/>
+          <w:rFonts w:ascii="Vazirmatn" w:eastAsia="Times New Roman" w:hAnsi="Vazirmatn" w:cs="Vazirmatn"/>
           <w:kern w:val="0"/>
           <w:sz w:val="22"/>
           <w:szCs w:val="22"/>
@@ -15158,7 +14453,7 @@
         <w:bidi/>
         <w:spacing w:before="100" w:beforeAutospacing="1" w:after="100" w:afterAutospacing="1" w:line="240" w:lineRule="auto"/>
         <w:rPr>
-          <w:rFonts w:ascii="Vazirmatn" w:eastAsia="Times New Roman" w:hAnsi="Vazirmatn" w:cs="Vazirmatn" w:hint="cs"/>
+          <w:rFonts w:ascii="Vazirmatn" w:eastAsia="Times New Roman" w:hAnsi="Vazirmatn" w:cs="Vazirmatn"/>
           <w:kern w:val="0"/>
           <w:sz w:val="22"/>
           <w:szCs w:val="22"/>
@@ -15192,7 +14487,7 @@
         <w:bidi/>
         <w:spacing w:before="100" w:beforeAutospacing="1" w:after="100" w:afterAutospacing="1" w:line="240" w:lineRule="auto"/>
         <w:rPr>
-          <w:rFonts w:ascii="Vazirmatn" w:eastAsia="Times New Roman" w:hAnsi="Vazirmatn" w:cs="Vazirmatn" w:hint="cs"/>
+          <w:rFonts w:ascii="Vazirmatn" w:eastAsia="Times New Roman" w:hAnsi="Vazirmatn" w:cs="Vazirmatn"/>
           <w:kern w:val="0"/>
           <w:sz w:val="22"/>
           <w:szCs w:val="22"/>
@@ -15243,7 +14538,7 @@
         </w:tabs>
         <w:spacing w:after="0" w:line="240" w:lineRule="auto"/>
         <w:rPr>
-          <w:rFonts w:ascii="Vazirmatn" w:eastAsia="Times New Roman" w:hAnsi="Vazirmatn" w:cs="Vazirmatn" w:hint="cs"/>
+          <w:rFonts w:ascii="Vazirmatn" w:eastAsia="Times New Roman" w:hAnsi="Vazirmatn" w:cs="Vazirmatn"/>
           <w:kern w:val="0"/>
           <w:sz w:val="18"/>
           <w:szCs w:val="18"/>
@@ -15283,7 +14578,7 @@
         </w:tabs>
         <w:spacing w:after="0" w:line="240" w:lineRule="auto"/>
         <w:rPr>
-          <w:rFonts w:ascii="Vazirmatn" w:eastAsia="Times New Roman" w:hAnsi="Vazirmatn" w:cs="Vazirmatn" w:hint="cs"/>
+          <w:rFonts w:ascii="Vazirmatn" w:eastAsia="Times New Roman" w:hAnsi="Vazirmatn" w:cs="Vazirmatn"/>
           <w:kern w:val="0"/>
           <w:sz w:val="18"/>
           <w:szCs w:val="18"/>
@@ -15323,7 +14618,7 @@
         </w:tabs>
         <w:spacing w:after="0" w:line="240" w:lineRule="auto"/>
         <w:rPr>
-          <w:rFonts w:ascii="Vazirmatn" w:eastAsia="Times New Roman" w:hAnsi="Vazirmatn" w:cs="Vazirmatn" w:hint="cs"/>
+          <w:rFonts w:ascii="Vazirmatn" w:eastAsia="Times New Roman" w:hAnsi="Vazirmatn" w:cs="Vazirmatn"/>
           <w:kern w:val="0"/>
           <w:sz w:val="18"/>
           <w:szCs w:val="18"/>
@@ -15363,7 +14658,7 @@
         </w:tabs>
         <w:spacing w:after="0" w:line="240" w:lineRule="auto"/>
         <w:rPr>
-          <w:rFonts w:ascii="Vazirmatn" w:eastAsia="Times New Roman" w:hAnsi="Vazirmatn" w:cs="Vazirmatn" w:hint="cs"/>
+          <w:rFonts w:ascii="Vazirmatn" w:eastAsia="Times New Roman" w:hAnsi="Vazirmatn" w:cs="Vazirmatn"/>
           <w:kern w:val="0"/>
           <w:sz w:val="18"/>
           <w:szCs w:val="18"/>
@@ -15386,23 +14681,94 @@
         <w:bidi/>
         <w:spacing w:before="100" w:beforeAutospacing="1" w:after="100" w:afterAutospacing="1" w:line="240" w:lineRule="auto"/>
         <w:rPr>
-          <w:rFonts w:ascii="Vazirmatn" w:eastAsia="Times New Roman" w:hAnsi="Vazirmatn" w:cs="Vazirmatn" w:hint="cs"/>
-          <w:kern w:val="0"/>
-          <w:sz w:val="22"/>
-          <w:szCs w:val="22"/>
-          <w14:ligatures w14:val="none"/>
-        </w:rPr>
-      </w:pPr>
-      <w:r>
-        <w:rPr>
-          <w:rFonts w:ascii="Vazirmatn" w:eastAsia="Times New Roman" w:hAnsi="Vazirmatn" w:cs="Vazirmatn" w:hint="cs"/>
-          <w:kern w:val="0"/>
-          <w:sz w:val="22"/>
-          <w:szCs w:val="22"/>
-          <w:rtl/>
-          <w14:ligatures w14:val="none"/>
-        </w:rPr>
-        <w:t>در این حالت، مشکل از هویت نیست؛ بلکه رفتار دستگاه مشکوک شده است</w:t>
+          <w:rFonts w:ascii="Vazirmatn" w:eastAsia="Times New Roman" w:hAnsi="Vazirmatn" w:cs="Vazirmatn"/>
+          <w:kern w:val="0"/>
+          <w:sz w:val="22"/>
+          <w:szCs w:val="22"/>
+          <w14:ligatures w14:val="none"/>
+        </w:rPr>
+      </w:pPr>
+      <w:r>
+        <w:rPr>
+          <w:rFonts w:ascii="Vazirmatn" w:eastAsia="Times New Roman" w:hAnsi="Vazirmatn" w:cs="Vazirmatn" w:hint="cs"/>
+          <w:kern w:val="0"/>
+          <w:sz w:val="22"/>
+          <w:szCs w:val="22"/>
+          <w:rtl/>
+          <w14:ligatures w14:val="none"/>
+        </w:rPr>
+        <w:t xml:space="preserve">در این حالت، مشکل از </w:t>
+      </w:r>
+      <w:r>
+        <w:rPr>
+          <w:rFonts w:ascii="Vazirmatn" w:eastAsia="Times New Roman" w:hAnsi="Vazirmatn" w:cs="Vazirmatn" w:hint="cs"/>
+          <w:kern w:val="0"/>
+          <w:sz w:val="22"/>
+          <w:szCs w:val="22"/>
+          <w:highlight w:val="yellow"/>
+          <w:rtl/>
+          <w14:ligatures w14:val="none"/>
+        </w:rPr>
+        <w:t xml:space="preserve">هویت </w:t>
+      </w:r>
+      <w:commentRangeStart w:id="4"/>
+      <w:r>
+        <w:rPr>
+          <w:rFonts w:ascii="Vazirmatn" w:eastAsia="Times New Roman" w:hAnsi="Vazirmatn" w:cs="Vazirmatn" w:hint="cs"/>
+          <w:kern w:val="0"/>
+          <w:sz w:val="22"/>
+          <w:szCs w:val="22"/>
+          <w:rtl/>
+          <w14:ligatures w14:val="none"/>
+        </w:rPr>
+        <w:t>نیست</w:t>
+      </w:r>
+      <w:commentRangeEnd w:id="4"/>
+      <w:r>
+        <w:rPr>
+          <w:rStyle w:val="CommentReference"/>
+          <w:rFonts w:ascii="Vazirmatn" w:eastAsia="Times New Roman" w:hAnsi="Vazirmatn" w:cs="Vazirmatn" w:hint="cs"/>
+          <w:kern w:val="0"/>
+          <w:sz w:val="22"/>
+          <w:szCs w:val="22"/>
+          <w:rtl/>
+          <w14:ligatures w14:val="none"/>
+        </w:rPr>
+        <w:commentReference w:id="4"/>
+      </w:r>
+      <w:r>
+        <w:rPr>
+          <w:rFonts w:ascii="Vazirmatn" w:eastAsia="Times New Roman" w:hAnsi="Vazirmatn" w:cs="Vazirmatn" w:hint="cs"/>
+          <w:kern w:val="0"/>
+          <w:sz w:val="22"/>
+          <w:szCs w:val="22"/>
+          <w:rtl/>
+          <w14:ligatures w14:val="none"/>
+        </w:rPr>
+        <w:t xml:space="preserve">؛ بلکه </w:t>
+      </w:r>
+      <w:r>
+        <w:rPr>
+          <w:rFonts w:ascii="Vazirmatn" w:eastAsia="Times New Roman" w:hAnsi="Vazirmatn" w:cs="Vazirmatn" w:hint="cs"/>
+          <w:kern w:val="0"/>
+          <w:sz w:val="22"/>
+          <w:szCs w:val="22"/>
+          <w:highlight w:val="yellow"/>
+          <w:rtl/>
+          <w14:ligatures w14:val="none"/>
+        </w:rPr>
+        <w:t>رفتار</w:t>
+      </w:r>
+      <w:r>
+        <w:rPr>
+          <w:rFonts w:ascii="Vazirmatn" w:eastAsia="Times New Roman" w:hAnsi="Vazirmatn" w:cs="Vazirmatn" w:hint="cs"/>
+          <w:kern w:val="0"/>
+          <w:sz w:val="22"/>
+          <w:szCs w:val="22"/>
+          <w:rtl/>
+          <w14:ligatures w14:val="none"/>
+        </w:rPr>
+        <w:t xml:space="preserve"> دستگاه مشکوک شده است</w:t>
       </w:r>
       <w:r>
         <w:rPr>
@@ -15420,7 +14786,7 @@
         <w:bidi/>
         <w:spacing w:before="100" w:beforeAutospacing="1" w:after="100" w:afterAutospacing="1" w:line="240" w:lineRule="auto"/>
         <w:rPr>
-          <w:rFonts w:ascii="Vazirmatn" w:eastAsia="Times New Roman" w:hAnsi="Vazirmatn" w:cs="Vazirmatn" w:hint="cs"/>
+          <w:rFonts w:ascii="Vazirmatn" w:eastAsia="Times New Roman" w:hAnsi="Vazirmatn" w:cs="Vazirmatn"/>
           <w:kern w:val="0"/>
           <w:sz w:val="22"/>
           <w:szCs w:val="22"/>
@@ -15479,19 +14845,6 @@
           <w14:ligatures w14:val="none"/>
         </w:rPr>
       </w:pPr>
-      <w:r>
-        <w:rPr>
-          <w:noProof/>
-        </w:rPr>
-      </w:r>
-      <w:r>
-        <w:pict w14:anchorId="11722DDA">
-          <v:rect id="Horizontal Line 13" o:spid="_x0000_s1026" style="width:523pt;height:.1pt;visibility:visible;mso-wrap-style:square;mso-left-percent:-10001;mso-top-percent:-10001;mso-position-horizontal:absolute;mso-position-horizontal-relative:char;mso-position-vertical:absolute;mso-position-vertical-relative:line;mso-left-percent:-10001;mso-top-percent:-10001;v-text-anchor:top" o:gfxdata="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" filled="f">
-            <o:lock v:ext="edit" rotation="t" aspectratio="t" verticies="t" text="t" shapetype="t"/>
-            <w10:anchorlock/>
-          </v:rect>
-        </w:pict>
-      </w:r>
     </w:p>
     <w:p>
       <w:pPr>
@@ -15569,8 +14922,153 @@
 </w:document>
 </file>
 
+<file path=word/comments.xml><?xml version="1.0" encoding="utf-8"?>
+<w:comments xmlns:wpc="http://schemas.microsoft.com/office/word/2010/wordprocessingCanvas" xmlns:cx="http://schemas.microsoft.com/office/drawing/2014/chartex" xmlns:cx1="http://schemas.microsoft.com/office/drawing/2015/9/8/chartex" xmlns:cx2="http://schemas.microsoft.com/office/drawing/2015/10/21/chartex" xmlns:cx3="http://schemas.microsoft.com/office/drawing/2016/5/9/chartex" xmlns:cx4="http://schemas.microsoft.com/office/drawing/2016/5/10/chartex" xmlns:cx5="http://schemas.microsoft.com/office/drawing/2016/5/11/chartex" xmlns:cx6="http://schemas.microsoft.com/office/drawing/2016/5/12/chartex" xmlns:cx7="http://schemas.microsoft.com/office/drawing/2016/5/13/chartex" xmlns:cx8="http://schemas.microsoft.com/office/drawing/2016/5/14/chartex" xmlns:mc="http://schemas.openxmlformats.org/markup-compatibility/2006" xmlns:aink="http://schemas.microsoft.com/office/drawing/2016/ink" xmlns:am3d="http://schemas.microsoft.com/office/drawing/2017/model3d" xmlns:o="urn:schemas-microsoft-com:office:office" xmlns:oel="http://schemas.microsoft.com/office/2019/extlst" xmlns:r="http://schemas.openxmlformats.org/officeDocument/2006/relationships" xmlns:m="http://schemas.openxmlformats.org/officeDocument/2006/math" xmlns:v="urn:schemas-microsoft-com:vml" xmlns:wp14="http://schemas.microsoft.com/office/word/2010/wordprocessingDrawing" xmlns:wp="http://schemas.openxmlformats.org/drawingml/2006/wordprocessingDrawing" xmlns:w10="urn:schemas-microsoft-com:office:word" xmlns:w="http://schemas.openxmlformats.org/wordprocessingml/2006/main" xmlns:w14="http://schemas.microsoft.com/office/word/2010/wordml" xmlns:w15="http://schemas.microsoft.com/office/word/2012/wordml" xmlns:w16cex="http://schemas.microsoft.com/office/word/2018/wordml/cex" xmlns:w16cid="http://schemas.microsoft.com/office/word/2016/wordml/cid" xmlns:w16="http://schemas.microsoft.com/office/word/2018/wordml" xmlns:w16du="http://schemas.microsoft.com/office/word/2023/wordml/word16du" xmlns:w16sdtdh="http://schemas.microsoft.com/office/word/2020/wordml/sdtdatahash" xmlns:w16sdtfl="http://schemas.microsoft.com/office/word/2024/wordml/sdtformatlock" xmlns:w16se="http://schemas.microsoft.com/office/word/2015/wordml/symex" xmlns:wpg="http://schemas.microsoft.com/office/word/2010/wordprocessingGroup" xmlns:wpi="http://schemas.microsoft.com/office/word/2010/wordprocessingInk" xmlns:wne="http://schemas.microsoft.com/office/word/2006/wordml" xmlns:wps="http://schemas.microsoft.com/office/word/2010/wordprocessingShape" mc:Ignorable="w14 w15 w16se w16cid w16 w16cex w16sdtdh w16sdtfl w16du wp14">
+  <w:comment w:id="0" w:author="parniyan nakhei" w:date="2026-09-22T08:03:00Z" w:initials="pn">
+    <w:p>
+      <w:pPr>
+        <w:pStyle w:val="CommentText"/>
+        <w:rPr>
+          <w:rFonts w:hint="cs"/>
+          <w:rtl/>
+          <w:lang w:bidi="fa-IR"/>
+        </w:rPr>
+      </w:pPr>
+      <w:r>
+        <w:rPr>
+          <w:rStyle w:val="CommentReference"/>
+        </w:rPr>
+        <w:annotationRef/>
+      </w:r>
+      <w:r>
+        <w:rPr>
+          <w:rFonts w:hint="cs"/>
+          <w:rtl/>
+          <w:lang w:bidi="fa-IR"/>
+        </w:rPr>
+        <w:t xml:space="preserve">دو تا کانسپت متفاوت رو با هم اینجوری قاطی نکن </w:t>
+      </w:r>
+    </w:p>
+  </w:comment>
+  <w:comment w:id="1" w:author="parniyan nakhei" w:date="2026-09-22T08:07:00Z" w:initials="pn">
+    <w:p>
+      <w:pPr>
+        <w:pStyle w:val="CommentText"/>
+      </w:pPr>
+      <w:r>
+        <w:rPr>
+          <w:rStyle w:val="CommentReference"/>
+        </w:rPr>
+        <w:annotationRef/>
+      </w:r>
+      <w:r>
+        <w:rPr>
+          <w:rFonts w:ascii="Vazirmatn" w:eastAsia="Times New Roman" w:hAnsi="Vazirmatn" w:cs="Vazirmatn" w:hint="cs"/>
+          <w:kern w:val="0"/>
+          <w:sz w:val="18"/>
+          <w:szCs w:val="18"/>
+          <w:rtl/>
+          <w14:ligatures w14:val="none"/>
+        </w:rPr>
+        <w:t>شرایط تعلیق و ابطال باید جدا بررسی شوند.</w:t>
+      </w:r>
+    </w:p>
+  </w:comment>
+  <w:comment w:id="2" w:author="parniyan nakhei" w:date="2026-09-22T08:10:00Z" w:initials="pn">
+    <w:p>
+      <w:pPr>
+        <w:pStyle w:val="CommentText"/>
+      </w:pPr>
+      <w:r>
+        <w:rPr>
+          <w:rStyle w:val="CommentReference"/>
+        </w:rPr>
+        <w:annotationRef/>
+      </w:r>
+      <w:r>
+        <w:rPr>
+          <w:rFonts w:hint="cs"/>
+          <w:rtl/>
+        </w:rPr>
+        <w:t xml:space="preserve">بخش و عنوان نامناسب </w:t>
+      </w:r>
+    </w:p>
+  </w:comment>
+  <w:comment w:id="3" w:author="parniyan nakhei" w:date="2026-09-22T08:14:00Z" w:initials="pn">
+    <w:p>
+      <w:pPr>
+        <w:pStyle w:val="CommentText"/>
+      </w:pPr>
+      <w:r>
+        <w:rPr>
+          <w:rStyle w:val="CommentReference"/>
+        </w:rPr>
+        <w:annotationRef/>
+      </w:r>
+      <w:r>
+        <w:rPr>
+          <w:rFonts w:hint="cs"/>
+          <w:rtl/>
+        </w:rPr>
+        <w:t xml:space="preserve">خیلی خوب </w:t>
+      </w:r>
+    </w:p>
+  </w:comment>
+  <w:comment w:id="4" w:author="parniyan nakhei" w:date="2026-09-22T08:15:00Z" w:initials="pn">
+    <w:p>
+      <w:pPr>
+        <w:pStyle w:val="CommentText"/>
+      </w:pPr>
+      <w:r>
+        <w:rPr>
+          <w:rStyle w:val="CommentReference"/>
+        </w:rPr>
+        <w:annotationRef/>
+      </w:r>
+      <w:r>
+        <w:rPr>
+          <w:rFonts w:hint="cs"/>
+          <w:rtl/>
+        </w:rPr>
+        <w:t xml:space="preserve">خیلی خوب </w:t>
+      </w:r>
+    </w:p>
+  </w:comment>
+</w:comments>
+</file>
+
+<file path=word/commentsExtended.xml><?xml version="1.0" encoding="utf-8"?>
+<w15:commentsEx xmlns:wpc="http://schemas.microsoft.com/office/word/2010/wordprocessingCanvas" xmlns:cx="http://schemas.microsoft.com/office/drawing/2014/chartex" xmlns:cx1="http://schemas.microsoft.com/office/drawing/2015/9/8/chartex" xmlns:cx2="http://schemas.microsoft.com/office/drawing/2015/10/21/chartex" xmlns:cx3="http://schemas.microsoft.com/office/drawing/2016/5/9/chartex" xmlns:cx4="http://schemas.microsoft.com/office/drawing/2016/5/10/chartex" xmlns:cx5="http://schemas.microsoft.com/office/drawing/2016/5/11/chartex" xmlns:cx6="http://schemas.microsoft.com/office/drawing/2016/5/12/chartex" xmlns:cx7="http://schemas.microsoft.com/office/drawing/2016/5/13/chartex" xmlns:cx8="http://schemas.microsoft.com/office/drawing/2016/5/14/chartex" xmlns:mc="http://schemas.openxmlformats.org/markup-compatibility/2006" xmlns:aink="http://schemas.microsoft.com/office/drawing/2016/ink" xmlns:am3d="http://schemas.microsoft.com/office/drawing/2017/model3d" xmlns:o="urn:schemas-microsoft-com:office:office" xmlns:oel="http://schemas.microsoft.com/office/2019/extlst" xmlns:r="http://schemas.openxmlformats.org/officeDocument/2006/relationships" xmlns:m="http://schemas.openxmlformats.org/officeDocument/2006/math" xmlns:v="urn:schemas-microsoft-com:vml" xmlns:wp14="http://schemas.microsoft.com/office/word/2010/wordprocessingDrawing" xmlns:wp="http://schemas.openxmlformats.org/drawingml/2006/wordprocessingDrawing" xmlns:w10="urn:schemas-microsoft-com:office:word" xmlns:w="http://schemas.openxmlformats.org/wordprocessingml/2006/main" xmlns:w14="http://schemas.microsoft.com/office/word/2010/wordml" xmlns:w15="http://schemas.microsoft.com/office/word/2012/wordml" xmlns:w16cex="http://schemas.microsoft.com/office/word/2018/wordml/cex" xmlns:w16cid="http://schemas.microsoft.com/office/word/2016/wordml/cid" xmlns:w16="http://schemas.microsoft.com/office/word/2018/wordml" xmlns:w16du="http://schemas.microsoft.com/office/word/2023/wordml/word16du" xmlns:w16sdtdh="http://schemas.microsoft.com/office/word/2020/wordml/sdtdatahash" xmlns:w16sdtfl="http://schemas.microsoft.com/office/word/2024/wordml/sdtformatlock" xmlns:w16se="http://schemas.microsoft.com/office/word/2015/wordml/symex" xmlns:wpg="http://schemas.microsoft.com/office/word/2010/wordprocessingGroup" xmlns:wpi="http://schemas.microsoft.com/office/word/2010/wordprocessingInk" xmlns:wne="http://schemas.microsoft.com/office/word/2006/wordml" xmlns:wps="http://schemas.microsoft.com/office/word/2010/wordprocessingShape" mc:Ignorable="w14 w15 w16se w16cid w16 w16cex w16sdtdh w16sdtfl w16du wp14">
+  <w15:commentEx w15:paraId="7201E924" w15:done="0"/>
+  <w15:commentEx w15:paraId="4087EE92" w15:done="0"/>
+  <w15:commentEx w15:paraId="57E49A48" w15:done="0"/>
+  <w15:commentEx w15:paraId="150EBFDD" w15:done="0"/>
+  <w15:commentEx w15:paraId="008B58C3" w15:done="0"/>
+</w15:commentsEx>
+</file>
+
+<file path=word/commentsExtensible.xml><?xml version="1.0" encoding="utf-8"?>
+<w16cex:commentsExtensible xmlns:wpc="http://schemas.microsoft.com/office/word/2010/wordprocessingCanvas" xmlns:cx="http://schemas.microsoft.com/office/drawing/2014/chartex" xmlns:cx1="http://schemas.microsoft.com/office/drawing/2015/9/8/chartex" xmlns:cx2="http://schemas.microsoft.com/office/drawing/2015/10/21/chartex" xmlns:cx3="http://schemas.microsoft.com/office/drawing/2016/5/9/chartex" xmlns:cx4="http://schemas.microsoft.com/office/drawing/2016/5/10/chartex" xmlns:cx5="http://schemas.microsoft.com/office/drawing/2016/5/11/chartex" xmlns:cx6="http://schemas.microsoft.com/office/drawing/2016/5/12/chartex" xmlns:cx7="http://schemas.microsoft.com/office/drawing/2016/5/13/chartex" xmlns:cx8="http://schemas.microsoft.com/office/drawing/2016/5/14/chartex" xmlns:cr="http://schemas.microsoft.com/office/comments/2020/reactions" xmlns:mc="http://schemas.openxmlformats.org/markup-compatibility/2006" xmlns:aink="http://schemas.microsoft.com/office/drawing/2016/ink" xmlns:am3d="http://schemas.microsoft.com/office/drawing/2017/model3d" xmlns:o="urn:schemas-microsoft-com:office:office" xmlns:oel="http://schemas.microsoft.com/office/2019/extlst" xmlns:r="http://schemas.openxmlformats.org/officeDocument/2006/relationships" xmlns:m="http://schemas.openxmlformats.org/officeDocument/2006/math" xmlns:v="urn:schemas-microsoft-com:vml" xmlns:wp14="http://schemas.microsoft.com/office/word/2010/wordprocessingDrawing" xmlns:wp="http://schemas.openxmlformats.org/drawingml/2006/wordprocessingDrawing" xmlns:w10="urn:schemas-microsoft-com:office:word" xmlns:w="http://schemas.openxmlformats.org/wordprocessingml/2006/main" xmlns:w14="http://schemas.microsoft.com/office/word/2010/wordml" xmlns:w15="http://schemas.microsoft.com/office/word/2012/wordml" xmlns:w16cex="http://schemas.microsoft.com/office/word/2018/wordml/cex" xmlns:w16cid="http://schemas.microsoft.com/office/word/2016/wordml/cid" xmlns:w16="http://schemas.microsoft.com/office/word/2018/wordml" xmlns:w16du="http://schemas.microsoft.com/office/word/2023/wordml/word16du" xmlns:w16sdtdh="http://schemas.microsoft.com/office/word/2020/wordml/sdtdatahash" xmlns:w16sdtfl="http://schemas.microsoft.com/office/word/2024/wordml/sdtformatlock" xmlns:w16se="http://schemas.microsoft.com/office/word/2015/wordml/symex" xmlns:wpg="http://schemas.microsoft.com/office/word/2010/wordprocessingGroup" xmlns:wpi="http://schemas.microsoft.com/office/word/2010/wordprocessingInk" xmlns:wne="http://schemas.microsoft.com/office/word/2006/wordml" xmlns:wps="http://schemas.microsoft.com/office/word/2010/wordprocessingShape" mc:Ignorable="w14 w15 w16se w16cid w16 w16cex w16sdtdh w16sdtfl cr w16du wp14">
+  <w16cex:commentExtensible w16cex:durableId="25F8AA4B" w16cex:dateUtc="2026-09-22T04:33:00Z"/>
+  <w16cex:commentExtensible w16cex:durableId="22CD1E0A" w16cex:dateUtc="2026-09-22T04:37:00Z"/>
+  <w16cex:commentExtensible w16cex:durableId="3B927B94" w16cex:dateUtc="2026-09-22T04:40:00Z"/>
+  <w16cex:commentExtensible w16cex:durableId="19A4FFAF" w16cex:dateUtc="2026-09-22T04:44:00Z"/>
+  <w16cex:commentExtensible w16cex:durableId="4D6B8C88" w16cex:dateUtc="2026-09-22T04:45:00Z"/>
+</w16cex:commentsExtensible>
+</file>
+
+<file path=word/commentsIds.xml><?xml version="1.0" encoding="utf-8"?>
+<w16cid:commentsIds xmlns:wpc="http://schemas.microsoft.com/office/word/2010/wordprocessingCanvas" xmlns:cx="http://schemas.microsoft.com/office/drawing/2014/chartex" xmlns:cx1="http://schemas.microsoft.com/office/drawing/2015/9/8/chartex" xmlns:cx2="http://schemas.microsoft.com/office/drawing/2015/10/21/chartex" xmlns:cx3="http://schemas.microsoft.com/office/drawing/2016/5/9/chartex" xmlns:cx4="http://schemas.microsoft.com/office/drawing/2016/5/10/chartex" xmlns:cx5="http://schemas.microsoft.com/office/drawing/2016/5/11/chartex" xmlns:cx6="http://schemas.microsoft.com/office/drawing/2016/5/12/chartex" xmlns:cx7="http://schemas.microsoft.com/office/drawing/2016/5/13/chartex" xmlns:cx8="http://schemas.microsoft.com/office/drawing/2016/5/14/chartex" xmlns:mc="http://schemas.openxmlformats.org/markup-compatibility/2006" xmlns:aink="http://schemas.microsoft.com/office/drawing/2016/ink" xmlns:am3d="http://schemas.microsoft.com/office/drawing/2017/model3d" xmlns:o="urn:schemas-microsoft-com:office:office" xmlns:oel="http://schemas.microsoft.com/office/2019/extlst" xmlns:r="http://schemas.openxmlformats.org/officeDocument/2006/relationships" xmlns:m="http://schemas.openxmlformats.org/officeDocument/2006/math" xmlns:v="urn:schemas-microsoft-com:vml" xmlns:wp14="http://schemas.microsoft.com/office/word/2010/wordprocessingDrawing" xmlns:wp="http://schemas.openxmlformats.org/drawingml/2006/wordprocessingDrawing" xmlns:w10="urn:schemas-microsoft-com:office:word" xmlns:w="http://schemas.openxmlformats.org/wordprocessingml/2006/main" xmlns:w14="http://schemas.microsoft.com/office/word/2010/wordml" xmlns:w15="http://schemas.microsoft.com/office/word/2012/wordml" xmlns:w16cex="http://schemas.microsoft.com/office/word/2018/wordml/cex" xmlns:w16cid="http://schemas.microsoft.com/office/word/2016/wordml/cid" xmlns:w16="http://schemas.microsoft.com/office/word/2018/wordml" xmlns:w16du="http://schemas.microsoft.com/office/word/2023/wordml/word16du" xmlns:w16sdtdh="http://schemas.microsoft.com/office/word/2020/wordml/sdtdatahash" xmlns:w16sdtfl="http://schemas.microsoft.com/office/word/2024/wordml/sdtformatlock" xmlns:w16se="http://schemas.microsoft.com/office/word/2015/wordml/symex" xmlns:wpg="http://schemas.microsoft.com/office/word/2010/wordprocessingGroup" xmlns:wpi="http://schemas.microsoft.com/office/word/2010/wordprocessingInk" xmlns:wne="http://schemas.microsoft.com/office/word/2006/wordml" xmlns:wps="http://schemas.microsoft.com/office/word/2010/wordprocessingShape" mc:Ignorable="w14 w15 w16se w16cid w16 w16cex w16sdtdh w16sdtfl w16du wp14">
+  <w16cid:commentId w16cid:paraId="7201E924" w16cid:durableId="25F8AA4B"/>
+  <w16cid:commentId w16cid:paraId="4087EE92" w16cid:durableId="22CD1E0A"/>
+  <w16cid:commentId w16cid:paraId="57E49A48" w16cid:durableId="3B927B94"/>
+  <w16cid:commentId w16cid:paraId="150EBFDD" w16cid:durableId="19A4FFAF"/>
+  <w16cid:commentId w16cid:paraId="008B58C3" w16cid:durableId="4D6B8C88"/>
+</w16cid:commentsIds>
+</file>
+
 <file path=word/numbering.xml><?xml version="1.0" encoding="utf-8"?>
-<w:numbering xmlns:wpc="http://schemas.microsoft.com/office/word/2010/wordprocessingCanvas" xmlns:cx="http://schemas.microsoft.com/office/drawing/2014/chartex" xmlns:cx1="http://schemas.microsoft.com/office/drawing/2015/9/8/chartex" xmlns:cx2="http://schemas.microsoft.com/office/drawing/2015/10/21/chartex" xmlns:cx3="http://schemas.microsoft.com/office/drawing/2016/5/9/chartex" xmlns:cx4="http://schemas.microsoft.com/office/drawing/2016/5/10/chartex" xmlns:cx5="http://schemas.microsoft.com/office/drawing/2016/5/11/chartex" xmlns:cx6="http://schemas.microsoft.com/office/drawing/2016/5/12/chartex" xmlns:cx7="http://schemas.microsoft.com/office/drawing/2016/5/13/chartex" xmlns:cx8="http://schemas.microsoft.com/office/drawing/2016/5/14/chartex" xmlns:mc="http://schemas.openxmlformats.org/markup-compatibility/2006" xmlns:m="http://schemas.openxmlformats.org/officeDocument/2006/math" xmlns:aink="http://schemas.microsoft.com/office/drawing/2016/ink" xmlns:am3d="http://schemas.microsoft.com/office/drawing/2017/model3d" xmlns:oel="http://schemas.microsoft.com/office/2019/extlst" xmlns:r="http://schemas.openxmlformats.org/officeDocument/2006/relationships" xmlns:wp14="http://schemas.microsoft.com/office/word/2010/wordprocessingDrawing" xmlns:wp="http://schemas.openxmlformats.org/drawingml/2006/wordprocessingDrawing" xmlns:wpg="http://schemas.microsoft.com/office/word/2010/wordprocessingGroup" xmlns:wpi="http://schemas.microsoft.com/office/word/2010/wordprocessingInk" xmlns:wps="http://schemas.microsoft.com/office/word/2010/wordprocessingShape" xmlns:o="urn:schemas-microsoft-com:office:office" xmlns:v="urn:schemas-microsoft-com:vml" xmlns:w10="urn:schemas-microsoft-com:office:word" xmlns:w="http://schemas.openxmlformats.org/wordprocessingml/2006/main" xmlns:w14="http://schemas.microsoft.com/office/word/2010/wordml" xmlns:w15="http://schemas.microsoft.com/office/word/2012/wordml" xmlns:w16cex="http://schemas.microsoft.com/office/word/2018/wordml/cex" xmlns:w16cid="http://schemas.microsoft.com/office/word/2016/wordml/cid" xmlns:w16="http://schemas.microsoft.com/office/word/2018/wordml" xmlns:w16sdtdh="http://schemas.microsoft.com/office/word/2020/wordml/sdtdatahash" xmlns:w16sdtfl="http://schemas.microsoft.com/office/word/2024/wordml/sdtformatlock" xmlns:w16se="http://schemas.microsoft.com/office/word/2015/wordml/symex" xmlns:w16du="http://schemas.microsoft.com/office/word/2023/wordml/word16du" xmlns:wne="http://schemas.microsoft.com/office/word/2006/wordml" mc:Ignorable="w14 w15 w16se w16cid w16 w16cex w16sdtdh w16sdtfl w16du wp14">
+<w:numbering xmlns:wpc="http://schemas.microsoft.com/office/word/2010/wordprocessingCanvas" xmlns:cx="http://schemas.microsoft.com/office/drawing/2014/chartex" xmlns:cx1="http://schemas.microsoft.com/office/drawing/2015/9/8/chartex" xmlns:cx2="http://schemas.microsoft.com/office/drawing/2015/10/21/chartex" xmlns:cx3="http://schemas.microsoft.com/office/drawing/2016/5/9/chartex" xmlns:cx4="http://schemas.microsoft.com/office/drawing/2016/5/10/chartex" xmlns:cx5="http://schemas.microsoft.com/office/drawing/2016/5/11/chartex" xmlns:cx6="http://schemas.microsoft.com/office/drawing/2016/5/12/chartex" xmlns:cx7="http://schemas.microsoft.com/office/drawing/2016/5/13/chartex" xmlns:cx8="http://schemas.microsoft.com/office/drawing/2016/5/14/chartex" xmlns:mc="http://schemas.openxmlformats.org/markup-compatibility/2006" xmlns:aink="http://schemas.microsoft.com/office/drawing/2016/ink" xmlns:am3d="http://schemas.microsoft.com/office/drawing/2017/model3d" xmlns:o="urn:schemas-microsoft-com:office:office" xmlns:oel="http://schemas.microsoft.com/office/2019/extlst" xmlns:r="http://schemas.openxmlformats.org/officeDocument/2006/relationships" xmlns:m="http://schemas.openxmlformats.org/officeDocument/2006/math" xmlns:v="urn:schemas-microsoft-com:vml" xmlns:wp14="http://schemas.microsoft.com/office/word/2010/wordprocessingDrawing" xmlns:wp="http://schemas.openxmlformats.org/drawingml/2006/wordprocessingDrawing" xmlns:w10="urn:schemas-microsoft-com:office:word" xmlns:w="http://schemas.openxmlformats.org/wordprocessingml/2006/main" xmlns:w14="http://schemas.microsoft.com/office/word/2010/wordml" xmlns:w15="http://schemas.microsoft.com/office/word/2012/wordml" xmlns:w16cex="http://schemas.microsoft.com/office/word/2018/wordml/cex" xmlns:w16cid="http://schemas.microsoft.com/office/word/2016/wordml/cid" xmlns:w16="http://schemas.microsoft.com/office/word/2018/wordml" xmlns:w16du="http://schemas.microsoft.com/office/word/2023/wordml/word16du" xmlns:w16sdtdh="http://schemas.microsoft.com/office/word/2020/wordml/sdtdatahash" xmlns:w16sdtfl="http://schemas.microsoft.com/office/word/2024/wordml/sdtformatlock" xmlns:w16se="http://schemas.microsoft.com/office/word/2015/wordml/symex" xmlns:wpg="http://schemas.microsoft.com/office/word/2010/wordprocessingGroup" xmlns:wpi="http://schemas.microsoft.com/office/word/2010/wordprocessingInk" xmlns:wne="http://schemas.microsoft.com/office/word/2006/wordml" xmlns:wps="http://schemas.microsoft.com/office/word/2010/wordprocessingShape" mc:Ignorable="w14 w15 w16se w16cid w16 w16cex w16sdtdh w16sdtfl w16du wp14">
   <w:abstractNum w:abstractNumId="0" w15:restartNumberingAfterBreak="0">
     <w:nsid w:val="020D5353"/>
     <w:multiLevelType w:val="multilevel"/>
@@ -16998,8 +16496,16 @@
 </w:numbering>
 </file>
 
+<file path=word/people.xml><?xml version="1.0" encoding="utf-8"?>
+<w15:people xmlns:wpc="http://schemas.microsoft.com/office/word/2010/wordprocessingCanvas" xmlns:cx="http://schemas.microsoft.com/office/drawing/2014/chartex" xmlns:cx1="http://schemas.microsoft.com/office/drawing/2015/9/8/chartex" xmlns:cx2="http://schemas.microsoft.com/office/drawing/2015/10/21/chartex" xmlns:cx3="http://schemas.microsoft.com/office/drawing/2016/5/9/chartex" xmlns:cx4="http://schemas.microsoft.com/office/drawing/2016/5/10/chartex" xmlns:cx5="http://schemas.microsoft.com/office/drawing/2016/5/11/chartex" xmlns:cx6="http://schemas.microsoft.com/office/drawing/2016/5/12/chartex" xmlns:cx7="http://schemas.microsoft.com/office/drawing/2016/5/13/chartex" xmlns:cx8="http://schemas.microsoft.com/office/drawing/2016/5/14/chartex" xmlns:mc="http://schemas.openxmlformats.org/markup-compatibility/2006" xmlns:aink="http://schemas.microsoft.com/office/drawing/2016/ink" xmlns:am3d="http://schemas.microsoft.com/office/drawing/2017/model3d" xmlns:o="urn:schemas-microsoft-com:office:office" xmlns:oel="http://schemas.microsoft.com/office/2019/extlst" xmlns:r="http://schemas.openxmlformats.org/officeDocument/2006/relationships" xmlns:m="http://schemas.openxmlformats.org/officeDocument/2006/math" xmlns:v="urn:schemas-microsoft-com:vml" xmlns:wp14="http://schemas.microsoft.com/office/word/2010/wordprocessingDrawing" xmlns:wp="http://schemas.openxmlformats.org/drawingml/2006/wordprocessingDrawing" xmlns:w10="urn:schemas-microsoft-com:office:word" xmlns:w="http://schemas.openxmlformats.org/wordprocessingml/2006/main" xmlns:w14="http://schemas.microsoft.com/office/word/2010/wordml" xmlns:w15="http://schemas.microsoft.com/office/word/2012/wordml" xmlns:w16cex="http://schemas.microsoft.com/office/word/2018/wordml/cex" xmlns:w16cid="http://schemas.microsoft.com/office/word/2016/wordml/cid" xmlns:w16="http://schemas.microsoft.com/office/word/2018/wordml" xmlns:w16du="http://schemas.microsoft.com/office/word/2023/wordml/word16du" xmlns:w16sdtdh="http://schemas.microsoft.com/office/word/2020/wordml/sdtdatahash" xmlns:w16sdtfl="http://schemas.microsoft.com/office/word/2024/wordml/sdtformatlock" xmlns:w16se="http://schemas.microsoft.com/office/word/2015/wordml/symex" xmlns:wpg="http://schemas.microsoft.com/office/word/2010/wordprocessingGroup" xmlns:wpi="http://schemas.microsoft.com/office/word/2010/wordprocessingInk" xmlns:wne="http://schemas.microsoft.com/office/word/2006/wordml" xmlns:wps="http://schemas.microsoft.com/office/word/2010/wordprocessingShape" mc:Ignorable="w14 w15 w16se w16cid w16 w16cex w16sdtdh w16sdtfl w16du wp14">
+  <w15:person w15:author="parniyan nakhei">
+    <w15:presenceInfo w15:providerId="Windows Live" w15:userId="5ea9ce6e59f066cb"/>
+  </w15:person>
+</w15:people>
+</file>
+
 <file path=word/styles.xml><?xml version="1.0" encoding="utf-8"?>
-<w:styles xmlns:mc="http://schemas.openxmlformats.org/markup-compatibility/2006" xmlns:r="http://schemas.openxmlformats.org/officeDocument/2006/relationships" xmlns:w="http://schemas.openxmlformats.org/wordprocessingml/2006/main" xmlns:w14="http://schemas.microsoft.com/office/word/2010/wordml" xmlns:w15="http://schemas.microsoft.com/office/word/2012/wordml" xmlns:w16cex="http://schemas.microsoft.com/office/word/2018/wordml/cex" xmlns:w16cid="http://schemas.microsoft.com/office/word/2016/wordml/cid" xmlns:w16="http://schemas.microsoft.com/office/word/2018/wordml" xmlns:w16sdtdh="http://schemas.microsoft.com/office/word/2020/wordml/sdtdatahash" xmlns:w16sdtfl="http://schemas.microsoft.com/office/word/2024/wordml/sdtformatlock" xmlns:w16se="http://schemas.microsoft.com/office/word/2015/wordml/symex" xmlns:w16du="http://schemas.microsoft.com/office/word/2023/wordml/word16du" mc:Ignorable="w14 w15 w16se w16cid w16 w16cex w16sdtdh w16sdtfl w16du">
+<w:styles xmlns:mc="http://schemas.openxmlformats.org/markup-compatibility/2006" xmlns:r="http://schemas.openxmlformats.org/officeDocument/2006/relationships" xmlns:w="http://schemas.openxmlformats.org/wordprocessingml/2006/main" xmlns:w14="http://schemas.microsoft.com/office/word/2010/wordml" xmlns:w15="http://schemas.microsoft.com/office/word/2012/wordml" xmlns:w16cex="http://schemas.microsoft.com/office/word/2018/wordml/cex" xmlns:w16cid="http://schemas.microsoft.com/office/word/2016/wordml/cid" xmlns:w16="http://schemas.microsoft.com/office/word/2018/wordml" xmlns:w16du="http://schemas.microsoft.com/office/word/2023/wordml/word16du" xmlns:w16sdtdh="http://schemas.microsoft.com/office/word/2020/wordml/sdtdatahash" xmlns:w16sdtfl="http://schemas.microsoft.com/office/word/2024/wordml/sdtformatlock" xmlns:w16se="http://schemas.microsoft.com/office/word/2015/wordml/symex" mc:Ignorable="w14 w15 w16se w16cid w16 w16cex w16sdtdh w16sdtfl w16du">
   <w:docDefaults>
     <w:rPrDefault>
       <w:rPr>
@@ -18016,6 +17522,74 @@
       <w14:ligatures w14:val="none"/>
     </w:rPr>
   </w:style>
+  <w:style w:type="character" w:styleId="CommentReference">
+    <w:name w:val="annotation reference"/>
+    <w:basedOn w:val="DefaultParagraphFont"/>
+    <w:uiPriority w:val="99"/>
+    <w:semiHidden/>
+    <w:unhideWhenUsed/>
+    <w:rsid w:val="0054263A"/>
+    <w:rPr>
+      <w:sz w:val="16"/>
+      <w:szCs w:val="16"/>
+    </w:rPr>
+  </w:style>
+  <w:style w:type="paragraph" w:styleId="CommentText">
+    <w:name w:val="annotation text"/>
+    <w:basedOn w:val="Normal"/>
+    <w:link w:val="CommentTextChar"/>
+    <w:uiPriority w:val="99"/>
+    <w:semiHidden/>
+    <w:unhideWhenUsed/>
+    <w:rsid w:val="0054263A"/>
+    <w:pPr>
+      <w:spacing w:line="240" w:lineRule="auto"/>
+    </w:pPr>
+    <w:rPr>
+      <w:sz w:val="20"/>
+      <w:szCs w:val="20"/>
+    </w:rPr>
+  </w:style>
+  <w:style w:type="character" w:customStyle="1" w:styleId="CommentTextChar">
+    <w:name w:val="Comment Text Char"/>
+    <w:basedOn w:val="DefaultParagraphFont"/>
+    <w:link w:val="CommentText"/>
+    <w:uiPriority w:val="99"/>
+    <w:semiHidden/>
+    <w:rsid w:val="0054263A"/>
+    <w:rPr>
+      <w:sz w:val="20"/>
+      <w:szCs w:val="20"/>
+    </w:rPr>
+  </w:style>
+  <w:style w:type="paragraph" w:styleId="CommentSubject">
+    <w:name w:val="annotation subject"/>
+    <w:basedOn w:val="CommentText"/>
+    <w:next w:val="CommentText"/>
+    <w:link w:val="CommentSubjectChar"/>
+    <w:uiPriority w:val="99"/>
+    <w:semiHidden/>
+    <w:unhideWhenUsed/>
+    <w:rsid w:val="0054263A"/>
+    <w:rPr>
+      <w:b/>
+      <w:bCs/>
+    </w:rPr>
+  </w:style>
+  <w:style w:type="character" w:customStyle="1" w:styleId="CommentSubjectChar">
+    <w:name w:val="Comment Subject Char"/>
+    <w:basedOn w:val="CommentTextChar"/>
+    <w:link w:val="CommentSubject"/>
+    <w:uiPriority w:val="99"/>
+    <w:semiHidden/>
+    <w:rsid w:val="0054263A"/>
+    <w:rPr>
+      <w:b/>
+      <w:bCs/>
+      <w:sz w:val="20"/>
+      <w:szCs w:val="20"/>
+    </w:rPr>
+  </w:style>
 </w:styles>
 </file>
 
@@ -18312,4 +17886,16 @@
     </a:ext>
   </a:extLst>
 </a:theme>
+</file>
+
+<file path=customXml/item1.xml><?xml version="1.0" encoding="utf-8"?>
+<b:Sources xmlns:b="http://schemas.openxmlformats.org/officeDocument/2006/bibliography" xmlns="http://schemas.openxmlformats.org/officeDocument/2006/bibliography" SelectedStyle="\APASixthEditionOfficeOnline.xsl" StyleName="APA" Version="6"/>
+</file>
+
+<file path=customXml/itemProps1.xml><?xml version="1.0" encoding="utf-8"?>
+<ds:datastoreItem xmlns:ds="http://schemas.openxmlformats.org/officeDocument/2006/customXml" ds:itemID="{D5AC88D7-96C2-4F0C-AFE2-D23281AD7316}">
+  <ds:schemaRefs>
+    <ds:schemaRef ds:uri="http://schemas.openxmlformats.org/officeDocument/2006/bibliography"/>
+  </ds:schemaRefs>
+</ds:datastoreItem>
 </file>